--- a/public/main.docx
+++ b/public/main.docx
@@ -7,7 +7,7 @@
         <w:pStyle w:val="1"/>
       </w:pPr>
       <w:r>
-        <w:t>A Gradient-Boosted Inference Framework for Missing Contextual Labels in Nutritional Surveys: Validation via Leave-One-Year-Out and Simulated Missingness</w:t>
+        <w:t>A Statistical Evaluation Protocol for Inferring Missing Contextual Labels from Dietary Survey Data: Multi-Dimensional Validation in the China Health and Nutrition Survey</w:t>
       </w:r>
     </w:p>
     <w:p>
@@ -27,7 +27,7 @@
       <w:r>
         <w:t>Objective:</w:t>
         <w:br/>
-        <w:t>Contextual variables such as urban–rural residence are frequently missing or inconsistently recorded in large dietary surveys. We developed and evaluated a gradient-boosted inference framework for recovering missing contextual labels from macronutrient composition and spatiotemporal covariates.</w:t>
+        <w:t>We propose a reproducible statistical evaluation protocol for assessing inference of missing administrative contextual labels in dietary surveys, using macronutrient composition and spatiotemporal covariates as predictors.</w:t>
       </w:r>
     </w:p>
     <w:p>
@@ -106,7 +106,7 @@
       <w:r>
         <w:t>Results:</w:t>
         <w:br/>
-        <w:t>Under 30% simulated missingness, the proposed framework achieved accuracy 0.786 and macro-F1 0.770, exceeding KNN imputation (accuracy 0.721) and random forest imputation (accuracy 0.777). Performance was stable from 10% to 70% missingness (accuracy range 0.781–0.787). Leave-one-year-out accuracy averaged 0.776 (SD 0.019). Category-specific accuracy was high for Rural (0.879) and Transitional (0.993) but lower for Urban (0.421), reflecting greater dietary heterogeneity in administratively urban areas. Downstream urban–rural contrasts preserved direction and statistical significance (P &lt; 0.001) for all macronutrient features, with moderate inflation of Cohen's d (22–32%).</w:t>
+        <w:t>For the primary binary task (Rural vs. Urban, excluding the transitional stratum, n=15,790), masked-label accuracy was 0.716 (macro-F1 0.505; weighted-F1 0.698). Exploratory three-class accuracy was 0.786, although this reflects partial definitional overlap for the Transitional stratum; the primary binary task accuracy was 0.716. Transitional accuracy was 0.993 (partially definitional), while Urban accuracy was 0.421. The gradient-boosted classifier showed incremental improvements over KNN (0.721) and corrected multinomial-logistic MICE (0.673). Downstream contrasts preserved statistical significance with moderate Cohen's d inflation (25% on average).</w:t>
       </w:r>
     </w:p>
     <w:p>
@@ -123,13 +123,6 @@
     </w:p>
     <w:p>
       <w:pPr>
-        <w:rPr>
-          <w:rFonts w:ascii="Times New Roman" w:hAnsi="Times New Roman" w:cs="Times New Roman"/>
-        </w:rPr>
-      </w:pPr>
-    </w:p>
-    <w:p>
-      <w:pPr>
         <w:pStyle w:val="2"/>
       </w:pPr>
       <w:bookmarkStart w:id="0" w:name="OLE_LINK2"/>
@@ -902,7 +895,7 @@
         </w:rPr>
       </w:pPr>
       <w:r>
-        <w:t>The present study addresses this gap by developing and evaluating a statistical framework to infer missing administrative urban–rural labels from routinely collected dietary information. Using longitudinal CHNS data (1991–2011) with complete T2 administrative labels as reference standard, we assess whether macronutrient composition and spatiotemporal covariates support reliable label recovery under simulated missingness, temporal holdout, and downstream epidemiological use-cases.</w:t>
+        <w:t>The present study addresses this gap by proposing a reproducible statistical evaluation protocol for assessing contextual label inference methods, using CHNS as an illustrative testbed. Rather than claiming optimal prediction, we establish a multi-dimensional validation framework that includes: (i) simulated missingness at varying rates; (ii) leave-one-year-out temporal generalisability; (iii) distributional fidelity via Jensen–Shannon divergence; (iv) probabilistic calibration assessment; and (v) downstream effect preservation. This protocol provides a template for future studies evaluating label-imputation methods when ground-truth contextual variables are available.</w:t>
       </w:r>
     </w:p>
     <w:bookmarkEnd w:id="0"/>
@@ -946,65 +939,6 @@
           <w:rFonts w:ascii="Times New Roman" w:hAnsi="Times New Roman" w:cs="Times New Roman"/>
         </w:rPr>
         <w:t>, with details described below.</w:t>
-      </w:r>
-    </w:p>
-    <w:p>
-      <w:pPr>
-        <w:jc w:val="center"/>
-        <w:rPr>
-          <w:rFonts w:ascii="Times New Roman" w:hAnsi="Times New Roman" w:cs="Times New Roman"/>
-        </w:rPr>
-      </w:pPr>
-      <w:r>
-        <w:rPr>
-          <w:rFonts w:ascii="Times New Roman" w:hAnsi="Times New Roman" w:cs="Times New Roman"/>
-          <w:noProof/>
-        </w:rPr>
-        <w:drawing>
-          <wp:inline distT="0" distB="0" distL="0" distR="0" wp14:anchorId="10D9D128" wp14:editId="20657FEE">
-            <wp:extent cx="4816064" cy="5732584"/>
-            <wp:effectExtent l="0" t="0" r="3810" b="0"/>
-            <wp:docPr id="890054119" name="图片 2"/>
-            <wp:cNvGraphicFramePr>
-              <a:graphicFrameLocks xmlns:a="http://schemas.openxmlformats.org/drawingml/2006/main" noChangeAspect="1"/>
-            </wp:cNvGraphicFramePr>
-            <a:graphic xmlns:a="http://schemas.openxmlformats.org/drawingml/2006/main">
-              <a:graphicData uri="http://schemas.openxmlformats.org/drawingml/2006/picture">
-                <pic:pic xmlns:pic="http://schemas.openxmlformats.org/drawingml/2006/picture">
-                  <pic:nvPicPr>
-                    <pic:cNvPr id="0" name="Picture 3"/>
-                    <pic:cNvPicPr>
-                      <a:picLocks noChangeAspect="1" noChangeArrowheads="1"/>
-                    </pic:cNvPicPr>
-                  </pic:nvPicPr>
-                  <pic:blipFill>
-                    <a:blip r:embed="rId7" cstate="print">
-                      <a:extLst>
-                        <a:ext uri="{28A0092B-C50C-407E-A947-70E740481C1C}">
-                          <a14:useLocalDpi xmlns:a14="http://schemas.microsoft.com/office/drawing/2010/main" val="0"/>
-                        </a:ext>
-                      </a:extLst>
-                    </a:blip>
-                    <a:srcRect/>
-                    <a:stretch>
-                      <a:fillRect/>
-                    </a:stretch>
-                  </pic:blipFill>
-                  <pic:spPr bwMode="auto">
-                    <a:xfrm>
-                      <a:off x="0" y="0"/>
-                      <a:ext cx="4832013" cy="5751568"/>
-                    </a:xfrm>
-                    <a:prstGeom prst="rect">
-                      <a:avLst/>
-                    </a:prstGeom>
-                    <a:noFill/>
-                  </pic:spPr>
-                </pic:pic>
-              </a:graphicData>
-            </a:graphic>
-          </wp:inline>
-        </w:drawing>
       </w:r>
     </w:p>
     <w:p>
@@ -1472,7 +1406,7 @@
         </w:rPr>
       </w:pPr>
       <w:r>
-        <w:t>Because Transitional is defined using FatER and macronutrient predictors are included in the feature set, partial definitional overlap exists for this category and high Transitional accuracy should be interpreted accordingly. The primary administrative inference task—discriminating T2-based Rural from Urban when not in the transitional band—does not use FatER in the label definition. We report category-specific metrics and conducted feature-set ablation (Supplementary Table S4): full six-feature accuracy was 0.782 versus 0.769 with macronutrients only and 0.518 with year and province alone.</w:t>
+        <w:t>The primary inferential target of this framework is the binary administrative T2 status (Urban vs. Rural). The three-class structure is retained solely for descriptive epidemiological stratification. Consequently, when interpreting model performance, primary conclusions regarding inference accuracy are based on the binary Rural/Urban discrimination task, not the three-class overall accuracy. Because Transitional is defined using FatER 23–30% and macronutrient predictors are included in the feature set, partial definitional overlap exists for this category; high Transitional accuracy should be interpreted accordingly.</w:t>
       </w:r>
     </w:p>
     <w:p>
@@ -2100,6 +2034,14 @@
     </w:p>
     <w:p>
       <w:pPr>
+        <w:spacing w:after="120"/>
+      </w:pPr>
+      <w:r>
+        <w:t>For the primary binary inferential task, we additionally trained a separate XGBoost classifier on non-transitional observations only (Rural vs. Urban, excluding FatER 23–30%). The same hyperparameter configuration, class weighting, and evaluation protocol (including 30% simulated label missingness) were applied. This model provides the basis for primary performance reporting; the three-class model is retained for descriptive epidemiological stratification.</w:t>
+      </w:r>
+    </w:p>
+    <w:p>
+      <w:pPr>
         <w:pStyle w:val="3"/>
       </w:pPr>
       <w:r>
@@ -2568,6 +2510,14 @@
           <w:rFonts w:ascii="Times New Roman" w:hAnsi="Times New Roman" w:cs="Times New Roman"/>
         </w:rPr>
         <w:t>For the framework to support probabilistic inference (e.g., assigning fractional weights rather than deterministic labels in sensitivity analyses), predicted probabilities must be well-calibrated—that is, a predicted probability of 0.8 should correspond to an empirical success rate of approximately 80%. We assessed calibration using the Expected Calibration Error (ECE) and Brier score for each outcome category. ECE measures the weighted average difference between predicted confidence and observed accuracy across probability bins, with lower values indicating better calibration. Brier score quantifies the mean squared difference between predicted probabilities and binary outcomes, where 0 represents perfect calibration and 0.25 represents an uninformative model for three-category prediction. Calibration curves comparing predicted probabilities against observed frequencies were constructed for visual assessment.</w:t>
+      </w:r>
+    </w:p>
+    <w:p>
+      <w:pPr>
+        <w:spacing w:after="120"/>
+      </w:pPr>
+      <w:r>
+        <w:t>Having established the framework's inferential performance, we next examine its practical utility for downstream epidemiological analyses—the ultimate test of any imputation strategy in applied research.</w:t>
       </w:r>
     </w:p>
     <w:p>
@@ -5632,30 +5582,30 @@
     </w:p>
     <w:p>
       <w:pPr>
-        <w:rPr>
-          <w:rFonts w:ascii="Times New Roman" w:hAnsi="Times New Roman" w:cs="Times New Roman"/>
-        </w:rPr>
-      </w:pPr>
-      <w:r>
-        <w:t>Under the primary evaluation scenario (30% simulated missingness), the proposed framework achieved accuracy 0.786 and macro-F1 0.770, outperforming KNN imputation (accuracy 0.721) and MICE (accuracy 0.393) (Table 3). Random forest imputation achieved comparable performance (accuracy 0.777; macro-F1 0.759).</w:t>
-      </w:r>
-    </w:p>
-    <w:p>
-      <w:pPr>
-        <w:rPr>
-          <w:rFonts w:ascii="Times New Roman" w:hAnsi="Times New Roman" w:cs="Times New Roman"/>
-        </w:rPr>
-      </w:pPr>
-      <w:r/>
-    </w:p>
-    <w:p>
-      <w:pPr>
-        <w:rPr>
-          <w:rFonts w:ascii="Times New Roman" w:hAnsi="Times New Roman" w:cs="Times New Roman"/>
-        </w:rPr>
-      </w:pPr>
-      <w:r>
-        <w:t>The absolute performance gain over the strongest non-proposed comparator (random forest imputation) was modest (Δ accuracy ≈ 0.9 percentage points) but persisted across missing rates.</w:t>
+        <w:spacing w:after="120"/>
+      </w:pPr>
+      <w:r>
+        <w:t>Although the primary inferential target is binary administrative status, we retain the three-class structure throughout the results for descriptive completeness, as the Transitional stratum captures a meaningful intermediate dietary pattern in the nutrition transition literature.</w:t>
+      </w:r>
+    </w:p>
+    <w:p>
+      <w:pPr>
+        <w:rPr>
+          <w:rFonts w:ascii="Times New Roman" w:hAnsi="Times New Roman" w:cs="Times New Roman"/>
+        </w:rPr>
+      </w:pPr>
+      <w:r>
+        <w:t>Under 30% simulated missingness, the proposed framework achieved three-class accuracy 0.786 and macro-F1 0.770 (Table 3). It is important to note that Transitional accuracy is partially definitional due to the FatER-based label construction; therefore, the remainder of this section focuses on the binary administrative discrimination task (Rural vs. Urban), which avoids circularity.</w:t>
+      </w:r>
+    </w:p>
+    <w:p>
+      <w:pPr>
+        <w:rPr>
+          <w:rFonts w:ascii="Times New Roman" w:hAnsi="Times New Roman" w:cs="Times New Roman"/>
+        </w:rPr>
+      </w:pPr>
+      <w:r>
+        <w:t>The absolute performance gain over the strongest non-proposed comparator (random forest imputation) was incremental (Δ accuracy ≈ 0.9 percentage points) but consistent across missing rates (mean advantage over KNN ≈ 6.5 percentage points).</w:t>
       </w:r>
     </w:p>
     <w:p>
@@ -6106,7 +6056,7 @@
               </w:rPr>
             </w:pPr>
             <w:r>
-              <w:t>0.393</w:t>
+              <w:t>0.673</w:t>
             </w:r>
           </w:p>
         </w:tc>
@@ -6132,7 +6082,7 @@
               </w:rPr>
             </w:pPr>
             <w:r>
-              <w:t>0.308</w:t>
+              <w:t>0.631</w:t>
             </w:r>
           </w:p>
         </w:tc>
@@ -6158,7 +6108,7 @@
               </w:rPr>
             </w:pPr>
             <w:r>
-              <w:t>0.152</w:t>
+              <w:t>0.462</w:t>
             </w:r>
           </w:p>
         </w:tc>
@@ -6184,7 +6134,7 @@
               </w:rPr>
             </w:pPr>
             <w:r>
-              <w:t>0.132</w:t>
+              <w:t>0.032</w:t>
             </w:r>
           </w:p>
         </w:tc>
@@ -6650,16 +6600,6 @@
           <w:iCs/>
         </w:rPr>
         <w:t>JS: Jensen–Shannon. 95% confidence intervals from bootstrap resampling (n = 2,000) are reported in text.</w:t>
-      </w:r>
-    </w:p>
-    <w:p>
-      <w:pPr>
-        <w:rPr>
-          <w:rFonts w:ascii="Times New Roman" w:hAnsi="Times New Roman" w:cs="Times New Roman"/>
-        </w:rPr>
-      </w:pPr>
-      <w:r>
-        <w:t>Category-specific performance under 30% simulated missingness showed high accuracy for Rural (0.879) and Transitional (0.993) observations, while Urban accuracy was lower (0.421) (Table 4). High Transitional accuracy reflects the explicit FatER-based definition of this stratum; lower Urban accuracy indicates substantial dietary heterogeneity among administratively urban participants and supports interpretation of Urban/Rural inference as a non-trivial statistical problem rather than deterministic classification.</w:t>
       </w:r>
     </w:p>
     <w:p>
@@ -7107,7 +7047,7 @@
               </w:rPr>
             </w:pPr>
             <w:r>
-              <w:t>0.333</w:t>
+              <w:t>0.765</w:t>
             </w:r>
           </w:p>
         </w:tc>
@@ -7304,7 +7244,7 @@
               </w:rPr>
             </w:pPr>
             <w:r>
-              <w:t>0.975</w:t>
+              <w:t>0.868</w:t>
             </w:r>
           </w:p>
         </w:tc>
@@ -7492,7 +7432,7 @@
               </w:rPr>
             </w:pPr>
             <w:r>
-              <w:t>0.009</w:t>
+              <w:t>0.323</w:t>
             </w:r>
           </w:p>
         </w:tc>
@@ -7578,6 +7518,38 @@
     </w:tbl>
     <w:p>
       <w:pPr>
+        <w:spacing w:after="120"/>
+      </w:pPr>
+      <w:r>
+        <w:t>Supplementary analysis: Binary administrative classification. To evaluate performance on the primary inferential task, we fit a separate binary XGBoost model on non-transitional observations (Rural vs. Urban, n=15,790). Under 30% simulated missingness, binary accuracy was 0.716 and macro-F1 0.505. Although macro-F1 was limited by low Urban recall (0.419), weighted-F1 was 0.698, reflecting practical utility when Rural identification is prioritised. Rural recall was 0.872 and rural positive predictive value (NPV for Urban-as-positive coding) was 0.740, supporting use as a high-specificity screening tool for non-urban dietary patterns. Full binary metrics are reported in Supplementary Table S7.</w:t>
+      </w:r>
+    </w:p>
+    <w:p>
+      <w:pPr>
+        <w:spacing w:after="120"/>
+      </w:pPr>
+      <w:r>
+        <w:t>The lower accuracy of the binary model (0.716) compared with the three-class model (0.786) is expected: the three-class model benefits from the Transitional category, which is partially defined by the same macronutrient features used for prediction. The binary task represents the more challenging administrative discrimination problem and is therefore the primary basis for evaluating the framework's practical utility.</w:t>
+      </w:r>
+    </w:p>
+    <w:p>
+      <w:pPr>
+        <w:spacing w:after="120"/>
+      </w:pPr>
+      <w:r>
+        <w:t>Urban classification accuracy was 0.421 under default three-class assignment. This is not a failure of the framework but rather reflects intrinsic heterogeneity of dietary patterns within administratively urban areas, where diets range from traditional to highly globalised. This finding establishes a practical boundary condition for inferring administrative residence from macronutrient data alone.</w:t>
+      </w:r>
+    </w:p>
+    <w:p>
+      <w:pPr>
+        <w:spacing w:after="120"/>
+      </w:pPr>
+      <w:r>
+        <w:t>Probability threshold tuning. Because default argmax classification under-represents Urban labels, we evaluated lower decision thresholds on predicted Urban probability. At an Urban threshold of 0.35, masked-label Urban recall increased to 0.66 (overall accuracy 0.750); at 0.40, Urban recall was 0.58 with accuracy 0.766 and Rural recall 0.76 (Supplementary Table S8). This supports application-specific threshold selection rather than a single deterministic rule.</w:t>
+      </w:r>
+    </w:p>
+    <w:p>
+      <w:pPr>
         <w:pStyle w:val="3"/>
       </w:pPr>
       <w:r>
@@ -7592,55 +7564,6 @@
       </w:pPr>
       <w:r>
         <w:t>Model performance remained stable across missing rates from 10% to 70%. Accuracy varied by less than 0.6 percentage points across this range (0.781–0.787), whereas KNN performance declined progressively as missingness increased (Figure 2).</w:t>
-      </w:r>
-    </w:p>
-    <w:p>
-      <w:pPr>
-        <w:rPr>
-          <w:rFonts w:ascii="Times New Roman" w:hAnsi="Times New Roman" w:cs="Times New Roman"/>
-        </w:rPr>
-      </w:pPr>
-      <w:r>
-        <w:rPr>
-          <w:rFonts w:ascii="Times New Roman" w:hAnsi="Times New Roman" w:cs="Times New Roman"/>
-          <w:noProof/>
-        </w:rPr>
-        <w:lastRenderedPageBreak/>
-        <w:drawing>
-          <wp:inline distT="0" distB="0" distL="0" distR="0" wp14:anchorId="77CCE934" wp14:editId="21F57193">
-            <wp:extent cx="5274310" cy="4512945"/>
-            <wp:effectExtent l="0" t="0" r="2540" b="1905"/>
-            <wp:docPr id="1786789611" name="图片 1"/>
-            <wp:cNvGraphicFramePr>
-              <a:graphicFrameLocks xmlns:a="http://schemas.openxmlformats.org/drawingml/2006/main" noChangeAspect="1"/>
-            </wp:cNvGraphicFramePr>
-            <a:graphic xmlns:a="http://schemas.openxmlformats.org/drawingml/2006/main">
-              <a:graphicData uri="http://schemas.openxmlformats.org/drawingml/2006/picture">
-                <pic:pic xmlns:pic="http://schemas.openxmlformats.org/drawingml/2006/picture">
-                  <pic:nvPicPr>
-                    <pic:cNvPr id="1786789611" name=""/>
-                    <pic:cNvPicPr/>
-                  </pic:nvPicPr>
-                  <pic:blipFill>
-                    <a:blip r:embed="rId9"/>
-                    <a:stretch>
-                      <a:fillRect/>
-                    </a:stretch>
-                  </pic:blipFill>
-                  <pic:spPr>
-                    <a:xfrm>
-                      <a:off x="0" y="0"/>
-                      <a:ext cx="5274310" cy="4512945"/>
-                    </a:xfrm>
-                    <a:prstGeom prst="rect">
-                      <a:avLst/>
-                    </a:prstGeom>
-                  </pic:spPr>
-                </pic:pic>
-              </a:graphicData>
-            </a:graphic>
-          </wp:inline>
-        </w:drawing>
       </w:r>
     </w:p>
     <w:p>
@@ -10276,54 +10199,6 @@
       <w:r>
         <w:rPr>
           <w:rFonts w:ascii="Times New Roman" w:hAnsi="Times New Roman" w:cs="Times New Roman"/>
-          <w:noProof/>
-        </w:rPr>
-        <w:drawing>
-          <wp:inline distT="0" distB="0" distL="0" distR="0" wp14:anchorId="1F7C66AF" wp14:editId="1836D935">
-            <wp:extent cx="5274310" cy="1733550"/>
-            <wp:effectExtent l="0" t="0" r="2540" b="0"/>
-            <wp:docPr id="476915953" name="图片 1"/>
-            <wp:cNvGraphicFramePr>
-              <a:graphicFrameLocks xmlns:a="http://schemas.openxmlformats.org/drawingml/2006/main" noChangeAspect="1"/>
-            </wp:cNvGraphicFramePr>
-            <a:graphic xmlns:a="http://schemas.openxmlformats.org/drawingml/2006/main">
-              <a:graphicData uri="http://schemas.openxmlformats.org/drawingml/2006/picture">
-                <pic:pic xmlns:pic="http://schemas.openxmlformats.org/drawingml/2006/picture">
-                  <pic:nvPicPr>
-                    <pic:cNvPr id="476915953" name=""/>
-                    <pic:cNvPicPr/>
-                  </pic:nvPicPr>
-                  <pic:blipFill>
-                    <a:blip r:embed="rId11"/>
-                    <a:stretch>
-                      <a:fillRect/>
-                    </a:stretch>
-                  </pic:blipFill>
-                  <pic:spPr>
-                    <a:xfrm>
-                      <a:off x="0" y="0"/>
-                      <a:ext cx="5274310" cy="1733550"/>
-                    </a:xfrm>
-                    <a:prstGeom prst="rect">
-                      <a:avLst/>
-                    </a:prstGeom>
-                  </pic:spPr>
-                </pic:pic>
-              </a:graphicData>
-            </a:graphic>
-          </wp:inline>
-        </w:drawing>
-      </w:r>
-    </w:p>
-    <w:p>
-      <w:pPr>
-        <w:rPr>
-          <w:rFonts w:ascii="Times New Roman" w:hAnsi="Times New Roman" w:cs="Times New Roman"/>
-        </w:rPr>
-      </w:pPr>
-      <w:r>
-        <w:rPr>
-          <w:rFonts w:ascii="Times New Roman" w:hAnsi="Times New Roman" w:cs="Times New Roman"/>
           <w:b/>
           <w:bCs/>
         </w:rPr>
@@ -11191,17 +11066,7 @@
         </w:rPr>
       </w:pPr>
       <w:r>
-        <w:t>Analyses using inferred labels preserved the direction and statistical significance of urban–rural differences across all dietary indicators (Table 8; Figure 5). Effect sizes were moderately larger when using inferred labels (relative difference 22–32%), reflecting clearer separation between comparison groups when Transitional observations were assigned; no changes in statistical significance or direction were observed.</w:t>
-      </w:r>
-    </w:p>
-    <w:p>
-      <w:pPr>
-        <w:rPr>
-          <w:rFonts w:ascii="Times New Roman" w:hAnsi="Times New Roman" w:cs="Times New Roman"/>
-        </w:rPr>
-      </w:pPr>
-      <w:r>
-        <w:t>Analyses using inferred labels preserved the direction and statistical significance of urban–rural differences across all dietary indicators (Table 8; Figure 5). Effect sizes were moderately larger when using inferred labels (relative difference 22–32%), reflecting clearer separation between comparison groups when Transitional observations were assigned; no changes in statistical significance or direction were observed.</w:t>
+        <w:t>Analyses using inferred labels preserved the direction and statistical significance of urban–rural differences across all dietary indicators (Table 8; Figure 5). Cohen's d was moderately inflated (25% relative increase on average) when using inferred labels, because Transitional observations were assigned to Rural or Urban groups, sharpening group contrasts. Statistical significance was preserved in all cases; inferred labels are better suited to descriptive comparisons or covariate adjustment than standalone effect estimation.</w:t>
       </w:r>
     </w:p>
     <w:p>
@@ -11395,14 +11260,7 @@
               </w:rPr>
             </w:pPr>
             <w:r>
-              <w:rPr>
-                <w:rFonts w:ascii="Times New Roman" w:hAnsi="Times New Roman" w:cs="Times New Roman"/>
-                <w:b/>
-                <w:bCs/>
-                <w:sz w:val="18"/>
-                <w:szCs w:val="20"/>
-              </w:rPr>
-              <w:t>Bias (%)</w:t>
+              <w:t>Relative Change in Cohen's d (%)</w:t>
             </w:r>
           </w:p>
         </w:tc>
@@ -12346,81 +12204,498 @@
         </w:rPr>
       </w:pPr>
       <w:r>
+        <w:t>All differences significant at P &lt; 0.001 in both true and inferred analyses. Relative Change (%) = (|inferred d| − |true d|) / |true d| × 100.</w:t>
+      </w:r>
+    </w:p>
+    <w:p>
+      <w:pPr>
+        <w:rPr>
+          <w:rFonts w:ascii="Times New Roman" w:hAnsi="Times New Roman" w:cs="Times New Roman"/>
+        </w:rPr>
+      </w:pPr>
+      <w:r>
+        <w:rPr>
+          <w:rFonts w:ascii="Times New Roman" w:hAnsi="Times New Roman" w:cs="Times New Roman"/>
+          <w:b/>
+          <w:bCs/>
+        </w:rPr>
+        <w:t>Figure 5.</w:t>
+      </w:r>
+      <w:r>
+        <w:rPr>
+          <w:rFonts w:ascii="Times New Roman" w:hAnsi="Times New Roman" w:cs="Times New Roman"/>
+        </w:rPr>
+        <w:t> Downstream epidemiological bias assessment under 30% simulated missingness. Comparison of urban–rural effect sizes (Cohen's </w:t>
+      </w:r>
+      <w:r>
         <w:rPr>
           <w:rFonts w:ascii="Times New Roman" w:hAnsi="Times New Roman" w:cs="Times New Roman"/>
           <w:i/>
           <w:iCs/>
         </w:rPr>
-        <w:t>All differences significant at P &lt; 0.001 in both true and inferred analyses. Bias (%) = |inferred − true| / |true| × 100.</w:t>
-      </w:r>
-    </w:p>
-    <w:p>
-      <w:pPr>
-        <w:rPr>
-          <w:rFonts w:ascii="Times New Roman" w:hAnsi="Times New Roman" w:cs="Times New Roman"/>
-        </w:rPr>
-      </w:pPr>
-      <w:r>
-        <w:rPr>
-          <w:rFonts w:ascii="Times New Roman" w:hAnsi="Times New Roman" w:cs="Times New Roman"/>
-          <w:noProof/>
-        </w:rPr>
-        <w:drawing>
-          <wp:inline distT="0" distB="0" distL="0" distR="0" wp14:anchorId="776EB8D5" wp14:editId="6DB5BF3C">
-            <wp:extent cx="5274310" cy="3150235"/>
-            <wp:effectExtent l="0" t="0" r="2540" b="0"/>
-            <wp:docPr id="87084149" name="图片 1"/>
-            <wp:cNvGraphicFramePr>
-              <a:graphicFrameLocks xmlns:a="http://schemas.openxmlformats.org/drawingml/2006/main" noChangeAspect="1"/>
-            </wp:cNvGraphicFramePr>
-            <a:graphic xmlns:a="http://schemas.openxmlformats.org/drawingml/2006/main">
-              <a:graphicData uri="http://schemas.openxmlformats.org/drawingml/2006/picture">
-                <pic:pic xmlns:pic="http://schemas.openxmlformats.org/drawingml/2006/picture">
-                  <pic:nvPicPr>
-                    <pic:cNvPr id="87084149" name=""/>
-                    <pic:cNvPicPr/>
-                  </pic:nvPicPr>
-                  <pic:blipFill>
-                    <a:blip r:embed="rId12"/>
-                    <a:stretch>
-                      <a:fillRect/>
-                    </a:stretch>
-                  </pic:blipFill>
-                  <pic:spPr>
-                    <a:xfrm>
-                      <a:off x="0" y="0"/>
-                      <a:ext cx="5274310" cy="3150235"/>
-                    </a:xfrm>
-                    <a:prstGeom prst="rect">
-                      <a:avLst/>
-                    </a:prstGeom>
-                  </pic:spPr>
-                </pic:pic>
-              </a:graphicData>
-            </a:graphic>
-          </wp:inline>
-        </w:drawing>
-      </w:r>
-    </w:p>
-    <w:p>
-      <w:pPr>
-        <w:rPr>
-          <w:rFonts w:ascii="Times New Roman" w:hAnsi="Times New Roman" w:cs="Times New Roman"/>
-        </w:rPr>
-      </w:pPr>
+        <w:t>d</w:t>
+      </w:r>
+      <w:r>
+        <w:rPr>
+          <w:rFonts w:ascii="Times New Roman" w:hAnsi="Times New Roman" w:cs="Times New Roman"/>
+        </w:rPr>
+        <w:t>) computed using true labels versus inferred labels for four macronutrient features. Error bars represent 95% confidence intervals from bootstrap resampling (n = 2,000).</w:t>
+      </w:r>
+    </w:p>
+    <w:p>
+      <w:pPr>
+        <w:pStyle w:val="3"/>
+      </w:pPr>
+      <w:r>
+        <w:t>Supplementary Analyses</w:t>
+      </w:r>
+    </w:p>
+    <w:p>
+      <w:pPr>
+        <w:rPr>
+          <w:rFonts w:ascii="Times New Roman" w:hAnsi="Times New Roman" w:cs="Times New Roman"/>
+        </w:rPr>
+      </w:pPr>
+      <w:r>
+        <w:t>Feature-set ablation showed that macronutrients and spatiotemporal covariates contributed jointly to performance (full model accuracy 0.782; macronutrients only 0.769; year and province only 0.518; Supplementary Table S4).</w:t>
+      </w:r>
+    </w:p>
+    <w:p>
+      <w:pPr>
+        <w:rPr>
+          <w:rFonts w:ascii="Times New Roman" w:hAnsi="Times New Roman" w:cs="Times New Roman"/>
+        </w:rPr>
+      </w:pPr>
+      <w:r>
+        <w:rPr>
+          <w:rFonts w:ascii="Times New Roman" w:hAnsi="Times New Roman" w:cs="Times New Roman"/>
+        </w:rPr>
+        <w:lastRenderedPageBreak/>
+        <w:t>Feature importance analysis showed that multiple macronutrient indicators contributed to classification (</w:t>
+      </w:r>
       <w:r>
         <w:rPr>
           <w:rFonts w:ascii="Times New Roman" w:hAnsi="Times New Roman" w:cs="Times New Roman"/>
           <w:b/>
           <w:bCs/>
         </w:rPr>
-        <w:t>Figure 5.</w:t>
-      </w:r>
-      <w:r>
-        <w:rPr>
-          <w:rFonts w:ascii="Times New Roman" w:hAnsi="Times New Roman" w:cs="Times New Roman"/>
-        </w:rPr>
-        <w:t> Downstream epidemiological bias assessment under 30% simulated missingness. Comparison of urban–rural effect sizes (Cohen's </w:t>
+        <w:t>Supplementary Table S1</w:t>
+      </w:r>
+      <w:r>
+        <w:rPr>
+          <w:rFonts w:ascii="Times New Roman" w:hAnsi="Times New Roman" w:cs="Times New Roman"/>
+        </w:rPr>
+        <w:t>), with fat energy ratio being the most influential (mean |SHAP| = 0.554), followed by carbohydrate energy ratio (0.148) and protein energy ratio (0.144). The SHAP summary plot illustrates the directional effects of each feature on Urban classification (</w:t>
+      </w:r>
+      <w:r>
+        <w:rPr>
+          <w:rFonts w:ascii="Times New Roman" w:hAnsi="Times New Roman" w:cs="Times New Roman"/>
+          <w:b/>
+          <w:bCs/>
+        </w:rPr>
+        <w:t>Supplementary Figure S1</w:t>
+      </w:r>
+      <w:r>
+        <w:rPr>
+          <w:rFonts w:ascii="Times New Roman" w:hAnsi="Times New Roman" w:cs="Times New Roman"/>
+        </w:rPr>
+        <w:t xml:space="preserve">). Interaction analysis revealed that 19.8% of the framework's predictive power derived from pairwise feature interactions, with the strongest interaction between fat and carbohydrate energy ratios (interaction strength = 0.051; </w:t>
+      </w:r>
+      <w:r>
+        <w:rPr>
+          <w:rFonts w:ascii="Times New Roman" w:hAnsi="Times New Roman" w:cs="Times New Roman"/>
+          <w:b/>
+          <w:bCs/>
+        </w:rPr>
+        <w:t>Supplementary Table S2</w:t>
+      </w:r>
+      <w:r>
+        <w:rPr>
+          <w:rFonts w:ascii="Times New Roman" w:hAnsi="Times New Roman" w:cs="Times New Roman"/>
+        </w:rPr>
+        <w:t>).</w:t>
+      </w:r>
+    </w:p>
+    <w:p>
+      <w:pPr>
+        <w:rPr>
+          <w:rFonts w:ascii="Times New Roman" w:hAnsi="Times New Roman" w:cs="Times New Roman"/>
+        </w:rPr>
+      </w:pPr>
+      <w:r>
+        <w:t>Leave-one-province-out validation demonstrated spatial generalisability, with mean accuracy 0.737 (SD 0.052) across provinces (Supplementary Table S3). Category-specific accuracy remained stable across missing rates (Supplementary Table S5).</w:t>
+      </w:r>
+    </w:p>
+    <w:p>
+      <w:pPr>
+        <w:pStyle w:val="2"/>
+      </w:pPr>
+      <w:r>
+        <w:t>Discussion</w:t>
+      </w:r>
+    </w:p>
+    <w:p>
+      <w:pPr>
+        <w:pStyle w:val="3"/>
+      </w:pPr>
+      <w:r>
+        <w:t>Principal Findings</w:t>
+      </w:r>
+    </w:p>
+    <w:p>
+      <w:pPr>
+        <w:rPr>
+          <w:rFonts w:ascii="Times New Roman" w:hAnsi="Times New Roman" w:cs="Times New Roman"/>
+        </w:rPr>
+      </w:pPr>
+      <w:r>
+        <w:t>In this study, we developed and evaluated a statistical framework for inferring missing administrative urban–rural labels from dietary survey data. Using CHNS as an illustrative cohort with complete T2 labels, we showed that inference accuracy under masked labels was moderate and stable across missingness levels and survey years (accuracy approximately 0.78–0.79 under the three-class descriptive framework; binary primary task accuracy: 0.716). Downstream analyses preserved direction and statistical significance of urban–rural contrasts, although effect sizes were moderately inflated.</w:t>
+      </w:r>
+    </w:p>
+    <w:p>
+      <w:pPr>
+        <w:rPr>
+          <w:rFonts w:ascii="Times New Roman" w:hAnsi="Times New Roman" w:cs="Times New Roman"/>
+        </w:rPr>
+      </w:pPr>
+      <w:r>
+        <w:t>Three findings are particularly relevant for methodological applications in survey statistics.</w:t>
+      </w:r>
+    </w:p>
+    <w:p>
+      <w:pPr>
+        <w:rPr>
+          <w:rFonts w:ascii="Times New Roman" w:hAnsi="Times New Roman" w:cs="Times New Roman"/>
+        </w:rPr>
+      </w:pPr>
+      <w:r>
+        <w:t>First, the framework demonstrated stable performance under realistic data constraints. Inference accuracy varied minimally across missing rates from 10% to 70%, and temporal validation indicated mean leave-one-year-out accuracy of 0.776. These results support application in incomplete longitudinal dietary datasets.</w:t>
+      </w:r>
+    </w:p>
+    <w:p>
+      <w:pPr>
+        <w:rPr>
+          <w:rFonts w:ascii="Times New Roman" w:hAnsi="Times New Roman" w:cs="Times New Roman"/>
+        </w:rPr>
+      </w:pPr>
+      <w:r>
+        <w:t>Second, the Transitional stratum captures intermediate macronutrient profiles within both administrative Rural and Urban groups. Because this stratum is defined by a FatER band, high Transitional inference accuracy should be interpreted alongside the more challenging Urban administrative classification (accuracy 0.421 under 30% simulated missingness).</w:t>
+      </w:r>
+    </w:p>
+    <w:p>
+      <w:pPr>
+        <w:rPr>
+          <w:rFonts w:ascii="Times New Roman" w:hAnsi="Times New Roman" w:cs="Times New Roman"/>
+        </w:rPr>
+      </w:pPr>
+      <w:r>
+        <w:t>Third, downstream analyses preserved the direction and statistical significance of dietary differences, with moderate inflation of Cohen's d (22–32%). Substantive conclusions were unchanged under the evaluation protocol used here.</w:t>
+      </w:r>
+    </w:p>
+    <w:p>
+      <w:pPr>
+        <w:pStyle w:val="3"/>
+      </w:pPr>
+      <w:r>
+        <w:t>Comparison with Existing Approaches</w:t>
+      </w:r>
+    </w:p>
+    <w:p>
+      <w:pPr>
+        <w:rPr>
+          <w:rFonts w:ascii="Times New Roman" w:hAnsi="Times New Roman" w:cs="Times New Roman"/>
+        </w:rPr>
+      </w:pPr>
+      <w:r>
+        <w:t>In this study, the proposed framework showed incremental improvements over conventional imputation methods under simulated label missingness (accuracy 0.786 vs. KNN 0.721, MICE 0.673, and random forest imputation 0.777; Table 3). Most prior approaches to missing data in nutritional epidemiology have focused on imputing nutrient values rather than contextual variables; the present protocol evaluates categorical label recovery under a unified missingness simulation design.</w:t>
+      </w:r>
+    </w:p>
+    <w:p>
+      <w:pPr>
+        <w:rPr>
+          <w:rFonts w:ascii="Times New Roman" w:hAnsi="Times New Roman" w:cs="Times New Roman"/>
+        </w:rPr>
+      </w:pPr>
+      <w:r>
+        <w:t>The performance of MICE relative to tree-based methods suggests that the relationship between macronutrient composition and administrative residence is inherently non-linear and interaction-dominated, where linear or locally linear imputation assumptions may be suboptimal.</w:t>
+      </w:r>
+    </w:p>
+    <w:p>
+      <w:r>
+        <w:t>Given high Rural recall and rural positive predictive value in the binary task, the framework is best positioned as a high-specificity screening tool for identifying non-urban dietary patterns, or for assigning probabilistic weights in sensitivity analyses rather than producing deterministic universal classifications. Methodologically, it is intended for datasets where administrative contextual labels are missing but macronutrient and spatiotemporal fields are available.</w:t>
+      </w:r>
+    </w:p>
+    <w:p>
+      <w:pPr>
+        <w:pStyle w:val="3"/>
+      </w:pPr>
+      <w:r>
+        <w:t>### Strengths</w:t>
+      </w:r>
+    </w:p>
+    <w:p>
+      <w:pPr>
+        <w:rPr>
+          <w:rFonts w:ascii="Times New Roman" w:hAnsi="Times New Roman" w:cs="Times New Roman"/>
+        </w:rPr>
+      </w:pPr>
+      <w:r>
+        <w:t>This study has several strengths. First, the large sample size and longitudinal design enabled robust evaluation across time. Second, the multi-tiered evaluation framework assesses performance beyond accuracy, including distributional agreement, temporal generalisability, calibration, and preservation of epidemiological associations. Third, comparison against multiple baseline imputation methods supports interpretability relative to existing approaches.</w:t>
+      </w:r>
+    </w:p>
+    <w:p>
+      <w:r>
+        <w:t>### Limitations</w:t>
+      </w:r>
+    </w:p>
+    <w:p>
+      <w:pPr>
+        <w:rPr>
+          <w:rFonts w:ascii="Times New Roman" w:hAnsi="Times New Roman" w:cs="Times New Roman"/>
+        </w:rPr>
+      </w:pPr>
+      <w:r>
+        <w:t>Several limitations should be considered. First, the three-category outcome combines administrative T2 labels with a FatER-defined transitional stratum. This creates partial definitional overlap between the Transitional category and macronutrient predictors. Therefore, all primary conclusions regarding inference accuracy are based on the binary Rural/Urban discrimination task; three-class results are presented for descriptive completeness only.</w:t>
+      </w:r>
+    </w:p>
+    <w:p>
+      <w:pPr>
+        <w:rPr>
+          <w:rFonts w:ascii="Times New Roman" w:hAnsi="Times New Roman" w:cs="Times New Roman"/>
+        </w:rPr>
+      </w:pPr>
+      <w:r>
+        <w:t>Second, the framework was developed using data from a single country. Although internal validation suggests robustness across time and regions within China, external validation in other populations is needed.</w:t>
+      </w:r>
+    </w:p>
+    <w:p>
+      <w:pPr>
+        <w:rPr>
+          <w:rFonts w:ascii="Times New Roman" w:hAnsi="Times New Roman" w:cs="Times New Roman"/>
+        </w:rPr>
+      </w:pPr>
+      <w:r>
+        <w:rPr>
+          <w:rFonts w:ascii="Times New Roman" w:hAnsi="Times New Roman" w:cs="Times New Roman"/>
+        </w:rPr>
+        <w:t>Third, the approach focuses on urban–rural classification and does not address other contextual variables that may be missing or inconsistently recorded. Extending this framework to additional dimensions of context represents an important area for future research.</w:t>
+      </w:r>
+    </w:p>
+    <w:p>
+      <w:pPr>
+        <w:rPr>
+          <w:rFonts w:ascii="Times New Roman" w:hAnsi="Times New Roman" w:cs="Times New Roman"/>
+        </w:rPr>
+      </w:pPr>
+      <w:r>
+        <w:rPr>
+          <w:rFonts w:ascii="Times New Roman" w:hAnsi="Times New Roman" w:cs="Times New Roman"/>
+        </w:rPr>
+        <w:t>Fourth, dietary intake was assessed using short-term recall data, which may not fully reflect habitual intake. However, the use of multiple recall days aligns with standard practice in large-scale surveys.</w:t>
+      </w:r>
+    </w:p>
+    <w:p>
+      <w:pPr>
+        <w:rPr>
+          <w:rFonts w:ascii="Times New Roman" w:hAnsi="Times New Roman" w:cs="Times New Roman"/>
+        </w:rPr>
+      </w:pPr>
+      <w:r>
+        <w:t>Inferred labels are probabilistic proxies for administrative residence when labels are missing; they should not be treated as replacements for T2 in settings where administrative classification is available.</w:t>
+      </w:r>
+    </w:p>
+    <w:p>
+      <w:pPr>
+        <w:pStyle w:val="3"/>
+      </w:pPr>
+      <w:r>
+        <w:t>Future Directions</w:t>
+      </w:r>
+    </w:p>
+    <w:p>
+      <w:pPr>
+        <w:rPr>
+          <w:rFonts w:ascii="Times New Roman" w:hAnsi="Times New Roman" w:cs="Times New Roman"/>
+        </w:rPr>
+      </w:pPr>
+      <w:r>
+        <w:rPr>
+          <w:rFonts w:ascii="Times New Roman" w:hAnsi="Times New Roman" w:cs="Times New Roman"/>
+        </w:rPr>
+        <w:t xml:space="preserve">Future work should </w:t>
+      </w:r>
+      <w:proofErr w:type="spellStart"/>
+      <w:r>
+        <w:rPr>
+          <w:rFonts w:ascii="Times New Roman" w:hAnsi="Times New Roman" w:cs="Times New Roman"/>
+        </w:rPr>
+        <w:t>prioritise</w:t>
+      </w:r>
+      <w:proofErr w:type="spellEnd"/>
+      <w:r>
+        <w:rPr>
+          <w:rFonts w:ascii="Times New Roman" w:hAnsi="Times New Roman" w:cs="Times New Roman"/>
+        </w:rPr>
+        <w:t xml:space="preserve"> </w:t>
+      </w:r>
+      <w:r>
+        <w:rPr>
+          <w:rFonts w:ascii="Times New Roman" w:hAnsi="Times New Roman" w:cs="Times New Roman"/>
+          <w:b/>
+          <w:bCs/>
+        </w:rPr>
+        <w:t>external validation</w:t>
+      </w:r>
+      <w:r>
+        <w:rPr>
+          <w:rFonts w:ascii="Times New Roman" w:hAnsi="Times New Roman" w:cs="Times New Roman"/>
+        </w:rPr>
+        <w:t xml:space="preserve"> in diverse datasets, including those from different stages of nutrition transition. This would clarify the </w:t>
+      </w:r>
+      <w:proofErr w:type="spellStart"/>
+      <w:r>
+        <w:rPr>
+          <w:rFonts w:ascii="Times New Roman" w:hAnsi="Times New Roman" w:cs="Times New Roman"/>
+        </w:rPr>
+        <w:t>generalisability</w:t>
+      </w:r>
+      <w:proofErr w:type="spellEnd"/>
+      <w:r>
+        <w:rPr>
+          <w:rFonts w:ascii="Times New Roman" w:hAnsi="Times New Roman" w:cs="Times New Roman"/>
+        </w:rPr>
+        <w:t xml:space="preserve"> of both the inference framework and the three-category classification.</w:t>
+      </w:r>
+    </w:p>
+    <w:p>
+      <w:pPr>
+        <w:rPr>
+          <w:rFonts w:ascii="Times New Roman" w:hAnsi="Times New Roman" w:cs="Times New Roman"/>
+        </w:rPr>
+      </w:pPr>
+      <w:r>
+        <w:rPr>
+          <w:rFonts w:ascii="Times New Roman" w:hAnsi="Times New Roman" w:cs="Times New Roman"/>
+        </w:rPr>
+        <w:t xml:space="preserve">Further methodological development could explore the inclusion of additional dietary indicators, such as food group intake or dietary quality scores, which may enhance performance. Extending the framework to </w:t>
+      </w:r>
+      <w:r>
+        <w:rPr>
+          <w:rFonts w:ascii="Times New Roman" w:hAnsi="Times New Roman" w:cs="Times New Roman"/>
+        </w:rPr>
+        <w:t>infer</w:t>
+      </w:r>
+      <w:r>
+        <w:rPr>
+          <w:rFonts w:ascii="Times New Roman" w:hAnsi="Times New Roman" w:cs="Times New Roman"/>
+        </w:rPr>
+        <w:t xml:space="preserve"> other contextual variables—such as socioeconomic status or food environment characteristics—may also broaden its applicability.</w:t>
+      </w:r>
+    </w:p>
+    <w:p>
+      <w:pPr>
+        <w:rPr>
+          <w:rFonts w:ascii="Times New Roman" w:hAnsi="Times New Roman" w:cs="Times New Roman"/>
+        </w:rPr>
+      </w:pPr>
+      <w:r>
+        <w:rPr>
+          <w:rFonts w:ascii="Times New Roman" w:hAnsi="Times New Roman" w:cs="Times New Roman"/>
+        </w:rPr>
+        <w:t>Finally, evaluating the impact of this approach in applied epidemiological studies will be important. Comparative analyses examining how different methods of handling missing contextual data affect study conclusions would provide practical guidance for researchers.</w:t>
+      </w:r>
+      <w:r>
+        <w:rPr>
+          <w:rFonts w:ascii="Times New Roman" w:hAnsi="Times New Roman" w:cs="Times New Roman"/>
+        </w:rPr>
+        <w:t xml:space="preserve"> </w:t>
+      </w:r>
+    </w:p>
+    <w:p>
+      <w:pPr>
+        <w:pStyle w:val="2"/>
+      </w:pPr>
+      <w:r>
+        <w:t>Conclusions</w:t>
+      </w:r>
+    </w:p>
+    <w:p>
+      <w:pPr>
+        <w:rPr>
+          <w:rFonts w:ascii="Times New Roman" w:hAnsi="Times New Roman" w:cs="Times New Roman"/>
+        </w:rPr>
+      </w:pPr>
+      <w:r>
+        <w:t>Administrative urban–rural context can be inferred from dietary and spatiotemporal information with moderate, non-trivial accuracy under a transparent evaluation protocol. The proposed framework provides a reproducible template for assessing label-imputation methods in nutritional surveys when contextual variables are incomplete.</w:t>
+      </w:r>
+    </w:p>
+    <w:p>
+      <w:pPr>
+        <w:pStyle w:val="2"/>
+      </w:pPr>
+      <w:r>
+        <w:t>Data Availability</w:t>
+      </w:r>
+    </w:p>
+    <w:p>
+      <w:pPr>
+        <w:rPr>
+          <w:rFonts w:ascii="Times New Roman" w:hAnsi="Times New Roman" w:cs="Times New Roman"/>
+        </w:rPr>
+      </w:pPr>
+      <w:r>
+        <w:rPr>
+          <w:rFonts w:ascii="Times New Roman" w:hAnsi="Times New Roman" w:cs="Times New Roman"/>
+        </w:rPr>
+        <w:t>Analysis scripts and the pre-trained model are available at https://github.com/tyrone1979/nutri2-urban.</w:t>
+      </w:r>
+    </w:p>
+    <w:p>
+      <w:pPr>
+        <w:pStyle w:val="2"/>
+      </w:pPr>
+      <w:r>
+        <w:lastRenderedPageBreak/>
+        <w:t>References</w:t>
+      </w:r>
+    </w:p>
+    <w:p>
+      <w:pPr>
+        <w:pStyle w:val="ae"/>
+        <w:rPr>
+          <w:rFonts w:ascii="Times New Roman" w:hAnsi="Times New Roman" w:cs="Times New Roman"/>
+        </w:rPr>
+      </w:pPr>
+      <w:r>
+        <w:rPr>
+          <w:rFonts w:ascii="Times New Roman" w:hAnsi="Times New Roman" w:cs="Times New Roman"/>
+        </w:rPr>
+        <w:fldChar w:fldCharType="begin"/>
+      </w:r>
+      <w:r>
+        <w:rPr>
+          <w:rFonts w:ascii="Times New Roman" w:hAnsi="Times New Roman" w:cs="Times New Roman"/>
+        </w:rPr>
+        <w:instrText xml:space="preserve"> ADDIN ZOTERO_BIBL {"uncited":[],"omitted":[],"custom":[]} CSL_BIBLIOGRAPHY </w:instrText>
+      </w:r>
+      <w:r>
+        <w:rPr>
+          <w:rFonts w:ascii="Times New Roman" w:hAnsi="Times New Roman" w:cs="Times New Roman"/>
+        </w:rPr>
+        <w:fldChar w:fldCharType="separate"/>
+      </w:r>
+      <w:r>
+        <w:rPr>
+          <w:rFonts w:ascii="Times New Roman" w:hAnsi="Times New Roman" w:cs="Times New Roman"/>
+        </w:rPr>
+        <w:t xml:space="preserve">1. </w:t>
+      </w:r>
+      <w:r>
+        <w:rPr>
+          <w:rFonts w:ascii="Times New Roman" w:hAnsi="Times New Roman" w:cs="Times New Roman"/>
+        </w:rPr>
+        <w:tab/>
+        <w:t xml:space="preserve">Popkin BM &amp; Ng SW (2022) The nutrition transition to a stage of high obesity and noncommunicable disease prevalence dominated by ultra-processed foods is not inevitable. </w:t>
       </w:r>
       <w:r>
         <w:rPr>
@@ -12428,52 +12703,13 @@
           <w:i/>
           <w:iCs/>
         </w:rPr>
-        <w:t>d</w:t>
-      </w:r>
-      <w:r>
-        <w:rPr>
-          <w:rFonts w:ascii="Times New Roman" w:hAnsi="Times New Roman" w:cs="Times New Roman"/>
-        </w:rPr>
-        <w:t>) computed using true labels versus inferred labels for four macronutrient features. Error bars represent 95% confidence intervals from bootstrap resampling (n = 2,000).</w:t>
-      </w:r>
-    </w:p>
-    <w:p>
-      <w:pPr>
-        <w:pStyle w:val="3"/>
-      </w:pPr>
-      <w:r>
-        <w:t>Supplementary Analyses</w:t>
-      </w:r>
-    </w:p>
-    <w:p>
-      <w:pPr>
-        <w:rPr>
-          <w:rFonts w:ascii="Times New Roman" w:hAnsi="Times New Roman" w:cs="Times New Roman"/>
-        </w:rPr>
-      </w:pPr>
-      <w:r>
-        <w:t>Feature-set ablation showed that macronutrients and spatiotemporal covariates contributed jointly to performance (full model accuracy 0.782; macronutrients only 0.769; year and province only 0.518; Supplementary Table S4).</w:t>
-      </w:r>
-    </w:p>
-    <w:p>
-      <w:pPr>
-        <w:rPr>
-          <w:rFonts w:ascii="Times New Roman" w:hAnsi="Times New Roman" w:cs="Times New Roman"/>
-        </w:rPr>
-      </w:pPr>
-    </w:p>
-    <w:p>
-      <w:pPr>
-        <w:rPr>
-          <w:rFonts w:ascii="Times New Roman" w:hAnsi="Times New Roman" w:cs="Times New Roman"/>
-        </w:rPr>
-      </w:pPr>
-      <w:r>
-        <w:rPr>
-          <w:rFonts w:ascii="Times New Roman" w:hAnsi="Times New Roman" w:cs="Times New Roman"/>
-        </w:rPr>
-        <w:lastRenderedPageBreak/>
-        <w:t>Feature importance analysis showed that multiple macronutrient indicators contributed to classification (</w:t>
+        <w:t>Obesity Reviews</w:t>
+      </w:r>
+      <w:r>
+        <w:rPr>
+          <w:rFonts w:ascii="Times New Roman" w:hAnsi="Times New Roman" w:cs="Times New Roman"/>
+        </w:rPr>
+        <w:t xml:space="preserve"> </w:t>
       </w:r>
       <w:r>
         <w:rPr>
@@ -12481,13 +12717,48 @@
           <w:b/>
           <w:bCs/>
         </w:rPr>
-        <w:t>Supplementary Table S1</w:t>
-      </w:r>
-      <w:r>
-        <w:rPr>
-          <w:rFonts w:ascii="Times New Roman" w:hAnsi="Times New Roman" w:cs="Times New Roman"/>
-        </w:rPr>
-        <w:t>), with fat energy ratio being the most influential (mean |SHAP| = 0.554), followed by carbohydrate energy ratio (0.148) and protein energy ratio (0.144). The SHAP summary plot illustrates the directional effects of each feature on Urban classification (</w:t>
+        <w:t>23</w:t>
+      </w:r>
+      <w:r>
+        <w:rPr>
+          <w:rFonts w:ascii="Times New Roman" w:hAnsi="Times New Roman" w:cs="Times New Roman"/>
+        </w:rPr>
+        <w:t>, e13366.</w:t>
+      </w:r>
+    </w:p>
+    <w:p>
+      <w:pPr>
+        <w:pStyle w:val="ae"/>
+        <w:rPr>
+          <w:rFonts w:ascii="Times New Roman" w:hAnsi="Times New Roman" w:cs="Times New Roman"/>
+        </w:rPr>
+      </w:pPr>
+      <w:r>
+        <w:rPr>
+          <w:rFonts w:ascii="Times New Roman" w:hAnsi="Times New Roman" w:cs="Times New Roman"/>
+        </w:rPr>
+        <w:t xml:space="preserve">2. </w:t>
+      </w:r>
+      <w:r>
+        <w:rPr>
+          <w:rFonts w:ascii="Times New Roman" w:hAnsi="Times New Roman" w:cs="Times New Roman"/>
+        </w:rPr>
+        <w:tab/>
+        <w:t xml:space="preserve">von Braun J, Afsana K, Fresco LO, et al. (2021) Food system concepts and definitions for science and political action. </w:t>
+      </w:r>
+      <w:r>
+        <w:rPr>
+          <w:rFonts w:ascii="Times New Roman" w:hAnsi="Times New Roman" w:cs="Times New Roman"/>
+          <w:i/>
+          <w:iCs/>
+        </w:rPr>
+        <w:t>Nature Food</w:t>
+      </w:r>
+      <w:r>
+        <w:rPr>
+          <w:rFonts w:ascii="Times New Roman" w:hAnsi="Times New Roman" w:cs="Times New Roman"/>
+        </w:rPr>
+        <w:t xml:space="preserve"> </w:t>
       </w:r>
       <w:r>
         <w:rPr>
@@ -12495,13 +12766,48 @@
           <w:b/>
           <w:bCs/>
         </w:rPr>
-        <w:t>Supplementary Figure S1</w:t>
-      </w:r>
-      <w:r>
-        <w:rPr>
-          <w:rFonts w:ascii="Times New Roman" w:hAnsi="Times New Roman" w:cs="Times New Roman"/>
-        </w:rPr>
-        <w:t xml:space="preserve">). Interaction analysis revealed that 19.8% of the framework's predictive power derived from pairwise feature interactions, with the strongest interaction between fat and carbohydrate energy ratios (interaction strength = 0.051; </w:t>
+        <w:t>2</w:t>
+      </w:r>
+      <w:r>
+        <w:rPr>
+          <w:rFonts w:ascii="Times New Roman" w:hAnsi="Times New Roman" w:cs="Times New Roman"/>
+        </w:rPr>
+        <w:t>, 748–750.</w:t>
+      </w:r>
+    </w:p>
+    <w:p>
+      <w:pPr>
+        <w:pStyle w:val="ae"/>
+        <w:rPr>
+          <w:rFonts w:ascii="Times New Roman" w:hAnsi="Times New Roman" w:cs="Times New Roman"/>
+        </w:rPr>
+      </w:pPr>
+      <w:r>
+        <w:rPr>
+          <w:rFonts w:ascii="Times New Roman" w:hAnsi="Times New Roman" w:cs="Times New Roman"/>
+        </w:rPr>
+        <w:t xml:space="preserve">3. </w:t>
+      </w:r>
+      <w:r>
+        <w:rPr>
+          <w:rFonts w:ascii="Times New Roman" w:hAnsi="Times New Roman" w:cs="Times New Roman"/>
+        </w:rPr>
+        <w:tab/>
+        <w:t xml:space="preserve">Turner C, Kalamatianou S, Drewnowski A, et al. (2020) Food Environment Research in Low- and Middle-Income Countries: A Systematic Scoping Review. </w:t>
+      </w:r>
+      <w:r>
+        <w:rPr>
+          <w:rFonts w:ascii="Times New Roman" w:hAnsi="Times New Roman" w:cs="Times New Roman"/>
+          <w:i/>
+          <w:iCs/>
+        </w:rPr>
+        <w:t>Advances in Nutrition</w:t>
+      </w:r>
+      <w:r>
+        <w:rPr>
+          <w:rFonts w:ascii="Times New Roman" w:hAnsi="Times New Roman" w:cs="Times New Roman"/>
+        </w:rPr>
+        <w:t xml:space="preserve"> </w:t>
       </w:r>
       <w:r>
         <w:rPr>
@@ -12509,177 +12815,48 @@
           <w:b/>
           <w:bCs/>
         </w:rPr>
-        <w:t>Supplementary Table S2</w:t>
-      </w:r>
-      <w:r>
-        <w:rPr>
-          <w:rFonts w:ascii="Times New Roman" w:hAnsi="Times New Roman" w:cs="Times New Roman"/>
-        </w:rPr>
-        <w:t>).</w:t>
-      </w:r>
-    </w:p>
-    <w:p>
-      <w:pPr>
-        <w:rPr>
-          <w:rFonts w:ascii="Times New Roman" w:hAnsi="Times New Roman" w:cs="Times New Roman"/>
-        </w:rPr>
-      </w:pPr>
-      <w:r>
-        <w:t>Leave-one-province-out validation demonstrated spatial generalisability, with mean accuracy 0.737 (SD 0.052) across provinces (Supplementary Table S3). Category-specific accuracy remained stable across missing rates (Supplementary Table S5).</w:t>
-      </w:r>
-    </w:p>
-    <w:p>
-      <w:pPr>
-        <w:pStyle w:val="2"/>
-      </w:pPr>
-      <w:r>
-        <w:t>Discussion</w:t>
-      </w:r>
-    </w:p>
-    <w:p>
-      <w:pPr>
-        <w:pStyle w:val="3"/>
-      </w:pPr>
-      <w:r>
-        <w:t>Principal Findings</w:t>
-      </w:r>
-    </w:p>
-    <w:p>
-      <w:pPr>
-        <w:rPr>
-          <w:rFonts w:ascii="Times New Roman" w:hAnsi="Times New Roman" w:cs="Times New Roman"/>
-        </w:rPr>
-      </w:pPr>
-      <w:r>
-        <w:t>In this study, we developed and evaluated a statistical framework for inferring missing administrative urban–rural labels from dietary survey data. Using CHNS as an illustrative cohort with complete T2 labels, we showed that inference accuracy under masked labels was moderate and stable across missingness levels and survey years (accuracy approximately 0.78–0.79 under primary scenarios). Downstream analyses preserved direction and statistical significance of urban–rural contrasts, although effect sizes were moderately inflated.</w:t>
-      </w:r>
-    </w:p>
-    <w:p>
-      <w:pPr>
-        <w:rPr>
-          <w:rFonts w:ascii="Times New Roman" w:hAnsi="Times New Roman" w:cs="Times New Roman"/>
-        </w:rPr>
-      </w:pPr>
-      <w:r>
-        <w:t>Three findings are particularly relevant for methodological applications in survey statistics.</w:t>
-      </w:r>
-    </w:p>
-    <w:p>
-      <w:pPr>
-        <w:rPr>
-          <w:rFonts w:ascii="Times New Roman" w:hAnsi="Times New Roman" w:cs="Times New Roman"/>
-        </w:rPr>
-      </w:pPr>
-      <w:r>
-        <w:t>First, the framework demonstrated stable performance under realistic data constraints. Inference accuracy varied minimally across missing rates from 10% to 70%, and temporal validation indicated mean leave-one-year-out accuracy of 0.776. These results support application in incomplete longitudinal dietary datasets.</w:t>
-      </w:r>
-    </w:p>
-    <w:p>
-      <w:pPr>
-        <w:rPr>
-          <w:rFonts w:ascii="Times New Roman" w:hAnsi="Times New Roman" w:cs="Times New Roman"/>
-        </w:rPr>
-      </w:pPr>
-      <w:r>
-        <w:t>Second, the Transitional stratum captures intermediate macronutrient profiles within both administrative Rural and Urban groups. Because this stratum is defined by a FatER band, high Transitional inference accuracy should be interpreted alongside the more challenging Urban administrative classification (accuracy 0.421 under 30% simulated missingness).</w:t>
-      </w:r>
-    </w:p>
-    <w:p>
-      <w:pPr>
-        <w:rPr>
-          <w:rFonts w:ascii="Times New Roman" w:hAnsi="Times New Roman" w:cs="Times New Roman"/>
-        </w:rPr>
-      </w:pPr>
-      <w:r>
-        <w:t>Third, downstream analyses preserved the direction and statistical significance of dietary differences, with moderate inflation of Cohen's d (22–32%). Substantive conclusions were unchanged under the evaluation protocol used here.</w:t>
-      </w:r>
-    </w:p>
-    <w:p>
-      <w:pPr>
-        <w:pStyle w:val="3"/>
-      </w:pPr>
-      <w:r/>
-    </w:p>
-    <w:p>
-      <w:pPr>
-        <w:rPr>
-          <w:rFonts w:ascii="Times New Roman" w:hAnsi="Times New Roman" w:cs="Times New Roman"/>
-        </w:rPr>
-      </w:pPr>
-      <w:r/>
-    </w:p>
-    <w:p>
-      <w:pPr>
-        <w:rPr>
-          <w:rFonts w:ascii="Times New Roman" w:hAnsi="Times New Roman" w:cs="Times New Roman"/>
-        </w:rPr>
-      </w:pPr>
-      <w:r/>
-    </w:p>
-    <w:p>
-      <w:pPr>
-        <w:rPr>
-          <w:rFonts w:ascii="Times New Roman" w:hAnsi="Times New Roman" w:cs="Times New Roman"/>
-        </w:rPr>
-      </w:pPr>
-      <w:r/>
-    </w:p>
-    <w:p>
-      <w:pPr>
-        <w:pStyle w:val="3"/>
-      </w:pPr>
-      <w:r>
-        <w:t>Comparison with Existing Approaches</w:t>
-      </w:r>
-    </w:p>
-    <w:p>
-      <w:pPr>
-        <w:rPr>
-          <w:rFonts w:ascii="Times New Roman" w:hAnsi="Times New Roman" w:cs="Times New Roman"/>
-        </w:rPr>
-      </w:pPr>
-      <w:r>
-        <w:rPr>
-          <w:rFonts w:ascii="Times New Roman" w:hAnsi="Times New Roman" w:cs="Times New Roman"/>
-        </w:rPr>
-        <w:t xml:space="preserve">Most prior approaches to missing data in nutritional epidemiology have focused on imputing nutrient values rather than contextual variables. Common methods, including simple imputation and k-nearest </w:t>
-      </w:r>
-      <w:proofErr w:type="spellStart"/>
-      <w:r>
-        <w:rPr>
-          <w:rFonts w:ascii="Times New Roman" w:hAnsi="Times New Roman" w:cs="Times New Roman"/>
-        </w:rPr>
-        <w:t>neighbours</w:t>
-      </w:r>
-      <w:proofErr w:type="spellEnd"/>
-      <w:r>
-        <w:rPr>
-          <w:rFonts w:ascii="Times New Roman" w:hAnsi="Times New Roman" w:cs="Times New Roman"/>
-        </w:rPr>
-        <w:t>, rely on local similarity or distributional assumptions that may not fully capture the complex relationships between diet and contextual factors.</w:t>
-      </w:r>
-    </w:p>
-    <w:p>
-      <w:pPr>
-        <w:rPr>
-          <w:rFonts w:ascii="Times New Roman" w:hAnsi="Times New Roman" w:cs="Times New Roman"/>
-        </w:rPr>
-      </w:pPr>
-      <w:r>
-        <w:t>In this study, the proposed framework showed modest but consistent improvements over conventional imputation methods under simulated label missingness. Performance gains were largest relative to KNN and MICE; differences versus random forest imputation were small but persisted across missing rates.</w:t>
-      </w:r>
-    </w:p>
-    <w:p>
-      <w:pPr>
-        <w:rPr>
-          <w:rFonts w:ascii="Times New Roman" w:hAnsi="Times New Roman" w:cs="Times New Roman"/>
-        </w:rPr>
-      </w:pPr>
-      <w:r>
-        <w:rPr>
-          <w:rFonts w:ascii="Times New Roman" w:hAnsi="Times New Roman" w:cs="Times New Roman"/>
-        </w:rPr>
-        <w:t xml:space="preserve">An important distinction is that the framework leverages </w:t>
+        <w:t>11</w:t>
+      </w:r>
+      <w:r>
+        <w:rPr>
+          <w:rFonts w:ascii="Times New Roman" w:hAnsi="Times New Roman" w:cs="Times New Roman"/>
+        </w:rPr>
+        <w:t>, 387–397.</w:t>
+      </w:r>
+    </w:p>
+    <w:p>
+      <w:pPr>
+        <w:pStyle w:val="ae"/>
+        <w:rPr>
+          <w:rFonts w:ascii="Times New Roman" w:hAnsi="Times New Roman" w:cs="Times New Roman"/>
+        </w:rPr>
+      </w:pPr>
+      <w:r>
+        <w:rPr>
+          <w:rFonts w:ascii="Times New Roman" w:hAnsi="Times New Roman" w:cs="Times New Roman"/>
+        </w:rPr>
+        <w:t xml:space="preserve">4. </w:t>
+      </w:r>
+      <w:r>
+        <w:rPr>
+          <w:rFonts w:ascii="Times New Roman" w:hAnsi="Times New Roman" w:cs="Times New Roman"/>
+        </w:rPr>
+        <w:tab/>
+        <w:t xml:space="preserve">Vandevijvere S, Jaacks LM, Monteiro CA, et al. (2019) Global trends in ultraprocessed food and drink product sales and their association with adult body mass index trajectories. </w:t>
+      </w:r>
+      <w:r>
+        <w:rPr>
+          <w:rFonts w:ascii="Times New Roman" w:hAnsi="Times New Roman" w:cs="Times New Roman"/>
+          <w:i/>
+          <w:iCs/>
+        </w:rPr>
+        <w:t>Obesity Reviews</w:t>
+      </w:r>
+      <w:r>
+        <w:rPr>
+          <w:rFonts w:ascii="Times New Roman" w:hAnsi="Times New Roman" w:cs="Times New Roman"/>
+        </w:rPr>
+        <w:t xml:space="preserve"> </w:t>
       </w:r>
       <w:r>
         <w:rPr>
@@ -12687,206 +12864,43 @@
           <w:b/>
           <w:bCs/>
         </w:rPr>
-        <w:t>global dietary structure</w:t>
-      </w:r>
-      <w:r>
-        <w:rPr>
-          <w:rFonts w:ascii="Times New Roman" w:hAnsi="Times New Roman" w:cs="Times New Roman"/>
-        </w:rPr>
-        <w:t>, incorporating both nutrient composition and contextual variables such as time and location. This allows it to account for broader patterns of dietary change that may not be captured by local similarity-based methods. The results also suggest that contextual features contribute meaningfully to inference, highlighting the importance of considering time and place when interpreting dietary data.</w:t>
-      </w:r>
-    </w:p>
-    <w:p>
-      <w:pPr>
-        <w:rPr>
-          <w:rFonts w:ascii="Times New Roman" w:hAnsi="Times New Roman" w:cs="Times New Roman"/>
-        </w:rPr>
-      </w:pPr>
-      <w:r>
-        <w:rPr>
-          <w:rFonts w:ascii="Times New Roman" w:hAnsi="Times New Roman" w:cs="Times New Roman"/>
-        </w:rPr>
-        <w:t xml:space="preserve">More broadly, this study extends methodological work in the field by addressing the </w:t>
-      </w:r>
-      <w:r>
-        <w:rPr>
-          <w:rFonts w:ascii="Times New Roman" w:hAnsi="Times New Roman" w:cs="Times New Roman"/>
-        </w:rPr>
-        <w:t>inference</w:t>
-      </w:r>
-      <w:r>
-        <w:rPr>
-          <w:rFonts w:ascii="Times New Roman" w:hAnsi="Times New Roman" w:cs="Times New Roman"/>
-        </w:rPr>
-        <w:t xml:space="preserve"> of contextual variables and by adopting a multi-dimensional evaluation framework that includes distributional fidelity, temporal </w:t>
-      </w:r>
-      <w:proofErr w:type="spellStart"/>
-      <w:r>
-        <w:rPr>
-          <w:rFonts w:ascii="Times New Roman" w:hAnsi="Times New Roman" w:cs="Times New Roman"/>
-        </w:rPr>
-        <w:t>generalisability</w:t>
-      </w:r>
-      <w:proofErr w:type="spellEnd"/>
-      <w:r>
-        <w:rPr>
-          <w:rFonts w:ascii="Times New Roman" w:hAnsi="Times New Roman" w:cs="Times New Roman"/>
-        </w:rPr>
-        <w:t>, and preservation of epidemiological associations.</w:t>
-      </w:r>
-    </w:p>
-    <w:p>
-      <w:pPr>
-        <w:pStyle w:val="3"/>
-      </w:pPr>
-      <w:r/>
-    </w:p>
-    <w:p>
-      <w:pPr>
-        <w:rPr>
-          <w:rFonts w:ascii="Times New Roman" w:hAnsi="Times New Roman" w:cs="Times New Roman"/>
-        </w:rPr>
-      </w:pPr>
-      <w:r/>
-    </w:p>
-    <w:p>
-      <w:pPr>
-        <w:rPr>
-          <w:rFonts w:ascii="Times New Roman" w:hAnsi="Times New Roman" w:cs="Times New Roman"/>
-        </w:rPr>
-      </w:pPr>
-      <w:r/>
-    </w:p>
-    <w:p>
-      <w:pPr>
-        <w:rPr>
-          <w:rFonts w:ascii="Times New Roman" w:hAnsi="Times New Roman" w:cs="Times New Roman"/>
-        </w:rPr>
-      </w:pPr>
-      <w:r/>
-    </w:p>
-    <w:p>
-      <w:pPr>
-        <w:rPr>
-          <w:rFonts w:ascii="Times New Roman" w:hAnsi="Times New Roman" w:cs="Times New Roman"/>
-        </w:rPr>
-      </w:pPr>
-      <w:r/>
-    </w:p>
-    <w:p>
-      <w:r>
-        <w:t>Methodologically, the framework is intended for datasets where administrative contextual labels are missing but macronutrient and spatiotemporal fields are available. It supports sensitivity analyses and partial recovery of sample size rather than direct policy classification.</w:t>
-      </w:r>
-    </w:p>
-    <w:p>
-      <w:pPr>
-        <w:pStyle w:val="3"/>
-      </w:pPr>
-      <w:r>
-        <w:lastRenderedPageBreak/>
-        <w:t>Strengths and Limitations</w:t>
-      </w:r>
-    </w:p>
-    <w:p>
-      <w:pPr>
-        <w:rPr>
-          <w:rFonts w:ascii="Times New Roman" w:hAnsi="Times New Roman" w:cs="Times New Roman"/>
-        </w:rPr>
-      </w:pPr>
-      <w:r>
-        <w:rPr>
-          <w:rFonts w:ascii="Times New Roman" w:hAnsi="Times New Roman" w:cs="Times New Roman"/>
-        </w:rPr>
-        <w:t>This study has several strengths. The large sample size and longitudinal design enabled robust evaluation across time. The use of a multi-tiered evaluation framework provides a comprehensive assessment of performance beyond simple accuracy metrics, including distributional agreement and preservation of epidemiological associations. The inclusion of multiple baseline methods allows meaningful comparison with existing approaches.</w:t>
-      </w:r>
-    </w:p>
-    <w:p>
-      <w:pPr>
-        <w:rPr>
-          <w:rFonts w:ascii="Times New Roman" w:hAnsi="Times New Roman" w:cs="Times New Roman"/>
-        </w:rPr>
-      </w:pPr>
-      <w:r>
-        <w:rPr>
-          <w:rFonts w:ascii="Times New Roman" w:hAnsi="Times New Roman" w:cs="Times New Roman"/>
-        </w:rPr>
-        <w:t>Several limitations should also be considered. First, the framework was developed using data from a single country. Although internal validation suggests robustness across time and regions within China, external validation in other populations is needed.</w:t>
-      </w:r>
-    </w:p>
-    <w:p>
-      <w:pPr>
-        <w:rPr>
-          <w:rFonts w:ascii="Times New Roman" w:hAnsi="Times New Roman" w:cs="Times New Roman"/>
-        </w:rPr>
-      </w:pPr>
-      <w:r>
-        <w:t>Second, the three-category outcome combines administrative T2 labels with a FatER-defined transitional stratum. Transitional accuracy is partially tautological when macronutrient predictors are used; primary interpretation should emphasise T2-based Rural/Urban discrimination and category-specific metrics.</w:t>
-      </w:r>
-    </w:p>
-    <w:p>
-      <w:pPr>
-        <w:rPr>
-          <w:rFonts w:ascii="Times New Roman" w:hAnsi="Times New Roman" w:cs="Times New Roman"/>
-        </w:rPr>
-      </w:pPr>
-      <w:r>
-        <w:rPr>
-          <w:rFonts w:ascii="Times New Roman" w:hAnsi="Times New Roman" w:cs="Times New Roman"/>
-        </w:rPr>
-        <w:t>Third, the approach focuses on urban–rural classification and does not address other contextual variables that may be missing or inconsistently recorded. Extending this framework to additional dimensions of context represents an important area for future research.</w:t>
-      </w:r>
-    </w:p>
-    <w:p>
-      <w:pPr>
-        <w:rPr>
-          <w:rFonts w:ascii="Times New Roman" w:hAnsi="Times New Roman" w:cs="Times New Roman"/>
-        </w:rPr>
-      </w:pPr>
-      <w:r>
-        <w:rPr>
-          <w:rFonts w:ascii="Times New Roman" w:hAnsi="Times New Roman" w:cs="Times New Roman"/>
-        </w:rPr>
-        <w:t>Fourth, dietary intake was assessed using short-term recall data, which may not fully reflect habitual intake. However, the use of multiple recall days aligns with standard practice in large-scale surveys.</w:t>
-      </w:r>
-    </w:p>
-    <w:p>
-      <w:pPr>
-        <w:rPr>
-          <w:rFonts w:ascii="Times New Roman" w:hAnsi="Times New Roman" w:cs="Times New Roman"/>
-        </w:rPr>
-      </w:pPr>
-      <w:r>
-        <w:t>Inferred labels are probabilistic proxies for administrative residence when labels are missing; they should not be treated as replacements for T2 in settings where administrative classification is available.</w:t>
-      </w:r>
-    </w:p>
-    <w:p>
-      <w:pPr>
-        <w:pStyle w:val="3"/>
-      </w:pPr>
-      <w:r>
-        <w:t>Future Directions</w:t>
-      </w:r>
-    </w:p>
-    <w:p>
-      <w:pPr>
-        <w:rPr>
-          <w:rFonts w:ascii="Times New Roman" w:hAnsi="Times New Roman" w:cs="Times New Roman"/>
-        </w:rPr>
-      </w:pPr>
-      <w:r>
-        <w:rPr>
-          <w:rFonts w:ascii="Times New Roman" w:hAnsi="Times New Roman" w:cs="Times New Roman"/>
-        </w:rPr>
-        <w:t xml:space="preserve">Future work should </w:t>
-      </w:r>
-      <w:proofErr w:type="spellStart"/>
-      <w:r>
-        <w:rPr>
-          <w:rFonts w:ascii="Times New Roman" w:hAnsi="Times New Roman" w:cs="Times New Roman"/>
-        </w:rPr>
-        <w:t>prioritise</w:t>
-      </w:r>
-      <w:proofErr w:type="spellEnd"/>
+        <w:t>20</w:t>
+      </w:r>
+      <w:r>
+        <w:rPr>
+          <w:rFonts w:ascii="Times New Roman" w:hAnsi="Times New Roman" w:cs="Times New Roman"/>
+        </w:rPr>
+        <w:t>, 10–19.</w:t>
+      </w:r>
+    </w:p>
+    <w:p>
+      <w:pPr>
+        <w:pStyle w:val="ae"/>
+        <w:rPr>
+          <w:rFonts w:ascii="Times New Roman" w:hAnsi="Times New Roman" w:cs="Times New Roman"/>
+        </w:rPr>
+      </w:pPr>
+      <w:r>
+        <w:rPr>
+          <w:rFonts w:ascii="Times New Roman" w:hAnsi="Times New Roman" w:cs="Times New Roman"/>
+        </w:rPr>
+        <w:t xml:space="preserve">5. </w:t>
+      </w:r>
+      <w:r>
+        <w:rPr>
+          <w:rFonts w:ascii="Times New Roman" w:hAnsi="Times New Roman" w:cs="Times New Roman"/>
+        </w:rPr>
+        <w:tab/>
+        <w:t xml:space="preserve">Murray CJL, Aravkin AY, Zheng P, et al. (2020) Global burden of 87 risk factors in 204 countries and territories, 1990–2019: a systematic analysis for the Global Burden of Disease Study 2019. </w:t>
+      </w:r>
+      <w:r>
+        <w:rPr>
+          <w:rFonts w:ascii="Times New Roman" w:hAnsi="Times New Roman" w:cs="Times New Roman"/>
+          <w:i/>
+          <w:iCs/>
+        </w:rPr>
+        <w:t>The Lancet</w:t>
+      </w:r>
       <w:r>
         <w:rPr>
           <w:rFonts w:ascii="Times New Roman" w:hAnsi="Times New Roman" w:cs="Times New Roman"/>
@@ -12899,119 +12913,13 @@
           <w:b/>
           <w:bCs/>
         </w:rPr>
-        <w:t>external validation</w:t>
-      </w:r>
-      <w:r>
-        <w:rPr>
-          <w:rFonts w:ascii="Times New Roman" w:hAnsi="Times New Roman" w:cs="Times New Roman"/>
-        </w:rPr>
-        <w:t xml:space="preserve"> in diverse datasets, including those from different stages of nutrition transition. This would clarify the </w:t>
-      </w:r>
-      <w:proofErr w:type="spellStart"/>
-      <w:r>
-        <w:rPr>
-          <w:rFonts w:ascii="Times New Roman" w:hAnsi="Times New Roman" w:cs="Times New Roman"/>
-        </w:rPr>
-        <w:t>generalisability</w:t>
-      </w:r>
-      <w:proofErr w:type="spellEnd"/>
-      <w:r>
-        <w:rPr>
-          <w:rFonts w:ascii="Times New Roman" w:hAnsi="Times New Roman" w:cs="Times New Roman"/>
-        </w:rPr>
-        <w:t xml:space="preserve"> of both the inference framework and the three-category classification.</w:t>
-      </w:r>
-    </w:p>
-    <w:p>
-      <w:pPr>
-        <w:rPr>
-          <w:rFonts w:ascii="Times New Roman" w:hAnsi="Times New Roman" w:cs="Times New Roman"/>
-        </w:rPr>
-      </w:pPr>
-      <w:r>
-        <w:rPr>
-          <w:rFonts w:ascii="Times New Roman" w:hAnsi="Times New Roman" w:cs="Times New Roman"/>
-        </w:rPr>
-        <w:t xml:space="preserve">Further methodological development could explore the inclusion of additional dietary indicators, such as food group intake or dietary quality scores, which may enhance performance. Extending the framework to </w:t>
-      </w:r>
-      <w:r>
-        <w:rPr>
-          <w:rFonts w:ascii="Times New Roman" w:hAnsi="Times New Roman" w:cs="Times New Roman"/>
-        </w:rPr>
-        <w:t>infer</w:t>
-      </w:r>
-      <w:r>
-        <w:rPr>
-          <w:rFonts w:ascii="Times New Roman" w:hAnsi="Times New Roman" w:cs="Times New Roman"/>
-        </w:rPr>
-        <w:t xml:space="preserve"> other contextual variables—such as socioeconomic status or food environment characteristics—may also broaden its applicability.</w:t>
-      </w:r>
-    </w:p>
-    <w:p>
-      <w:pPr>
-        <w:rPr>
-          <w:rFonts w:ascii="Times New Roman" w:hAnsi="Times New Roman" w:cs="Times New Roman"/>
-        </w:rPr>
-      </w:pPr>
-      <w:r>
-        <w:rPr>
-          <w:rFonts w:ascii="Times New Roman" w:hAnsi="Times New Roman" w:cs="Times New Roman"/>
-        </w:rPr>
-        <w:t>Finally, evaluating the impact of this approach in applied epidemiological studies will be important. Comparative analyses examining how different methods of handling missing contextual data affect study conclusions would provide practical guidance for researchers.</w:t>
-      </w:r>
-      <w:r>
-        <w:rPr>
-          <w:rFonts w:ascii="Times New Roman" w:hAnsi="Times New Roman" w:cs="Times New Roman"/>
-        </w:rPr>
-        <w:t xml:space="preserve"> </w:t>
-      </w:r>
-    </w:p>
-    <w:p>
-      <w:pPr>
-        <w:pStyle w:val="2"/>
-      </w:pPr>
-      <w:r>
-        <w:t>Conclusions</w:t>
-      </w:r>
-    </w:p>
-    <w:p>
-      <w:pPr>
-        <w:rPr>
-          <w:rFonts w:ascii="Times New Roman" w:hAnsi="Times New Roman" w:cs="Times New Roman"/>
-        </w:rPr>
-      </w:pPr>
-      <w:r>
-        <w:t>Administrative urban–rural context can be inferred from dietary and spatiotemporal information with moderate, non-trivial accuracy under a transparent evaluation protocol. The proposed framework provides a reproducible template for assessing label-imputation methods in nutritional surveys when contextual variables are incomplete.</w:t>
-      </w:r>
-    </w:p>
-    <w:p>
-      <w:pPr>
-        <w:pStyle w:val="2"/>
-      </w:pPr>
-      <w:r>
-        <w:t>Data Availability</w:t>
-      </w:r>
-    </w:p>
-    <w:p>
-      <w:pPr>
-        <w:rPr>
-          <w:rFonts w:ascii="Times New Roman" w:hAnsi="Times New Roman" w:cs="Times New Roman"/>
-        </w:rPr>
-      </w:pPr>
-      <w:r>
-        <w:rPr>
-          <w:rFonts w:ascii="Times New Roman" w:hAnsi="Times New Roman" w:cs="Times New Roman"/>
-        </w:rPr>
-        <w:t>Analysis scripts and the pre-trained model are available at https://github.com/tyrone1979/nutri2-urban.</w:t>
-      </w:r>
-    </w:p>
-    <w:p>
-      <w:pPr>
-        <w:pStyle w:val="2"/>
-      </w:pPr>
-      <w:r>
-        <w:lastRenderedPageBreak/>
-        <w:t>References</w:t>
+        <w:t>396</w:t>
+      </w:r>
+      <w:r>
+        <w:rPr>
+          <w:rFonts w:ascii="Times New Roman" w:hAnsi="Times New Roman" w:cs="Times New Roman"/>
+        </w:rPr>
+        <w:t>, 1223–1249. Elsevier.</w:t>
       </w:r>
     </w:p>
     <w:p>
@@ -13025,32 +12933,14 @@
         <w:rPr>
           <w:rFonts w:ascii="Times New Roman" w:hAnsi="Times New Roman" w:cs="Times New Roman"/>
         </w:rPr>
-        <w:fldChar w:fldCharType="begin"/>
-      </w:r>
-      <w:r>
-        <w:rPr>
-          <w:rFonts w:ascii="Times New Roman" w:hAnsi="Times New Roman" w:cs="Times New Roman"/>
-        </w:rPr>
-        <w:instrText xml:space="preserve"> ADDIN ZOTERO_BIBL {"uncited":[],"omitted":[],"custom":[]} CSL_BIBLIOGRAPHY </w:instrText>
-      </w:r>
-      <w:r>
-        <w:rPr>
-          <w:rFonts w:ascii="Times New Roman" w:hAnsi="Times New Roman" w:cs="Times New Roman"/>
-        </w:rPr>
-        <w:fldChar w:fldCharType="separate"/>
-      </w:r>
-      <w:r>
-        <w:rPr>
-          <w:rFonts w:ascii="Times New Roman" w:hAnsi="Times New Roman" w:cs="Times New Roman"/>
-        </w:rPr>
-        <w:t xml:space="preserve">1. </w:t>
+        <w:t xml:space="preserve">6. </w:t>
       </w:r>
       <w:r>
         <w:rPr>
           <w:rFonts w:ascii="Times New Roman" w:hAnsi="Times New Roman" w:cs="Times New Roman"/>
         </w:rPr>
         <w:tab/>
-        <w:t xml:space="preserve">Popkin BM &amp; Ng SW (2022) The nutrition transition to a stage of high obesity and noncommunicable disease prevalence dominated by ultra-processed foods is not inevitable. </w:t>
+        <w:t xml:space="preserve">Afshin A, Sur PJ, Fay KA, et al. (2019) Health effects of dietary risks in 195 countries, 1990–2017: a systematic analysis for the Global Burden of Disease Study 2017. </w:t>
       </w:r>
       <w:r>
         <w:rPr>
@@ -13058,7 +12948,7 @@
           <w:i/>
           <w:iCs/>
         </w:rPr>
-        <w:t>Obesity Reviews</w:t>
+        <w:t>The Lancet</w:t>
       </w:r>
       <w:r>
         <w:rPr>
@@ -13072,13 +12962,13 @@
           <w:b/>
           <w:bCs/>
         </w:rPr>
-        <w:t>23</w:t>
-      </w:r>
-      <w:r>
-        <w:rPr>
-          <w:rFonts w:ascii="Times New Roman" w:hAnsi="Times New Roman" w:cs="Times New Roman"/>
-        </w:rPr>
-        <w:t>, e13366.</w:t>
+        <w:t>393</w:t>
+      </w:r>
+      <w:r>
+        <w:rPr>
+          <w:rFonts w:ascii="Times New Roman" w:hAnsi="Times New Roman" w:cs="Times New Roman"/>
+        </w:rPr>
+        <w:t>, 1958–1972. Elsevier.</w:t>
       </w:r>
     </w:p>
     <w:p>
@@ -13092,14 +12982,14 @@
         <w:rPr>
           <w:rFonts w:ascii="Times New Roman" w:hAnsi="Times New Roman" w:cs="Times New Roman"/>
         </w:rPr>
-        <w:t xml:space="preserve">2. </w:t>
+        <w:t xml:space="preserve">7. </w:t>
       </w:r>
       <w:r>
         <w:rPr>
           <w:rFonts w:ascii="Times New Roman" w:hAnsi="Times New Roman" w:cs="Times New Roman"/>
         </w:rPr>
         <w:tab/>
-        <w:t xml:space="preserve">von Braun J, Afsana K, Fresco LO, et al. (2021) Food system concepts and definitions for science and political action. </w:t>
+        <w:t xml:space="preserve">Turner C, Aggarwal A, Walls H, et al. (2018) Concepts and critical perspectives for food environment research: A global framework with implications for action in low- and middle-income countries. </w:t>
       </w:r>
       <w:r>
         <w:rPr>
@@ -13107,7 +12997,7 @@
           <w:i/>
           <w:iCs/>
         </w:rPr>
-        <w:t>Nature Food</w:t>
+        <w:t>Global Food Security</w:t>
       </w:r>
       <w:r>
         <w:rPr>
@@ -13121,13 +13011,13 @@
           <w:b/>
           <w:bCs/>
         </w:rPr>
-        <w:t>2</w:t>
-      </w:r>
-      <w:r>
-        <w:rPr>
-          <w:rFonts w:ascii="Times New Roman" w:hAnsi="Times New Roman" w:cs="Times New Roman"/>
-        </w:rPr>
-        <w:t>, 748–750.</w:t>
+        <w:t>18</w:t>
+      </w:r>
+      <w:r>
+        <w:rPr>
+          <w:rFonts w:ascii="Times New Roman" w:hAnsi="Times New Roman" w:cs="Times New Roman"/>
+        </w:rPr>
+        <w:t>, 93–101.</w:t>
       </w:r>
     </w:p>
     <w:p>
@@ -13141,14 +13031,14 @@
         <w:rPr>
           <w:rFonts w:ascii="Times New Roman" w:hAnsi="Times New Roman" w:cs="Times New Roman"/>
         </w:rPr>
-        <w:t xml:space="preserve">3. </w:t>
+        <w:t xml:space="preserve">8. </w:t>
       </w:r>
       <w:r>
         <w:rPr>
           <w:rFonts w:ascii="Times New Roman" w:hAnsi="Times New Roman" w:cs="Times New Roman"/>
         </w:rPr>
         <w:tab/>
-        <w:t xml:space="preserve">Turner C, Kalamatianou S, Drewnowski A, et al. (2020) Food Environment Research in Low- and Middle-Income Countries: A Systematic Scoping Review. </w:t>
+        <w:t xml:space="preserve">Zhai FY, Du SF, Wang ZH, et al. (2014) Dynamics of the Chinese diet and the role of urbanicity, 1991–2011. </w:t>
       </w:r>
       <w:r>
         <w:rPr>
@@ -13156,7 +13046,7 @@
           <w:i/>
           <w:iCs/>
         </w:rPr>
-        <w:t>Advances in Nutrition</w:t>
+        <w:t>Obesity Reviews</w:t>
       </w:r>
       <w:r>
         <w:rPr>
@@ -13170,13 +13060,13 @@
           <w:b/>
           <w:bCs/>
         </w:rPr>
-        <w:t>11</w:t>
-      </w:r>
-      <w:r>
-        <w:rPr>
-          <w:rFonts w:ascii="Times New Roman" w:hAnsi="Times New Roman" w:cs="Times New Roman"/>
-        </w:rPr>
-        <w:t>, 387–397.</w:t>
+        <w:t>15</w:t>
+      </w:r>
+      <w:r>
+        <w:rPr>
+          <w:rFonts w:ascii="Times New Roman" w:hAnsi="Times New Roman" w:cs="Times New Roman"/>
+        </w:rPr>
+        <w:t>, 16–26.</w:t>
       </w:r>
     </w:p>
     <w:p>
@@ -13190,14 +13080,14 @@
         <w:rPr>
           <w:rFonts w:ascii="Times New Roman" w:hAnsi="Times New Roman" w:cs="Times New Roman"/>
         </w:rPr>
-        <w:t xml:space="preserve">4. </w:t>
+        <w:t xml:space="preserve">9. </w:t>
       </w:r>
       <w:r>
         <w:rPr>
           <w:rFonts w:ascii="Times New Roman" w:hAnsi="Times New Roman" w:cs="Times New Roman"/>
         </w:rPr>
         <w:tab/>
-        <w:t xml:space="preserve">Vandevijvere S, Jaacks LM, Monteiro CA, et al. (2019) Global trends in ultraprocessed food and drink product sales and their association with adult body mass index trajectories. </w:t>
+        <w:t xml:space="preserve">Zhao J, Zuo L, Sun J, et al. (2023) Geographic and urban–rural disparities in dietary energy and macronutrient composition among women of childbearing age: findings from the China health and nutrition survey,1991–2015. </w:t>
       </w:r>
       <w:r>
         <w:rPr>
@@ -13205,7 +13095,7 @@
           <w:i/>
           <w:iCs/>
         </w:rPr>
-        <w:t>Obesity Reviews</w:t>
+        <w:t>Nutrition Journal</w:t>
       </w:r>
       <w:r>
         <w:rPr>
@@ -13219,13 +13109,13 @@
           <w:b/>
           <w:bCs/>
         </w:rPr>
-        <w:t>20</w:t>
-      </w:r>
-      <w:r>
-        <w:rPr>
-          <w:rFonts w:ascii="Times New Roman" w:hAnsi="Times New Roman" w:cs="Times New Roman"/>
-        </w:rPr>
-        <w:t>, 10–19.</w:t>
+        <w:t>22</w:t>
+      </w:r>
+      <w:r>
+        <w:rPr>
+          <w:rFonts w:ascii="Times New Roman" w:hAnsi="Times New Roman" w:cs="Times New Roman"/>
+        </w:rPr>
+        <w:t>, 23.</w:t>
       </w:r>
     </w:p>
     <w:p>
@@ -13239,14 +13129,14 @@
         <w:rPr>
           <w:rFonts w:ascii="Times New Roman" w:hAnsi="Times New Roman" w:cs="Times New Roman"/>
         </w:rPr>
-        <w:t xml:space="preserve">5. </w:t>
+        <w:t xml:space="preserve">10. </w:t>
       </w:r>
       <w:r>
         <w:rPr>
           <w:rFonts w:ascii="Times New Roman" w:hAnsi="Times New Roman" w:cs="Times New Roman"/>
         </w:rPr>
         <w:tab/>
-        <w:t xml:space="preserve">Murray CJL, Aravkin AY, Zheng P, et al. (2020) Global burden of 87 risk factors in 204 countries and territories, 1990–2019: a systematic analysis for the Global Burden of Disease Study 2019. </w:t>
+        <w:t xml:space="preserve">Huang L, Wang L, Jiang H, et al. (2023) Trends in dietary carbohydrates, protein and fat intake and diet quality among Chinese adults, 1991–2015: results from the China Health and Nutrition Survey. </w:t>
       </w:r>
       <w:r>
         <w:rPr>
@@ -13254,7 +13144,7 @@
           <w:i/>
           <w:iCs/>
         </w:rPr>
-        <w:t>The Lancet</w:t>
+        <w:t>Public Health Nutrition</w:t>
       </w:r>
       <w:r>
         <w:rPr>
@@ -13268,13 +13158,13 @@
           <w:b/>
           <w:bCs/>
         </w:rPr>
-        <w:t>396</w:t>
-      </w:r>
-      <w:r>
-        <w:rPr>
-          <w:rFonts w:ascii="Times New Roman" w:hAnsi="Times New Roman" w:cs="Times New Roman"/>
-        </w:rPr>
-        <w:t>, 1223–1249. Elsevier.</w:t>
+        <w:t>26</w:t>
+      </w:r>
+      <w:r>
+        <w:rPr>
+          <w:rFonts w:ascii="Times New Roman" w:hAnsi="Times New Roman" w:cs="Times New Roman"/>
+        </w:rPr>
+        <w:t>, 2022/10/05 edn, 834–843. Cambridge University Press.</w:t>
       </w:r>
     </w:p>
     <w:p>
@@ -13288,14 +13178,14 @@
         <w:rPr>
           <w:rFonts w:ascii="Times New Roman" w:hAnsi="Times New Roman" w:cs="Times New Roman"/>
         </w:rPr>
-        <w:t xml:space="preserve">6. </w:t>
+        <w:t xml:space="preserve">11. </w:t>
       </w:r>
       <w:r>
         <w:rPr>
           <w:rFonts w:ascii="Times New Roman" w:hAnsi="Times New Roman" w:cs="Times New Roman"/>
         </w:rPr>
         <w:tab/>
-        <w:t xml:space="preserve">Afshin A, Sur PJ, Fay KA, et al. (2019) Health effects of dietary risks in 195 countries, 1990–2017: a systematic analysis for the Global Burden of Disease Study 2017. </w:t>
+        <w:t xml:space="preserve">Zhang B, Zhai F, Du S, et al. (2014) The China Health and Nutrition Survey, 1989-2011. </w:t>
       </w:r>
       <w:r>
         <w:rPr>
@@ -13303,7 +13193,7 @@
           <w:i/>
           <w:iCs/>
         </w:rPr>
-        <w:t>The Lancet</w:t>
+        <w:t>Obesity Reviews</w:t>
       </w:r>
       <w:r>
         <w:rPr>
@@ -13317,13 +13207,13 @@
           <w:b/>
           <w:bCs/>
         </w:rPr>
-        <w:t>393</w:t>
-      </w:r>
-      <w:r>
-        <w:rPr>
-          <w:rFonts w:ascii="Times New Roman" w:hAnsi="Times New Roman" w:cs="Times New Roman"/>
-        </w:rPr>
-        <w:t>, 1958–1972. Elsevier.</w:t>
+        <w:t>15</w:t>
+      </w:r>
+      <w:r>
+        <w:rPr>
+          <w:rFonts w:ascii="Times New Roman" w:hAnsi="Times New Roman" w:cs="Times New Roman"/>
+        </w:rPr>
+        <w:t>, 2–7. Wiley Online Library.</w:t>
       </w:r>
     </w:p>
     <w:p>
@@ -13337,14 +13227,42 @@
         <w:rPr>
           <w:rFonts w:ascii="Times New Roman" w:hAnsi="Times New Roman" w:cs="Times New Roman"/>
         </w:rPr>
-        <w:t xml:space="preserve">7. </w:t>
+        <w:t xml:space="preserve">12. </w:t>
       </w:r>
       <w:r>
         <w:rPr>
           <w:rFonts w:ascii="Times New Roman" w:hAnsi="Times New Roman" w:cs="Times New Roman"/>
         </w:rPr>
         <w:tab/>
-        <w:t xml:space="preserve">Turner C, Aggarwal A, Walls H, et al. (2018) Concepts and critical perspectives for food environment research: A global framework with implications for action in low- and middle-income countries. </w:t>
+        <w:t>National Center for Health Statistics (2024) NCHS Geographic Variables: Urban-Rural Classification. Centers for Disease Control and Prevention.</w:t>
+      </w:r>
+    </w:p>
+    <w:p>
+      <w:pPr>
+        <w:pStyle w:val="ae"/>
+        <w:rPr>
+          <w:rFonts w:ascii="Times New Roman" w:hAnsi="Times New Roman" w:cs="Times New Roman"/>
+        </w:rPr>
+      </w:pPr>
+      <w:r>
+        <w:rPr>
+          <w:rFonts w:ascii="Times New Roman" w:hAnsi="Times New Roman" w:cs="Times New Roman"/>
+        </w:rPr>
+        <w:t xml:space="preserve">13. </w:t>
+      </w:r>
+      <w:r>
+        <w:rPr>
+          <w:rFonts w:ascii="Times New Roman" w:hAnsi="Times New Roman" w:cs="Times New Roman"/>
+        </w:rPr>
+        <w:tab/>
+        <w:t xml:space="preserve">Brooks MM, Mueller JT &amp; Thiede BC (2020) County Reclassifications and Rural–Urban </w:t>
+      </w:r>
+      <w:r>
+        <w:rPr>
+          <w:rFonts w:ascii="Times New Roman" w:hAnsi="Times New Roman" w:cs="Times New Roman"/>
+        </w:rPr>
+        <w:lastRenderedPageBreak/>
+        <w:t xml:space="preserve">Mortality Disparities in the United States (1970–2018). </w:t>
       </w:r>
       <w:r>
         <w:rPr>
@@ -13352,7 +13270,7 @@
           <w:i/>
           <w:iCs/>
         </w:rPr>
-        <w:t>Global Food Security</w:t>
+        <w:t>Am J Public Health</w:t>
       </w:r>
       <w:r>
         <w:rPr>
@@ -13366,13 +13284,13 @@
           <w:b/>
           <w:bCs/>
         </w:rPr>
-        <w:t>18</w:t>
-      </w:r>
-      <w:r>
-        <w:rPr>
-          <w:rFonts w:ascii="Times New Roman" w:hAnsi="Times New Roman" w:cs="Times New Roman"/>
-        </w:rPr>
-        <w:t>, 93–101.</w:t>
+        <w:t>110</w:t>
+      </w:r>
+      <w:r>
+        <w:rPr>
+          <w:rFonts w:ascii="Times New Roman" w:hAnsi="Times New Roman" w:cs="Times New Roman"/>
+        </w:rPr>
+        <w:t>, 1814–1816. American Public Health Association.</w:t>
       </w:r>
     </w:p>
     <w:p>
@@ -13386,14 +13304,14 @@
         <w:rPr>
           <w:rFonts w:ascii="Times New Roman" w:hAnsi="Times New Roman" w:cs="Times New Roman"/>
         </w:rPr>
-        <w:t xml:space="preserve">8. </w:t>
+        <w:t xml:space="preserve">14. </w:t>
       </w:r>
       <w:r>
         <w:rPr>
           <w:rFonts w:ascii="Times New Roman" w:hAnsi="Times New Roman" w:cs="Times New Roman"/>
         </w:rPr>
         <w:tab/>
-        <w:t xml:space="preserve">Zhai FY, Du SF, Wang ZH, et al. (2014) Dynamics of the Chinese diet and the role of urbanicity, 1991–2011. </w:t>
+        <w:t xml:space="preserve">Song Y, Deziel NC &amp; Bell ML (2024) Delineating Urbanicity and Rurality: Impact on Environmental Exposure Assessment. </w:t>
       </w:r>
       <w:r>
         <w:rPr>
@@ -13401,7 +13319,7 @@
           <w:i/>
           <w:iCs/>
         </w:rPr>
-        <w:t>Obesity Reviews</w:t>
+        <w:t>Environ. Sci. Technol.</w:t>
       </w:r>
       <w:r>
         <w:rPr>
@@ -13415,13 +13333,13 @@
           <w:b/>
           <w:bCs/>
         </w:rPr>
-        <w:t>15</w:t>
-      </w:r>
-      <w:r>
-        <w:rPr>
-          <w:rFonts w:ascii="Times New Roman" w:hAnsi="Times New Roman" w:cs="Times New Roman"/>
-        </w:rPr>
-        <w:t>, 16–26.</w:t>
+        <w:t>58</w:t>
+      </w:r>
+      <w:r>
+        <w:rPr>
+          <w:rFonts w:ascii="Times New Roman" w:hAnsi="Times New Roman" w:cs="Times New Roman"/>
+        </w:rPr>
+        <w:t>, 19178–19188. American Chemical Society.</w:t>
       </w:r>
     </w:p>
     <w:p>
@@ -13435,14 +13353,14 @@
         <w:rPr>
           <w:rFonts w:ascii="Times New Roman" w:hAnsi="Times New Roman" w:cs="Times New Roman"/>
         </w:rPr>
-        <w:t xml:space="preserve">9. </w:t>
+        <w:t xml:space="preserve">15. </w:t>
       </w:r>
       <w:r>
         <w:rPr>
           <w:rFonts w:ascii="Times New Roman" w:hAnsi="Times New Roman" w:cs="Times New Roman"/>
         </w:rPr>
         <w:tab/>
-        <w:t xml:space="preserve">Zhao J, Zuo L, Sun J, et al. (2023) Geographic and urban–rural disparities in dietary energy and macronutrient composition among women of childbearing age: findings from the China health and nutrition survey,1991–2015. </w:t>
+        <w:t xml:space="preserve">Wright C, Riva S, Crichton M, et al. (2026) Measuring cancer equity globally: harmonising international rural-urban classifications for exploring cancer outcomes. </w:t>
       </w:r>
       <w:r>
         <w:rPr>
@@ -13450,7 +13368,7 @@
           <w:i/>
           <w:iCs/>
         </w:rPr>
-        <w:t>Nutrition Journal</w:t>
+        <w:t>The Lancet Regional Health – Western Pacific</w:t>
       </w:r>
       <w:r>
         <w:rPr>
@@ -13464,13 +13382,13 @@
           <w:b/>
           <w:bCs/>
         </w:rPr>
-        <w:t>22</w:t>
-      </w:r>
-      <w:r>
-        <w:rPr>
-          <w:rFonts w:ascii="Times New Roman" w:hAnsi="Times New Roman" w:cs="Times New Roman"/>
-        </w:rPr>
-        <w:t>, 23.</w:t>
+        <w:t>66</w:t>
+      </w:r>
+      <w:r>
+        <w:rPr>
+          <w:rFonts w:ascii="Times New Roman" w:hAnsi="Times New Roman" w:cs="Times New Roman"/>
+        </w:rPr>
+        <w:t>. Elsevier.</w:t>
       </w:r>
     </w:p>
     <w:p>
@@ -13484,14 +13402,14 @@
         <w:rPr>
           <w:rFonts w:ascii="Times New Roman" w:hAnsi="Times New Roman" w:cs="Times New Roman"/>
         </w:rPr>
-        <w:t xml:space="preserve">10. </w:t>
+        <w:t xml:space="preserve">16. </w:t>
       </w:r>
       <w:r>
         <w:rPr>
           <w:rFonts w:ascii="Times New Roman" w:hAnsi="Times New Roman" w:cs="Times New Roman"/>
         </w:rPr>
         <w:tab/>
-        <w:t xml:space="preserve">Huang L, Wang L, Jiang H, et al. (2023) Trends in dietary carbohydrates, protein and fat intake and diet quality among Chinese adults, 1991–2015: results from the China Health and Nutrition Survey. </w:t>
+        <w:t xml:space="preserve">Meadows RJ, Paskett ED, Bower JK, et al. (2024) Socio-demographic differences in the dietary inflammatory index from National Health and Nutrition Examination Survey 2005–2018: a comparison of multiple imputation versus complete case analysis. </w:t>
       </w:r>
       <w:r>
         <w:rPr>
@@ -13513,13 +13431,13 @@
           <w:b/>
           <w:bCs/>
         </w:rPr>
-        <w:t>26</w:t>
-      </w:r>
-      <w:r>
-        <w:rPr>
-          <w:rFonts w:ascii="Times New Roman" w:hAnsi="Times New Roman" w:cs="Times New Roman"/>
-        </w:rPr>
-        <w:t>, 2022/10/05 edn, 834–843. Cambridge University Press.</w:t>
+        <w:t>27</w:t>
+      </w:r>
+      <w:r>
+        <w:rPr>
+          <w:rFonts w:ascii="Times New Roman" w:hAnsi="Times New Roman" w:cs="Times New Roman"/>
+        </w:rPr>
+        <w:t>, 2024/09/27 edn, e184. Cambridge University Press.</w:t>
       </w:r>
     </w:p>
     <w:p>
@@ -13533,14 +13451,14 @@
         <w:rPr>
           <w:rFonts w:ascii="Times New Roman" w:hAnsi="Times New Roman" w:cs="Times New Roman"/>
         </w:rPr>
-        <w:t xml:space="preserve">11. </w:t>
+        <w:t xml:space="preserve">17. </w:t>
       </w:r>
       <w:r>
         <w:rPr>
           <w:rFonts w:ascii="Times New Roman" w:hAnsi="Times New Roman" w:cs="Times New Roman"/>
         </w:rPr>
         <w:tab/>
-        <w:t xml:space="preserve">Zhang B, Zhai F, Du S, et al. (2014) The China Health and Nutrition Survey, 1989-2011. </w:t>
+        <w:t xml:space="preserve">Beretta L &amp; Santaniello A (2016) Nearest neighbor imputation algorithms: a critical evaluation. </w:t>
       </w:r>
       <w:r>
         <w:rPr>
@@ -13548,7 +13466,7 @@
           <w:i/>
           <w:iCs/>
         </w:rPr>
-        <w:t>Obesity Reviews</w:t>
+        <w:t>BMC Medical Informatics and Decision Making</w:t>
       </w:r>
       <w:r>
         <w:rPr>
@@ -13562,13 +13480,13 @@
           <w:b/>
           <w:bCs/>
         </w:rPr>
-        <w:t>15</w:t>
-      </w:r>
-      <w:r>
-        <w:rPr>
-          <w:rFonts w:ascii="Times New Roman" w:hAnsi="Times New Roman" w:cs="Times New Roman"/>
-        </w:rPr>
-        <w:t>, 2–7. Wiley Online Library.</w:t>
+        <w:t>16</w:t>
+      </w:r>
+      <w:r>
+        <w:rPr>
+          <w:rFonts w:ascii="Times New Roman" w:hAnsi="Times New Roman" w:cs="Times New Roman"/>
+        </w:rPr>
+        <w:t>, 74.</w:t>
       </w:r>
     </w:p>
     <w:p>
@@ -13582,42 +13500,14 @@
         <w:rPr>
           <w:rFonts w:ascii="Times New Roman" w:hAnsi="Times New Roman" w:cs="Times New Roman"/>
         </w:rPr>
-        <w:t xml:space="preserve">12. </w:t>
+        <w:t xml:space="preserve">18. </w:t>
       </w:r>
       <w:r>
         <w:rPr>
           <w:rFonts w:ascii="Times New Roman" w:hAnsi="Times New Roman" w:cs="Times New Roman"/>
         </w:rPr>
         <w:tab/>
-        <w:t>National Center for Health Statistics (2024) NCHS Geographic Variables: Urban-Rural Classification. Centers for Disease Control and Prevention.</w:t>
-      </w:r>
-    </w:p>
-    <w:p>
-      <w:pPr>
-        <w:pStyle w:val="ae"/>
-        <w:rPr>
-          <w:rFonts w:ascii="Times New Roman" w:hAnsi="Times New Roman" w:cs="Times New Roman"/>
-        </w:rPr>
-      </w:pPr>
-      <w:r>
-        <w:rPr>
-          <w:rFonts w:ascii="Times New Roman" w:hAnsi="Times New Roman" w:cs="Times New Roman"/>
-        </w:rPr>
-        <w:t xml:space="preserve">13. </w:t>
-      </w:r>
-      <w:r>
-        <w:rPr>
-          <w:rFonts w:ascii="Times New Roman" w:hAnsi="Times New Roman" w:cs="Times New Roman"/>
-        </w:rPr>
-        <w:tab/>
-        <w:t xml:space="preserve">Brooks MM, Mueller JT &amp; Thiede BC (2020) County Reclassifications and Rural–Urban </w:t>
-      </w:r>
-      <w:r>
-        <w:rPr>
-          <w:rFonts w:ascii="Times New Roman" w:hAnsi="Times New Roman" w:cs="Times New Roman"/>
-        </w:rPr>
-        <w:lastRenderedPageBreak/>
-        <w:t xml:space="preserve">Mortality Disparities in the United States (1970–2018). </w:t>
+        <w:t xml:space="preserve">Sterne JAC, White IR, Carlin JB, et al. (2009) Multiple imputation for missing data in epidemiological and clinical research: potential and pitfalls. </w:t>
       </w:r>
       <w:r>
         <w:rPr>
@@ -13625,7 +13515,7 @@
           <w:i/>
           <w:iCs/>
         </w:rPr>
-        <w:t>Am J Public Health</w:t>
+        <w:t>BMJ</w:t>
       </w:r>
       <w:r>
         <w:rPr>
@@ -13639,13 +13529,13 @@
           <w:b/>
           <w:bCs/>
         </w:rPr>
-        <w:t>110</w:t>
-      </w:r>
-      <w:r>
-        <w:rPr>
-          <w:rFonts w:ascii="Times New Roman" w:hAnsi="Times New Roman" w:cs="Times New Roman"/>
-        </w:rPr>
-        <w:t>, 1814–1816. American Public Health Association.</w:t>
+        <w:t>338</w:t>
+      </w:r>
+      <w:r>
+        <w:rPr>
+          <w:rFonts w:ascii="Times New Roman" w:hAnsi="Times New Roman" w:cs="Times New Roman"/>
+        </w:rPr>
+        <w:t>, b2393.</w:t>
       </w:r>
     </w:p>
     <w:p>
@@ -13659,14 +13549,14 @@
         <w:rPr>
           <w:rFonts w:ascii="Times New Roman" w:hAnsi="Times New Roman" w:cs="Times New Roman"/>
         </w:rPr>
-        <w:t xml:space="preserve">14. </w:t>
+        <w:t xml:space="preserve">19. </w:t>
       </w:r>
       <w:r>
         <w:rPr>
           <w:rFonts w:ascii="Times New Roman" w:hAnsi="Times New Roman" w:cs="Times New Roman"/>
         </w:rPr>
         <w:tab/>
-        <w:t xml:space="preserve">Song Y, Deziel NC &amp; Bell ML (2024) Delineating Urbanicity and Rurality: Impact on Environmental Exposure Assessment. </w:t>
+        <w:t xml:space="preserve">White IR, Royston P &amp; Wood AM (2011) Multiple imputation using chained equations: Issues and guidance for practice. </w:t>
       </w:r>
       <w:r>
         <w:rPr>
@@ -13674,7 +13564,7 @@
           <w:i/>
           <w:iCs/>
         </w:rPr>
-        <w:t>Environ. Sci. Technol.</w:t>
+        <w:t>Statistics in Medicine</w:t>
       </w:r>
       <w:r>
         <w:rPr>
@@ -13688,13 +13578,13 @@
           <w:b/>
           <w:bCs/>
         </w:rPr>
-        <w:t>58</w:t>
-      </w:r>
-      <w:r>
-        <w:rPr>
-          <w:rFonts w:ascii="Times New Roman" w:hAnsi="Times New Roman" w:cs="Times New Roman"/>
-        </w:rPr>
-        <w:t>, 19178–19188. American Chemical Society.</w:t>
+        <w:t>30</w:t>
+      </w:r>
+      <w:r>
+        <w:rPr>
+          <w:rFonts w:ascii="Times New Roman" w:hAnsi="Times New Roman" w:cs="Times New Roman"/>
+        </w:rPr>
+        <w:t>, 377–399.</w:t>
       </w:r>
     </w:p>
     <w:p>
@@ -13708,14 +13598,14 @@
         <w:rPr>
           <w:rFonts w:ascii="Times New Roman" w:hAnsi="Times New Roman" w:cs="Times New Roman"/>
         </w:rPr>
-        <w:t xml:space="preserve">15. </w:t>
+        <w:t xml:space="preserve">20. </w:t>
       </w:r>
       <w:r>
         <w:rPr>
           <w:rFonts w:ascii="Times New Roman" w:hAnsi="Times New Roman" w:cs="Times New Roman"/>
         </w:rPr>
         <w:tab/>
-        <w:t xml:space="preserve">Wright C, Riva S, Crichton M, et al. (2026) Measuring cancer equity globally: harmonising international rural-urban classifications for exploring cancer outcomes. </w:t>
+        <w:t xml:space="preserve">Chen T &amp; Guestrin C (2016) XGBoost: A Scalable Tree Boosting System. In </w:t>
       </w:r>
       <w:r>
         <w:rPr>
@@ -13723,7 +13613,63 @@
           <w:i/>
           <w:iCs/>
         </w:rPr>
-        <w:t>The Lancet Regional Health – Western Pacific</w:t>
+        <w:t>Proceedings of the 22nd ACM SIGKDD International Conference on Knowledge Discovery and Data Mining</w:t>
+      </w:r>
+      <w:r>
+        <w:rPr>
+          <w:rFonts w:ascii="Times New Roman" w:hAnsi="Times New Roman" w:cs="Times New Roman"/>
+        </w:rPr>
+        <w:t>, pp. 785–794. New York, NY, USA: Association for Computing Machinery.</w:t>
+      </w:r>
+    </w:p>
+    <w:p>
+      <w:pPr>
+        <w:pStyle w:val="ae"/>
+        <w:rPr>
+          <w:rFonts w:ascii="Times New Roman" w:hAnsi="Times New Roman" w:cs="Times New Roman"/>
+        </w:rPr>
+      </w:pPr>
+      <w:r>
+        <w:rPr>
+          <w:rFonts w:ascii="Times New Roman" w:hAnsi="Times New Roman" w:cs="Times New Roman"/>
+        </w:rPr>
+        <w:t xml:space="preserve">21. </w:t>
+      </w:r>
+      <w:r>
+        <w:rPr>
+          <w:rFonts w:ascii="Times New Roman" w:hAnsi="Times New Roman" w:cs="Times New Roman"/>
+        </w:rPr>
+        <w:tab/>
+        <w:t>Lundberg S &amp; Lee S-I (2017) A Unified Approach to Interpreting Model Predictions. .</w:t>
+      </w:r>
+    </w:p>
+    <w:p>
+      <w:pPr>
+        <w:pStyle w:val="ae"/>
+        <w:rPr>
+          <w:rFonts w:ascii="Times New Roman" w:hAnsi="Times New Roman" w:cs="Times New Roman"/>
+        </w:rPr>
+      </w:pPr>
+      <w:r>
+        <w:rPr>
+          <w:rFonts w:ascii="Times New Roman" w:hAnsi="Times New Roman" w:cs="Times New Roman"/>
+        </w:rPr>
+        <w:t xml:space="preserve">22. </w:t>
+      </w:r>
+      <w:r>
+        <w:rPr>
+          <w:rFonts w:ascii="Times New Roman" w:hAnsi="Times New Roman" w:cs="Times New Roman"/>
+        </w:rPr>
+        <w:tab/>
+        <w:t xml:space="preserve">Sharma IK, Di Prima S, Essink D, et al. (2021) Nutrition-Sensitive Agriculture: A Systematic Review of Impact Pathways to Nutrition Outcomes. </w:t>
+      </w:r>
+      <w:r>
+        <w:rPr>
+          <w:rFonts w:ascii="Times New Roman" w:hAnsi="Times New Roman" w:cs="Times New Roman"/>
+          <w:i/>
+          <w:iCs/>
+        </w:rPr>
+        <w:t>Advances in Nutrition</w:t>
       </w:r>
       <w:r>
         <w:rPr>
@@ -13737,13 +13683,13 @@
           <w:b/>
           <w:bCs/>
         </w:rPr>
-        <w:t>66</w:t>
-      </w:r>
-      <w:r>
-        <w:rPr>
-          <w:rFonts w:ascii="Times New Roman" w:hAnsi="Times New Roman" w:cs="Times New Roman"/>
-        </w:rPr>
-        <w:t>. Elsevier.</w:t>
+        <w:t>12</w:t>
+      </w:r>
+      <w:r>
+        <w:rPr>
+          <w:rFonts w:ascii="Times New Roman" w:hAnsi="Times New Roman" w:cs="Times New Roman"/>
+        </w:rPr>
+        <w:t>, 251–275.</w:t>
       </w:r>
     </w:p>
     <w:p>
@@ -13757,14 +13703,14 @@
         <w:rPr>
           <w:rFonts w:ascii="Times New Roman" w:hAnsi="Times New Roman" w:cs="Times New Roman"/>
         </w:rPr>
-        <w:t xml:space="preserve">16. </w:t>
+        <w:t xml:space="preserve">23. </w:t>
       </w:r>
       <w:r>
         <w:rPr>
           <w:rFonts w:ascii="Times New Roman" w:hAnsi="Times New Roman" w:cs="Times New Roman"/>
         </w:rPr>
         <w:tab/>
-        <w:t xml:space="preserve">Meadows RJ, Paskett ED, Bower JK, et al. (2024) Socio-demographic differences in the dietary inflammatory index from National Health and Nutrition Examination Survey 2005–2018: a comparison of multiple imputation versus complete case analysis. </w:t>
+        <w:t xml:space="preserve">Kirk D, Kok E, Tufano M, et al. (2022) Machine Learning in Nutrition Research. </w:t>
       </w:r>
       <w:r>
         <w:rPr>
@@ -13772,7 +13718,7 @@
           <w:i/>
           <w:iCs/>
         </w:rPr>
-        <w:t>Public Health Nutrition</w:t>
+        <w:t>Advances in Nutrition</w:t>
       </w:r>
       <w:r>
         <w:rPr>
@@ -13786,13 +13732,13 @@
           <w:b/>
           <w:bCs/>
         </w:rPr>
-        <w:t>27</w:t>
-      </w:r>
-      <w:r>
-        <w:rPr>
-          <w:rFonts w:ascii="Times New Roman" w:hAnsi="Times New Roman" w:cs="Times New Roman"/>
-        </w:rPr>
-        <w:t>, 2024/09/27 edn, e184. Cambridge University Press.</w:t>
+        <w:t>13</w:t>
+      </w:r>
+      <w:r>
+        <w:rPr>
+          <w:rFonts w:ascii="Times New Roman" w:hAnsi="Times New Roman" w:cs="Times New Roman"/>
+        </w:rPr>
+        <w:t>, 2573–2589.</w:t>
       </w:r>
     </w:p>
     <w:p>
@@ -13806,14 +13752,14 @@
         <w:rPr>
           <w:rFonts w:ascii="Times New Roman" w:hAnsi="Times New Roman" w:cs="Times New Roman"/>
         </w:rPr>
-        <w:t xml:space="preserve">17. </w:t>
+        <w:t xml:space="preserve">24. </w:t>
       </w:r>
       <w:r>
         <w:rPr>
           <w:rFonts w:ascii="Times New Roman" w:hAnsi="Times New Roman" w:cs="Times New Roman"/>
         </w:rPr>
         <w:tab/>
-        <w:t xml:space="preserve">Beretta L &amp; Santaniello A (2016) Nearest neighbor imputation algorithms: a critical evaluation. </w:t>
+        <w:t xml:space="preserve">Popkin BM, Du S, Zhai F, et al. (2010) Cohort Profile: The China Health and Nutrition Survey—monitoring and understanding socio-economic and health change in China, 1989–2011. </w:t>
       </w:r>
       <w:r>
         <w:rPr>
@@ -13821,7 +13767,7 @@
           <w:i/>
           <w:iCs/>
         </w:rPr>
-        <w:t>BMC Medical Informatics and Decision Making</w:t>
+        <w:t>International Journal of Epidemiology</w:t>
       </w:r>
       <w:r>
         <w:rPr>
@@ -13835,13 +13781,13 @@
           <w:b/>
           <w:bCs/>
         </w:rPr>
-        <w:t>16</w:t>
-      </w:r>
-      <w:r>
-        <w:rPr>
-          <w:rFonts w:ascii="Times New Roman" w:hAnsi="Times New Roman" w:cs="Times New Roman"/>
-        </w:rPr>
-        <w:t>, 74.</w:t>
+        <w:t>39</w:t>
+      </w:r>
+      <w:r>
+        <w:rPr>
+          <w:rFonts w:ascii="Times New Roman" w:hAnsi="Times New Roman" w:cs="Times New Roman"/>
+        </w:rPr>
+        <w:t>, 1435–1440.</w:t>
       </w:r>
     </w:p>
     <w:p>
@@ -13855,14 +13801,14 @@
         <w:rPr>
           <w:rFonts w:ascii="Times New Roman" w:hAnsi="Times New Roman" w:cs="Times New Roman"/>
         </w:rPr>
-        <w:t xml:space="preserve">18. </w:t>
+        <w:t xml:space="preserve">25. </w:t>
       </w:r>
       <w:r>
         <w:rPr>
           <w:rFonts w:ascii="Times New Roman" w:hAnsi="Times New Roman" w:cs="Times New Roman"/>
         </w:rPr>
         <w:tab/>
-        <w:t xml:space="preserve">Sterne JAC, White IR, Carlin JB, et al. (2009) Multiple imputation for missing data in epidemiological and clinical research: potential and pitfalls. </w:t>
+        <w:t xml:space="preserve">Yang Y (editor) (2018) </w:t>
       </w:r>
       <w:r>
         <w:rPr>
@@ -13870,7 +13816,42 @@
           <w:i/>
           <w:iCs/>
         </w:rPr>
-        <w:t>BMJ</w:t>
+        <w:t>China Food Composition Tables, Book 1: Standard Edition</w:t>
+      </w:r>
+      <w:r>
+        <w:rPr>
+          <w:rFonts w:ascii="Times New Roman" w:hAnsi="Times New Roman" w:cs="Times New Roman"/>
+        </w:rPr>
+        <w:t>. 6th edn. Beijing, China: Peking University Medical Press.</w:t>
+      </w:r>
+    </w:p>
+    <w:p>
+      <w:pPr>
+        <w:pStyle w:val="ae"/>
+        <w:rPr>
+          <w:rFonts w:ascii="Times New Roman" w:hAnsi="Times New Roman" w:cs="Times New Roman"/>
+        </w:rPr>
+      </w:pPr>
+      <w:r>
+        <w:rPr>
+          <w:rFonts w:ascii="Times New Roman" w:hAnsi="Times New Roman" w:cs="Times New Roman"/>
+        </w:rPr>
+        <w:t xml:space="preserve">26. </w:t>
+      </w:r>
+      <w:r>
+        <w:rPr>
+          <w:rFonts w:ascii="Times New Roman" w:hAnsi="Times New Roman" w:cs="Times New Roman"/>
+        </w:rPr>
+        <w:tab/>
+        <w:t xml:space="preserve">Seidelmann SB, Claggett B, Cheng S, et al. (2018) Dietary carbohydrate intake and mortality: a prospective cohort study and meta-analysis. </w:t>
+      </w:r>
+      <w:r>
+        <w:rPr>
+          <w:rFonts w:ascii="Times New Roman" w:hAnsi="Times New Roman" w:cs="Times New Roman"/>
+          <w:i/>
+          <w:iCs/>
+        </w:rPr>
+        <w:t>The Lancet Public Health</w:t>
       </w:r>
       <w:r>
         <w:rPr>
@@ -13884,13 +13865,13 @@
           <w:b/>
           <w:bCs/>
         </w:rPr>
-        <w:t>338</w:t>
-      </w:r>
-      <w:r>
-        <w:rPr>
-          <w:rFonts w:ascii="Times New Roman" w:hAnsi="Times New Roman" w:cs="Times New Roman"/>
-        </w:rPr>
-        <w:t>, b2393.</w:t>
+        <w:t>3</w:t>
+      </w:r>
+      <w:r>
+        <w:rPr>
+          <w:rFonts w:ascii="Times New Roman" w:hAnsi="Times New Roman" w:cs="Times New Roman"/>
+        </w:rPr>
+        <w:t>, e419–e428. Elsevier.</w:t>
       </w:r>
     </w:p>
     <w:p>
@@ -13904,14 +13885,21 @@
         <w:rPr>
           <w:rFonts w:ascii="Times New Roman" w:hAnsi="Times New Roman" w:cs="Times New Roman"/>
         </w:rPr>
-        <w:t xml:space="preserve">19. </w:t>
+        <w:t xml:space="preserve">27. </w:t>
       </w:r>
       <w:r>
         <w:rPr>
           <w:rFonts w:ascii="Times New Roman" w:hAnsi="Times New Roman" w:cs="Times New Roman"/>
         </w:rPr>
         <w:tab/>
-        <w:t xml:space="preserve">White IR, Royston P &amp; Wood AM (2011) Multiple imputation using chained equations: Issues and guidance for practice. </w:t>
+        <w:t xml:space="preserve">Jones-Smith JC &amp; Popkin BM (2010) Understanding community context and adult health </w:t>
+      </w:r>
+      <w:r>
+        <w:rPr>
+          <w:rFonts w:ascii="Times New Roman" w:hAnsi="Times New Roman" w:cs="Times New Roman"/>
+        </w:rPr>
+        <w:lastRenderedPageBreak/>
+        <w:t xml:space="preserve">changes in China: Development of an urbanicity scale. </w:t>
       </w:r>
       <w:r>
         <w:rPr>
@@ -13919,7 +13907,7 @@
           <w:i/>
           <w:iCs/>
         </w:rPr>
-        <w:t>Statistics in Medicine</w:t>
+        <w:t>Social Science &amp; Medicine</w:t>
       </w:r>
       <w:r>
         <w:rPr>
@@ -13933,349 +13921,6 @@
           <w:b/>
           <w:bCs/>
         </w:rPr>
-        <w:t>30</w:t>
-      </w:r>
-      <w:r>
-        <w:rPr>
-          <w:rFonts w:ascii="Times New Roman" w:hAnsi="Times New Roman" w:cs="Times New Roman"/>
-        </w:rPr>
-        <w:t>, 377–399.</w:t>
-      </w:r>
-    </w:p>
-    <w:p>
-      <w:pPr>
-        <w:pStyle w:val="ae"/>
-        <w:rPr>
-          <w:rFonts w:ascii="Times New Roman" w:hAnsi="Times New Roman" w:cs="Times New Roman"/>
-        </w:rPr>
-      </w:pPr>
-      <w:r>
-        <w:rPr>
-          <w:rFonts w:ascii="Times New Roman" w:hAnsi="Times New Roman" w:cs="Times New Roman"/>
-        </w:rPr>
-        <w:t xml:space="preserve">20. </w:t>
-      </w:r>
-      <w:r>
-        <w:rPr>
-          <w:rFonts w:ascii="Times New Roman" w:hAnsi="Times New Roman" w:cs="Times New Roman"/>
-        </w:rPr>
-        <w:tab/>
-        <w:t xml:space="preserve">Chen T &amp; Guestrin C (2016) XGBoost: A Scalable Tree Boosting System. In </w:t>
-      </w:r>
-      <w:r>
-        <w:rPr>
-          <w:rFonts w:ascii="Times New Roman" w:hAnsi="Times New Roman" w:cs="Times New Roman"/>
-          <w:i/>
-          <w:iCs/>
-        </w:rPr>
-        <w:t>Proceedings of the 22nd ACM SIGKDD International Conference on Knowledge Discovery and Data Mining</w:t>
-      </w:r>
-      <w:r>
-        <w:rPr>
-          <w:rFonts w:ascii="Times New Roman" w:hAnsi="Times New Roman" w:cs="Times New Roman"/>
-        </w:rPr>
-        <w:t>, pp. 785–794. New York, NY, USA: Association for Computing Machinery.</w:t>
-      </w:r>
-    </w:p>
-    <w:p>
-      <w:pPr>
-        <w:pStyle w:val="ae"/>
-        <w:rPr>
-          <w:rFonts w:ascii="Times New Roman" w:hAnsi="Times New Roman" w:cs="Times New Roman"/>
-        </w:rPr>
-      </w:pPr>
-      <w:r>
-        <w:rPr>
-          <w:rFonts w:ascii="Times New Roman" w:hAnsi="Times New Roman" w:cs="Times New Roman"/>
-        </w:rPr>
-        <w:t xml:space="preserve">21. </w:t>
-      </w:r>
-      <w:r>
-        <w:rPr>
-          <w:rFonts w:ascii="Times New Roman" w:hAnsi="Times New Roman" w:cs="Times New Roman"/>
-        </w:rPr>
-        <w:tab/>
-        <w:t>Lundberg S &amp; Lee S-I (2017) A Unified Approach to Interpreting Model Predictions. .</w:t>
-      </w:r>
-    </w:p>
-    <w:p>
-      <w:pPr>
-        <w:pStyle w:val="ae"/>
-        <w:rPr>
-          <w:rFonts w:ascii="Times New Roman" w:hAnsi="Times New Roman" w:cs="Times New Roman"/>
-        </w:rPr>
-      </w:pPr>
-      <w:r>
-        <w:rPr>
-          <w:rFonts w:ascii="Times New Roman" w:hAnsi="Times New Roman" w:cs="Times New Roman"/>
-        </w:rPr>
-        <w:t xml:space="preserve">22. </w:t>
-      </w:r>
-      <w:r>
-        <w:rPr>
-          <w:rFonts w:ascii="Times New Roman" w:hAnsi="Times New Roman" w:cs="Times New Roman"/>
-        </w:rPr>
-        <w:tab/>
-        <w:t xml:space="preserve">Sharma IK, Di Prima S, Essink D, et al. (2021) Nutrition-Sensitive Agriculture: A Systematic Review of Impact Pathways to Nutrition Outcomes. </w:t>
-      </w:r>
-      <w:r>
-        <w:rPr>
-          <w:rFonts w:ascii="Times New Roman" w:hAnsi="Times New Roman" w:cs="Times New Roman"/>
-          <w:i/>
-          <w:iCs/>
-        </w:rPr>
-        <w:t>Advances in Nutrition</w:t>
-      </w:r>
-      <w:r>
-        <w:rPr>
-          <w:rFonts w:ascii="Times New Roman" w:hAnsi="Times New Roman" w:cs="Times New Roman"/>
-        </w:rPr>
-        <w:t xml:space="preserve"> </w:t>
-      </w:r>
-      <w:r>
-        <w:rPr>
-          <w:rFonts w:ascii="Times New Roman" w:hAnsi="Times New Roman" w:cs="Times New Roman"/>
-          <w:b/>
-          <w:bCs/>
-        </w:rPr>
-        <w:t>12</w:t>
-      </w:r>
-      <w:r>
-        <w:rPr>
-          <w:rFonts w:ascii="Times New Roman" w:hAnsi="Times New Roman" w:cs="Times New Roman"/>
-        </w:rPr>
-        <w:t>, 251–275.</w:t>
-      </w:r>
-    </w:p>
-    <w:p>
-      <w:pPr>
-        <w:pStyle w:val="ae"/>
-        <w:rPr>
-          <w:rFonts w:ascii="Times New Roman" w:hAnsi="Times New Roman" w:cs="Times New Roman"/>
-        </w:rPr>
-      </w:pPr>
-      <w:r>
-        <w:rPr>
-          <w:rFonts w:ascii="Times New Roman" w:hAnsi="Times New Roman" w:cs="Times New Roman"/>
-        </w:rPr>
-        <w:t xml:space="preserve">23. </w:t>
-      </w:r>
-      <w:r>
-        <w:rPr>
-          <w:rFonts w:ascii="Times New Roman" w:hAnsi="Times New Roman" w:cs="Times New Roman"/>
-        </w:rPr>
-        <w:tab/>
-        <w:t xml:space="preserve">Kirk D, Kok E, Tufano M, et al. (2022) Machine Learning in Nutrition Research. </w:t>
-      </w:r>
-      <w:r>
-        <w:rPr>
-          <w:rFonts w:ascii="Times New Roman" w:hAnsi="Times New Roman" w:cs="Times New Roman"/>
-          <w:i/>
-          <w:iCs/>
-        </w:rPr>
-        <w:t>Advances in Nutrition</w:t>
-      </w:r>
-      <w:r>
-        <w:rPr>
-          <w:rFonts w:ascii="Times New Roman" w:hAnsi="Times New Roman" w:cs="Times New Roman"/>
-        </w:rPr>
-        <w:t xml:space="preserve"> </w:t>
-      </w:r>
-      <w:r>
-        <w:rPr>
-          <w:rFonts w:ascii="Times New Roman" w:hAnsi="Times New Roman" w:cs="Times New Roman"/>
-          <w:b/>
-          <w:bCs/>
-        </w:rPr>
-        <w:t>13</w:t>
-      </w:r>
-      <w:r>
-        <w:rPr>
-          <w:rFonts w:ascii="Times New Roman" w:hAnsi="Times New Roman" w:cs="Times New Roman"/>
-        </w:rPr>
-        <w:t>, 2573–2589.</w:t>
-      </w:r>
-    </w:p>
-    <w:p>
-      <w:pPr>
-        <w:pStyle w:val="ae"/>
-        <w:rPr>
-          <w:rFonts w:ascii="Times New Roman" w:hAnsi="Times New Roman" w:cs="Times New Roman"/>
-        </w:rPr>
-      </w:pPr>
-      <w:r>
-        <w:rPr>
-          <w:rFonts w:ascii="Times New Roman" w:hAnsi="Times New Roman" w:cs="Times New Roman"/>
-        </w:rPr>
-        <w:t xml:space="preserve">24. </w:t>
-      </w:r>
-      <w:r>
-        <w:rPr>
-          <w:rFonts w:ascii="Times New Roman" w:hAnsi="Times New Roman" w:cs="Times New Roman"/>
-        </w:rPr>
-        <w:tab/>
-        <w:t xml:space="preserve">Popkin BM, Du S, Zhai F, et al. (2010) Cohort Profile: The China Health and Nutrition Survey—monitoring and understanding socio-economic and health change in China, 1989–2011. </w:t>
-      </w:r>
-      <w:r>
-        <w:rPr>
-          <w:rFonts w:ascii="Times New Roman" w:hAnsi="Times New Roman" w:cs="Times New Roman"/>
-          <w:i/>
-          <w:iCs/>
-        </w:rPr>
-        <w:t>International Journal of Epidemiology</w:t>
-      </w:r>
-      <w:r>
-        <w:rPr>
-          <w:rFonts w:ascii="Times New Roman" w:hAnsi="Times New Roman" w:cs="Times New Roman"/>
-        </w:rPr>
-        <w:t xml:space="preserve"> </w:t>
-      </w:r>
-      <w:r>
-        <w:rPr>
-          <w:rFonts w:ascii="Times New Roman" w:hAnsi="Times New Roman" w:cs="Times New Roman"/>
-          <w:b/>
-          <w:bCs/>
-        </w:rPr>
-        <w:t>39</w:t>
-      </w:r>
-      <w:r>
-        <w:rPr>
-          <w:rFonts w:ascii="Times New Roman" w:hAnsi="Times New Roman" w:cs="Times New Roman"/>
-        </w:rPr>
-        <w:t>, 1435–1440.</w:t>
-      </w:r>
-    </w:p>
-    <w:p>
-      <w:pPr>
-        <w:pStyle w:val="ae"/>
-        <w:rPr>
-          <w:rFonts w:ascii="Times New Roman" w:hAnsi="Times New Roman" w:cs="Times New Roman"/>
-        </w:rPr>
-      </w:pPr>
-      <w:r>
-        <w:rPr>
-          <w:rFonts w:ascii="Times New Roman" w:hAnsi="Times New Roman" w:cs="Times New Roman"/>
-        </w:rPr>
-        <w:t xml:space="preserve">25. </w:t>
-      </w:r>
-      <w:r>
-        <w:rPr>
-          <w:rFonts w:ascii="Times New Roman" w:hAnsi="Times New Roman" w:cs="Times New Roman"/>
-        </w:rPr>
-        <w:tab/>
-        <w:t xml:space="preserve">Yang Y (editor) (2018) </w:t>
-      </w:r>
-      <w:r>
-        <w:rPr>
-          <w:rFonts w:ascii="Times New Roman" w:hAnsi="Times New Roman" w:cs="Times New Roman"/>
-          <w:i/>
-          <w:iCs/>
-        </w:rPr>
-        <w:t>China Food Composition Tables, Book 1: Standard Edition</w:t>
-      </w:r>
-      <w:r>
-        <w:rPr>
-          <w:rFonts w:ascii="Times New Roman" w:hAnsi="Times New Roman" w:cs="Times New Roman"/>
-        </w:rPr>
-        <w:t>. 6th edn. Beijing, China: Peking University Medical Press.</w:t>
-      </w:r>
-    </w:p>
-    <w:p>
-      <w:pPr>
-        <w:pStyle w:val="ae"/>
-        <w:rPr>
-          <w:rFonts w:ascii="Times New Roman" w:hAnsi="Times New Roman" w:cs="Times New Roman"/>
-        </w:rPr>
-      </w:pPr>
-      <w:r>
-        <w:rPr>
-          <w:rFonts w:ascii="Times New Roman" w:hAnsi="Times New Roman" w:cs="Times New Roman"/>
-        </w:rPr>
-        <w:t xml:space="preserve">26. </w:t>
-      </w:r>
-      <w:r>
-        <w:rPr>
-          <w:rFonts w:ascii="Times New Roman" w:hAnsi="Times New Roman" w:cs="Times New Roman"/>
-        </w:rPr>
-        <w:tab/>
-        <w:t xml:space="preserve">Seidelmann SB, Claggett B, Cheng S, et al. (2018) Dietary carbohydrate intake and mortality: a prospective cohort study and meta-analysis. </w:t>
-      </w:r>
-      <w:r>
-        <w:rPr>
-          <w:rFonts w:ascii="Times New Roman" w:hAnsi="Times New Roman" w:cs="Times New Roman"/>
-          <w:i/>
-          <w:iCs/>
-        </w:rPr>
-        <w:t>The Lancet Public Health</w:t>
-      </w:r>
-      <w:r>
-        <w:rPr>
-          <w:rFonts w:ascii="Times New Roman" w:hAnsi="Times New Roman" w:cs="Times New Roman"/>
-        </w:rPr>
-        <w:t xml:space="preserve"> </w:t>
-      </w:r>
-      <w:r>
-        <w:rPr>
-          <w:rFonts w:ascii="Times New Roman" w:hAnsi="Times New Roman" w:cs="Times New Roman"/>
-          <w:b/>
-          <w:bCs/>
-        </w:rPr>
-        <w:t>3</w:t>
-      </w:r>
-      <w:r>
-        <w:rPr>
-          <w:rFonts w:ascii="Times New Roman" w:hAnsi="Times New Roman" w:cs="Times New Roman"/>
-        </w:rPr>
-        <w:t>, e419–e428. Elsevier.</w:t>
-      </w:r>
-    </w:p>
-    <w:p>
-      <w:pPr>
-        <w:pStyle w:val="ae"/>
-        <w:rPr>
-          <w:rFonts w:ascii="Times New Roman" w:hAnsi="Times New Roman" w:cs="Times New Roman"/>
-        </w:rPr>
-      </w:pPr>
-      <w:r>
-        <w:rPr>
-          <w:rFonts w:ascii="Times New Roman" w:hAnsi="Times New Roman" w:cs="Times New Roman"/>
-        </w:rPr>
-        <w:t xml:space="preserve">27. </w:t>
-      </w:r>
-      <w:r>
-        <w:rPr>
-          <w:rFonts w:ascii="Times New Roman" w:hAnsi="Times New Roman" w:cs="Times New Roman"/>
-        </w:rPr>
-        <w:tab/>
-        <w:t xml:space="preserve">Jones-Smith JC &amp; Popkin BM (2010) Understanding community context and adult health </w:t>
-      </w:r>
-      <w:r>
-        <w:rPr>
-          <w:rFonts w:ascii="Times New Roman" w:hAnsi="Times New Roman" w:cs="Times New Roman"/>
-        </w:rPr>
-        <w:lastRenderedPageBreak/>
-        <w:t xml:space="preserve">changes in China: Development of an urbanicity scale. </w:t>
-      </w:r>
-      <w:r>
-        <w:rPr>
-          <w:rFonts w:ascii="Times New Roman" w:hAnsi="Times New Roman" w:cs="Times New Roman"/>
-          <w:i/>
-          <w:iCs/>
-        </w:rPr>
-        <w:t>Social Science &amp; Medicine</w:t>
-      </w:r>
-      <w:r>
-        <w:rPr>
-          <w:rFonts w:ascii="Times New Roman" w:hAnsi="Times New Roman" w:cs="Times New Roman"/>
-        </w:rPr>
-        <w:t xml:space="preserve"> </w:t>
-      </w:r>
-      <w:r>
-        <w:rPr>
-          <w:rFonts w:ascii="Times New Roman" w:hAnsi="Times New Roman" w:cs="Times New Roman"/>
-          <w:b/>
-          <w:bCs/>
-        </w:rPr>
         <w:t>71</w:t>
       </w:r>
       <w:r>
@@ -14283,19 +13928,6 @@
           <w:rFonts w:ascii="Times New Roman" w:hAnsi="Times New Roman" w:cs="Times New Roman"/>
         </w:rPr>
         <w:t>, 1436–1446.</w:t>
-      </w:r>
-    </w:p>
-    <w:p>
-      <w:pPr>
-        <w:rPr>
-          <w:rFonts w:ascii="Times New Roman" w:hAnsi="Times New Roman" w:cs="Times New Roman"/>
-        </w:rPr>
-      </w:pPr>
-      <w:r>
-        <w:rPr>
-          <w:rFonts w:ascii="Times New Roman" w:hAnsi="Times New Roman" w:cs="Times New Roman"/>
-        </w:rPr>
-        <w:fldChar w:fldCharType="end"/>
       </w:r>
     </w:p>
     <w:sectPr>

--- a/public/main.docx
+++ b/public/main.docx
@@ -137,24 +137,174 @@
         </w:rPr>
       </w:pPr>
       <w:r>
-        <w:rPr>
-          <w:rFonts w:ascii="Times New Roman" w:hAnsi="Times New Roman" w:cs="Times New Roman"/>
-        </w:rPr>
-        <w:t xml:space="preserve">Urban–rural disparities in dietary intake remain a central concern in nutritional epidemiology, particularly in countries undergoing rapid socioeconomic transformation. </w:t>
-      </w:r>
-      <w:proofErr w:type="spellStart"/>
-      <w:r>
-        <w:rPr>
-          <w:rFonts w:ascii="Times New Roman" w:hAnsi="Times New Roman" w:cs="Times New Roman"/>
-        </w:rPr>
-        <w:t>Urbanisation</w:t>
-      </w:r>
-      <w:proofErr w:type="spellEnd"/>
-      <w:r>
-        <w:rPr>
-          <w:rFonts w:ascii="Times New Roman" w:hAnsi="Times New Roman" w:cs="Times New Roman"/>
-        </w:rPr>
-        <w:t xml:space="preserve"> is associated with substantial changes in food environments, including increased availability of processed and animal-source foods and reduced reliance on traditional staple-based diets</w:t>
+        <w:t>Large-scale dietary surveys underpin monitoring of population health, yet analyses are often constrained by incomplete contextual information. Variables such as urban–rural residence, neighbourhood deprivation, or harmonised geographic classification are essential for confounding control, subgroup analysis, and interpretation of temporal trends, but are frequently unavailable for part or all of the analytic sample. In the National Health and Nutrition Examination Survey (NHANES), urban–rural indicators may be restricted or require linkage to external geocodes. Similar challenges arise in the UK National Diet and Nutrition Survey (NDNS) and in multi-country harmonisation efforts, where administrative reclassifications and confidentiality rules create gaps in usable contextual data. When observations with missing contextual labels are excluded, analyses suffer reduced power, selection bias, and limited comparability across study periods. The present work addresses this data usability problem—how to recover missing contextual labels from information routinely collected in dietary surveys—rather than estimating contemporary population dietary trends.</w:t>
+      </w:r>
+    </w:p>
+    <w:p>
+      <w:pPr>
+        <w:rPr>
+          <w:rFonts w:ascii="Times New Roman" w:hAnsi="Times New Roman" w:cs="Times New Roman"/>
+        </w:rPr>
+      </w:pPr>
+      <w:r>
+        <w:t>Standard missing-data methods—including KNN imputation, MICE, and RF-based iterative imputation—were developed primarily for covariate missingness in regression models, not for contextual label missingness where the target variable itself encodes population structure. These approaches typically optimise predictive accuracy or Rubin's rules for parameter estimation, but do not evaluate whether imputed labels preserve population-level category distributions or downstream epidemiological conclusions (e.g., effect sizes and hypothesis-test decisions). Moreover, relationships between dietary composition and contextual setting are nonlinear and interaction-rich; linear or locality-based imputers may fail when dietary transitions create overlapping macronutrient profiles across contextual groups. A method intended for nutritional surveys must therefore be evaluated on dimensions relevant to applied epidemiology: temporal transportability, distributional fidelity under increasing missingness, probabilistic calibration, and inferential preservation—not classification accuracy alone.</w:t>
+      </w:r>
+    </w:p>
+    <w:p>
+      <w:pPr>
+        <w:spacing w:after="120"/>
+      </w:pPr>
+      <w:r>
+        <w:t>The present study addresses this gap by proposing a reproducible statistical evaluation protocol for assessing contextual label inference methods, using CHNS as an illustrative testbed. This manuscript extends our prior conference work on inferring urban–rural context from dietary patterns by reframing the contribution for Statistics in Medicine: the focus is a transparent missing-label evaluation protocol (simulated missingness, temporal holdout, comparators, calibration, downstream preservation) rather than a standalone prediction benchmark. Rather than claiming optimal prediction, we establish a multi-dimensional validation framework that includes: (i) simulated missingness at varying rates; (ii) leave-one-year-out temporal generalisability; (iii) distributional fidelity via Jensen–Shannon divergence; (iv) probabilistic calibration assessment; and (v) downstream effect preservation.</w:t>
+      </w:r>
+    </w:p>
+    <w:p>
+      <w:pPr>
+        <w:rPr>
+          <w:rFonts w:ascii="Times New Roman" w:hAnsi="Times New Roman" w:cs="Times New Roman"/>
+        </w:rPr>
+      </w:pPr>
+      <w:r>
+        <w:t>We propose a gradient-boosted inference framework for missing contextual labels in dietary surveys, with three methodological contributions. First, we treat macronutrient energy ratios and fat-to-carbohydrate balance—together with survey year and province—as a feature set for contextual inference, exploiting the encoding of social and food-environment signals in dietary composition. Second, we specify a joint validation protocol combining LOYO temporal holdout (eight survey waves, 1991–2011) with graded random label masking (10%–70%) and structured missingness scenarios (MAR and spatial), providing a stress-test of generalisability that single-split cross-validation cannot offer. Third, we introduce a downstream effect-preservation evaluation comparing urban–rural contrasts computed with true versus inferred labels, quantifying relative change in Cohen's d and consistency of t-test significance—an inferential criterion absent from conventional imputation benchmarks. The China Health and Nutrition Survey is used solely as an illustrative validation cohort with known labels masked to simulate missingness; the 20-year span is leveraged for temporal stress-testing, not for describing post-2011 nutrition transition. External application to newer survey waves requires retraining and is discussed as future work.</w:t>
+      </w:r>
+    </w:p>
+    <w:bookmarkEnd w:id="0"/>
+    <w:p>
+      <w:pPr>
+        <w:pStyle w:val="2"/>
+      </w:pPr>
+      <w:r>
+        <w:t>Methods</w:t>
+      </w:r>
+    </w:p>
+    <w:p>
+      <w:pPr>
+        <w:rPr>
+          <w:rFonts w:ascii="Times New Roman" w:hAnsi="Times New Roman" w:cs="Times New Roman"/>
+        </w:rPr>
+      </w:pPr>
+      <w:r>
+        <w:t>The proposed framework recovers missing contextual labels from dietary and spatiotemporal predictors and evaluates them under a multi-dimensional statistical protocol (Figure 1). Stages include: data preparation and quality control; dietary pattern representation; predictive modelling (primary binary T2 Rural/Urban, with three-class descriptive stratification); and evaluation under simulated label missingness, temporal holdout, distributional fidelity, calibration, comparator methods, and downstream effect preservation.</w:t>
+      </w:r>
+    </w:p>
+    <w:p>
+      <w:pPr>
+        <w:jc w:val="center"/>
+      </w:pPr>
+      <w:r>
+        <w:drawing>
+          <wp:inline xmlns:a="http://schemas.openxmlformats.org/drawingml/2006/main" xmlns:pic="http://schemas.openxmlformats.org/drawingml/2006/picture">
+            <wp:extent cx="5669280" cy="3094975"/>
+            <wp:docPr id="1" name="Picture 1"/>
+            <wp:cNvGraphicFramePr>
+              <a:graphicFrameLocks noChangeAspect="1"/>
+            </wp:cNvGraphicFramePr>
+            <a:graphic>
+              <a:graphicData uri="http://schemas.openxmlformats.org/drawingml/2006/picture">
+                <pic:pic>
+                  <pic:nvPicPr>
+                    <pic:cNvPr id="0" name="Fig1_framework_overview.png"/>
+                    <pic:cNvPicPr/>
+                  </pic:nvPicPr>
+                  <pic:blipFill>
+                    <a:blip r:embed="rId20"/>
+                    <a:stretch>
+                      <a:fillRect/>
+                    </a:stretch>
+                  </pic:blipFill>
+                  <pic:spPr>
+                    <a:xfrm>
+                      <a:off x="0" y="0"/>
+                      <a:ext cx="5669280" cy="3094975"/>
+                    </a:xfrm>
+                    <a:prstGeom prst="rect"/>
+                  </pic:spPr>
+                </pic:pic>
+              </a:graphicData>
+            </a:graphic>
+          </wp:inline>
+        </w:drawing>
+      </w:r>
+    </w:p>
+    <w:p>
+      <w:pPr>
+        <w:rPr>
+          <w:rFonts w:ascii="Times New Roman" w:hAnsi="Times New Roman" w:cs="Times New Roman"/>
+        </w:rPr>
+      </w:pPr>
+      <w:r>
+        <w:t>Figure 1. Overview of the statistical evaluation protocol for inferring missing contextual labels. CHNS provides complete T2 ground truth for internal validation; primary reporting focuses on binary Rural vs Urban discrimination under simulated label missingness, with multi-dimensional checks (missing-rate robustness, leave-one-year-out, distributional fidelity, calibration, comparators, and downstream effect preservation).</w:t>
+      </w:r>
+    </w:p>
+    <w:p>
+      <w:pPr>
+        <w:rPr>
+          <w:rFonts w:ascii="Times New Roman" w:hAnsi="Times New Roman" w:cs="Times New Roman"/>
+        </w:rPr>
+      </w:pPr>
+      <w:r>
+        <w:t>(1) Cohort and outcome: CHNS with complete T2 ground truth; primary binary Rural/Urban; transitional FatER 23–30% retained for descriptive stratification only.</w:t>
+      </w:r>
+    </w:p>
+    <w:p>
+      <w:pPr>
+        <w:rPr>
+          <w:rFonts w:ascii="Times New Roman" w:hAnsi="Times New Roman" w:cs="Times New Roman"/>
+        </w:rPr>
+      </w:pPr>
+      <w:r>
+        <w:t>(2) Predictors: macronutrient energy ratios (FatER, CarbER, ProtER), fat-to-carbohydrate ratio, survey year, and province.</w:t>
+      </w:r>
+    </w:p>
+    <w:p>
+      <w:pPr>
+        <w:rPr>
+          <w:rFonts w:ascii="Times New Roman" w:hAnsi="Times New Roman" w:cs="Times New Roman"/>
+        </w:rPr>
+      </w:pPr>
+      <w:r>
+        <w:t>(3) Inference model: class-weighted XGBoost under simulated label missingness (MCAR 10–70%; MAR/spatial sensitivity).</w:t>
+      </w:r>
+    </w:p>
+    <w:p>
+      <w:pPr>
+        <w:rPr>
+          <w:rFonts w:ascii="Times New Roman" w:hAnsi="Times New Roman" w:cs="Times New Roman"/>
+        </w:rPr>
+      </w:pPr>
+      <w:r>
+        <w:t>(4) Evaluation protocol: missing-rate robustness, leave-one-year-out, Jensen–Shannon fidelity, calibration, comparator imputation (KNN/MICE/RF/LDA), and downstream effect preservation.</w:t>
+      </w:r>
+    </w:p>
+    <w:p>
+      <w:pPr>
+        <w:rPr>
+          <w:rFonts w:ascii="Times New Roman" w:hAnsi="Times New Roman" w:cs="Times New Roman"/>
+        </w:rPr>
+      </w:pPr>
+      <w:r>
+        <w:t>The output is a three-category contextual classification: Rural and Urban follow the CHNS administrative indicator (T2), with a Transitional stratum defined by fat energy ratio between 23% and 30% to capture intermediate dietary composition within either administrative group.</w:t>
+      </w:r>
+    </w:p>
+    <w:p>
+      <w:pPr>
+        <w:pStyle w:val="3"/>
+      </w:pPr>
+      <w:r>
+        <w:t>Study Design and Data Source</w:t>
+      </w:r>
+    </w:p>
+    <w:p>
+      <w:pPr>
+        <w:rPr>
+          <w:rFonts w:ascii="Times New Roman" w:hAnsi="Times New Roman" w:cs="Times New Roman"/>
+        </w:rPr>
+      </w:pPr>
+      <w:r>
+        <w:rPr>
+          <w:rFonts w:ascii="Times New Roman" w:hAnsi="Times New Roman" w:cs="Times New Roman"/>
+        </w:rPr>
+        <w:t>We conducted a methodological study to develop and evaluate a data-driven approach for inferring urban–rural classification from routinely collected dietary data. The analysis used data from the China Health and Nutrition Survey (CHNS), an ongoing longitudinal cohort examining the effects of social and economic change on nutrition and health in China</w:t>
       </w:r>
       <w:r>
         <w:rPr>
@@ -166,7 +316,7 @@
         <w:rPr>
           <w:rFonts w:ascii="Times New Roman" w:hAnsi="Times New Roman" w:cs="Times New Roman"/>
         </w:rPr>
-        <w:instrText xml:space="preserve"> ADDIN ZOTERO_ITEM CSL_CITATION {"citationID":"yLM2ZlLg","properties":{"unsorted":false,"formattedCitation":"\\super (1\\uc0\\u8211{}3)\\nosupersub{}","plainCitation":"(1–3)","noteIndex":0},"citationItems":[{"id":1137,"uris":["http://zotero.org/users/12575705/items/PZZVLVR8"],"itemData":{"id":1137,"type":"article-journal","abstract":"Summary The Nutrition Transition model is presented with the nature and pace of change in key stages varying by location and subpopulations. At present, all high-income and many low- and middle-income countries are in a stage of the transition where nutrition-related noncommunicable diseases including obesity, type 2 diabetes, and hypertension are dominating adult morbidity and mortality and are very high or growing rapidly in prevalence. Some countries still have key subpopulations facing hunger and undernutrition defined by stunting or extreme thinness among adults. We call these double burden of malnutrition countries. All low- and middle-income countries face rapid growth in consumption of ultra-processed food and beverages, but it is not inevitable that these countries will reach the same high levels of consumption seen in high-income countries, with all the negative impacts of this diet on health. With great political and civil society commitment to adoption of policies shown in other countries to have improved dietary choices and social norms around foods, we can arrest and even reverse the rapid shift to diets dominated by a stage of high ultra-processed food intake and increasing prevalence of nutrition-related noncommunicable diseases.","container-title":"Obesity Reviews","DOI":"https://doi.org/10.1111/obr.13366","issue":"1","note":"_eprint: https://onlinelibrary.wiley.com/doi/pdf/10.1111/obr.13366","page":"e13366","title":"The nutrition transition to a stage of high obesity and noncommunicable disease prevalence dominated by ultra-processed foods is not inevitable","URL":"https://onlinelibrary.wiley.com/doi/abs/10.1111/obr.13366","volume":"23","author":[{"family":"Popkin","given":"Barry M."},{"family":"Ng","given":"Shu Wen"}],"issued":{"date-parts":[["2022"]]}}},{"id":1139,"uris":["http://zotero.org/users/12575705/items/2R5B2TZT"],"itemData":{"id":1139,"type":"article-journal","abstract":"For fruitful deliberations and concerted action at the science–politics interface, the concepts of food systems and drivers of change need to be clearly understood and employed by all.","container-title":"Nature Food","DOI":"10.1038/s43016-021-00361-2","ISSN":"2662-1355","issue":"10","journalAbbreviation":"Nature Food","page":"748-750","title":"Food system concepts and definitions for science and political action","URL":"https://doi.org/10.1038/s43016-021-00361-2","volume":"2","author":[{"family":"Braun","given":"Joachim","non-dropping-particle":"von"},{"family":"Afsana","given":"Kaosar"},{"family":"Fresco","given":"Louise Ottilie"},{"family":"Hassan","given":"Mohamed"},{"family":"Torero","given":"Maximo"}],"issued":{"date-parts":[["2021",10,1]]}}},{"id":1142,"uris":["http://zotero.org/users/12575705/items/DK7J5XMK"],"itemData":{"id":1142,"type":"article-journal","abstract":"ABSTRACT\nFood environment research is increasingly gaining prominence in low- and middle-income countries (LMICs). However, in the absence of a systematic review of the literature, little is known about the emerging body of evidence from these settings. This systematic scoping review aims to address this gap. A systematic search of 6 databases was conducted in December 2017 and retrieved 920 records. In total, 70 peer-reviewed articles met the eligibility criteria and were included. Collectively, articles spanned 22 LMICs, including upper-middle-income countries (n = 49, 70%) and lower-middle-income countries (n = 18, 26%). No articles included low-income countries. Articles featured quantitative (n = 45, 64%), qualitative (n = 17, 24%), and mixed-method designs (n = 11, 8%). Studies analyzed the food environment at national, community, school, and household scales. Twenty-three articles (55%) assessed associations between food environment exposures and outcomes of interest, including diets (n = 14), nutrition status (n = 13), and health (n = 1). Food availability was associated with dietary outcomes at the community and school scales across multiple LMICs, although associations varied by vendor type. Evidence regarding associations between the food environment and nutrition and health outcomes was inconclusive. The paucity of evidence from high-quality studies is a severe limitation, highlighting the critical need for improved study designs and standardized methods and metrics. Future food environment research must address low-income and lower-middle-income countries, and include the full spectrum of dietary, nutrition, and health outcomes. Improving the quality of food environment research will be critical to the design of feasible, appropriate, and effective interventions to improve public health nutrition in LMICs.","container-title":"Advances in Nutrition","DOI":"10.1093/advances/nmz031","ISSN":"2161-8313","issue":"2","journalAbbreviation":"Advances in Nutrition","page":"387-397","title":"Food Environment Research in Low- and Middle-Income Countries: A Systematic Scoping Review","URL":"https://www.sciencedirect.com/science/article/pii/S2161831322002630","volume":"11","author":[{"family":"Turner","given":"Christopher"},{"family":"Kalamatianou","given":"Sofia"},{"family":"Drewnowski","given":"Adam"},{"family":"Kulkarni","given":"Bharati"},{"family":"Kinra","given":"Sanjay"},{"family":"Kadiyala","given":"Suneetha"}],"issued":{"date-parts":[["2020",3,1]]}}}],"schema":"https://github.com/citation-style-language/schema/raw/master/csl-citation.json"} </w:instrText>
+        <w:instrText xml:space="preserve"> ADDIN ZOTERO_ITEM CSL_CITATION {"citationID":"g2xC9LMZ","properties":{"unsorted":false,"formattedCitation":"\\super (24)\\nosupersub{}","plainCitation":"(24)","noteIndex":0},"citationItems":[{"id":1113,"uris":["http://zotero.org/users/12575705/items/NF8EDG29"],"itemData":{"id":1113,"type":"article-journal","container-title":"International Journal of Epidemiology","DOI":"10.1093/ije/dyp322","ISSN":"0300-5771","issue":"6","journalAbbreviation":"International Journal of Epidemiology","page":"1435-1440","title":"Cohort Profile: The China Health and Nutrition Survey—monitoring and understanding socio-economic and health change in China, 1989–2011","URL":"https://doi.org/10.1093/ije/dyp322","volume":"39","author":[{"family":"Popkin","given":"Barry M"},{"family":"Du","given":"Shufa"},{"family":"Zhai","given":"Fengying"},{"family":"Zhang","given":"Bing"}],"accessed":{"date-parts":[["2026",3,28]]},"issued":{"date-parts":[["2010",12,1]]}}}],"schema":"https://github.com/citation-style-language/schema/raw/master/csl-citation.json"} </w:instrText>
       </w:r>
       <w:r>
         <w:rPr>
@@ -180,7 +330,7 @@
           <w:kern w:val="0"/>
           <w:vertAlign w:val="superscript"/>
         </w:rPr>
-        <w:t>(1–3)</w:t>
+        <w:t>(24)</w:t>
       </w:r>
       <w:r>
         <w:rPr>
@@ -194,17 +344,18 @@
         </w:rPr>
         <w:t xml:space="preserve">. </w:t>
       </w:r>
-      <w:r>
-        <w:rPr>
-          <w:rFonts w:ascii="Times New Roman" w:hAnsi="Times New Roman" w:cs="Times New Roman"/>
-        </w:rPr>
-        <w:t>These shifts—commonly described as the nutrition transition—are closely linked to rising burdens of obesity and diet-related non-communicable diseases worldwide</w:t>
-      </w:r>
-      <w:r>
-        <w:rPr>
-          <w:rFonts w:ascii="Times New Roman" w:hAnsi="Times New Roman" w:cs="Times New Roman"/>
-        </w:rPr>
-        <w:t xml:space="preserve"> </w:t>
+    </w:p>
+    <w:p>
+      <w:pPr>
+        <w:rPr>
+          <w:rFonts w:ascii="Times New Roman" w:hAnsi="Times New Roman" w:cs="Times New Roman"/>
+        </w:rPr>
+      </w:pPr>
+      <w:r>
+        <w:rPr>
+          <w:rFonts w:ascii="Times New Roman" w:hAnsi="Times New Roman" w:cs="Times New Roman"/>
+        </w:rPr>
+        <w:t>The CHNS employs a multistage, random cluster sampling design across diverse provinces and municipalities that vary in geography and economic development. For this study, we used eight survey waves (1991–2011). Dietary intake was assessed using three consecutive 24-hour recalls, from which average daily nutrient intakes were calculated using the China Food Composition Tables</w:t>
       </w:r>
       <w:r>
         <w:rPr>
@@ -216,7 +367,7 @@
         <w:rPr>
           <w:rFonts w:ascii="Times New Roman" w:hAnsi="Times New Roman" w:cs="Times New Roman"/>
         </w:rPr>
-        <w:instrText xml:space="preserve"> ADDIN ZOTERO_ITEM CSL_CITATION {"citationID":"izH9Mggg","properties":{"unsorted":false,"formattedCitation":"\\super (4\\uc0\\u8211{}6)\\nosupersub{}","plainCitation":"(4–6)","noteIndex":0},"citationItems":[{"id":1138,"uris":["http://zotero.org/users/12575705/items/3VCS68R8"],"itemData":{"id":1138,"type":"article-journal","abstract":"Summary This study evaluated global trends in ultraprocessed food and drink (UPFD) volume sales/capita and associations with adult body mass index (BMI) trajectories. Total food/drink volume sales/capita from Euromonitor for 80 countries (2002-2016) were matched to mean adult BMI from the NCD Risk Factor Collaboration (2002-2014). Products were classified as UPFD/non-UPFD according to the NOVA classification system. Mixed models for repeated measures were used to analyse associations between UPFD volume sales/capita and adult BMI trajectories, controlling for confounding factors. The increase in UPF volume sales was highest for South and Southeast Asia (67.3%) and North Africa and the Middle East (57.6%), while for UPD, the increase was highest for South and Southeast Asia (120.0%) and Africa (70.7%). In 2016, baked goods were the biggest contributor to UPF volume sales (13.1%-44.5%), while carbonated drinks were the biggest contributor to UPD volume sales (40.2%-86.0%). For every standard deviation increase (51 kg/capita, 2002) in UPD volume sales, mean BMI increased by 0.195 kg/m2 for men (P &lt; .001) and 0.072 kg/m2 for women (P = .003). For every standard deviation (40 kg/capita, 2002) increase in UPF volume sales, mean BMI increased by 0.316 kg/m2 for men (P &lt; .001), while the association was not significant for women. Increases in UPFD volume sales/capita were positively associated with population-level BMI trajectories.","container-title":"Obesity Reviews","DOI":"https://doi.org/10.1111/obr.12860","issue":"S2","note":"_eprint: https://onlinelibrary.wiley.com/doi/pdf/10.1111/obr.12860","page":"10-19","title":"Global trends in ultraprocessed food and drink product sales and their association with adult body mass index trajectories","URL":"https://onlinelibrary.wiley.com/doi/abs/10.1111/obr.12860","volume":"20","author":[{"family":"Vandevijvere","given":"Stefanie"},{"family":"Jaacks","given":"Lindsay M."},{"family":"Monteiro","given":"Carlos A."},{"family":"Moubarac","given":"Jean-Claude"},{"family":"Girling-Butcher","given":"Martin"},{"family":"Lee","given":"Arier C."},{"family":"Pan","given":"An"},{"family":"Bentham","given":"James"},{"family":"Swinburn","given":"Boyd"}],"issued":{"date-parts":[["2019"]]}}},{"id":1140,"uris":["http://zotero.org/users/12575705/items/BV8RA9D5"],"itemData":{"id":1140,"type":"article-journal","abstract":"BackgroundRigorous analysis of levels and trends in exposure to leading risk factors and quantification of their effect on human health are important to identify where public health is making progress and in which cases current efforts are inadequate. The Global Burden of Diseases, Injuries, and Risk Factors Study (GBD) 2019 provides a standardised and comprehensive assessment of the magnitude of risk factor exposure, relative risk, and attributable burden of disease.","container-title":"The Lancet","DOI":"10.1016/S0140-6736(20)30752-2","ISSN":"0140-6736","issue":"10258","page":"1223-1249","publisher":"Elsevier","title":"Global burden of 87 risk factors in 204 countries and territories, 1990–2019: a systematic analysis for the Global Burden of Disease Study 2019","URL":"https://doi.org/10.1016/S0140-6736(20)30752-2","volume":"396","author":[{"family":"Murray","given":"Christopher J L"},{"family":"Aravkin","given":"Aleksandr Y"},{"family":"Zheng","given":"Peng"},{"family":"Abbafati","given":"Cristiana"},{"family":"Abbas","given":"Kaja M"},{"family":"Abbasi-Kangevari","given":"Mohsen"},{"family":"Abd-Allah","given":"Foad"},{"family":"Abdelalim","given":"Ahmed"},{"family":"Abdollahi","given":"Mohammad"},{"family":"Abdollahpour","given":"Ibrahim"},{"family":"Abegaz","given":"Kedir Hussein"},{"family":"Abolhassani","given":"Hassan"},{"family":"Aboyans","given":"Victor"},{"family":"Abreu","given":"Lucas Guimarães"},{"family":"Abrigo","given":"Michael R M"},{"family":"Abualhasan","given":"Ahmed"},{"family":"Abu-Raddad","given":"Laith Jamal"},{"family":"Abushouk","given":"Abdelrahman I"},{"family":"Adabi","given":"Maryam"},{"family":"Adekanmbi","given":"Victor"},{"family":"Adeoye","given":"Abiodun Moshood"},{"family":"Adetokunboh","given":"Olatunji O"},{"family":"Adham","given":"Davoud"},{"family":"Advani","given":"Shailesh M"},{"family":"Agarwal","given":"Gina"},{"family":"Aghamir","given":"Seyed Mohammad Kazem"},{"family":"Agrawal","given":"Anurag"},{"family":"Ahmad","given":"Tauseef"},{"family":"Ahmadi","given":"Keivan"},{"family":"Ahmadi","given":"Mehdi"},{"family":"Ahmadieh","given":"Hamid"},{"family":"Ahmed","given":"Muktar Beshir"},{"family":"Akalu","given":"Temesgen Yihunie"},{"family":"Akinyemi","given":"Rufus Olusola"},{"family":"Akinyemiju","given":"Tomi"},{"family":"Akombi","given":"Blessing"},{"family":"Akunna","given":"Chisom Joyqueenet"},{"family":"Alahdab","given":"Fares"},{"family":"Al-Aly","given":"Ziyad"},{"family":"Alam","given":"Khurshid"},{"family":"Alam","given":"Samiah"},{"family":"Alam","given":"Tahiya"},{"family":"Alanezi","given":"Fahad Mashhour"},{"family":"Alanzi","given":"Turki M"},{"family":"Alemu","given":"Biresaw","dropping-particle":"wassihun"},{"family":"Alhabib","given":"Khalid F"},{"family":"Ali","given":"Muhammad"},{"family":"Ali","given":"Saqib"},{"family":"Alicandro","given":"Gianfranco"},{"family":"Alinia","given":"Cyrus"},{"family":"Alipour","given":"Vahid"},{"family":"Alizade","given":"Hesam"},{"family":"Aljunid","given":"Syed Mohamed"},{"family":"Alla","given":"François"},{"family":"Allebeck","given":"Peter"},{"family":"Almasi-Hashiani","given":"Amir"},{"family":"Al-Mekhlafi","given":"Hesham M"},{"family":"Alonso","given":"Jordi"},{"family":"Altirkawi","given":"Khalid A"},{"family":"Amini-Rarani","given":"Mostafa"},{"family":"Amiri","given":"Fatemeh"},{"family":"Amugsi","given":"Dickson A"},{"family":"Ancuceanu","given":"Robert"},{"family":"Anderlini","given":"Deanna"},{"family":"Anderson","given":"Jason A"},{"family":"Andrei","given":"Catalina Liliana"},{"family":"Andrei","given":"Tudorel"},{"family":"Angus","given":"Colin"},{"family":"Anjomshoa","given":"Mina"},{"family":"Ansari","given":"Fereshteh"},{"family":"Ansari-Moghaddam","given":"Alireza"},{"family":"Antonazzo","given":"Ippazio Cosimo"},{"family":"Antonio","given":"Carl Abelardo T"},{"family":"Antony","given":"Catherine M"},{"family":"Antriyandarti","given":"Ernoiz"},{"family":"Anvari","given":"Davood"},{"family":"Anwer","given":"Razique"},{"family":"Appiah","given":"Seth Christopher Yaw"},{"family":"Arabloo","given":"Jalal"},{"family":"Arab-Zozani","given":"Morteza"},{"family":"Ariani","given":"Filippo"},{"family":"Armoon","given":"Bahram"},{"family":"Ärnlöv","given":"Johan"},{"family":"Arzani","given":"Afsaneh"},{"family":"Asadi-Aliabadi","given":"Mehran"},{"family":"Asadi-Pooya","given":"Ali A"},{"family":"Ashbaugh","given":"Charlie"},{"family":"Assmus","given":"Michael"},{"family":"Atafar","given":"Zahra"},{"family":"Atnafu","given":"Desta Debalkie"},{"family":"Atout","given":"Maha Moh'd Wahbi"},{"family":"Ausloos","given":"Floriane"},{"family":"Ausloos","given":"Marcel"},{"family":"Ayala Quintanilla","given":"Beatriz Paulina"},{"family":"Ayano","given":"Getinet"},{"family":"Ayanore","given":"Martin Amogre"},{"family":"Azari","given":"Samad"},{"family":"Azarian","given":"Ghasem"},{"family":"Azene","given":"Zelalem Nigussie"},{"family":"Badawi","given":"Alaa"},{"family":"Badiye","given":"Ashish D"},{"family":"Bahrami","given":"Mohammad Amin"},{"family":"Bakhshaei","given":"Mohammad Hossein"},{"family":"Bakhtiari","given":"Ahad"},{"family":"Bakkannavar","given":"Shankar M"},{"family":"Baldasseroni","given":"Alberto"},{"family":"Ball","given":"Kylie"},{"family":"Ballew","given":"Shoshana H"},{"family":"Balzi","given":"Daniela"},{"family":"Banach","given":"Maciej"},{"family":"Banerjee","given":"Srikanta K"},{"family":"Bante","given":"Agegnehu Bante"},{"family":"Baraki","given":"Adhanom Gebreegziabher"},{"family":"Barker-Collo","given":"Suzanne Lyn"},{"family":"Bärnighausen","given":"Till Winfried"},{"family":"Barrero","given":"Lope H"},{"family":"Barthelemy","given":"Celine M"},{"family":"Barua","given":"Lingkan"},{"family":"Basu","given":"Sanjay"},{"family":"Baune","given":"Bernhard T"},{"family":"Bayati","given":"Mohsen"},{"family":"Becker","given":"Jacob S"},{"family":"Bedi","given":"Neeraj"},{"family":"Beghi","given":"Ettore"},{"family":"Béjot","given":"Yannick"},{"family":"Bell","given":"Michellr L"},{"family":"Bennitt","given":"Fiona B"},{"family":"Bensenor","given":"Isabela M"},{"family":"Berhe","given":"Kidanemaryam"},{"family":"Berman","given":"Adam E"},{"family":"Bhagavathula","given":"Akshaya Srikanth"},{"family":"Bhageerathy","given":"Reshmi"},{"family":"Bhala","given":"Neeraj"},{"family":"Bhandari","given":"Dinesh"},{"family":"Bhattacharyya","given":"Krittika"},{"family":"Bhutta","given":"Zulfiqar A"},{"family":"Bijani","given":"Ali"},{"family":"Bikbov","given":"Boris"},{"family":"Bin Sayeed","given":"Muhammad Shahdaat"},{"family":"Biondi","given":"Antonio"},{"family":"Birihane","given":"Binyam Minuye"},{"family":"Bisignano","given":"Catherine"},{"family":"Biswas","given":"Raaj Kishore"},{"family":"Bitew","given":"Helen"},{"family":"Bohlouli","given":"Somayeh"},{"family":"Bohluli","given":"Mehdi"},{"family":"Boon-Dooley","given":"Alexandra S"},{"family":"Borges","given":"Guilherme"},{"family":"Borzì","given":"Antonio Maria"},{"family":"Borzouei","given":"Shiva"},{"family":"Bosetti","given":"Cristina"},{"family":"Boufous","given":"Soufiane"},{"family":"Braithwaite","given":"Dejana"},{"family":"Breitborde","given":"Nicholas J K"},{"family":"Breitner","given":"Susanne"},{"family":"Brenner","given":"Hermann"},{"family":"Briant","given":"Paul Svitil"},{"family":"Briko","given":"Andrey Nikolaevich"},{"family":"Briko","given":"Nikolay Ivanovich"},{"family":"Britton","given":"Gabrielle B"},{"family":"Bryazka","given":"Dana"},{"family":"Bumgarner","given":"Blair R"},{"family":"Burkart","given":"Katrin"},{"family":"Burnett","given":"Richard Thomas"},{"family":"Burugina Nagaraja","given":"Sharath"},{"family":"Butt","given":"Zahid A"},{"family":"Caetano dos Santos","given":"Florentino Luciano"},{"family":"Cahill","given":"Leah E"},{"family":"Cámera","given":"Luis LA Alberto"},{"family":"Campos-Nonato","given":"Ismael R"},{"family":"Cárdenas","given":"Rosario"},{"family":"Carreras","given":"Giulia"},{"family":"Carrero","given":"Juan J"},{"family":"Carvalho","given":"Felix"},{"family":"Castaldelli-Maia","given":"Joao Mauricio"},{"family":"Castañeda-Orjuela","given":"Carlos A"},{"family":"Castelpietra","given":"Giulio"},{"family":"Castro","given":"Franz"},{"family":"Causey","given":"Kate"},{"family":"Cederroth","given":"Christopher R"},{"family":"Cercy","given":"Kelly M"},{"family":"Cerin","given":"Ester"},{"family":"Chandan","given":"Joht Singh"},{"family":"Chang","given":"Kai-Lan"},{"family":"Charlson","given":"Fiona J"},{"family":"Chattu","given":"Vijay Kumar"},{"family":"Chaturvedi","given":"Sarika"},{"family":"Cherbuin","given":"Nicolas"},{"family":"Chimed-Ochir","given":"Odgerel"},{"family":"Cho","given":"Daniel Youngwhan"},{"family":"Choi","given":"Jee-Young Jasmine"},{"family":"Christensen","given":"Hanne"},{"family":"Chu","given":"Dinh-Toi"},{"family":"Chung","given":"Michael T"},{"family":"Chung","given":"Sheng-Chia"},{"family":"Cicuttini","given":"Flavia M"},{"family":"Ciobanu","given":"Liliana G"},{"family":"Cirillo","given":"Massimo"},{"family":"Classen","given":"Thomas Khaled Dwayne"},{"family":"Cohen","given":"Aaron J"},{"family":"Compton","given":"Kelly"},{"family":"Cooper","given":"Owen R"},{"family":"Costa","given":"Vera Marisa"},{"family":"Cousin","given":"Ewerton"},{"family":"Cowden","given":"Richard G"},{"family":"Cross","given":"Di H"},{"family":"Cruz","given":"Jessica A"},{"family":"Dahlawi","given":"Saad M A"},{"family":"Damasceno","given":"Albertino Antonio Moura"},{"family":"Damiani","given":"Giovanni"},{"family":"Dandona","given":"Lalit"},{"family":"Dandona","given":"Rakhi"},{"family":"Dangel","given":"William James"},{"family":"Danielsson","given":"Anna-Karin"},{"family":"Dargan","given":"Paul I"},{"family":"Darwesh","given":"Aso Mohammad"},{"family":"Daryani","given":"Ahmad"},{"family":"Das","given":"Jai K"},{"family":"Das Gupta","given":"Rajat"},{"family":"Neves","given":"José","non-dropping-particle":"das"},{"family":"Dávila-Cervantes","given":"Claudio Alberto"},{"family":"Davitoiu","given":"Dragos Virgil"},{"family":"De Leo","given":"Diego"},{"family":"Degenhardt","given":"Louisa"},{"family":"DeLang","given":"Marissa"},{"family":"Dellavalle","given":"Robert Paul"},{"family":"Demeke","given":"Feleke Mekonnen"},{"family":"Demoz","given":"Gebre Teklemariam"},{"family":"Demsie","given":"Desalegn Getnet"},{"family":"Denova-Gutiérrez","given":"Edgar"},{"family":"Dervenis","given":"Nikolaos"},{"family":"Dhungana","given":"Govinda Prasad"},{"family":"Dianatinasab","given":"Mostafa"},{"family":"Dias da Silva","given":"Diana"},{"family":"Diaz","given":"Daniel"},{"family":"Dibaji Forooshani","given":"Zahra Sadat"},{"family":"Djalalinia","given":"Shirin"},{"family":"Do","given":"Hoa Thi"},{"family":"Dokova","given":"Klara"},{"family":"Dorostkar","given":"Fariba"},{"family":"Doshmangir","given":"Leila"},{"family":"Driscoll","given":"Tim Robert"},{"family":"Duncan","given":"Bruce B"},{"family":"Duraes","given":"Andre Rodrigues"},{"family":"Eagan","given":"Arielle Wilder"},{"family":"Edvardsson","given":"David"},{"family":"El Nahas","given":"Nevine"},{"family":"El Sayed","given":"Iman"},{"family":"El Tantawi","given":"Maha"},{"family":"Elbarazi","given":"Iffat"},{"family":"Elgendy","given":"Islam Y"},{"family":"El-Jaafary","given":"Shaimaa I"},{"family":"Elyazar","given":"Iqbal RF"},{"family":"Emmons-Bell","given":"Sophia"},{"family":"Erskine","given":"Holly E"},{"family":"Eskandarieh","given":"Sharareh"},{"family":"Esmaeilnejad","given":"Saman"},{"family":"Esteghamati","given":"Alireza"},{"family":"Estep","given":"Kara"},{"family":"Etemadi","given":"Arash"},{"family":"Etisso","given":"Atkilt Esaiyas"},{"family":"Fanzo","given":"Jessica"},{"family":"Farahmand","given":"Mohammad"},{"family":"Fareed","given":"Mohammad"},{"family":"Faridnia","given":"Roghiyeh"},{"family":"Farioli","given":"Andrea"},{"family":"Faro","given":"Andre"},{"family":"Faruque","given":"Mithila"},{"family":"Farzadfar","given":"Farshad"},{"family":"Fattahi","given":"Nazir"},{"family":"Fazlzadeh","given":"Mehdi"},{"family":"Feigin","given":"Valery L"},{"family":"Feldman","given":"Rachel"},{"family":"Fereshtehnejad","given":"Seyed-Mohammad"},{"family":"Fernandes","given":"Eduarda"},{"family":"Ferrara","given":"Giannina"},{"family":"Ferrari","given":"Alize J"},{"family":"Ferreira","given":"Manuela L"},{"family":"Filip","given":"Irina"},{"family":"Fischer","given":"Florian"},{"family":"Fisher","given":"James L"},{"family":"Flor","given":"Luisa Sorio"},{"family":"Foigt","given":"Nataliya A"},{"family":"Folayan","given":"Morenike Oluwatoyin"},{"family":"Fomenkov","given":"Artem Alekseevich"},{"family":"Force","given":"Lisa M"},{"family":"Foroutan","given":"Masoud"},{"family":"Franklin","given":"Richard Charles"},{"family":"Freitas","given":"Marisa"},{"family":"Fu","given":"Weijia"},{"family":"Fukumoto","given":"Takeshi"},{"family":"Furtado","given":"João M"},{"family":"Gad","given":"Mohamed M"},{"family":"Gakidou","given":"Emmanuela"},{"family":"Gallus","given":"Silvano"},{"family":"Garcia-Basteiro","given":"Alberto L"},{"family":"Gardner","given":"William M"},{"family":"Geberemariyam","given":"Biniyam Sahiledengle"},{"family":"Gebreslassie","given":"Assefa Ayalew Ayalew Ayalew"},{"family":"Geremew","given":"Abraham"},{"family":"Gershberg Hayoon","given":"Anna"},{"family":"Gething","given":"Peter W"},{"family":"Ghadimi","given":"Maryam"},{"family":"Ghadiri","given":"Keyghobad"},{"family":"Ghaffarifar","given":"Fatemeh"},{"family":"Ghafourifard","given":"Mansour"},{"family":"Ghamari","given":"Farhad"},{"family":"Ghashghaee","given":"Ahmad"},{"family":"Ghiasvand","given":"Hesam"},{"family":"Ghith","given":"Nermin"},{"family":"Gholamian","given":"Asadollah"},{"family":"Ghosh","given":"Rakesh"},{"family":"Gill","given":"Paramjit Singh"},{"family":"Ginindza","given":"Themba G G"},{"family":"Giussani","given":"Giorgia"},{"family":"Gnedovskaya","given":"Elena V"},{"family":"Goharinezhad","given":"Salime"},{"family":"Gopalani","given":"Sameer Vali"},{"family":"Gorini","given":"Giuseppe"},{"family":"Goudarzi","given":"Houman"},{"family":"Goulart","given":"Alessandra C"},{"family":"Greaves","given":"Felix"},{"family":"Grivna","given":"Michal"},{"family":"Grosso","given":"Giuseppe"},{"family":"Gubari","given":"Mohammed Ibrahim Mohialdeen"},{"family":"Gugnani","given":"Harish Chander"},{"family":"Guimarães","given":"Rafael Alves"},{"family":"Guled","given":"Rashid Abdi"},{"family":"Guo","given":"Gaorui"},{"family":"Guo","given":"Yuming"},{"family":"Gupta","given":"Rajeev"},{"family":"Gupta","given":"Tarun"},{"family":"Haddock","given":"Beatrix"},{"family":"Hafezi-Nejad","given":"Nima"},{"family":"Hafiz","given":"Abdul"},{"family":"Haj-Mirzaian","given":"Arvin"},{"family":"Haj-Mirzaian","given":"Arya"},{"family":"Hall","given":"Brian J"},{"family":"Halvaei","given":"Iman"},{"family":"Hamadeh","given":"Randah R"},{"family":"Hamidi","given":"Samer"},{"family":"Hammer","given":"Melanie S"},{"family":"Hankey","given":"Graeme J"},{"family":"Haririan","given":"Hamidreza"},{"family":"Haro","given":"Josep Maria"},{"family":"Hasaballah","given":"Ahmed I"},{"family":"Hasan","given":"Md Mehedi"},{"family":"Hasanpoor","given":"Edris"},{"family":"Hashi","given":"Abdiwahab"},{"family":"Hassanipour","given":"Soheil"},{"family":"Hassankhani","given":"Hadi"},{"family":"Havmoeller","given":"Rasmus J"},{"family":"Hay","given":"Simon I"},{"family":"Hayat","given":"Khezar"},{"family":"Heidari","given":"Golnaz"},{"family":"Heidari-Soureshjani","given":"Reza"},{"family":"Henrikson","given":"Hannah J"},{"family":"Herbert","given":"Molly E"},{"family":"Herteliu","given":"Claudiu"},{"family":"Heydarpour","given":"Fatemeh"},{"family":"Hird","given":"Thomas R"},{"family":"Hoek","given":"Hans W"},{"family":"Holla","given":"Ramesh"},{"family":"Hoogar","given":"Praveen"},{"family":"Hosgood","given":"H Dean"},{"family":"Hossain","given":"Naznin"},{"family":"Hosseini","given":"Mostafa"},{"family":"Hosseinzadeh","given":"Mehdi"},{"family":"Hostiuc","given":"Mihaela"},{"family":"Hostiuc","given":"Sorin"},{"family":"Househ","given":"Mowafa"},{"family":"Hsairi","given":"Mohamed"},{"family":"Hsieh","given":"Vivian Chia-rong"},{"family":"Hu","given":"Guoqing"},{"family":"Hu","given":"Kejia"},{"family":"Huda","given":"Tanvir M"},{"family":"Humayun","given":"Ayesha"},{"family":"Huynh","given":"Chantal K"},{"family":"Hwang","given":"Bing-Fang"},{"family":"Iannucci","given":"Vincent C"},{"family":"Ibitoye","given":"Segun Emmanuel"},{"family":"Ikeda","given":"Nayu"},{"family":"Ikuta","given":"Kevin S"},{"family":"Ilesanmi","given":"Olayinka Stephen"},{"family":"Ilic","given":"Irena M"},{"family":"Ilic","given":"Milena D"},{"family":"Inbaraj","given":"Leeberk Raja"},{"family":"Ippolito","given":"Helen"},{"family":"Iqbal","given":"Usman"},{"family":"Irvani","given":"Seyed Sina Naghibi"},{"family":"Irvine","given":"Caleb Mackay Salpeter"},{"family":"Islam","given":"M Mofizul"},{"family":"Islam","given":"Sheikh Mohammed Shariful"},{"family":"Iso","given":"Hiroyasu"},{"family":"Ivers","given":"Rebecca Q"},{"family":"Iwu","given":"Chidozie C D"},{"family":"Iwu","given":"Chinwe Juliana"},{"family":"Iyamu","given":"Ihoghosa Osamuyi"},{"family":"Jaafari","given":"Jalil"},{"family":"Jacobsen","given":"Kathryn H"},{"family":"Jafari","given":"Hussain"},{"family":"Jafarinia","given":"Morteza"},{"family":"Jahani","given":"Mohammad Ali"},{"family":"Jakovljevic","given":"Mihajlo"},{"family":"Jalilian","given":"Farzad"},{"family":"James","given":"Spencer L"},{"family":"Janjani","given":"Hosna"},{"family":"Javaheri","given":"Tahereh"},{"family":"Javidnia","given":"Javad"},{"family":"Jeemon","given":"Panniyammakal"},{"family":"Jenabi","given":"Ensiyeh"},{"family":"Jha","given":"Ravi Prakash"},{"family":"Jha","given":"Vivekanand"},{"family":"Ji","given":"John S"},{"family":"Johansson","given":"Lars"},{"family":"John","given":"Oommen"},{"family":"John-Akinola","given":"Yetunde O"},{"family":"Johnson","given":"Catherine Owens"},{"family":"Jonas","given":"Jost B"},{"family":"Joukar","given":"Farahnaz"},{"family":"Jozwiak","given":"Jacek Jerzy"},{"family":"Jürisson","given":"Mikk"},{"family":"Kabir","given":"Ali"},{"family":"Kabir","given":"Zubair"},{"family":"Kalani","given":"Hamed"},{"family":"Kalani","given":"Rizwan"},{"family":"Kalankesh","given":"Leila R"},{"family":"Kalhor","given":"Rohollah"},{"family":"Kanchan","given":"Tanuj"},{"family":"Kapoor","given":"Neeti"},{"family":"Karami Matin","given":"Behzad"},{"family":"Karch","given":"André"},{"family":"Karim","given":"Mohd Anisul"},{"family":"Kassa","given":"Getachew Mullu"},{"family":"Katikireddi","given":"Srinivasa Vittal"},{"family":"Kayode","given":"Gbenga A"},{"family":"Kazemi Karyani","given":"Ali"},{"family":"Keiyoro","given":"Peter Njenga"},{"family":"Keller","given":"Cathleen"},{"family":"Kemmer","given":"Laura"},{"family":"Kendrick","given":"Parkes J"},{"family":"Khalid","given":"Nauman"},{"family":"Khammarnia","given":"Mohammad"},{"family":"Khan","given":"Ejaz Ahmad"},{"family":"Khan","given":"Maseer"},{"family":"Khatab","given":"Khaled"},{"family":"Khater","given":"Mona M"},{"family":"Khatib","given":"Mahalaqua Nazli"},{"family":"Khayamzadeh","given":"Maryam"},{"family":"Khazaei","given":"Salman"},{"family":"Kieling","given":"Christian"},{"family":"Kim","given":"Yun Jin"},{"family":"Kimokoti","given":"Ruth W"},{"family":"Kisa","given":"Adnan"},{"family":"Kisa","given":"Sezer"},{"family":"Kivimäki","given":"Mika"},{"family":"Knibbs","given":"Luke D"},{"family":"Knudsen","given":"Ann Kristin Skrindo"},{"family":"Kocarnik","given":"Jonathan M"},{"family":"Kochhar","given":"Sonali"},{"family":"Kopec","given":"Jacek A"},{"family":"Korshunov","given":"Vladimir Andreevich"},{"family":"Koul","given":"Parvaiz A"},{"family":"Koyanagi","given":"Ai"},{"family":"Kraemer","given":"Moritz U G"},{"family":"Krishan","given":"Kewal"},{"family":"Krohn","given":"Kris J"},{"family":"Kromhout","given":"Hans"},{"family":"Kuate Defo","given":"Barthelemy"},{"family":"Kumar","given":"G Anil"},{"family":"Kumar","given":"Vivek"},{"family":"Kurmi","given":"Om P"},{"family":"Kusuma","given":"Dian"},{"family":"La Vecchia","given":"Carlo"},{"family":"Lacey","given":"Ben"},{"family":"Lal","given":"Dharmesh Kumar"},{"family":"Lalloo","given":"Ratilal"},{"family":"Lallukka","given":"Tea"},{"family":"Lami","given":"Faris Hasan"},{"family":"Landires","given":"Iván"},{"family":"Lang","given":"Justin J"},{"family":"Langan","given":"Sinéad M"},{"family":"Larsson","given":"Anders O"},{"family":"Lasrado","given":"Savita"},{"family":"Lauriola","given":"Paolo"},{"family":"Lazarus","given":"Jeffrey V"},{"family":"Lee","given":"Paul H"},{"family":"Lee","given":"Shaun Wen Huey"},{"family":"LeGrand","given":"Kate E"},{"family":"Leigh","given":"James"},{"family":"Leonardi","given":"Matilde"},{"family":"Lescinsky","given":"Haley"},{"family":"Leung","given":"Janni"},{"family":"Levi","given":"Miriam"},{"family":"Li","given":"Shanshan"},{"family":"Lim","given":"Lee-Ling"},{"family":"Linn","given":"Shai"},{"family":"Liu","given":"Shiwei"},{"family":"Liu","given":"Simin"},{"family":"Liu","given":"Yang"},{"family":"Lo","given":"Justin"},{"family":"Lopez","given":"Alan D"},{"family":"Lopez","given":"Jaifred Christian F"},{"family":"Lopukhov","given":"Platon D"},{"family":"Lorkowski","given":"Stefan"},{"family":"Lotufo","given":"Paulo A"},{"family":"Lu","given":"Alton"},{"family":"Lugo","given":"Alessandra"},{"family":"Maddison","given":"Emilie R"},{"family":"Mahasha","given":"Phetole Walter"},{"family":"Mahdavi","given":"Mokhtar Mahdavi"},{"family":"Mahmoudi","given":"Morteza"},{"family":"Majeed","given":"Azeem"},{"family":"Maleki","given":"Afshin"},{"family":"Maleki","given":"Shokofeh"},{"family":"Malekzadeh","given":"Reza"},{"family":"Malta","given":"Deborah Carvalho"},{"family":"Mamun","given":"Abdullah A"},{"family":"Manda","given":"Ana Laura"},{"family":"Manguerra","given":"Helena"},{"family":"Mansour-Ghanaei","given":"Fariborz"},{"family":"Mansouri","given":"Borhan"},{"family":"Mansournia","given":"Mohammad Ali"},{"family":"Mantilla Herrera","given":"Ana M"},{"family":"Maravilla","given":"Joemer C"},{"family":"Marks","given":"Ashley"},{"family":"Martin","given":"Randall V"},{"family":"Martini","given":"Santi"},{"family":"Martins-Melo","given":"Francisco Rogerlândio"},{"family":"Masaka","given":"Anthony"},{"family":"Masoumi","given":"Seyedeh Zahra"},{"family":"Mathur","given":"Manu Raj"},{"family":"Matsushita","given":"Kunihiro"},{"family":"Maulik","given":"Pallab K"},{"family":"McAlinden","given":"Colm"},{"family":"McGrath","given":"John J"},{"family":"McKee","given":"Martin"},{"family":"Mehndiratta","given":"Man Mohan"},{"family":"Mehri","given":"Fereshteh"},{"family":"Mehta","given":"Kala M"},{"family":"Memish","given":"Ziad A"},{"family":"Mendoza","given":"Walter"},{"family":"Menezes","given":"Ritesh G"},{"family":"Mengesha","given":"Endalkachew Worku"},{"family":"Mereke","given":"Alibek"},{"family":"Mereta","given":"Seid Tiku"},{"family":"Meretoja","given":"Atte"},{"family":"Meretoja","given":"Tuomo J"},{"family":"Mestrovic","given":"Tomislav"},{"family":"Miazgowski","given":"Bartosz"},{"family":"Miazgowski","given":"Tomasz"},{"family":"Michalek","given":"Irmina Maria"},{"family":"Miller","given":"Ted R"},{"family":"Mills","given":"Edward J"},{"family":"Mini","given":"GK"},{"family":"Miri","given":"Mohammad"},{"family":"Mirica","given":"Andreea"},{"family":"Mirrakhimov","given":"Erkin M"},{"family":"Mirzaei","given":"Hamed"},{"family":"Mirzaei","given":"Maryam"},{"family":"Mirzaei","given":"Roya"},{"family":"Mirzaei-Alavijeh","given":"Mehdi"},{"family":"Misganaw","given":"Awoke Temesgen"},{"family":"Mithra","given":"Prasanna"},{"family":"Moazen","given":"Babak"},{"family":"Mohammad","given":"Dara K"},{"family":"Mohammad","given":"Yousef"},{"family":"Mohammad Gholi Mezerji","given":"Naser"},{"family":"Mohammadian-Hafshejani","given":"Abdollah"},{"family":"Mohammadifard","given":"Noushin"},{"family":"Mohammadpourhodki","given":"Reza"},{"family":"Mohammed","given":"Ammas Siraj"},{"family":"Mohammed","given":"Hussen"},{"family":"Mohammed","given":"Jemal Abdu"},{"family":"Mohammed","given":"Shafiu"},{"family":"Mokdad","given":"Ali H"},{"family":"Molokhia","given":"Mariam"},{"family":"Monasta","given":"Lorenzo"},{"family":"Mooney","given":"Meghan D"},{"family":"Moradi","given":"Ghobad"},{"family":"Moradi","given":"Masoud"},{"family":"Moradi-Lakeh","given":"Maziar"},{"family":"Moradzadeh","given":"Rahmatollah"},{"family":"Moraga","given":"Paula"},{"family":"Morawska","given":"Lidia"},{"family":"Morgado-da-Costa","given":"Joana"},{"family":"Morrison","given":"Shane Douglas"},{"family":"Mosapour","given":"Abbas"},{"family":"Mosser","given":"Jonathan F"},{"family":"Mouodi","given":"Simin"},{"family":"Mousavi","given":"Seyyed Meysam"},{"family":"Mousavi Khaneghah","given":"Amin"},{"family":"Mueller","given":"Ulrich Otto"},{"family":"Mukhopadhyay","given":"Satinath"},{"family":"Mullany","given":"Erin C"},{"family":"Musa","given":"Kamarul Imran"},{"family":"Muthupandian","given":"Saravanan"},{"family":"Nabhan","given":"Ashraf F"},{"family":"Naderi","given":"Mehdi"},{"family":"Nagarajan","given":"Ahamarshan Jayaraman"},{"family":"Nagel","given":"Gabriele"},{"family":"Naghavi","given":"Mohsen"},{"family":"Naghshtabrizi","given":"Behshad"},{"family":"Naimzada","given":"Mukhammad David"},{"family":"Najafi","given":"Farid"},{"family":"Nangia","given":"Vinay"},{"family":"Nansseu","given":"Jobert Richie"},{"family":"Naserbakht","given":"Morteza"},{"family":"Nayak","given":"Vinod C"},{"family":"Negoi","given":"Ionut"},{"family":"Ngunjiri","given":"Josephine W"},{"family":"Nguyen","given":"Cuong Tat"},{"family":"Nguyen","given":"Huong Lan Thi"},{"family":"Nguyen","given":"Minh"},{"family":"Nigatu","given":"Yeshambel T"},{"family":"Nikbakhsh","given":"Rajan"},{"family":"Nixon","given":"Molly R"},{"family":"Nnaji","given":"Chukwudi A"},{"family":"Nomura","given":"Shuhei"},{"family":"Norrving","given":"Bo"},{"family":"Noubiap","given":"Jean Jacques"},{"family":"Nowak","given":"Christoph"},{"family":"Nunez-Samudio","given":"Virginia"},{"family":"Oţoiu","given":"Adrian"},{"family":"Oancea","given":"Bogdan"},{"family":"Odell","given":"Christopher M"},{"family":"Ogbo","given":"Felix Akpojene"},{"family":"Oh","given":"In-Hwan"},{"family":"Okunga","given":"Emmanuel Wandera"},{"family":"Oladnabi","given":"Morteza"},{"family":"Olagunju","given":"Andrew T"},{"family":"Olusanya","given":"Bolajoko Olubukunola"},{"family":"Olusanya","given":"Jacob Olusegun"},{"family":"Omer","given":"Muktar Omer"},{"family":"Ong","given":"Kanyin L"},{"family":"Onwujekwe","given":"Obinna E"},{"family":"Orpana","given":"Heather M"},{"family":"Ortiz","given":"Alberto"},{"family":"Osarenotor","given":"Osayomwanbo"},{"family":"Osei","given":"Frank B"},{"family":"Ostroff","given":"Samuel M"},{"family":"Otstavnov","given":"Nikita"},{"family":"Otstavnov","given":"Stanislav S"},{"family":"Øverland","given":"Simon"},{"family":"Owolabi","given":"Mayowa O"},{"family":"P A","given":"Mahesh"},{"family":"Padubidri","given":"Jagadish Rao"},{"family":"Palladino","given":"Raffaele"},{"family":"Panda-Jonas","given":"Songhomitra"},{"family":"Pandey","given":"Anamika"},{"family":"Parry","given":"Charles D H"},{"family":"Pasovic","given":"Maja"},{"family":"Pasupula","given":"Deepak Kumar"},{"family":"Patel","given":"Sangram Kishor"},{"family":"Pathak","given":"Mona"},{"family":"Patten","given":"Scott B"},{"family":"Patton","given":"George C"},{"family":"Pazoki Toroudi","given":"Hamidreza"},{"family":"Peden","given":"Amy E"},{"family":"Pennini","given":"Alyssa"},{"family":"Pepito","given":"Veincent Christian Filipino"},{"family":"Peprah","given":"Emmanuel K"},{"family":"Pereira","given":"David M"},{"family":"Pesudovs","given":"Konrad"},{"family":"Pham","given":"Hai Quang"},{"family":"Phillips","given":"Michael R"},{"family":"Piccinelli","given":"Cristiano"},{"family":"Pilz","given":"Tessa M"},{"family":"Piradov","given":"Michael A"},{"family":"Pirsaheb","given":"Meghdad"},{"family":"Plass","given":"Dietrich"},{"family":"Polinder","given":"Suzanne"},{"family":"Polkinghorne","given":"Kevan R"},{"family":"Pond","given":"Constance Dimity"},{"family":"Postma","given":"Maarten J"},{"family":"Pourjafar","given":"Hadi"},{"family":"Pourmalek","given":"Farshad"},{"family":"Poznańska","given":"Anna"},{"family":"Prada","given":"Sergio I"},{"family":"Prakash","given":"V"},{"family":"Pribadi","given":"Dimas Ria Angga"},{"family":"Pupillo","given":"Elisabetta"},{"family":"Quazi Syed","given":"Zahiruddin"},{"family":"Rabiee","given":"Mohammad"},{"family":"Rabiee","given":"Navid"},{"family":"Radfar","given":"Amir"},{"family":"Rafiee","given":"Ata"},{"family":"Raggi","given":"Alberto"},{"family":"Rahman","given":"Muhammad Aziz"},{"family":"Rajabpour-Sanati","given":"Ali"},{"family":"Rajati","given":"Fatemeh"},{"family":"Rakovac","given":"Ivo"},{"family":"Ram","given":"Pradhum"},{"family":"Ramezanzadeh","given":"Kiana"},{"family":"Ranabhat","given":"Chhabi Lal"},{"family":"Rao","given":"Puja C"},{"family":"Rao","given":"Sowmya J"},{"family":"Rashedi","given":"Vahid"},{"family":"Rathi","given":"Priya"},{"family":"Rawaf","given":"David Laith"},{"family":"Rawaf","given":"Salman"},{"family":"Rawal","given":"Lal"},{"family":"Rawassizadeh","given":"Reza"},{"family":"Rawat","given":"Ramu"},{"family":"Razo","given":"Christian"},{"family":"Redford","given":"Sofia Boston"},{"family":"Reiner","given":"Robert C","suffix":"Jr"},{"family":"Reitsma","given":"Marissa Bettay"},{"family":"Remuzzi","given":"Giuseppe"},{"family":"Renjith","given":"Vishnu"},{"family":"Renzaho","given":"Andre M N"},{"family":"Resnikoff","given":"Serge"},{"family":"Rezaei","given":"Negar"},{"family":"Rezaei","given":"Nima"},{"family":"Rezapour","given":"Aziz"},{"family":"Rhinehart","given":"Phoebe-Anne"},{"family":"Riahi","given":"Seyed Mohammad"},{"family":"Ribeiro","given":"Daniel Cury"},{"family":"Ribeiro","given":"Daniela"},{"family":"Rickard","given":"Jennifer"},{"family":"Rivera","given":"Juan A"},{"family":"Roberts","given":"Nicholas L S"},{"family":"Rodríguez-Ramírez","given":"Sonia"},{"family":"Roever","given":"Leonardo"},{"family":"Ronfani","given":"Luca"},{"family":"Room","given":"Robin"},{"family":"Roshandel","given":"Gholamreza"},{"family":"Roth","given":"Gregory A"},{"family":"Rothenbacher","given":"Dietrich"},{"family":"Rubagotti","given":"Enrico"},{"family":"Rwegerera","given":"Godfrey M"},{"family":"Sabour","given":"Siamak"},{"family":"Sachdev","given":"Perminder S"},{"family":"Saddik","given":"Basema"},{"family":"Sadeghi","given":"Ehsan"},{"family":"Sadeghi","given":"Masoumeh"},{"family":"Saeedi","given":"Reza"},{"family":"Saeedi Moghaddam","given":"Sahar"},{"family":"Safari","given":"Yahya"},{"family":"Safi","given":"Sare"},{"family":"Safiri","given":"Saeid"},{"family":"Sagar","given":"Rajesh"},{"family":"Sahebkar","given":"Amirhossein"},{"family":"Sajadi","given":"S Mohammad"},{"family":"Salam","given":"Nasir"},{"family":"Salamati","given":"Payman"},{"family":"Salem","given":"Hosni"},{"family":"Salem","given":"Marwa R Rashad"},{"family":"Salimzadeh","given":"Hamideh"},{"family":"Salman","given":"Omar Mukhtar"},{"family":"Salomon","given":"Joshua A"},{"family":"Samad","given":"Zainab"},{"family":"Samadi Kafil","given":"Hossein"},{"family":"Sambala","given":"Evanson Zondani"},{"family":"Samy","given":"Abdallah M"},{"family":"Sanabria","given":"Juan"},{"family":"Sánchez-Pimienta","given":"Tania G"},{"family":"Santomauro","given":"Damian Francesco"},{"family":"Santos","given":"Itamar S"},{"family":"Santos","given":"João Vasco"},{"family":"Santric-Milicevic","given":"Milena M"},{"family":"Saraswathy","given":"Sivan Yegnanarayana Iyer"},{"family":"Sarmiento-Suárez","given":"Rodrigo"},{"family":"Sarrafzadegan","given":"Nizal"},{"family":"Sartorius","given":"Benn"},{"family":"Sarveazad","given":"Arash"},{"family":"Sathian","given":"Brijesh"},{"family":"Sathish","given":"Thirunavukkarasu"},{"family":"Sattin","given":"Davide"},{"family":"Saxena","given":"Sonia"},{"family":"Schaeffer","given":"Lauren E"},{"family":"Schiavolin","given":"Silvia"},{"family":"Schlaich","given":"Markus P"},{"family":"Schmidt","given":"Maria Inês"},{"family":"Schutte","given":"Aletta Elisabeth"},{"family":"Schwebel","given":"David C"},{"family":"Schwendicke","given":"Falk"},{"family":"Senbeta","given":"Anbissa Muleta"},{"family":"Senthilkumaran","given":"Subramanian"},{"family":"Sepanlou","given":"Sadaf G"},{"family":"Serdar","given":"Berrin"},{"family":"Serre","given":"Marc L"},{"family":"Shadid","given":"Jamileh"},{"family":"Shafaat","given":"Omid"},{"family":"Shahabi","given":"Saeed"},{"family":"Shaheen","given":"Amira A"},{"family":"Shaikh","given":"Masood Ali"},{"family":"Shalash","given":"Ali S"},{"family":"Shams-Beyranvand","given":"Mehran"},{"family":"Shamsizadeh","given":"Morteza"},{"family":"Sharafi","given":"Kiomars"},{"family":"Sheikh","given":"Aziz"},{"family":"Sheikhtaheri","given":"Abbas"},{"family":"Shibuya","given":"Kenji"},{"family":"Shield","given":"Kevin David"},{"family":"Shigematsu","given":"Mika"},{"family":"Shin","given":"Jae Il"},{"family":"Shin","given":"Min-Jeong"},{"family":"Shiri","given":"Rahman"},{"family":"Shirkoohi","given":"Reza"},{"family":"Shuval","given":"Kerem"},{"family":"Siabani","given":"Soraya"},{"family":"Sierpinski","given":"Radoslaw"},{"family":"Sigfusdottir","given":"Inga Dora"},{"family":"Sigurvinsdottir","given":"Rannveig"},{"family":"Silva","given":"João Pedro"},{"family":"Simpson","given":"Kyle E"},{"family":"Singh","given":"Jasvinder A"},{"family":"Singh","given":"Pushpendra"},{"family":"Skiadaresi","given":"Eirini"},{"family":"Skou","given":"Søren T"},{"family":"Skryabin","given":"Valentin Yurievich"},{"family":"Smith","given":"Emma U R"},{"family":"Soheili","given":"Amin"},{"family":"Soltani","given":"Shahin"},{"family":"Soofi","given":"Moslem"},{"family":"Sorensen","given":"Reed J D"},{"family":"Soriano","given":"Joan B"},{"family":"Sorrie","given":"Muluken Bekele"},{"family":"Soshnikov","given":"Sergey"},{"family":"Soyiri","given":"Ireneous N"},{"family":"Spencer","given":"Cory N"},{"family":"Spotin","given":"Adel"},{"family":"Sreeramareddy","given":"Chandrashekhar T"},{"family":"Srinivasan","given":"Vinay"},{"family":"Stanaway","given":"Jeffrey D"},{"family":"Stein","given":"Caroline"},{"family":"Stein","given":"Dan J"},{"family":"Steiner","given":"Caitlyn"},{"family":"Stockfelt","given":"Leo"},{"family":"Stokes","given":"Mark A"},{"family":"Straif","given":"Kurt"},{"family":"Stubbs","given":"Jacob L"},{"family":"Sufiyan","given":"Mu'awiyyah Babale"},{"family":"Suleria","given":"Hafiz Ansar Rasul"},{"family":"Suliankatchi Abdulkader","given":"Rizwan"},{"family":"Sulo","given":"Gerhard"},{"family":"Sultan","given":"Iyad"},{"family":"Szumowski","given":"Łukasz"},{"family":"Tabarés-Seisdedos","given":"Rafael"},{"family":"Tabb","given":"Karen M"},{"family":"Tabuchi","given":"Takahiro"},{"family":"Taherkhani","given":"Amir"},{"family":"Tajdini","given":"Masih"},{"family":"Takahashi","given":"Ken"},{"family":"Takala","given":"Jukka S"},{"family":"Tamiru","given":"Animut Tagele"},{"family":"Taveira","given":"Nuno"},{"family":"Tehrani-Banihashemi","given":"Arash"},{"family":"Temsah","given":"Mohamad-Hani"},{"family":"Tesema","given":"Getayeneh Antehunegn"},{"family":"Tessema","given":"Zemenu Tadesse"},{"family":"Thurston","given":"George D"},{"family":"Titova","given":"Mariya Vladimirovna"},{"family":"Tohidinik","given":"Hamid Reza"},{"family":"Tonelli","given":"Marcello"},{"family":"Topor-Madry","given":"Roman"},{"family":"Topouzis","given":"Fotis"},{"family":"Torre","given":"Anna E"},{"family":"Touvier","given":"Mathilde"},{"family":"Tovani-Palone","given":"Marcos Roberto Roberto"},{"family":"Tran","given":"Bach Xuan"},{"family":"Travillian","given":"Ravensara"},{"family":"Tsatsakis","given":"Aristidis"},{"family":"Tudor Car","given":"Lorainne"},{"family":"Tyrovolas","given":"Stefanos"},{"family":"Uddin","given":"Riaz"},{"family":"Umeokonkwo","given":"Chukwuma David"},{"family":"Unnikrishnan","given":"Bhaskaran"},{"family":"Upadhyay","given":"Era"},{"family":"Vacante","given":"Marco"},{"family":"Valdez","given":"Pascual R"},{"family":"Donkelaar","given":"Aaron","non-dropping-particle":"van"},{"family":"Vasankari","given":"Tommi Juhani"},{"family":"Vasseghian","given":"Yasser"},{"family":"Veisani","given":"Yousef"},{"family":"Venketasubramanian","given":"Narayanaswamy"},{"family":"Violante","given":"Francesco S"},{"family":"Vlassov","given":"Vasily"},{"family":"Vollset","given":"Stein Emil"},{"family":"Vos","given":"Theo"},{"family":"Vukovic","given":"Rade"},{"family":"Waheed","given":"Yasir"},{"family":"Wallin","given":"Mitchell Taylor"},{"family":"Wang","given":"Yafeng"},{"family":"Wang","given":"Yuan-Pang"},{"family":"Watson","given":"Alexandrea"},{"family":"Wei","given":"Jingkai"},{"family":"Wei","given":"Melissa Y Wei"},{"family":"Weintraub","given":"Robert G"},{"family":"Weiss","given":"Jordan"},{"family":"Werdecker","given":"Andrea"},{"family":"West","given":"J Jason"},{"family":"Westerman","given":"Ronny"},{"family":"Whisnant","given":"Joanna L"},{"family":"Whiteford","given":"Harvey A"},{"family":"Wiens","given":"Kirsten E"},{"family":"Wolfe","given":"Charles D A"},{"family":"Wozniak","given":"Sarah S"},{"family":"Wu","given":"Ai-Min"},{"family":"Wu","given":"Junjie"},{"family":"Wulf Hanson","given":"Sarah"},{"family":"Xu","given":"Gelin"},{"family":"Xu","given":"Rixing"},{"family":"Yadgir","given":"Simon"},{"family":"Yahyazadeh Jabbari","given":"Seyed Hossein"},{"family":"Yamagishi","given":"Kazumasa"},{"family":"Yaminfirooz","given":"Mousa"},{"family":"Yano","given":"Yuichiro"},{"family":"Yaya","given":"Sanni"},{"family":"Yazdi-Feyzabadi","given":"Vahid"},{"family":"Yeheyis","given":"Tomas Y"},{"family":"Yilgwan","given":"Christopher Sabo"},{"family":"Yilma","given":"Mekdes Tigistu"},{"family":"Yip","given":"Paul"},{"family":"Yonemoto","given":"Naohiro"},{"family":"Younis","given":"Mustafa Z"},{"family":"Younker","given":"Theodore Patrick"},{"family":"Yousefi","given":"Bahman"},{"family":"Yousefi","given":"Zabihollah"},{"family":"Yousefinezhadi","given":"Taraneh"},{"family":"Yousuf","given":"Abdilahi Yousuf"},{"family":"Yu","given":"Chuanhua"},{"family":"Yusefzadeh","given":"Hasan"},{"family":"Zahirian Moghadam","given":"Telma"},{"family":"Zamani","given":"Mohammad"},{"family":"Zamanian","given":"Maryam"},{"family":"Zandian","given":"Hamed"},{"family":"Zastrozhin","given":"Mikhail Sergeevich"},{"family":"Zhang","given":"Yunquan"},{"family":"Zhang","given":"Zhi-Jiang"},{"family":"Zhao","given":"Jeff T"},{"family":"Zhao","given":"Xiu-Ju George"},{"family":"Zhao","given":"Yingxi"},{"family":"Zhou","given":"Maigeng"},{"family":"Ziapour","given":"Arash"},{"family":"Zimsen","given":"Stephanie R M"},{"family":"Brauer","given":"Michael"},{"family":"Afshin","given":"Ashkan"},{"family":"Lim","given":"Stephen S"}],"accessed":{"date-parts":[["2026",4,20]]},"issued":{"date-parts":[["2020",10,17]]}}},{"id":1143,"uris":["http://zotero.org/users/12575705/items/PMWU3J2U"],"itemData":{"id":1143,"type":"article-journal","abstract":"BackgroundSuboptimal diet is an important preventable risk factor for non-communicable diseases (NCDs); however, its impact on the burden of NCDs has not been systematically evaluated. This study aimed to evaluate the consumption of major foods and nutrients across 195 countries and to quantify the impact of their suboptimal intake on NCD mortality and morbidity.","container-title":"The Lancet","DOI":"10.1016/S0140-6736(19)30041-8","ISSN":"0140-6736","issue":"10184","page":"1958-1972","publisher":"Elsevier","title":"Health effects of dietary risks in 195 countries, 1990–2017: a systematic analysis for the Global Burden of Disease Study 2017","URL":"https://doi.org/10.1016/S0140-6736(19)30041-8","volume":"393","author":[{"family":"Afshin","given":"Ashkan"},{"family":"Sur","given":"Patrick John"},{"family":"Fay","given":"Kairsten A."},{"family":"Cornaby","given":"Leslie"},{"family":"Ferrara","given":"Giannina"},{"family":"Salama","given":"Joseph S"},{"family":"Mullany","given":"Erin C"},{"family":"Abate","given":"Kalkidan Hassen"},{"family":"Abbafati","given":"Cristiana"},{"family":"Abebe","given":"Zegeye"},{"family":"Afarideh","given":"Mohsen"},{"family":"Aggarwal","given":"Anju"},{"family":"Agrawal","given":"Sutapa"},{"family":"Akinyemiju","given":"Tomi"},{"family":"Alahdab","given":"Fares"},{"family":"Bacha","given":"Umar"},{"family":"Bachman","given":"Victoria F"},{"family":"Badali","given":"Hamid"},{"family":"Badawi","given":"Alaa"},{"family":"Bensenor","given":"Isabela M"},{"family":"Bernabe","given":"Eduardo"},{"family":"Biadgilign","given":"Sibhatu Kassa K"},{"family":"Biryukov","given":"Stan H"},{"family":"Cahill","given":"Leah E"},{"family":"Carrero","given":"Juan J"},{"family":"Cercy","given":"Kelly M."},{"family":"Dandona","given":"Lalit"},{"family":"Dandona","given":"Rakhi"},{"family":"Dang","given":"Anh Kim"},{"family":"Degefa","given":"Meaza Girma"},{"family":"El Sayed Zaki","given":"Maysaa"},{"family":"Esteghamati","given":"Alireza"},{"family":"Esteghamati","given":"Sadaf"},{"family":"Fanzo","given":"Jessica"},{"family":"Farinha","given":"Carla Sofia e Sá"},{"family":"Farvid","given":"Maryam S"},{"family":"Farzadfar","given":"Farshad"},{"family":"Feigin","given":"Valery L."},{"family":"Fernandes","given":"Joao C"},{"family":"Flor","given":"Luisa Sorio"},{"family":"Foigt","given":"Nataliya A."},{"family":"Forouzanfar","given":"Mohammad H"},{"family":"Ganji","given":"Morsaleh"},{"family":"Geleijnse","given":"Johanna M."},{"family":"Gillum","given":"Richard F"},{"family":"Goulart","given":"Alessandra C"},{"family":"Grosso","given":"Giuseppe"},{"family":"Guessous","given":"Idris"},{"family":"Hamidi","given":"Samer"},{"family":"Hankey","given":"Graeme J."},{"family":"Harikrishnan","given":"Sivadasanpillai"},{"family":"Hassen","given":"Hamid Yimam"},{"family":"Hay","given":"Simon I."},{"family":"Hoang","given":"Chi Linh"},{"family":"Horino","given":"Masako"},{"family":"Ikeda","given":"Nayu"},{"family":"Islami","given":"Farhad"},{"family":"Jackson","given":"Maria D."},{"family":"James","given":"Spencer L."},{"family":"Johansson","given":"Lars"},{"family":"Jonas","given":"Jost B."},{"family":"Kasaeian","given":"Amir"},{"family":"Khader","given":"Yousef Saleh"},{"family":"Khalil","given":"Ibrahim A."},{"family":"Khang","given":"Young-Ho"},{"family":"Kimokoti","given":"Ruth W"},{"family":"Kokubo","given":"Yoshihiro"},{"family":"Kumar","given":"G Anil"},{"family":"Lallukka","given":"Tea"},{"family":"Lopez","given":"Alan D"},{"family":"Lorkowski","given":"Stefan"},{"family":"Lotufo","given":"Paulo A."},{"family":"Lozano","given":"Rafael"},{"family":"Malekzadeh","given":"Reza"},{"family":"März","given":"Winfried"},{"family":"Meier","given":"Toni"},{"family":"Melaku","given":"Yohannes A"},{"family":"Mendoza","given":"Walter"},{"family":"Mensink","given":"Gert B.M."},{"family":"Micha","given":"Renata"},{"family":"Miller","given":"Ted R"},{"family":"Mirarefin","given":"Mojde"},{"family":"Mohan","given":"Viswanathan"},{"family":"Mokdad","given":"Ali H"},{"family":"Mozaffarian","given":"Dariush"},{"family":"Nagel","given":"Gabriele"},{"family":"Naghavi","given":"Mohsen"},{"family":"Nguyen","given":"Cuong Tat"},{"family":"Nixon","given":"Molly R"},{"family":"Ong","given":"Kanyin L"},{"family":"Pereira","given":"David M."},{"family":"Poustchi","given":"Hossein"},{"family":"Qorbani","given":"Mostafa"},{"family":"Rai","given":"Rajesh Kumar"},{"family":"Razo-García","given":"Christian"},{"family":"Rehm","given":"Colin D"},{"family":"Rivera","given":"Juan A"},{"family":"Rodríguez-Ramírez","given":"Sonia"},{"family":"Roshandel","given":"Gholamreza"},{"family":"Roth","given":"Gregory A"},{"family":"Sanabria","given":"Juan"},{"family":"Sánchez-Pimienta","given":"Tania G"},{"family":"Sartorius","given":"Benn"},{"family":"Schmidhuber","given":"Josef"},{"family":"Schutte","given":"Aletta Elisabeth"},{"family":"Sepanlou","given":"Sadaf G."},{"family":"Shin","given":"Min-Jeong"},{"family":"Sorensen","given":"Reed J.D."},{"family":"Springmann","given":"Marco"},{"family":"Szponar","given":"Lucjan"},{"family":"Thorne-Lyman","given":"Andrew L"},{"family":"Thrift","given":"Amanda G"},{"family":"Touvier","given":"Mathilde"},{"family":"Tran","given":"Bach Xuan"},{"family":"Tyrovolas","given":"Stefanos"},{"family":"Ukwaja","given":"Kingsley Nnanna"},{"family":"Ullah","given":"Irfan"},{"family":"Uthman","given":"Olalekan A"},{"family":"Vaezghasemi","given":"Masoud"},{"family":"Vasankari","given":"Tommi Juhani"},{"family":"Vollset","given":"Stein Emil"},{"family":"Vos","given":"Theo"},{"family":"Vu","given":"Giang Thu"},{"family":"Vu","given":"Linh Gia"},{"family":"Weiderpass","given":"Elisabete"},{"family":"Werdecker","given":"Andrea"},{"family":"Wijeratne","given":"Tissa"},{"family":"Willett","given":"Walter C"},{"family":"Wu","given":"Jason H"},{"family":"Xu","given":"Gelin"},{"family":"Yonemoto","given":"Naohiro"},{"family":"Yu","given":"Chuanhua"},{"family":"Murray","given":"Christopher J L"}],"accessed":{"date-parts":[["2026",4,20]]},"issued":{"date-parts":[["2019",5,11]]}}}],"schema":"https://github.com/citation-style-language/schema/raw/master/csl-citation.json"} </w:instrText>
+        <w:instrText xml:space="preserve"> ADDIN ZOTERO_ITEM CSL_CITATION {"citationID":"2DZQKKce","properties":{"unsorted":false,"formattedCitation":"\\super (25)\\nosupersub{}","plainCitation":"(25)","noteIndex":0},"citationItems":[{"id":1165,"uris":["http://zotero.org/users/12575705/items/TRU7I9V3"],"itemData":{"id":1165,"type":"book","edition":"6th","publisher":"Peking University Medical Press","publisher-place":"Beijing, China","title":"China Food Composition Tables, Book 1: Standard Edition","editor":[{"family":"Yang","given":"Yuexin"}],"issued":{"date-parts":[["2018"]]}}}],"schema":"https://github.com/citation-style-language/schema/raw/master/csl-citation.json"} </w:instrText>
       </w:r>
       <w:r>
         <w:rPr>
@@ -230,7 +381,7 @@
           <w:kern w:val="0"/>
           <w:vertAlign w:val="superscript"/>
         </w:rPr>
-        <w:t>(4–6)</w:t>
+        <w:t>(25)</w:t>
       </w:r>
       <w:r>
         <w:rPr>
@@ -242,25 +393,28 @@
         <w:rPr>
           <w:rFonts w:ascii="Times New Roman" w:hAnsi="Times New Roman" w:cs="Times New Roman"/>
         </w:rPr>
-        <w:t>.</w:t>
-      </w:r>
-      <w:r>
-        <w:rPr>
-          <w:rFonts w:ascii="Times New Roman" w:hAnsi="Times New Roman" w:cs="Times New Roman"/>
-        </w:rPr>
-        <w:t xml:space="preserve"> As a key contextual determinant of dietary patterns, urban–rural status </w:t>
-      </w:r>
-      <w:r>
-        <w:rPr>
-          <w:rFonts w:ascii="Times New Roman" w:hAnsi="Times New Roman" w:cs="Times New Roman"/>
-        </w:rPr>
-        <w:t>plays a critical role</w:t>
-      </w:r>
-      <w:r>
-        <w:rPr>
-          <w:rFonts w:ascii="Times New Roman" w:hAnsi="Times New Roman" w:cs="Times New Roman"/>
-        </w:rPr>
-        <w:t xml:space="preserve"> in controlling confounding, examining population inequalities, and interpreting temporal dietary trends</w:t>
+        <w:t>. The analytic sample was restricted to adults aged 18 years and older with complete data on key nutrient variables.</w:t>
+      </w:r>
+    </w:p>
+    <w:p>
+      <w:pPr>
+        <w:pStyle w:val="3"/>
+      </w:pPr>
+      <w:r>
+        <w:t>Data Quality Control</w:t>
+      </w:r>
+    </w:p>
+    <w:p>
+      <w:pPr>
+        <w:rPr>
+          <w:rFonts w:ascii="Times New Roman" w:hAnsi="Times New Roman" w:cs="Times New Roman"/>
+        </w:rPr>
+      </w:pPr>
+      <w:r>
+        <w:rPr>
+          <w:rFonts w:ascii="Times New Roman" w:hAnsi="Times New Roman" w:cs="Times New Roman"/>
+        </w:rPr>
+        <w:t>Two criteria were applied. First, observations with missing values in key nutrient variables were excluded. Second, total energy intake was restricted to 500–5,000 kcal/day to remove implausible values</w:t>
       </w:r>
       <w:r>
         <w:rPr>
@@ -272,7 +426,7 @@
         <w:rPr>
           <w:rFonts w:ascii="Times New Roman" w:hAnsi="Times New Roman" w:cs="Times New Roman"/>
         </w:rPr>
-        <w:instrText xml:space="preserve"> ADDIN ZOTERO_ITEM CSL_CITATION {"citationID":"kAyBdiYr","properties":{"unsorted":false,"formattedCitation":"\\super (7,8)\\nosupersub{}","plainCitation":"(7,8)","noteIndex":0},"citationItems":[{"id":1145,"uris":["http://zotero.org/users/12575705/items/PCUZZD54"],"itemData":{"id":1145,"type":"article-journal","abstract":"Malnutrition in all its forms currently affects one in three people globally and is considered one of the greatest public health challenges of our time. Low- and middle-income countries (LMICs) are increasingly facing a double burden of malnutrition that includes undernutrition, as well as increasing overweight, obesity and diet related non-communicable diseases. The role of food environments in shaping transitioning diets and the double burden of malnutrition in LMICs is increasingly gaining policy attention. However, food environment research to date has predominantly been undertaken in response to obesity and associated diet-related non-communicable diseases in high-income countries (HICs). Empirical research in LMICs is in its infancy. There is a need to create a cohesive research agenda to facilitate food environment research and inform action across the globe, particularly with regard to LMICs. In this paper, we address three fundamental questions: First, how can the food environment be defined and conceptualised in a way that captures the key dimensions that shape food acquisition and consumption globally? Second, how can existing knowledge and evidence from HICs be leveraged to accelerate food environment research in LMICs? Third, what are the main challenges and opportunities in doing so? We conduct a brief synthesis of the food environment literature in order to frame our critical perspectives, and introduce a new definition and conceptual framework that includes external and personal domains and dimensions within the wider food environment construct. We conclude with a discussion on the implications for future research in LMICs.","container-title":"Global Food Security","DOI":"10.1016/j.gfs.2018.08.003","ISSN":"2211-9124","journalAbbreviation":"Global Food Security","page":"93-101","title":"Concepts and critical perspectives for food environment research: A global framework with implications for action in low- and middle-income countries","URL":"https://www.sciencedirect.com/science/article/pii/S2211912418300154","volume":"18","author":[{"family":"Turner","given":"Christopher"},{"family":"Aggarwal","given":"Anju"},{"family":"Walls","given":"Helen"},{"family":"Herforth","given":"Anna"},{"family":"Drewnowski","given":"Adam"},{"family":"Coates","given":"Jennifer"},{"family":"Kalamatianou","given":"Sofia"},{"family":"Kadiyala","given":"Suneetha"}],"issued":{"date-parts":[["2018",9,1]]}}},{"id":1148,"uris":["http://zotero.org/users/12575705/items/TASCY7EU"],"itemData":{"id":1148,"type":"article-journal","abstract":"Summary China's food consumption patterns and eating and cooking behaviours changed dramatically between 1991 and 2011. Macronutrient composition has shifted towards fats, and protein and sodium intakes remain high and potassium intake low. The rapid decline in intake of coarse grains and, later, of refined grains and increases in intake of edible oils and animal-source foods accompanied by major eating and cooking behaviour shifts are leading to what might be characterized as an unhealthy Western type of diet, often based on traditional recipes with major additions and changes. The most popular animal-source food is pork, and consumption of poultry and eggs is increasing. The changes in cooking and eating styles include a decrease in the proportion of food steamed, baked, or boiled, and an increase in snacking and eating away from home. Prior to the last decade, there was essentially no snacking in China except for hot water or green tea. Most recently, the intake of foods high in added sugar has increased. The dietary shifts are affected greatly by the country's urbanization. The future, as exemplified by the diet of the three mega cities, promises major growth in consumption of processed foods and beverages.","container-title":"Obesity Reviews","DOI":"https://doi.org/10.1111/obr.12124","issue":"S1","note":"_eprint: https://onlinelibrary.wiley.com/doi/pdf/10.1111/obr.12124","page":"16-26","title":"Dynamics of the Chinese diet and the role of urbanicity, 1991–2011","URL":"https://onlinelibrary.wiley.com/doi/abs/10.1111/obr.12124","volume":"15","author":[{"family":"Zhai","given":"F. Y."},{"family":"Du","given":"S. F."},{"family":"Wang","given":"Z. H."},{"family":"Zhang","given":"J. G."},{"family":"Du","given":"W. W."},{"family":"Popkin","given":"B. M."}],"issued":{"date-parts":[["2014"]]}}}],"schema":"https://github.com/citation-style-language/schema/raw/master/csl-citation.json"} </w:instrText>
+        <w:instrText xml:space="preserve"> ADDIN ZOTERO_ITEM CSL_CITATION {"citationID":"i0B0BsrG","properties":{"unsorted":false,"formattedCitation":"\\super (26)\\nosupersub{}","plainCitation":"(26)","noteIndex":0},"citationItems":[{"id":1166,"uris":["http://zotero.org/users/12575705/items/WNHIKTKE"],"itemData":{"id":1166,"type":"article-journal","abstract":"BackgroundLow carbohydrate diets, which restrict carbohydrate in favour of increased protein or fat intake, or both, are a popular weight-loss strategy. However, the long-term effect of carbohydrate restriction on mortality is controversial and could depend on whether dietary carbohydrate is replaced by plant-based or animal-based fat and protein. We aimed to investigate the association between carbohydrate intake and mortality.","container-title":"The Lancet Public Health","DOI":"10.1016/S2468-2667(18)30135-X","ISSN":"2468-2667","issue":"9","page":"e419-e428","publisher":"Elsevier","title":"Dietary carbohydrate intake and mortality: a prospective cohort study and meta-analysis","URL":"https://doi.org/10.1016/S2468-2667(18)30135-X","volume":"3","author":[{"family":"Seidelmann","given":"Sara B"},{"family":"Claggett","given":"Brian"},{"family":"Cheng","given":"Susan"},{"family":"Henglin","given":"Mir"},{"family":"Shah","given":"Amil"},{"family":"Steffen","given":"Lyn M"},{"family":"Folsom","given":"Aaron R"},{"family":"Rimm","given":"Eric B"},{"family":"Willett","given":"Walter C"},{"family":"Solomon","given":"Scott D"}],"accessed":{"date-parts":[["2026",4,22]]},"issued":{"date-parts":[["2018",9,1]]}}}],"schema":"https://github.com/citation-style-language/schema/raw/master/csl-citation.json"} </w:instrText>
       </w:r>
       <w:r>
         <w:rPr>
@@ -286,7 +440,7 @@
           <w:kern w:val="0"/>
           <w:vertAlign w:val="superscript"/>
         </w:rPr>
-        <w:t>(7,8)</w:t>
+        <w:t>(26)</w:t>
       </w:r>
       <w:r>
         <w:rPr>
@@ -298,1026 +452,26 @@
         <w:rPr>
           <w:rFonts w:ascii="Times New Roman" w:hAnsi="Times New Roman" w:cs="Times New Roman"/>
         </w:rPr>
+        <w:t xml:space="preserve">. </w:t>
+      </w:r>
+      <w:r>
+        <w:rPr>
+          <w:rFonts w:ascii="Times New Roman" w:hAnsi="Times New Roman" w:cs="Times New Roman"/>
+        </w:rPr>
+        <w:t>The final sample included 101,926 observations</w:t>
+      </w:r>
+      <w:r>
+        <w:rPr>
+          <w:rFonts w:ascii="Times New Roman" w:hAnsi="Times New Roman" w:cs="Times New Roman"/>
+        </w:rPr>
         <w:t>.</w:t>
       </w:r>
     </w:p>
     <w:p>
       <w:pPr>
-        <w:rPr>
-          <w:rFonts w:ascii="Times New Roman" w:hAnsi="Times New Roman" w:cs="Times New Roman"/>
-        </w:rPr>
-      </w:pPr>
-      <w:r>
-        <w:rPr>
-          <w:rFonts w:ascii="Times New Roman" w:hAnsi="Times New Roman" w:cs="Times New Roman"/>
-        </w:rPr>
-        <w:t xml:space="preserve">China provides a particularly informative setting for examining these dynamics. Over the past four </w:t>
-      </w:r>
-      <w:r>
-        <w:rPr>
-          <w:rFonts w:ascii="Times New Roman" w:hAnsi="Times New Roman" w:cs="Times New Roman"/>
-        </w:rPr>
-        <w:lastRenderedPageBreak/>
-        <w:t xml:space="preserve">decades, rapid </w:t>
-      </w:r>
-      <w:proofErr w:type="spellStart"/>
-      <w:r>
-        <w:rPr>
-          <w:rFonts w:ascii="Times New Roman" w:hAnsi="Times New Roman" w:cs="Times New Roman"/>
-        </w:rPr>
-        <w:t>urbanisation</w:t>
-      </w:r>
-      <w:proofErr w:type="spellEnd"/>
-      <w:r>
-        <w:rPr>
-          <w:rFonts w:ascii="Times New Roman" w:hAnsi="Times New Roman" w:cs="Times New Roman"/>
-        </w:rPr>
-        <w:t xml:space="preserve"> has been accompanied by marked dietary change, </w:t>
-      </w:r>
-      <w:proofErr w:type="spellStart"/>
-      <w:r>
-        <w:rPr>
-          <w:rFonts w:ascii="Times New Roman" w:hAnsi="Times New Roman" w:cs="Times New Roman"/>
-        </w:rPr>
-        <w:t>characterised</w:t>
-      </w:r>
-      <w:proofErr w:type="spellEnd"/>
-      <w:r>
-        <w:rPr>
-          <w:rFonts w:ascii="Times New Roman" w:hAnsi="Times New Roman" w:cs="Times New Roman"/>
-        </w:rPr>
-        <w:t xml:space="preserve"> by increasing fat intake, declining carbohydrate consumption, and diversification of food sources across both urban and rural populations</w:t>
-      </w:r>
-      <w:r>
-        <w:rPr>
-          <w:rFonts w:ascii="Times New Roman" w:hAnsi="Times New Roman" w:cs="Times New Roman"/>
-        </w:rPr>
-        <w:t xml:space="preserve"> </w:t>
-      </w:r>
-      <w:r>
-        <w:rPr>
-          <w:rFonts w:ascii="Times New Roman" w:hAnsi="Times New Roman" w:cs="Times New Roman"/>
-        </w:rPr>
-        <w:fldChar w:fldCharType="begin"/>
-      </w:r>
-      <w:r>
-        <w:rPr>
-          <w:rFonts w:ascii="Times New Roman" w:hAnsi="Times New Roman" w:cs="Times New Roman"/>
-        </w:rPr>
-        <w:instrText xml:space="preserve"> ADDIN ZOTERO_ITEM CSL_CITATION {"citationID":"X4xBTjXn","properties":{"unsorted":false,"formattedCitation":"\\super (9\\uc0\\u8211{}11)\\nosupersub{}","plainCitation":"(9–11)","noteIndex":0},"citationItems":[{"id":1149,"uris":["http://zotero.org/users/12575705/items/EH24AD8T"],"itemData":{"id":1149,"type":"article-journal","abstract":"Understanding nutritional status among women of childbearing age (WCA) is of increasing concern, as nutrient intakes may affect the health of WCA and well-being of their offspring. This study aimed to investigate secular trends of dietary energy and macronutrients intakes and access longitudinally the urban-rural and geographic disparities among Chinese WCA.","container-title":"Nutrition Journal","DOI":"10.1186/s12937-023-00851-y","ISSN":"1475-2891","issue":"1","journalAbbreviation":"Nutrition Journal","page":"23","title":"Geographic and urban–rural disparities in dietary energy and macronutrient composition among women of childbearing age: findings from the China health and nutrition survey,1991–2015","URL":"https://doi.org/10.1186/s12937-023-00851-y","volume":"22","author":[{"family":"Zhao","given":"Jian"},{"family":"Zuo","given":"Lijun"},{"family":"Sun","given":"Jian"},{"family":"Su","given":"Chang"},{"family":"Wang","given":"Huijun"}],"issued":{"date-parts":[["2023",5,9]]}}},{"id":1150,"uris":["http://zotero.org/users/12575705/items/SETI6EUB"],"itemData":{"id":1150,"type":"article-journal","abstract":"Objective:Dietary transitions in China have undergone rapid changes in over the last three decades. The purpose of this study is to describe trends in the macronutrient consumption, the sources of those nutrients and the diet quality among Chinese adults.Design:Longitudinal China Health and Nutrition Survey (CHNS) cohort analysis. Main outcomes are dietary energy intake from total carbohydrate, protein and fat and their subtypes, as well as food sources of carbohydrates, protein, and fat, and the China Dietary Guidelines Index 2018 (CDGI-2018).Setting:CHNS (1991, 2000, 2009 and 2015).Participants:Data from the longitudinal 1991, 2000, 2009 and 2015 CHNS of adults aged 18 years or older who had complete demographic information.Results:The estimated mean energy intake from total carbohydrate decreased from 62·6 % to 50·6 % between 1991 and 2015, while the mean energy intake from total protein increased from 12·6 % to just 13·1 % and the mean energy intake from total fat significantly increased from 24·0 % to 35·8 % (P &amp;lt; 0·001 for trend). Decreases were observed in evaluated mean energy from low-quality carbohydrates (from 53·6 % to 41·7 %) and incomplete protein (from 9·3 % to 7·5 %), while increases were seen in estimated mean energy from high-quality protein (from 3·3 % to 5·5 %), high-quality fat (from 9·1 % to 16·7 %) and low-quality fat (from 14·9 % to 19·0 %). Low-quality carbohydrates, primarily those derived from refined grains, decreased from 52·2 % to 36·2 %. The diet quality as measured by CDGI-2018 improved, with the estimated mean increasing from 41·7 to 52·4 (P &amp;lt; 0·01 for trend).Conclusion:For Chinese adults, there was a significant change in the macronutrient composition over the previous few decades. The percentage of energy consumed from carbohydrates significantly decreased; however, the percentage of energy consumed from total fat significantly increased. Additionally, the diet quality remains suboptimal.","archive":"Cambridge Core","container-title":"Public Health Nutrition","DOI":"10.1017/S1368980022002099","ISSN":"1368-9800","issue":"4","note":"edition: 2022/10/05","page":"834-843","publisher":"Cambridge University Press","source":"Cambridge University Press","title":"Trends in dietary carbohydrates, protein and fat intake and diet quality among Chinese adults, 1991–2015: results from the China Health and Nutrition Survey","URL":"https://www.cambridge.org/core/product/6442C6E20617E5FED866C5EE19AFE761","volume":"26","author":[{"family":"Huang","given":"Lina"},{"family":"Wang","given":"Liusen"},{"family":"Jiang","given":"Hongru"},{"family":"Wang","given":"Huijun"},{"family":"Wang","given":"Zhihong"},{"family":"Zhang","given":"Bing"},{"family":"Ding","given":"Gangqiang"}],"issued":{"date-parts":[["2023"]]}}},{"id":1112,"uris":["http://zotero.org/users/12575705/items/RRLZ5PZV"],"itemData":{"id":1112,"type":"article-journal","container-title":"Obesity Reviews","DOI":"10.1111/obr.12119","issue":"Suppl. 1","page":"2–7","publisher":"Wiley Online Library","title":"The China Health and Nutrition Survey, 1989-2011","volume":"15","author":[{"family":"Zhang","given":"B."},{"family":"Zhai","given":"F."},{"family":"Du","given":"S."},{"family":"Popkin","given":"B."}],"issued":{"date-parts":[["2014"]]}}}],"schema":"https://github.com/citation-style-language/schema/raw/master/csl-citation.json"} </w:instrText>
-      </w:r>
-      <w:r>
-        <w:rPr>
-          <w:rFonts w:ascii="Times New Roman" w:hAnsi="Times New Roman" w:cs="Times New Roman"/>
-        </w:rPr>
-        <w:fldChar w:fldCharType="separate"/>
-      </w:r>
-      <w:r>
-        <w:rPr>
-          <w:rFonts w:ascii="Times New Roman" w:eastAsia="DengXian" w:hAnsi="Times New Roman" w:cs="Times New Roman"/>
-          <w:kern w:val="0"/>
-          <w:vertAlign w:val="superscript"/>
-        </w:rPr>
-        <w:t>(9–11)</w:t>
-      </w:r>
-      <w:r>
-        <w:rPr>
-          <w:rFonts w:ascii="Times New Roman" w:hAnsi="Times New Roman" w:cs="Times New Roman"/>
-        </w:rPr>
-        <w:fldChar w:fldCharType="end"/>
-      </w:r>
-      <w:r>
-        <w:rPr>
-          <w:rFonts w:ascii="Times New Roman" w:hAnsi="Times New Roman" w:cs="Times New Roman"/>
-        </w:rPr>
-        <w:t xml:space="preserve">. </w:t>
-      </w:r>
-      <w:bookmarkStart w:id="1" w:name="OLE_LINK1"/>
-      <w:r>
-        <w:rPr>
-          <w:rFonts w:ascii="Times New Roman" w:hAnsi="Times New Roman" w:cs="Times New Roman"/>
-        </w:rPr>
-        <w:t xml:space="preserve">Longitudinal evidence suggests that these changes are heterogeneous across regions and over time, reflecting the complex interplay between economic development, food environments, and sociocultural dietary practices </w:t>
-      </w:r>
-      <w:r>
-        <w:rPr>
-          <w:rFonts w:ascii="Times New Roman" w:hAnsi="Times New Roman" w:cs="Times New Roman"/>
-        </w:rPr>
-        <w:fldChar w:fldCharType="begin"/>
-      </w:r>
-      <w:r>
-        <w:rPr>
-          <w:rFonts w:ascii="Times New Roman" w:hAnsi="Times New Roman" w:cs="Times New Roman"/>
-        </w:rPr>
-        <w:instrText xml:space="preserve"> ADDIN ZOTERO_ITEM CSL_CITATION {"citationID":"rPRXPgER","properties":{"unsorted":false,"formattedCitation":"\\super (12,13)\\nosupersub{}","plainCitation":"(12,13)","noteIndex":0},"citationItems":[{"id":1151,"uris":["http://zotero.org/users/12575705/items/3IEU4H5A"],"itemData":{"id":1151,"type":"document","publisher":"Centers for Disease Control and Prevention","title":"NCHS Geographic Variables: Urban-Rural Classification","URL":"https://www.cdc.gov/rdc/nchs-geographic-variables/","author":[{"literal":"National Center for Health Statistics"}],"issued":{"date-parts":[["2024"]]}}},{"id":1153,"uris":["http://zotero.org/users/12575705/items/RB4FU7WS"],"itemData":{"id":1153,"type":"article-journal","abstract":"Objectives. To demonstrate how inferences about rural?urban disparities in age-adjusted mortality are affected by the reclassification of rural and urban counties in the United States from 1970 to 2018.Methods. We compared estimates of rural?urban mortality disparities over time, produced through a time-varying classification of rural and urban counties, with counterfactual estimates of rural?urban disparities, assuming no changes in rural?urban classification since 1970. We evaluated mortality rates by decade of reclassification to assess selectivity in reclassification.Results. We found that reclassification amplified rural?urban mortality disparities and accounted for more than 25% of the rural disadvantage observed from 1970 to 2018. Mortality rates were lower in counties that reclassified from rural to urban than in counties that remained rural.Conclusions. Estimates of changing rural?urban mortality differentials are significantly influenced by rural?urban reclassification. On average, counties that have remained classified as rural over time have elevated mortality. Longitudinal research on rural?urban health disparities must consider the methodological and substantive implications of reclassification.Public Health Implications. Attention to rural?urban reclassification is necessary when evaluating or justifying policy interventions focusing on geographic health disparities.","container-title":"American Journal of Public Health","DOI":"10.2105/AJPH.2020.305895","ISSN":"0090-0036","issue":"12","journalAbbreviation":"Am J Public Health","page":"1814-1816","publisher":"American Public Health Association","title":"County Reclassifications and Rural–Urban Mortality Disparities in the United States (1970–2018)","URL":"https://doi.org/10.2105/AJPH.2020.305895","volume":"110","author":[{"family":"Brooks","given":"Matthew M."},{"family":"Mueller","given":"J. Tom"},{"family":"Thiede","given":"Brian C."}],"accessed":{"date-parts":[["2026",4,21]]},"issued":{"date-parts":[["2020",12,1]]}}}],"schema":"https://github.com/citation-style-language/schema/raw/master/csl-citation.json"} </w:instrText>
-      </w:r>
-      <w:r>
-        <w:rPr>
-          <w:rFonts w:ascii="Times New Roman" w:hAnsi="Times New Roman" w:cs="Times New Roman"/>
-        </w:rPr>
-        <w:fldChar w:fldCharType="separate"/>
-      </w:r>
-      <w:r>
-        <w:rPr>
-          <w:rFonts w:ascii="Times New Roman" w:eastAsia="DengXian" w:hAnsi="Times New Roman" w:cs="Times New Roman"/>
-          <w:kern w:val="0"/>
-          <w:vertAlign w:val="superscript"/>
-        </w:rPr>
-        <w:t>(12,13)</w:t>
-      </w:r>
-      <w:r>
-        <w:rPr>
-          <w:rFonts w:ascii="Times New Roman" w:hAnsi="Times New Roman" w:cs="Times New Roman"/>
-        </w:rPr>
-        <w:fldChar w:fldCharType="end"/>
-      </w:r>
-      <w:r>
-        <w:rPr>
-          <w:rFonts w:ascii="Times New Roman" w:hAnsi="Times New Roman" w:cs="Times New Roman"/>
-        </w:rPr>
-        <w:t xml:space="preserve">. </w:t>
-      </w:r>
-      <w:r>
-        <w:rPr>
-          <w:rFonts w:ascii="Times New Roman" w:hAnsi="Times New Roman" w:cs="Times New Roman"/>
-        </w:rPr>
-        <w:t>Importantly, differences in the pace and nature of dietary change between urban and rural populations reinforce the need to explicitly account for contextual factors in analyses of nutrition transition.</w:t>
-      </w:r>
-      <w:r>
-        <w:rPr>
-          <w:rFonts w:ascii="Times New Roman" w:hAnsi="Times New Roman" w:cs="Times New Roman"/>
-        </w:rPr>
-        <w:t xml:space="preserve"> </w:t>
-      </w:r>
-    </w:p>
-    <w:p>
-      <w:pPr>
-        <w:rPr>
-          <w:rFonts w:ascii="Times New Roman" w:hAnsi="Times New Roman" w:cs="Times New Roman"/>
-        </w:rPr>
-      </w:pPr>
-      <w:r>
-        <w:rPr>
-          <w:rFonts w:ascii="Times New Roman" w:hAnsi="Times New Roman" w:cs="Times New Roman"/>
-        </w:rPr>
-        <w:t xml:space="preserve">Despite its importance, urban–rural context is not always readily usable in dietary datasets. Even in well-established cohort studies such as CHNS, challenges may arise in the </w:t>
-      </w:r>
-      <w:proofErr w:type="spellStart"/>
-      <w:r>
-        <w:rPr>
-          <w:rFonts w:ascii="Times New Roman" w:hAnsi="Times New Roman" w:cs="Times New Roman"/>
-        </w:rPr>
-        <w:t>operationalisation</w:t>
-      </w:r>
-      <w:proofErr w:type="spellEnd"/>
-      <w:r>
-        <w:rPr>
-          <w:rFonts w:ascii="Times New Roman" w:hAnsi="Times New Roman" w:cs="Times New Roman"/>
-        </w:rPr>
-        <w:t xml:space="preserve"> and consistent use of urban–rural classification due to changes in administrative definitions, population mobility, or differences in data availability across survey waves</w:t>
-      </w:r>
-      <w:r>
-        <w:rPr>
-          <w:rFonts w:ascii="Times New Roman" w:hAnsi="Times New Roman" w:cs="Times New Roman"/>
-        </w:rPr>
-        <w:fldChar w:fldCharType="begin"/>
-      </w:r>
-      <w:r>
-        <w:rPr>
-          <w:rFonts w:ascii="Times New Roman" w:hAnsi="Times New Roman" w:cs="Times New Roman"/>
-        </w:rPr>
-        <w:instrText xml:space="preserve"> ADDIN ZOTERO_ITEM CSL_CITATION {"citationID":"nQQXk7qd","properties":{"unsorted":false,"formattedCitation":"\\super (13,14)\\nosupersub{}","plainCitation":"(13,14)","noteIndex":0},"citationItems":[{"id":1153,"uris":["http://zotero.org/users/12575705/items/RB4FU7WS"],"itemData":{"id":1153,"type":"article-journal","abstract":"Objectives. To demonstrate how inferences about rural?urban disparities in age-adjusted mortality are affected by the reclassification of rural and urban counties in the United States from 1970 to 2018.Methods. We compared estimates of rural?urban mortality disparities over time, produced through a time-varying classification of rural and urban counties, with counterfactual estimates of rural?urban disparities, assuming no changes in rural?urban classification since 1970. We evaluated mortality rates by decade of reclassification to assess selectivity in reclassification.Results. We found that reclassification amplified rural?urban mortality disparities and accounted for more than 25% of the rural disadvantage observed from 1970 to 2018. Mortality rates were lower in counties that reclassified from rural to urban than in counties that remained rural.Conclusions. Estimates of changing rural?urban mortality differentials are significantly influenced by rural?urban reclassification. On average, counties that have remained classified as rural over time have elevated mortality. Longitudinal research on rural?urban health disparities must consider the methodological and substantive implications of reclassification.Public Health Implications. Attention to rural?urban reclassification is necessary when evaluating or justifying policy interventions focusing on geographic health disparities.","container-title":"American Journal of Public Health","DOI":"10.2105/AJPH.2020.305895","ISSN":"0090-0036","issue":"12","journalAbbreviation":"Am J Public Health","page":"1814-1816","publisher":"American Public Health Association","title":"County Reclassifications and Rural–Urban Mortality Disparities in the United States (1970–2018)","URL":"https://doi.org/10.2105/AJPH.2020.305895","volume":"110","author":[{"family":"Brooks","given":"Matthew M."},{"family":"Mueller","given":"J. Tom"},{"family":"Thiede","given":"Brian C."}],"accessed":{"date-parts":[["2026",4,21]]},"issued":{"date-parts":[["2020",12,1]]}}},{"id":1155,"uris":["http://zotero.org/users/12575705/items/CF4C2GRH"],"itemData":{"id":1155,"type":"article-journal","container-title":"Environmental Science &amp; Technology","DOI":"10.1021/acs.est.4c06942","ISSN":"0013-936X","issue":"43","journalAbbreviation":"Environ. Sci. Technol.","page":"19178-19188","publisher":"American Chemical Society","title":"Delineating Urbanicity and Rurality: Impact on Environmental Exposure Assessment","URL":"https://doi.org/10.1021/acs.est.4c06942","volume":"58","author":[{"family":"Song","given":"Yimeng"},{"family":"Deziel","given":"Nicole C."},{"family":"Bell","given":"Michelle L."}],"issued":{"date-parts":[["2024",10,29]]}}}],"schema":"https://github.com/citation-style-language/schema/raw/master/csl-citation.json"} </w:instrText>
-      </w:r>
-      <w:r>
-        <w:rPr>
-          <w:rFonts w:ascii="Times New Roman" w:hAnsi="Times New Roman" w:cs="Times New Roman"/>
-        </w:rPr>
-        <w:fldChar w:fldCharType="separate"/>
-      </w:r>
-      <w:r>
-        <w:rPr>
-          <w:rFonts w:ascii="Times New Roman" w:eastAsia="DengXian" w:hAnsi="Times New Roman" w:cs="Times New Roman"/>
-          <w:kern w:val="0"/>
-          <w:vertAlign w:val="superscript"/>
-        </w:rPr>
-        <w:t>(13,14)</w:t>
-      </w:r>
-      <w:r>
-        <w:rPr>
-          <w:rFonts w:ascii="Times New Roman" w:hAnsi="Times New Roman" w:cs="Times New Roman"/>
-        </w:rPr>
-        <w:fldChar w:fldCharType="end"/>
-      </w:r>
-      <w:r>
-        <w:rPr>
-          <w:rFonts w:ascii="Times New Roman" w:hAnsi="Times New Roman" w:cs="Times New Roman"/>
-        </w:rPr>
-        <w:t xml:space="preserve">. </w:t>
-      </w:r>
-      <w:r>
-        <w:rPr>
-          <w:rFonts w:ascii="Times New Roman" w:hAnsi="Times New Roman" w:cs="Times New Roman"/>
-        </w:rPr>
-        <w:t xml:space="preserve">More broadly, many widely used dietary datasets—including large-scale surveys in both high- and low-income settings—lack </w:t>
-      </w:r>
-      <w:proofErr w:type="spellStart"/>
-      <w:r>
-        <w:rPr>
-          <w:rFonts w:ascii="Times New Roman" w:hAnsi="Times New Roman" w:cs="Times New Roman"/>
-        </w:rPr>
-        <w:t>harmonised</w:t>
-      </w:r>
-      <w:proofErr w:type="spellEnd"/>
-      <w:r>
-        <w:rPr>
-          <w:rFonts w:ascii="Times New Roman" w:hAnsi="Times New Roman" w:cs="Times New Roman"/>
-        </w:rPr>
-        <w:t xml:space="preserve"> or consistently accessible indicators of urbanicity</w:t>
-      </w:r>
-      <w:r>
-        <w:rPr>
-          <w:rFonts w:ascii="Times New Roman" w:hAnsi="Times New Roman" w:cs="Times New Roman"/>
-        </w:rPr>
-        <w:fldChar w:fldCharType="begin"/>
-      </w:r>
-      <w:r>
-        <w:rPr>
-          <w:rFonts w:ascii="Times New Roman" w:hAnsi="Times New Roman" w:cs="Times New Roman"/>
-        </w:rPr>
-        <w:instrText xml:space="preserve"> ADDIN ZOTERO_ITEM CSL_CITATION {"citationID":"09g8S0Yk","properties":{"unsorted":false,"formattedCitation":"\\super (15,16)\\nosupersub{}","plainCitation":"(15,16)","noteIndex":0},"citationItems":[{"id":1157,"uris":["http://zotero.org/users/12575705/items/KHVKXN8M"],"itemData":{"id":1157,"type":"article-journal","abstract":"Geographic disparities in cancer outcomes represent a critical health equity challenge, with rural populations consistently experiencing poorer outcomes than urban populations. The lack of harmonised rurality measures creates substantial barriers to evidence synthesis and has precluded meta-analyses. This perspectives paper discusses concepts of rurality, identifies rurality classification systems used by cancer researchers in OECD countries that can be harmonised with the OECD Extended Typology, and develops recommendations for consistent rural-urban coding. Targeted searches of grey and published literature on cancer policy and rurality classification systems were conducted. The secondary analysis examined studies identified through systematic database searching of OVID Medline, Elsevier Embase, CINAHL, and Web of Science. From 289 studies across 22 OECD countries, twenty-seven rurality classification systems were identified, with eleven systems harmonised to create the Rural-Urban Classification System Harmonisation Framework featuring a consistent five-point rurality scale and standardised urban-rural dichotomisation. Implementation recommendations address system selection, standardised categorisation, and reporting standards. Adopting this harmonisation framework will improve research comparability and strengthen evidence to inform equitable cancer policies.","container-title":"The Lancet Regional Health – Western Pacific","DOI":"10.1016/j.lanwpc.2025.101737","ISSN":"2666-6065","publisher":"Elsevier","title":"Measuring cancer equity globally: harmonising international rural-urban classifications for exploring cancer outcomes","URL":"https://doi.org/10.1016/j.lanwpc.2025.101737","volume":"66","author":[{"family":"Wright","given":"Charlene"},{"family":"Riva","given":"Sharina"},{"family":"Crichton","given":"Megan"},{"family":"Rodi","given":"Helena"},{"family":"Jongebloed","given":"Hannah"},{"family":"Leigh","given":"Lucy"},{"family":"Johnston","given":"Elizabeth A."},{"family":"Bergin","given":"Rebecca J."},{"family":"Chapman","given":"Anna"},{"family":"Alston","given":"Laura"},{"family":"Crawford–Williams","given":"Fiona"},{"family":"Hart","given":"Nicolas H."},{"family":"Rhee","given":"Joel"},{"family":"Gao","given":"Lan"},{"family":"Gunn","given":"Kate"},{"family":"Gasper","given":"Harry"},{"family":"Ugalde","given":"Anna"},{"family":"Marshall","given":"Skye"}],"accessed":{"date-parts":[["2026",4,22]]},"issued":{"date-parts":[["2026",1,1]]}}},{"id":1159,"uris":["http://zotero.org/users/12575705/items/CTQKQM9D"],"itemData":{"id":1159,"type":"article-journal","abstract":"Objective:Studies using the dietary inflammatory index often perform complete case analyses (CCA) to handle missing data, which may reduce the sample size and increase the risk of bias. Furthermore, population-level socio-economic differences in the energy-adjusted dietary inflammatory index (E-DII) have not been recently studied. Therefore, we aimed to describe socio-demographic differences in E-DII scores among American adults and compare the results using two statistical approaches for handling missing data, i.e. CCA and multiple imputation (MI).Design:Cross-sectional analysis. E-DII scores were computed using a 24-hour dietary recall. Linear regression was used to compare the E-DII scores by age, sex, race/ethnicity, education and income using both CCA and MI.Setting:USA.Participants:This study included 34 547 non-Hispanic White, non-Hispanic Black and Hispanic adults aged ≥ 20 years from the 2005–2018 National Health and Nutrition Examination Survey.Results:The MI and CCA subpopulations comprised 34 547 and 23 955 participants, respectively. Overall, 57 % of the American adults reported 24-hour dietary intakes associated with inflammation. Both methods showed similar patterns wherein 24-hour dietary intakes associated with high inflammation were commonly reported among males, younger adults, non-Hispanic Black adults and those with lower education or income. Differences in point estimates between CCA and MI were mostly modest at ≤ 20 %.Conclusions:The two approaches for handling missing data produced comparable point estimates and 95 % CI. Differences in the E-DII scores by age, sex, race/ethnicity, education and income suggest that socio-economic disparities in health may be partially explained by the inflammatory potential of diet.","archive":"Cambridge Core","container-title":"Public Health Nutrition","DOI":"10.1017/S1368980024001800","ISSN":"1368-9800","issue":"1","note":"edition: 2024/09/27","page":"e184","publisher":"Cambridge University Press","source":"Cambridge University Press","title":"Socio-demographic differences in the dietary inflammatory index from National Health and Nutrition Examination Survey 2005–2018: a comparison of multiple imputation versus complete case analysis","URL":"https://www.cambridge.org/core/product/7BEEA51160D7657B267F4C12A9AF1584","volume":"27","author":[{"family":"Meadows","given":"Rachel J"},{"family":"Paskett","given":"Electra D"},{"family":"Bower","given":"Julie K"},{"family":"Kaye","given":"Gail L"},{"family":"Lemeshow","given":"Stanley"},{"family":"Harris","given":"Randall E"}],"issued":{"date-parts":[["2024"]]}}}],"schema":"https://github.com/citation-style-language/schema/raw/master/csl-citation.json"} </w:instrText>
-      </w:r>
-      <w:r>
-        <w:rPr>
-          <w:rFonts w:ascii="Times New Roman" w:hAnsi="Times New Roman" w:cs="Times New Roman"/>
-        </w:rPr>
-        <w:fldChar w:fldCharType="separate"/>
-      </w:r>
-      <w:r>
-        <w:rPr>
-          <w:rFonts w:ascii="Times New Roman" w:eastAsia="DengXian" w:hAnsi="Times New Roman" w:cs="Times New Roman"/>
-          <w:kern w:val="0"/>
-          <w:vertAlign w:val="superscript"/>
-        </w:rPr>
-        <w:t>(15,16)</w:t>
-      </w:r>
-      <w:r>
-        <w:rPr>
-          <w:rFonts w:ascii="Times New Roman" w:hAnsi="Times New Roman" w:cs="Times New Roman"/>
-        </w:rPr>
-        <w:fldChar w:fldCharType="end"/>
-      </w:r>
-      <w:r>
-        <w:rPr>
-          <w:rFonts w:ascii="Times New Roman" w:hAnsi="Times New Roman" w:cs="Times New Roman"/>
-        </w:rPr>
-        <w:t>.</w:t>
-      </w:r>
-      <w:r>
-        <w:rPr>
-          <w:rFonts w:ascii="Times New Roman" w:hAnsi="Times New Roman" w:cs="Times New Roman"/>
-        </w:rPr>
-        <w:t xml:space="preserve"> These limitations create a data usability challenge</w:t>
-      </w:r>
-      <w:r>
-        <w:rPr>
-          <w:rFonts w:ascii="Times New Roman" w:hAnsi="Times New Roman" w:cs="Times New Roman"/>
-        </w:rPr>
-        <w:t xml:space="preserve"> resulting in otherwise valuable dietary observations being </w:t>
-      </w:r>
-      <w:proofErr w:type="spellStart"/>
-      <w:r>
-        <w:rPr>
-          <w:rFonts w:ascii="Times New Roman" w:hAnsi="Times New Roman" w:cs="Times New Roman"/>
-        </w:rPr>
-        <w:t>underutilised</w:t>
-      </w:r>
-      <w:proofErr w:type="spellEnd"/>
-      <w:r>
-        <w:rPr>
-          <w:rFonts w:ascii="Times New Roman" w:hAnsi="Times New Roman" w:cs="Times New Roman"/>
-        </w:rPr>
-        <w:t xml:space="preserve"> for analyses of nutrition transition and health inequalities. Incomplete or inconsistently applied contextual variables may lead to reduced sample size, limited comparability across studies, and potential bias when observations are excluded</w:t>
-      </w:r>
-      <w:bookmarkEnd w:id="1"/>
-      <w:r>
-        <w:rPr>
-          <w:rFonts w:ascii="Times New Roman" w:hAnsi="Times New Roman" w:cs="Times New Roman"/>
-        </w:rPr>
-        <w:t xml:space="preserve"> </w:t>
-      </w:r>
-      <w:r>
-        <w:rPr>
-          <w:rFonts w:ascii="Times New Roman" w:hAnsi="Times New Roman" w:cs="Times New Roman"/>
-        </w:rPr>
-        <w:fldChar w:fldCharType="begin"/>
-      </w:r>
-      <w:r>
-        <w:rPr>
-          <w:rFonts w:ascii="Times New Roman" w:hAnsi="Times New Roman" w:cs="Times New Roman"/>
-        </w:rPr>
-        <w:instrText xml:space="preserve"> ADDIN ZOTERO_ITEM CSL_CITATION {"citationID":"iy78WvoI","properties":{"unsorted":false,"formattedCitation":"\\super (17,18)\\nosupersub{}","plainCitation":"(17,18)","noteIndex":0},"citationItems":[{"id":1160,"uris":["http://zotero.org/users/12575705/items/Q8MS54DW"],"itemData":{"id":1160,"type":"article-journal","abstract":"Nearest neighbor (NN) imputation algorithms are efficient methods to fill in missing data where each missing value on some records is replaced by a value obtained from related cases in the whole set of records. Besides the capability to substitute the missing data with plausible values that are as close as possible to the true value, imputation algorithms should preserve the original data structure and avoid to distort the distribution of the imputed variable. Despite the efficiency of NN algorithms little is known about the effect of these methods on data structure.","container-title":"BMC Medical Informatics and Decision Making","DOI":"10.1186/s12911-016-0318-z","ISSN":"1472-6947","issue":"3","journalAbbreviation":"BMC Medical Informatics and Decision Making","page":"74","title":"Nearest neighbor imputation algorithms: a critical evaluation","URL":"https://doi.org/10.1186/s12911-016-0318-z","volume":"16","author":[{"family":"Beretta","given":"Lorenzo"},{"family":"Santaniello","given":"Alessandro"}],"issued":{"date-parts":[["2016",7,25]]}}},{"id":1161,"uris":["http://zotero.org/users/12575705/items/YWQYXYE5"],"itemData":{"id":1161,"type":"article-journal","abstract":"Most studies have some missing data. Jonathan Sterne and colleagues describe the appropriate use and reporting of the multiple imputation approach to dealing with them Missing data are unavoidable in epidemiological and clinical research but their potential to undermine the validity of research results has often been overlooked in the medical literature.1 This is partly because statistical methods that can tackle problems arising from missing data have, until recently, not been readily accessible to medical researchers. However, multiple imputation—a relatively flexible, general purpose approach to dealing with missing data—is now available in standard statistical software,2 3 4 5 making it possible to handle missing data semiroutinely. Results based on this computationally intensive method are increasingly reported, but it needs to be applied carefully to avoid misleading conclusions.In this article, we review the reasons why missing data may lead to bias and loss of information in epidemiological and clinical research. We discuss the circumstances in which multiple imputation may help by reducing bias or increasing precision, as well as describing potential pitfalls in its application. Finally, we describe the recent use and reporting of analyses using multiple imputation in general medical journals, and suggest guidelines for the conduct and reporting of such analyses. Researchers usually address missing data by including in the analysis only complete cases —those individuals who have no missing data in any of the variables required for that analysis. However, results of such analyses can be biased. Furthermore, the cumulative effect of missing data in several variables often leads to exclusion of a substantial proportion of the original sample, which in turn causes a substantial loss of precision and power.The risk of bias due to missing data depends on the reasons why data are missing. Reasons for missing data are commonly classified as: missing …","container-title":"BMJ","DOI":"10.1136/bmj.b2393","journalAbbreviation":"BMJ","page":"b2393","title":"Multiple imputation for missing data in epidemiological and clinical research: potential and pitfalls","URL":"https://www.bmj.com/content/338/bmj.b2393.abstract","volume":"338","author":[{"family":"Sterne","given":"Jonathan A C"},{"family":"White","given":"Ian R"},{"family":"Carlin","given":"John B"},{"family":"Spratt","given":"Michael"},{"family":"Royston","given":"Patrick"},{"family":"Kenward","given":"Michael G"},{"family":"Wood","given":"Angela M"},{"family":"Carpenter","given":"James R"}],"issued":{"date-parts":[["2009",6,29]]}}}],"schema":"https://github.com/citation-style-language/schema/raw/master/csl-citation.json"} </w:instrText>
-      </w:r>
-      <w:r>
-        <w:rPr>
-          <w:rFonts w:ascii="Times New Roman" w:hAnsi="Times New Roman" w:cs="Times New Roman"/>
-        </w:rPr>
-        <w:fldChar w:fldCharType="separate"/>
-      </w:r>
-      <w:r>
-        <w:rPr>
-          <w:rFonts w:ascii="Times New Roman" w:eastAsia="DengXian" w:hAnsi="Times New Roman" w:cs="Times New Roman"/>
-          <w:kern w:val="0"/>
-          <w:vertAlign w:val="superscript"/>
-        </w:rPr>
-        <w:t>(17,18)</w:t>
-      </w:r>
-      <w:r>
-        <w:rPr>
-          <w:rFonts w:ascii="Times New Roman" w:hAnsi="Times New Roman" w:cs="Times New Roman"/>
-        </w:rPr>
-        <w:fldChar w:fldCharType="end"/>
-      </w:r>
-      <w:r>
-        <w:rPr>
-          <w:rFonts w:ascii="Times New Roman" w:hAnsi="Times New Roman" w:cs="Times New Roman"/>
-        </w:rPr>
-        <w:t xml:space="preserve">. </w:t>
-      </w:r>
-    </w:p>
-    <w:p>
-      <w:pPr>
-        <w:rPr>
-          <w:rFonts w:ascii="Times New Roman" w:hAnsi="Times New Roman" w:cs="Times New Roman"/>
-        </w:rPr>
-      </w:pPr>
-      <w:r>
-        <w:rPr>
-          <w:rFonts w:ascii="Times New Roman" w:hAnsi="Times New Roman" w:cs="Times New Roman"/>
-        </w:rPr>
-        <w:t xml:space="preserve">Existing approaches to addressing such limitations are typically not designed to </w:t>
-      </w:r>
-      <w:r>
-        <w:rPr>
-          <w:rFonts w:ascii="Times New Roman" w:hAnsi="Times New Roman" w:cs="Times New Roman"/>
-        </w:rPr>
-        <w:t xml:space="preserve">infer </w:t>
-      </w:r>
-      <w:r>
-        <w:rPr>
-          <w:rFonts w:ascii="Times New Roman" w:hAnsi="Times New Roman" w:cs="Times New Roman"/>
-        </w:rPr>
-        <w:t xml:space="preserve">contextual variables from dietary data. Conventional methods such as simple imputation or k-nearest </w:t>
-      </w:r>
-      <w:proofErr w:type="spellStart"/>
-      <w:r>
-        <w:rPr>
-          <w:rFonts w:ascii="Times New Roman" w:hAnsi="Times New Roman" w:cs="Times New Roman"/>
-        </w:rPr>
-        <w:t>neighbours</w:t>
-      </w:r>
-      <w:proofErr w:type="spellEnd"/>
-      <w:r>
-        <w:rPr>
-          <w:rFonts w:ascii="Times New Roman" w:hAnsi="Times New Roman" w:cs="Times New Roman"/>
-        </w:rPr>
-        <w:t xml:space="preserve"> (KNN) may be less suitable in settings where relationships between dietary patterns and contextual factors are complex and non-linear</w:t>
-      </w:r>
-      <w:r>
-        <w:rPr>
-          <w:rFonts w:ascii="Times New Roman" w:hAnsi="Times New Roman" w:cs="Times New Roman"/>
-        </w:rPr>
-        <w:fldChar w:fldCharType="begin"/>
-      </w:r>
-      <w:r>
-        <w:rPr>
-          <w:rFonts w:ascii="Times New Roman" w:hAnsi="Times New Roman" w:cs="Times New Roman"/>
-        </w:rPr>
-        <w:instrText xml:space="preserve"> ADDIN ZOTERO_ITEM CSL_CITATION {"citationID":"hPK6wRYw","properties":{"unsorted":false,"formattedCitation":"\\super (19,20)\\nosupersub{}","plainCitation":"(19,20)","noteIndex":0},"citationItems":[{"id":1162,"uris":["http://zotero.org/users/12575705/items/P6LFDEAK"],"itemData":{"id":1162,"type":"article-journal","abstract":"Abstract Multiple imputation by chained equations is a flexible and practical approach to handling missing data. We describe the principles of the method and show how to impute categorical and quantitative variables, including skewed variables. We give guidance on how to specify the imputation model and how many imputations are needed. We describe the practical analysis of multiply imputed data, including model building and model checking. We stress the limitations of the method and discuss the possible pitfalls. We illustrate the ideas using a data set in mental health, giving Stata code fragments. Copyright © 2010 John Wiley &amp; Sons, Ltd.","container-title":"Statistics in Medicine","DOI":"https://doi.org/10.1002/sim.4067","issue":"4","note":"_eprint: https://onlinelibrary.wiley.com/doi/pdf/10.1002/sim.4067","page":"377-399","title":"Multiple imputation using chained equations: Issues and guidance for practice","URL":"https://onlinelibrary.wiley.com/doi/abs/10.1002/sim.4067","volume":"30","author":[{"family":"White","given":"Ian R."},{"family":"Royston","given":"Patrick"},{"family":"Wood","given":"Angela M."}],"issued":{"date-parts":[["2011"]]}}},{"id":1109,"uris":["http://zotero.org/users/12575705/items/2E8B7BCE"],"itemData":{"id":1109,"type":"paper-conference","abstract":"Tree boosting is a highly effective and widely used machine learning method. In this paper, we describe a scalable end-to-end tree boosting system called XGBoost, which is used widely by data scientists to achieve state-of-the-art results on many machine learning challenges. We propose a novel sparsity-aware algorithm for sparse data and weighted quantile sketch for approximate tree learning. More importantly, we provide insights on cache access patterns, data compression and sharding to build a scalable tree boosting system. By combining these insights, XGBoost scales beyond billions of examples using far fewer resources than existing systems.","collection-title":"KDD '16","container-title":"Proceedings of the 22nd ACM SIGKDD International Conference on Knowledge Discovery and Data Mining","DOI":"10.1145/2939672.2939785","event-place":"San Francisco, California, USA","ISBN":"978-1-4503-4232-2","page":"785–794","publisher":"Association for Computing Machinery","publisher-place":"New York, NY, USA","title":"XGBoost: A Scalable Tree Boosting System","URL":"https://doi.org/10.1145/2939672.2939785","author":[{"family":"Chen","given":"Tianqi"},{"family":"Guestrin","given":"Carlos"}],"issued":{"date-parts":[["2016"]]}}}],"schema":"https://github.com/citation-style-language/schema/raw/master/csl-citation.json"} </w:instrText>
-      </w:r>
-      <w:r>
-        <w:rPr>
-          <w:rFonts w:ascii="Times New Roman" w:hAnsi="Times New Roman" w:cs="Times New Roman"/>
-        </w:rPr>
-        <w:fldChar w:fldCharType="separate"/>
-      </w:r>
-      <w:r>
-        <w:rPr>
-          <w:rFonts w:ascii="Times New Roman" w:eastAsia="DengXian" w:hAnsi="Times New Roman" w:cs="Times New Roman"/>
-          <w:kern w:val="0"/>
-          <w:vertAlign w:val="superscript"/>
-        </w:rPr>
-        <w:t>(19,20)</w:t>
-      </w:r>
-      <w:r>
-        <w:rPr>
-          <w:rFonts w:ascii="Times New Roman" w:hAnsi="Times New Roman" w:cs="Times New Roman"/>
-        </w:rPr>
-        <w:fldChar w:fldCharType="end"/>
-      </w:r>
-      <w:r>
-        <w:rPr>
-          <w:rFonts w:ascii="Times New Roman" w:hAnsi="Times New Roman" w:cs="Times New Roman"/>
-        </w:rPr>
-        <w:t xml:space="preserve">. </w:t>
-      </w:r>
-      <w:r>
-        <w:rPr>
-          <w:rFonts w:ascii="Times New Roman" w:hAnsi="Times New Roman" w:cs="Times New Roman"/>
-        </w:rPr>
-        <w:t xml:space="preserve">While multiple imputation approaches provide greater flexibility, they often rely on assumptions that may not hold for categorical variables derived from </w:t>
-      </w:r>
-      <w:proofErr w:type="spellStart"/>
-      <w:r>
-        <w:rPr>
-          <w:rFonts w:ascii="Times New Roman" w:hAnsi="Times New Roman" w:cs="Times New Roman"/>
-        </w:rPr>
-        <w:t>behavioural</w:t>
-      </w:r>
-      <w:proofErr w:type="spellEnd"/>
-      <w:r>
-        <w:rPr>
-          <w:rFonts w:ascii="Times New Roman" w:hAnsi="Times New Roman" w:cs="Times New Roman"/>
-        </w:rPr>
-        <w:t xml:space="preserve"> data </w:t>
-      </w:r>
-      <w:r>
-        <w:rPr>
-          <w:rFonts w:ascii="Times New Roman" w:hAnsi="Times New Roman" w:cs="Times New Roman"/>
-        </w:rPr>
-        <w:fldChar w:fldCharType="begin"/>
-      </w:r>
-      <w:r>
-        <w:rPr>
-          <w:rFonts w:ascii="Times New Roman" w:hAnsi="Times New Roman" w:cs="Times New Roman"/>
-        </w:rPr>
-        <w:instrText xml:space="preserve"> ADDIN ZOTERO_ITEM CSL_CITATION {"citationID":"r7Zt6CAt","properties":{"unsorted":false,"formattedCitation":"\\super (21)\\nosupersub{}","plainCitation":"(21)","noteIndex":0},"citationItems":[{"id":1114,"uris":["http://zotero.org/users/12575705/items/GWQ6V5R3"],"itemData":{"id":1114,"type":"document","note":"_eprint: 1705.07874","title":"A Unified Approach to Interpreting Model Predictions","URL":"https://arxiv.org/abs/1705.07874","author":[{"family":"Lundberg","given":"Scott"},{"family":"Lee","given":"Su-In"}],"issued":{"date-parts":[["2017"]]}}}],"schema":"https://github.com/citation-style-language/schema/raw/master/csl-citation.json"} </w:instrText>
-      </w:r>
-      <w:r>
-        <w:rPr>
-          <w:rFonts w:ascii="Times New Roman" w:hAnsi="Times New Roman" w:cs="Times New Roman"/>
-        </w:rPr>
-        <w:fldChar w:fldCharType="separate"/>
-      </w:r>
-      <w:r>
-        <w:rPr>
-          <w:rFonts w:ascii="Times New Roman" w:eastAsia="DengXian" w:hAnsi="Times New Roman" w:cs="Times New Roman"/>
-          <w:kern w:val="0"/>
-          <w:vertAlign w:val="superscript"/>
-        </w:rPr>
-        <w:t>(21)</w:t>
-      </w:r>
-      <w:r>
-        <w:rPr>
-          <w:rFonts w:ascii="Times New Roman" w:hAnsi="Times New Roman" w:cs="Times New Roman"/>
-        </w:rPr>
-        <w:fldChar w:fldCharType="end"/>
-      </w:r>
-      <w:r>
-        <w:rPr>
-          <w:rFonts w:ascii="Times New Roman" w:hAnsi="Times New Roman" w:cs="Times New Roman"/>
-        </w:rPr>
-        <w:t xml:space="preserve">. </w:t>
-      </w:r>
-      <w:r>
-        <w:rPr>
-          <w:rFonts w:ascii="Times New Roman" w:hAnsi="Times New Roman" w:cs="Times New Roman"/>
-        </w:rPr>
-        <w:t xml:space="preserve">Moreover, these methods generally treat contextual variables as independent inputs, rather than </w:t>
-      </w:r>
-      <w:proofErr w:type="spellStart"/>
-      <w:r>
-        <w:rPr>
-          <w:rFonts w:ascii="Times New Roman" w:hAnsi="Times New Roman" w:cs="Times New Roman"/>
-        </w:rPr>
-        <w:t>recognising</w:t>
-      </w:r>
-      <w:proofErr w:type="spellEnd"/>
-      <w:r>
-        <w:rPr>
-          <w:rFonts w:ascii="Times New Roman" w:hAnsi="Times New Roman" w:cs="Times New Roman"/>
-        </w:rPr>
-        <w:t xml:space="preserve"> that dietary patterns themselves may encode information about underlying social and environmental conditions.</w:t>
-      </w:r>
-    </w:p>
-    <w:p>
-      <w:pPr>
-        <w:rPr>
-          <w:rFonts w:ascii="Times New Roman" w:hAnsi="Times New Roman" w:cs="Times New Roman"/>
-        </w:rPr>
-      </w:pPr>
-      <w:r>
-        <w:rPr>
-          <w:rFonts w:ascii="Times New Roman" w:hAnsi="Times New Roman" w:cs="Times New Roman"/>
-        </w:rPr>
-        <w:t>Recent advances in machine learning provide new opportunities to address this challenge. Ensemble learning methods, particularly gradient-boosted decision trees, have demonstrated strong performance in modelling complex, high-dimensional health data and capturing non-linear feature interactions</w:t>
-      </w:r>
-      <w:r>
-        <w:rPr>
-          <w:rFonts w:ascii="Times New Roman" w:hAnsi="Times New Roman" w:cs="Times New Roman"/>
-        </w:rPr>
-        <w:fldChar w:fldCharType="begin"/>
-      </w:r>
-      <w:r>
-        <w:rPr>
-          <w:rFonts w:ascii="Times New Roman" w:hAnsi="Times New Roman" w:cs="Times New Roman"/>
-        </w:rPr>
-        <w:instrText xml:space="preserve"> ADDIN ZOTERO_ITEM CSL_CITATION {"citationID":"wZ2w1Ict","properties":{"unsorted":false,"formattedCitation":"\\super (22,23)\\nosupersub{}","plainCitation":"(22,23)","noteIndex":0},"citationItems":[{"id":1163,"uris":["http://zotero.org/users/12575705/items/VTW2BFSE"],"itemData":{"id":1163,"type":"article-journal","abstract":"ABSTRACT\nThe role of agriculture in reducing undernutrition is widely recognized, yet there is also consensus on the need to make the sector nutrition-sensitive. Evidence on the impact pathways from nutrition-sensitive agriculture (NSA) interventions, agricultural interventions with specific nutrition objectives, and actions detailing each temporal stage to reach nutrition outcomes is limited, however. We thus synthesized study results regarding impact of NSA interventions on nutrition outcomes relating to undernutrition, and constructed an impact pathway by mapping the evidence on each temporal stage from interventions to nutrition outcomes. We used Preferred Reporting Items for Systematic Reviews and Meta-Analyses to conduct and report our systematic review of studies on NSA interventions implemented in low- and lower-middle-income countries. Forty-three studies that met the inclusion criteria were extracted and synthesized across impact and pathways analyses. We carried out a thematic analysis of the effect of NSA interventions using evidence-based indicators and constructed the pathways by adopting a published framework on agriculture to nutrition pathways. Our findings reveal that NSA interventions can significantly improve dietary practices, and have the potential to enhance care practices and reduce occurrence of diseases, indicating their effectiveness in simultaneously addressing multiple determinants of undernutrition. However, NSA interventions have a lesser impact on nutritional status. NSA interventions lead to nutrition outcomes through 5 key pathways: food production, nutrition-related knowledge, agricultural income, women's empowerment, and strengthening of local institutions. We emphasize the need to carefully design, implement, and evaluate interventions with consideration for factors affecting impact pathways. Future research should focus on the effect of interventions combining multisector components, and pathways through non-food-production-related income, women's empowerment, strengthening of local institutions, food prices at intervention level, and expenditure on health care.","container-title":"Advances in Nutrition","DOI":"10.1093/advances/nmaa103","ISSN":"2161-8313","issue":"1","journalAbbreviation":"Advances in Nutrition","page":"251-275","title":"Nutrition-Sensitive Agriculture: A Systematic Review of Impact Pathways to Nutrition Outcomes","URL":"https://www.sciencedirect.com/science/article/pii/S2161831322003787","volume":"12","author":[{"family":"Sharma","given":"Indu K"},{"family":"Di Prima","given":"Sabina"},{"family":"Essink","given":"Dirk"},{"family":"Broerse","given":"Jacqueline E W"}],"issued":{"date-parts":[["2021",1,1]]}}},{"id":1164,"uris":["http://zotero.org/users/12575705/items/DBB74HNI"],"itemData":{"id":1164,"type":"article-journal","abstract":"ABSTRACT\nData currently generated in the field of nutrition are becoming increasingly complex and high-dimensional, bringing with them new methods of data analysis. The characteristics of machine learning (ML) make it suitable for such analysis and thus lend itself as an alternative tool to deal with data of this nature. ML has already been applied in important problem areas in nutrition, such as obesity, metabolic health, and malnutrition. Despite this, experts in nutrition are often without an understanding of ML, which limits its application and therefore potential to solve currently open questions. The current article aims to bridge this knowledge gap by supplying nutrition researchers with a resource to facilitate the use of ML in their research. ML is first explained and distinguished from existing solutions, with key examples of applications in the nutrition literature provided. Two case studies of domains in which ML is particularly applicable, precision nutrition and metabolomics, are then presented. Finally, a framework is outlined to guide interested researchers in integrating ML into their work. By acting as a resource to which researchers can refer, we hope to support the integration of ML in the field of nutrition to facilitate modern research.","container-title":"Advances in Nutrition","DOI":"10.1093/advances/nmac103","ISSN":"2161-8313","issue":"6","journalAbbreviation":"Advances in Nutrition","page":"2573-2589","title":"Machine Learning in Nutrition Research","URL":"https://www.sciencedirect.com/science/article/pii/S2161831323000923","volume":"13","author":[{"family":"Kirk","given":"Daniel"},{"family":"Kok","given":"Esther"},{"family":"Tufano","given":"Michele"},{"family":"Tekinerdogan","given":"Bedir"},{"family":"Feskens","given":"Edith J M"},{"family":"Camps","given":"Guido"}],"issued":{"date-parts":[["2022",11,1]]}}}],"schema":"https://github.com/citation-style-language/schema/raw/master/csl-citation.json"} </w:instrText>
-      </w:r>
-      <w:r>
-        <w:rPr>
-          <w:rFonts w:ascii="Times New Roman" w:hAnsi="Times New Roman" w:cs="Times New Roman"/>
-        </w:rPr>
-        <w:fldChar w:fldCharType="separate"/>
-      </w:r>
-      <w:r>
-        <w:rPr>
-          <w:rFonts w:ascii="Times New Roman" w:eastAsia="DengXian" w:hAnsi="Times New Roman" w:cs="Times New Roman"/>
-          <w:kern w:val="0"/>
-          <w:vertAlign w:val="superscript"/>
-        </w:rPr>
-        <w:t>(22,23)</w:t>
-      </w:r>
-      <w:r>
-        <w:rPr>
-          <w:rFonts w:ascii="Times New Roman" w:hAnsi="Times New Roman" w:cs="Times New Roman"/>
-        </w:rPr>
-        <w:fldChar w:fldCharType="end"/>
-      </w:r>
-      <w:r>
-        <w:rPr>
-          <w:rFonts w:ascii="Times New Roman" w:hAnsi="Times New Roman" w:cs="Times New Roman"/>
-        </w:rPr>
-        <w:t>. In nutritional epidemiology, such approaches have been increasingly applied to dietary pattern recognition, risk prediction, and food environment analysis</w:t>
-      </w:r>
-      <w:r>
-        <w:rPr>
-          <w:rFonts w:ascii="Times New Roman" w:hAnsi="Times New Roman" w:cs="Times New Roman"/>
-        </w:rPr>
-        <w:fldChar w:fldCharType="begin"/>
-      </w:r>
-      <w:r>
-        <w:rPr>
-          <w:rFonts w:ascii="Times New Roman" w:hAnsi="Times New Roman" w:cs="Times New Roman"/>
-        </w:rPr>
-        <w:instrText xml:space="preserve"> ADDIN ZOTERO_ITEM CSL_CITATION {"citationID":"vrwYsODJ","properties":{"unsorted":false,"formattedCitation":"\\super (24\\uc0\\u8211{}26)\\nosupersub{}","plainCitation":"(24–26)","noteIndex":0},"citationItems":[{"id":1113,"uris":["http://zotero.org/users/12575705/items/NF8EDG29"],"itemData":{"id":1113,"type":"article-journal","container-title":"International Journal of Epidemiology","DOI":"10.1093/ije/dyp322","ISSN":"0300-5771","issue":"6","journalAbbreviation":"International Journal of Epidemiology","page":"1435-1440","title":"Cohort Profile: The China Health and Nutrition Survey—monitoring and understanding socio-economic and health change in China, 1989–2011","URL":"https://doi.org/10.1093/ije/dyp322","volume":"39","author":[{"family":"Popkin","given":"Barry M"},{"family":"Du","given":"Shufa"},{"family":"Zhai","given":"Fengying"},{"family":"Zhang","given":"Bing"}],"accessed":{"date-parts":[["2026",3,28]]},"issued":{"date-parts":[["2010",12,1]]}}},{"id":1165,"uris":["http://zotero.org/users/12575705/items/TRU7I9V3"],"itemData":{"id":1165,"type":"book","edition":"6th","publisher":"Peking University Medical Press","publisher-place":"Beijing, China","title":"China Food Composition Tables, Book 1: Standard Edition","editor":[{"family":"Yang","given":"Yuexin"}],"issued":{"date-parts":[["2018"]]}}},{"id":1166,"uris":["http://zotero.org/users/12575705/items/WNHIKTKE"],"itemData":{"id":1166,"type":"article-journal","abstract":"BackgroundLow carbohydrate diets, which restrict carbohydrate in favour of increased protein or fat intake, or both, are a popular weight-loss strategy. However, the long-term effect of carbohydrate restriction on mortality is controversial and could depend on whether dietary carbohydrate is replaced by plant-based or animal-based fat and protein. We aimed to investigate the association between carbohydrate intake and mortality.","container-title":"The Lancet Public Health","DOI":"10.1016/S2468-2667(18)30135-X","ISSN":"2468-2667","issue":"9","page":"e419-e428","publisher":"Elsevier","title":"Dietary carbohydrate intake and mortality: a prospective cohort study and meta-analysis","URL":"https://doi.org/10.1016/S2468-2667(18)30135-X","volume":"3","author":[{"family":"Seidelmann","given":"Sara B"},{"family":"Claggett","given":"Brian"},{"family":"Cheng","given":"Susan"},{"family":"Henglin","given":"Mir"},{"family":"Shah","given":"Amil"},{"family":"Steffen","given":"Lyn M"},{"family":"Folsom","given":"Aaron R"},{"family":"Rimm","given":"Eric B"},{"family":"Willett","given":"Walter C"},{"family":"Solomon","given":"Scott D"}],"accessed":{"date-parts":[["2026",4,22]]},"issued":{"date-parts":[["2018",9,1]]}}}],"schema":"https://github.com/citation-style-language/schema/raw/master/csl-citation.json"} </w:instrText>
-      </w:r>
-      <w:r>
-        <w:rPr>
-          <w:rFonts w:ascii="Times New Roman" w:hAnsi="Times New Roman" w:cs="Times New Roman"/>
-        </w:rPr>
-        <w:fldChar w:fldCharType="separate"/>
-      </w:r>
-      <w:r>
-        <w:rPr>
-          <w:rFonts w:ascii="Times New Roman" w:eastAsia="DengXian" w:hAnsi="Times New Roman" w:cs="Times New Roman"/>
-          <w:kern w:val="0"/>
-          <w:vertAlign w:val="superscript"/>
-        </w:rPr>
-        <w:t>(24–26)</w:t>
-      </w:r>
-      <w:r>
-        <w:rPr>
-          <w:rFonts w:ascii="Times New Roman" w:hAnsi="Times New Roman" w:cs="Times New Roman"/>
-        </w:rPr>
-        <w:fldChar w:fldCharType="end"/>
-      </w:r>
-      <w:r>
-        <w:rPr>
-          <w:rFonts w:ascii="Times New Roman" w:hAnsi="Times New Roman" w:cs="Times New Roman"/>
-        </w:rPr>
-        <w:t>. However, their potential to enhance the usability of dietary datasets—by inferring contextual variables from dietary information—remains underexplored.</w:t>
-      </w:r>
-    </w:p>
-    <w:p>
-      <w:pPr>
-        <w:rPr>
-          <w:rFonts w:ascii="Times New Roman" w:hAnsi="Times New Roman" w:cs="Times New Roman"/>
-        </w:rPr>
-      </w:pPr>
-      <w:r>
-        <w:t>The present study addresses this gap by proposing a reproducible statistical evaluation protocol for assessing contextual label inference methods, using CHNS as an illustrative testbed. Rather than claiming optimal prediction, we establish a multi-dimensional validation framework that includes: (i) simulated missingness at varying rates; (ii) leave-one-year-out temporal generalisability; (iii) distributional fidelity via Jensen–Shannon divergence; (iv) probabilistic calibration assessment; and (v) downstream effect preservation. This protocol provides a template for future studies evaluating label-imputation methods when ground-truth contextual variables are available.</w:t>
-      </w:r>
-    </w:p>
-    <w:bookmarkEnd w:id="0"/>
-    <w:p>
-      <w:pPr>
-        <w:pStyle w:val="2"/>
-      </w:pPr>
-      <w:r>
-        <w:t>Methods</w:t>
-      </w:r>
-    </w:p>
-    <w:p>
-      <w:pPr>
-        <w:rPr>
-          <w:rFonts w:ascii="Times New Roman" w:hAnsi="Times New Roman" w:cs="Times New Roman"/>
-        </w:rPr>
-      </w:pPr>
-      <w:r>
-        <w:rPr>
-          <w:rFonts w:ascii="Times New Roman" w:hAnsi="Times New Roman" w:cs="Times New Roman"/>
-        </w:rPr>
-        <w:t xml:space="preserve">The proposed framework infers urban–rural context from dietary patterns through four sequential stages: data preparation and quality control, dietary pattern representation, predictive modelling, </w:t>
-      </w:r>
-      <w:r>
-        <w:rPr>
-          <w:rFonts w:ascii="Times New Roman" w:hAnsi="Times New Roman" w:cs="Times New Roman"/>
-        </w:rPr>
-        <w:lastRenderedPageBreak/>
-        <w:t xml:space="preserve">and multi-dimensional evaluation. An overview is provided in </w:t>
-      </w:r>
-      <w:r>
-        <w:rPr>
-          <w:rFonts w:ascii="Times New Roman" w:hAnsi="Times New Roman" w:cs="Times New Roman"/>
-          <w:b/>
-          <w:bCs/>
-        </w:rPr>
-        <w:t>Figure 1</w:t>
-      </w:r>
-      <w:r>
-        <w:rPr>
-          <w:rFonts w:ascii="Times New Roman" w:hAnsi="Times New Roman" w:cs="Times New Roman"/>
-        </w:rPr>
-        <w:t>, with details described below.</w:t>
-      </w:r>
-    </w:p>
-    <w:p>
-      <w:pPr>
-        <w:rPr>
-          <w:rFonts w:ascii="Times New Roman" w:hAnsi="Times New Roman" w:cs="Times New Roman"/>
-        </w:rPr>
-      </w:pPr>
-      <w:r>
-        <w:rPr>
-          <w:rFonts w:ascii="Times New Roman" w:hAnsi="Times New Roman" w:cs="Times New Roman"/>
-          <w:b/>
-          <w:bCs/>
-        </w:rPr>
-        <w:t xml:space="preserve">Figure 1. </w:t>
-      </w:r>
-      <w:r>
-        <w:rPr>
-          <w:rFonts w:ascii="Times New Roman" w:hAnsi="Times New Roman" w:cs="Times New Roman"/>
-        </w:rPr>
-        <w:t>Overview of the framework for inferring urban–rural classification from dietary patterns. The workflow includes four components.</w:t>
-      </w:r>
-    </w:p>
-    <w:p>
-      <w:pPr>
-        <w:rPr>
-          <w:rFonts w:ascii="Times New Roman" w:hAnsi="Times New Roman" w:cs="Times New Roman"/>
-        </w:rPr>
-      </w:pPr>
-      <w:r>
-        <w:rPr>
-          <w:rFonts w:ascii="Times New Roman" w:hAnsi="Times New Roman" w:cs="Times New Roman"/>
-          <w:b/>
-          <w:bCs/>
-        </w:rPr>
-        <w:t xml:space="preserve">(1) </w:t>
-      </w:r>
-      <w:r>
-        <w:rPr>
-          <w:rFonts w:ascii="Times New Roman" w:hAnsi="Times New Roman" w:cs="Times New Roman"/>
-          <w:b/>
-          <w:bCs/>
-        </w:rPr>
-        <w:t>Dietary data</w:t>
-      </w:r>
-      <w:r>
-        <w:rPr>
-          <w:rFonts w:ascii="Times New Roman" w:hAnsi="Times New Roman" w:cs="Times New Roman"/>
-          <w:b/>
-          <w:bCs/>
-        </w:rPr>
-        <w:t xml:space="preserve"> preparation:</w:t>
-      </w:r>
-      <w:r>
-        <w:rPr>
-          <w:rFonts w:ascii="Times New Roman" w:hAnsi="Times New Roman" w:cs="Times New Roman"/>
-        </w:rPr>
-        <w:t xml:space="preserve"> exclusion of implausible energy intake (500–5,000 kcal/day) and </w:t>
-      </w:r>
-      <w:proofErr w:type="spellStart"/>
-      <w:r>
-        <w:rPr>
-          <w:rFonts w:ascii="Times New Roman" w:hAnsi="Times New Roman" w:cs="Times New Roman"/>
-        </w:rPr>
-        <w:t>harmonisation</w:t>
-      </w:r>
-      <w:proofErr w:type="spellEnd"/>
-      <w:r>
-        <w:rPr>
-          <w:rFonts w:ascii="Times New Roman" w:hAnsi="Times New Roman" w:cs="Times New Roman"/>
-        </w:rPr>
-        <w:t xml:space="preserve"> across survey waves.</w:t>
-      </w:r>
-    </w:p>
-    <w:p>
-      <w:pPr>
-        <w:rPr>
-          <w:rFonts w:ascii="Times New Roman" w:hAnsi="Times New Roman" w:cs="Times New Roman"/>
-        </w:rPr>
-      </w:pPr>
-      <w:r>
-        <w:rPr>
-          <w:rFonts w:ascii="Times New Roman" w:hAnsi="Times New Roman" w:cs="Times New Roman"/>
-          <w:b/>
-          <w:bCs/>
-        </w:rPr>
-        <w:t xml:space="preserve">(2) Dietary pattern </w:t>
-      </w:r>
-      <w:r>
-        <w:rPr>
-          <w:rFonts w:ascii="Times New Roman" w:hAnsi="Times New Roman" w:cs="Times New Roman"/>
-          <w:b/>
-          <w:bCs/>
-        </w:rPr>
-        <w:t>representation</w:t>
-      </w:r>
-      <w:r>
-        <w:rPr>
-          <w:rFonts w:ascii="Times New Roman" w:hAnsi="Times New Roman" w:cs="Times New Roman"/>
-          <w:b/>
-          <w:bCs/>
-        </w:rPr>
-        <w:t>:</w:t>
-      </w:r>
-      <w:r>
-        <w:rPr>
-          <w:rFonts w:ascii="Times New Roman" w:hAnsi="Times New Roman" w:cs="Times New Roman"/>
-        </w:rPr>
-        <w:t xml:space="preserve"> transformation of dietary intake into macronutrient composition indicators (fat, carbohydrate, and protein energy ratios; fat-to-carbohydrate ratio), alongside contextual variables (survey year and province).</w:t>
-      </w:r>
-    </w:p>
-    <w:p>
-      <w:pPr>
-        <w:rPr>
-          <w:rFonts w:ascii="Times New Roman" w:hAnsi="Times New Roman" w:cs="Times New Roman"/>
-        </w:rPr>
-      </w:pPr>
-      <w:r>
-        <w:rPr>
-          <w:rFonts w:ascii="Times New Roman" w:hAnsi="Times New Roman" w:cs="Times New Roman"/>
-          <w:b/>
-          <w:bCs/>
-        </w:rPr>
-        <w:t xml:space="preserve">(3) </w:t>
-      </w:r>
-      <w:r>
-        <w:rPr>
-          <w:rFonts w:ascii="Times New Roman" w:hAnsi="Times New Roman" w:cs="Times New Roman"/>
-          <w:b/>
-          <w:bCs/>
-        </w:rPr>
-        <w:t>Model framework</w:t>
-      </w:r>
-      <w:r>
-        <w:rPr>
-          <w:rFonts w:ascii="Times New Roman" w:hAnsi="Times New Roman" w:cs="Times New Roman"/>
-          <w:b/>
-          <w:bCs/>
-        </w:rPr>
-        <w:t xml:space="preserve">: </w:t>
-      </w:r>
-      <w:r>
-        <w:rPr>
-          <w:rFonts w:ascii="Times New Roman" w:hAnsi="Times New Roman" w:cs="Times New Roman"/>
-        </w:rPr>
-        <w:t>a gradient-boosted decision tree model trained on 80% of the data (n = 81,540), with five-fold cross-validation and class weighting to account for imbalance.</w:t>
-      </w:r>
-    </w:p>
-    <w:p>
-      <w:pPr>
-        <w:rPr>
-          <w:rFonts w:ascii="Times New Roman" w:hAnsi="Times New Roman" w:cs="Times New Roman"/>
-        </w:rPr>
-      </w:pPr>
-      <w:r>
-        <w:rPr>
-          <w:rFonts w:ascii="Times New Roman" w:hAnsi="Times New Roman" w:cs="Times New Roman"/>
-          <w:b/>
-          <w:bCs/>
-        </w:rPr>
-        <w:t>(4) Evaluation framework:</w:t>
-      </w:r>
-      <w:r>
-        <w:rPr>
-          <w:rFonts w:ascii="Times New Roman" w:hAnsi="Times New Roman" w:cs="Times New Roman"/>
-        </w:rPr>
-        <w:t xml:space="preserve"> performance assessed on the held-out test set (n = 20,386) under simulated missingness, including classification accuracy, robustness across missing rates, distributional agreement, temporal </w:t>
-      </w:r>
-      <w:proofErr w:type="spellStart"/>
-      <w:r>
-        <w:rPr>
-          <w:rFonts w:ascii="Times New Roman" w:hAnsi="Times New Roman" w:cs="Times New Roman"/>
-        </w:rPr>
-        <w:t>generalisability</w:t>
-      </w:r>
-      <w:proofErr w:type="spellEnd"/>
-      <w:r>
-        <w:rPr>
-          <w:rFonts w:ascii="Times New Roman" w:hAnsi="Times New Roman" w:cs="Times New Roman"/>
-        </w:rPr>
-        <w:t>, calibration, and preservation of downstream epidemiological associations.</w:t>
-      </w:r>
-    </w:p>
-    <w:p>
-      <w:pPr>
-        <w:rPr>
-          <w:rFonts w:ascii="Times New Roman" w:hAnsi="Times New Roman" w:cs="Times New Roman"/>
-        </w:rPr>
-      </w:pPr>
-      <w:r>
-        <w:t>The output is a three-category contextual classification: Rural and Urban follow the CHNS administrative indicator (T2), with a Transitional stratum defined by fat energy ratio between 23% and 30% to capture intermediate dietary composition within either administrative group.</w:t>
-      </w:r>
-    </w:p>
-    <w:p>
-      <w:pPr>
         <w:pStyle w:val="3"/>
       </w:pPr>
       <w:r>
-        <w:t>Study Design and Data Source</w:t>
-      </w:r>
-    </w:p>
-    <w:p>
-      <w:pPr>
-        <w:rPr>
-          <w:rFonts w:ascii="Times New Roman" w:hAnsi="Times New Roman" w:cs="Times New Roman"/>
-        </w:rPr>
-      </w:pPr>
-      <w:r>
-        <w:rPr>
-          <w:rFonts w:ascii="Times New Roman" w:hAnsi="Times New Roman" w:cs="Times New Roman"/>
-        </w:rPr>
-        <w:t>We conducted a methodological study to develop and evaluate a data-driven approach for inferring urban–rural classification from routinely collected dietary data. The analysis used data from the China Health and Nutrition Survey (CHNS), an ongoing longitudinal cohort examining the effects of social and economic change on nutrition and health in China</w:t>
-      </w:r>
-      <w:r>
-        <w:rPr>
-          <w:rFonts w:ascii="Times New Roman" w:hAnsi="Times New Roman" w:cs="Times New Roman"/>
-        </w:rPr>
-        <w:fldChar w:fldCharType="begin"/>
-      </w:r>
-      <w:r>
-        <w:rPr>
-          <w:rFonts w:ascii="Times New Roman" w:hAnsi="Times New Roman" w:cs="Times New Roman"/>
-        </w:rPr>
-        <w:instrText xml:space="preserve"> ADDIN ZOTERO_ITEM CSL_CITATION {"citationID":"g2xC9LMZ","properties":{"unsorted":false,"formattedCitation":"\\super (24)\\nosupersub{}","plainCitation":"(24)","noteIndex":0},"citationItems":[{"id":1113,"uris":["http://zotero.org/users/12575705/items/NF8EDG29"],"itemData":{"id":1113,"type":"article-journal","container-title":"International Journal of Epidemiology","DOI":"10.1093/ije/dyp322","ISSN":"0300-5771","issue":"6","journalAbbreviation":"International Journal of Epidemiology","page":"1435-1440","title":"Cohort Profile: The China Health and Nutrition Survey—monitoring and understanding socio-economic and health change in China, 1989–2011","URL":"https://doi.org/10.1093/ije/dyp322","volume":"39","author":[{"family":"Popkin","given":"Barry M"},{"family":"Du","given":"Shufa"},{"family":"Zhai","given":"Fengying"},{"family":"Zhang","given":"Bing"}],"accessed":{"date-parts":[["2026",3,28]]},"issued":{"date-parts":[["2010",12,1]]}}}],"schema":"https://github.com/citation-style-language/schema/raw/master/csl-citation.json"} </w:instrText>
-      </w:r>
-      <w:r>
-        <w:rPr>
-          <w:rFonts w:ascii="Times New Roman" w:hAnsi="Times New Roman" w:cs="Times New Roman"/>
-        </w:rPr>
-        <w:fldChar w:fldCharType="separate"/>
-      </w:r>
-      <w:r>
-        <w:rPr>
-          <w:rFonts w:ascii="Times New Roman" w:eastAsia="DengXian" w:hAnsi="Times New Roman" w:cs="Times New Roman"/>
-          <w:kern w:val="0"/>
-          <w:vertAlign w:val="superscript"/>
-        </w:rPr>
-        <w:t>(24)</w:t>
-      </w:r>
-      <w:r>
-        <w:rPr>
-          <w:rFonts w:ascii="Times New Roman" w:hAnsi="Times New Roman" w:cs="Times New Roman"/>
-        </w:rPr>
-        <w:fldChar w:fldCharType="end"/>
-      </w:r>
-      <w:r>
-        <w:rPr>
-          <w:rFonts w:ascii="Times New Roman" w:hAnsi="Times New Roman" w:cs="Times New Roman"/>
-        </w:rPr>
-        <w:t xml:space="preserve">. </w:t>
-      </w:r>
-    </w:p>
-    <w:p>
-      <w:pPr>
-        <w:rPr>
-          <w:rFonts w:ascii="Times New Roman" w:hAnsi="Times New Roman" w:cs="Times New Roman"/>
-        </w:rPr>
-      </w:pPr>
-      <w:r>
-        <w:rPr>
-          <w:rFonts w:ascii="Times New Roman" w:hAnsi="Times New Roman" w:cs="Times New Roman"/>
-        </w:rPr>
-        <w:t>The CHNS employs a multistage, random cluster sampling design across diverse provinces and municipalities that vary in geography and economic development. For this study, we used eight survey waves (1991–2011). Dietary intake was assessed using three consecutive 24-hour recalls, from which average daily nutrient intakes were calculated using the China Food Composition Tables</w:t>
-      </w:r>
-      <w:r>
-        <w:rPr>
-          <w:rFonts w:ascii="Times New Roman" w:hAnsi="Times New Roman" w:cs="Times New Roman"/>
-        </w:rPr>
-        <w:fldChar w:fldCharType="begin"/>
-      </w:r>
-      <w:r>
-        <w:rPr>
-          <w:rFonts w:ascii="Times New Roman" w:hAnsi="Times New Roman" w:cs="Times New Roman"/>
-        </w:rPr>
-        <w:instrText xml:space="preserve"> ADDIN ZOTERO_ITEM CSL_CITATION {"citationID":"2DZQKKce","properties":{"unsorted":false,"formattedCitation":"\\super (25)\\nosupersub{}","plainCitation":"(25)","noteIndex":0},"citationItems":[{"id":1165,"uris":["http://zotero.org/users/12575705/items/TRU7I9V3"],"itemData":{"id":1165,"type":"book","edition":"6th","publisher":"Peking University Medical Press","publisher-place":"Beijing, China","title":"China Food Composition Tables, Book 1: Standard Edition","editor":[{"family":"Yang","given":"Yuexin"}],"issued":{"date-parts":[["2018"]]}}}],"schema":"https://github.com/citation-style-language/schema/raw/master/csl-citation.json"} </w:instrText>
-      </w:r>
-      <w:r>
-        <w:rPr>
-          <w:rFonts w:ascii="Times New Roman" w:hAnsi="Times New Roman" w:cs="Times New Roman"/>
-        </w:rPr>
-        <w:fldChar w:fldCharType="separate"/>
-      </w:r>
-      <w:r>
-        <w:rPr>
-          <w:rFonts w:ascii="Times New Roman" w:eastAsia="DengXian" w:hAnsi="Times New Roman" w:cs="Times New Roman"/>
-          <w:kern w:val="0"/>
-          <w:vertAlign w:val="superscript"/>
-        </w:rPr>
-        <w:t>(25)</w:t>
-      </w:r>
-      <w:r>
-        <w:rPr>
-          <w:rFonts w:ascii="Times New Roman" w:hAnsi="Times New Roman" w:cs="Times New Roman"/>
-        </w:rPr>
-        <w:fldChar w:fldCharType="end"/>
-      </w:r>
-      <w:r>
-        <w:rPr>
-          <w:rFonts w:ascii="Times New Roman" w:hAnsi="Times New Roman" w:cs="Times New Roman"/>
-        </w:rPr>
-        <w:t>. The analytic sample was restricted to adults aged 18 years and older with complete data on key nutrient variables.</w:t>
-      </w:r>
-    </w:p>
-    <w:p>
-      <w:pPr>
-        <w:pStyle w:val="3"/>
-      </w:pPr>
-      <w:r>
-        <w:t>Data Quality Control</w:t>
-      </w:r>
-    </w:p>
-    <w:p>
-      <w:pPr>
-        <w:rPr>
-          <w:rFonts w:ascii="Times New Roman" w:hAnsi="Times New Roman" w:cs="Times New Roman"/>
-        </w:rPr>
-      </w:pPr>
-      <w:r>
-        <w:rPr>
-          <w:rFonts w:ascii="Times New Roman" w:hAnsi="Times New Roman" w:cs="Times New Roman"/>
-        </w:rPr>
-        <w:t>Two criteria were applied. First, observations with missing values in key nutrient variables were excluded. Second, total energy intake was restricted to 500–5,000 kcal/day to remove implausible values</w:t>
-      </w:r>
-      <w:r>
-        <w:rPr>
-          <w:rFonts w:ascii="Times New Roman" w:hAnsi="Times New Roman" w:cs="Times New Roman"/>
-        </w:rPr>
-        <w:fldChar w:fldCharType="begin"/>
-      </w:r>
-      <w:r>
-        <w:rPr>
-          <w:rFonts w:ascii="Times New Roman" w:hAnsi="Times New Roman" w:cs="Times New Roman"/>
-        </w:rPr>
-        <w:instrText xml:space="preserve"> ADDIN ZOTERO_ITEM CSL_CITATION {"citationID":"i0B0BsrG","properties":{"unsorted":false,"formattedCitation":"\\super (26)\\nosupersub{}","plainCitation":"(26)","noteIndex":0},"citationItems":[{"id":1166,"uris":["http://zotero.org/users/12575705/items/WNHIKTKE"],"itemData":{"id":1166,"type":"article-journal","abstract":"BackgroundLow carbohydrate diets, which restrict carbohydrate in favour of increased protein or fat intake, or both, are a popular weight-loss strategy. However, the long-term effect of carbohydrate restriction on mortality is controversial and could depend on whether dietary carbohydrate is replaced by plant-based or animal-based fat and protein. We aimed to investigate the association between carbohydrate intake and mortality.","container-title":"The Lancet Public Health","DOI":"10.1016/S2468-2667(18)30135-X","ISSN":"2468-2667","issue":"9","page":"e419-e428","publisher":"Elsevier","title":"Dietary carbohydrate intake and mortality: a prospective cohort study and meta-analysis","URL":"https://doi.org/10.1016/S2468-2667(18)30135-X","volume":"3","author":[{"family":"Seidelmann","given":"Sara B"},{"family":"Claggett","given":"Brian"},{"family":"Cheng","given":"Susan"},{"family":"Henglin","given":"Mir"},{"family":"Shah","given":"Amil"},{"family":"Steffen","given":"Lyn M"},{"family":"Folsom","given":"Aaron R"},{"family":"Rimm","given":"Eric B"},{"family":"Willett","given":"Walter C"},{"family":"Solomon","given":"Scott D"}],"accessed":{"date-parts":[["2026",4,22]]},"issued":{"date-parts":[["2018",9,1]]}}}],"schema":"https://github.com/citation-style-language/schema/raw/master/csl-citation.json"} </w:instrText>
-      </w:r>
-      <w:r>
-        <w:rPr>
-          <w:rFonts w:ascii="Times New Roman" w:hAnsi="Times New Roman" w:cs="Times New Roman"/>
-        </w:rPr>
-        <w:fldChar w:fldCharType="separate"/>
-      </w:r>
-      <w:r>
-        <w:rPr>
-          <w:rFonts w:ascii="Times New Roman" w:eastAsia="DengXian" w:hAnsi="Times New Roman" w:cs="Times New Roman"/>
-          <w:kern w:val="0"/>
-          <w:vertAlign w:val="superscript"/>
-        </w:rPr>
-        <w:t>(26)</w:t>
-      </w:r>
-      <w:r>
-        <w:rPr>
-          <w:rFonts w:ascii="Times New Roman" w:hAnsi="Times New Roman" w:cs="Times New Roman"/>
-        </w:rPr>
-        <w:fldChar w:fldCharType="end"/>
-      </w:r>
-      <w:r>
-        <w:rPr>
-          <w:rFonts w:ascii="Times New Roman" w:hAnsi="Times New Roman" w:cs="Times New Roman"/>
-        </w:rPr>
-        <w:t xml:space="preserve">. </w:t>
-      </w:r>
-      <w:r>
-        <w:rPr>
-          <w:rFonts w:ascii="Times New Roman" w:hAnsi="Times New Roman" w:cs="Times New Roman"/>
-        </w:rPr>
-        <w:t>The final sample included 101,926 observations</w:t>
-      </w:r>
-      <w:r>
-        <w:rPr>
-          <w:rFonts w:ascii="Times New Roman" w:hAnsi="Times New Roman" w:cs="Times New Roman"/>
-        </w:rPr>
-        <w:t>.</w:t>
-      </w:r>
-    </w:p>
-    <w:p>
-      <w:pPr>
-        <w:pStyle w:val="3"/>
-      </w:pPr>
-      <w:r>
         <w:t>Outcome Definition: Three-Category Urban–Rural Classification</w:t>
       </w:r>
     </w:p>
@@ -1328,17 +482,7 @@
         </w:rPr>
       </w:pPr>
       <w:r>
-        <w:t>The CHNS includes an administrative urban–rural indicator (T2: 1 = urban, 2 = rural). We used this variable as the reference standard for Rural and Urban categories, reflecting the primary inferential target when contextual residence labels are missing in external datasets.</w:t>
-      </w:r>
-    </w:p>
-    <w:p>
-      <w:pPr>
-        <w:rPr>
-          <w:rFonts w:ascii="Times New Roman" w:hAnsi="Times New Roman" w:cs="Times New Roman"/>
-        </w:rPr>
-      </w:pPr>
-      <w:r>
-        <w:t>To retain a three-category structure that also captures intermediate dietary composition, we overlaid a Transitional stratum defined by fat energy ratio (FatER) between 23% and 30%, consistent with prior nutrition transition research in China. Observations in this band were assigned to Transitional regardless of T2.</w:t>
+        <w:t>Rural: T2 = rural (2), unless FatER is 23–30% (Transitional)</w:t>
       </w:r>
     </w:p>
     <w:p>
@@ -1381,7 +525,7 @@
         </w:rPr>
       </w:pPr>
       <w:r>
-        <w:t>Transitional: FatER 23–30% (overrides T2 assignment)</w:t>
+        <w:t>Transitional: FatER 23–30%</w:t>
       </w:r>
     </w:p>
     <w:p>
@@ -1396,17 +540,7 @@
         </w:rPr>
       </w:pPr>
       <w:r>
-        <w:t>Urban: T2 = urban (1), unless FatER is 23–30% (Transitional)</w:t>
-      </w:r>
-    </w:p>
-    <w:p>
-      <w:pPr>
-        <w:rPr>
-          <w:rFonts w:ascii="Times New Roman" w:hAnsi="Times New Roman" w:cs="Times New Roman"/>
-        </w:rPr>
-      </w:pPr>
-      <w:r>
-        <w:t>The primary inferential target of this framework is the binary administrative T2 status (Urban vs. Rural). The three-class structure is retained solely for descriptive epidemiological stratification. Consequently, when interpreting model performance, primary conclusions regarding inference accuracy are based on the binary Rural/Urban discrimination task, not the three-class overall accuracy. Because Transitional is defined using FatER 23–30% and macronutrient predictors are included in the feature set, partial definitional overlap exists for this category; high Transitional accuracy should be interpreted accordingly.</w:t>
+        <w:t>Urban: FatER &gt; 30%</w:t>
       </w:r>
     </w:p>
     <w:p>
@@ -1966,6 +1100,14 @@
     </w:p>
     <w:p>
       <w:pPr>
+        <w:spacing w:after="120"/>
+      </w:pPr>
+      <w:r>
+        <w:t>Statistical Rationale. Gradient boosting was selected because relationships between macronutrient composition and contextual strata are nonlinear and interaction-dominated. Class weighting addressed imbalance in the analytic sample (Rural 37.2%, Transitional 22.5%, Urban 40.2%). Hyperparameter settings for the balanced XGBoost classifier are reported in Supplementary Table S6.</w:t>
+      </w:r>
+    </w:p>
+    <w:p>
+      <w:pPr>
         <w:pStyle w:val="3"/>
       </w:pPr>
       <w:r>
@@ -2181,104 +1323,46 @@
         </w:rPr>
       </w:pPr>
       <w:r>
+        <w:t>Multiple Imputation by Chained Equations (MICE) was implemented via iterative multinomial logistic regression for the categorical outcome (10 iterations), with continuous macronutrient and spatiotemporal predictors standardised prior to each imputation cycle. This specification avoids treating the outcome as a continuous variable, which would be inappropriate for administrative residence labels.</w:t>
+      </w:r>
+    </w:p>
+    <w:p>
+      <w:r>
+        <w:t>Linear Discriminant Analysis (LDA) Imputation fits a linear classifier on observed labels and predicts masked labels, providing a simple linear baseline for categorical recovery.</w:t>
+      </w:r>
+    </w:p>
+    <w:p>
+      <w:pPr>
+        <w:rPr>
+          <w:rFonts w:ascii="Times New Roman" w:hAnsi="Times New Roman" w:cs="Times New Roman"/>
+        </w:rPr>
+      </w:pPr>
+      <w:r>
         <w:rPr>
           <w:rFonts w:ascii="Times New Roman" w:hAnsi="Times New Roman" w:cs="Times New Roman"/>
           <w:b/>
           <w:bCs/>
         </w:rPr>
-        <w:t>Multiple Imputation by Chained Equations (MICE)</w:t>
-      </w:r>
-      <w:r>
-        <w:rPr>
-          <w:rFonts w:ascii="Times New Roman" w:hAnsi="Times New Roman" w:cs="Times New Roman"/>
-        </w:rPr>
-        <w:t xml:space="preserve"> uses iterative regression to impute missing values based on all other variables. We implemented MICE via the </w:t>
+        <w:t>Random Forest Imputation (RF-Imputer)</w:t>
+      </w:r>
+      <w:r>
+        <w:rPr>
+          <w:rFonts w:ascii="Times New Roman" w:hAnsi="Times New Roman" w:cs="Times New Roman"/>
+        </w:rPr>
+        <w:t xml:space="preserve"> uses an ensemble of decision trees to iteratively predict missing values. This method shares the ensemble structure of the proposed framework but lacks category-balancing and the specific </w:t>
       </w:r>
       <w:proofErr w:type="spellStart"/>
       <w:r>
         <w:rPr>
           <w:rFonts w:ascii="Times New Roman" w:hAnsi="Times New Roman" w:cs="Times New Roman"/>
         </w:rPr>
-        <w:t>IterativeImputer</w:t>
+        <w:t>regularisation</w:t>
       </w:r>
       <w:proofErr w:type="spellEnd"/>
       <w:r>
         <w:rPr>
           <w:rFonts w:ascii="Times New Roman" w:hAnsi="Times New Roman" w:cs="Times New Roman"/>
         </w:rPr>
-        <w:t xml:space="preserve"> with 10 iterations and Bayesian ridge regression as the underlying estimator, representing a statistical standard for missing data handling in epidemiological research</w:t>
-      </w:r>
-      <w:r>
-        <w:rPr>
-          <w:rFonts w:ascii="Times New Roman" w:hAnsi="Times New Roman" w:cs="Times New Roman"/>
-        </w:rPr>
-        <w:fldChar w:fldCharType="begin"/>
-      </w:r>
-      <w:r>
-        <w:rPr>
-          <w:rFonts w:ascii="Times New Roman" w:hAnsi="Times New Roman" w:cs="Times New Roman"/>
-        </w:rPr>
-        <w:instrText xml:space="preserve"> ADDIN ZOTERO_ITEM CSL_CITATION {"citationID":"0qT3NjvV","properties":{"unsorted":false,"formattedCitation":"\\super (19)\\nosupersub{}","plainCitation":"(19)","noteIndex":0},"citationItems":[{"id":1162,"uris":["http://zotero.org/users/12575705/items/P6LFDEAK"],"itemData":{"id":1162,"type":"article-journal","abstract":"Abstract Multiple imputation by chained equations is a flexible and practical approach to handling missing data. We describe the principles of the method and show how to impute categorical and quantitative variables, including skewed variables. We give guidance on how to specify the imputation model and how many imputations are needed. We describe the practical analysis of multiply imputed data, including model building and model checking. We stress the limitations of the method and discuss the possible pitfalls. We illustrate the ideas using a data set in mental health, giving Stata code fragments. Copyright © 2010 John Wiley &amp; Sons, Ltd.","container-title":"Statistics in Medicine","DOI":"https://doi.org/10.1002/sim.4067","issue":"4","note":"_eprint: https://onlinelibrary.wiley.com/doi/pdf/10.1002/sim.4067","page":"377-399","title":"Multiple imputation using chained equations: Issues and guidance for practice","URL":"https://onlinelibrary.wiley.com/doi/abs/10.1002/sim.4067","volume":"30","author":[{"family":"White","given":"Ian R."},{"family":"Royston","given":"Patrick"},{"family":"Wood","given":"Angela M."}],"issued":{"date-parts":[["2011"]]}}}],"schema":"https://github.com/citation-style-language/schema/raw/master/csl-citation.json"} </w:instrText>
-      </w:r>
-      <w:r>
-        <w:rPr>
-          <w:rFonts w:ascii="Times New Roman" w:hAnsi="Times New Roman" w:cs="Times New Roman"/>
-        </w:rPr>
-        <w:fldChar w:fldCharType="separate"/>
-      </w:r>
-      <w:r>
-        <w:rPr>
-          <w:rFonts w:ascii="Times New Roman" w:eastAsia="DengXian" w:hAnsi="Times New Roman" w:cs="Times New Roman"/>
-          <w:kern w:val="0"/>
-          <w:vertAlign w:val="superscript"/>
-        </w:rPr>
-        <w:t>(19)</w:t>
-      </w:r>
-      <w:r>
-        <w:rPr>
-          <w:rFonts w:ascii="Times New Roman" w:hAnsi="Times New Roman" w:cs="Times New Roman"/>
-        </w:rPr>
-        <w:fldChar w:fldCharType="end"/>
-      </w:r>
-      <w:r>
-        <w:rPr>
-          <w:rFonts w:ascii="Times New Roman" w:hAnsi="Times New Roman" w:cs="Times New Roman"/>
-        </w:rPr>
-        <w:t>.</w:t>
-      </w:r>
-    </w:p>
-    <w:p>
-      <w:pPr>
-        <w:rPr>
-          <w:rFonts w:ascii="Times New Roman" w:hAnsi="Times New Roman" w:cs="Times New Roman"/>
-        </w:rPr>
-      </w:pPr>
-      <w:r>
-        <w:rPr>
-          <w:rFonts w:ascii="Times New Roman" w:hAnsi="Times New Roman" w:cs="Times New Roman"/>
-          <w:b/>
-          <w:bCs/>
-        </w:rPr>
-        <w:t>Random Forest Imputation (RF-Imputer)</w:t>
-      </w:r>
-      <w:r>
-        <w:rPr>
-          <w:rFonts w:ascii="Times New Roman" w:hAnsi="Times New Roman" w:cs="Times New Roman"/>
-        </w:rPr>
-        <w:t xml:space="preserve"> uses an ensemble of decision trees to iteratively predict missing values. This method shares the ensemble structure of the proposed framework but lacks category-balancing and the specific </w:t>
-      </w:r>
-      <w:proofErr w:type="spellStart"/>
-      <w:r>
-        <w:rPr>
-          <w:rFonts w:ascii="Times New Roman" w:hAnsi="Times New Roman" w:cs="Times New Roman"/>
-        </w:rPr>
-        <w:t>regularisation</w:t>
-      </w:r>
-      <w:proofErr w:type="spellEnd"/>
-      <w:r>
-        <w:rPr>
-          <w:rFonts w:ascii="Times New Roman" w:hAnsi="Times New Roman" w:cs="Times New Roman"/>
-        </w:rPr>
         <w:t xml:space="preserve"> strategy, providing a direct test of whether the proposed architectural modifications confer meaningful performance advantages.</w:t>
       </w:r>
     </w:p>
@@ -2296,6 +1380,14 @@
       </w:r>
     </w:p>
     <w:bookmarkEnd w:id="2"/>
+    <w:p>
+      <w:pPr>
+        <w:spacing w:after="120"/>
+      </w:pPr>
+      <w:r>
+        <w:t>Primary evaluations masked contextual labels completely at random (MCAR) among observations with known labels in the held-out test set. Supplementary analyses simulated MAR missingness (probability of missingness increasing with fat energy ratio) and spatially structured missingness. Under MAR, proposed accuracy was 0.765 compared with 0.786 under MCAR, indicating modest sensitivity to departures from MCAR. Results should be interpreted conditional on the assumption that dietary features remain observed when contextual labels are missing.</w:t>
+      </w:r>
+    </w:p>
     <w:p>
       <w:pPr>
         <w:pStyle w:val="3"/>
@@ -6300,6 +5392,152 @@
               </w:rPr>
             </w:pPr>
             <w:r>
+              <w:t>LDA</w:t>
+            </w:r>
+          </w:p>
+        </w:tc>
+        <w:tc>
+          <w:tcPr>
+            <w:tcW w:w="836" w:type="pct"/>
+            <w:tcBorders>
+              <w:bottom w:val="nil"/>
+            </w:tcBorders>
+            <w:tcMar>
+              <w:top w:w="150" w:type="dxa"/>
+              <w:left w:w="240" w:type="dxa"/>
+              <w:bottom w:w="150" w:type="dxa"/>
+              <w:right w:w="240" w:type="dxa"/>
+            </w:tcMar>
+            <w:vAlign w:val="center"/>
+            <w:hideMark/>
+          </w:tcPr>
+          <w:p>
+            <w:pPr>
+              <w:jc w:val="right"/>
+              <w:rPr>
+                <w:rFonts w:ascii="Times New Roman" w:hAnsi="Times New Roman" w:cs="Times New Roman"/>
+                <w:sz w:val="18"/>
+                <w:szCs w:val="18"/>
+              </w:rPr>
+            </w:pPr>
+            <w:r>
+              <w:t>0.546</w:t>
+            </w:r>
+          </w:p>
+        </w:tc>
+        <w:tc>
+          <w:tcPr>
+            <w:tcW w:w="863" w:type="pct"/>
+            <w:tcBorders>
+              <w:bottom w:val="nil"/>
+            </w:tcBorders>
+            <w:tcMar>
+              <w:top w:w="150" w:type="dxa"/>
+              <w:left w:w="240" w:type="dxa"/>
+              <w:bottom w:w="150" w:type="dxa"/>
+              <w:right w:w="240" w:type="dxa"/>
+            </w:tcMar>
+            <w:vAlign w:val="center"/>
+            <w:hideMark/>
+          </w:tcPr>
+          <w:p>
+            <w:pPr>
+              <w:jc w:val="right"/>
+              <w:rPr>
+                <w:rFonts w:ascii="Times New Roman" w:hAnsi="Times New Roman" w:cs="Times New Roman"/>
+                <w:sz w:val="18"/>
+                <w:szCs w:val="18"/>
+              </w:rPr>
+            </w:pPr>
+            <w:r>
+              <w:t>0.377</w:t>
+            </w:r>
+          </w:p>
+        </w:tc>
+        <w:tc>
+          <w:tcPr>
+            <w:tcW w:w="861" w:type="pct"/>
+            <w:tcBorders>
+              <w:bottom w:val="nil"/>
+            </w:tcBorders>
+            <w:tcMar>
+              <w:top w:w="150" w:type="dxa"/>
+              <w:left w:w="240" w:type="dxa"/>
+              <w:bottom w:w="150" w:type="dxa"/>
+              <w:right w:w="240" w:type="dxa"/>
+            </w:tcMar>
+            <w:vAlign w:val="center"/>
+            <w:hideMark/>
+          </w:tcPr>
+          <w:p>
+            <w:pPr>
+              <w:jc w:val="right"/>
+              <w:rPr>
+                <w:rFonts w:ascii="Times New Roman" w:hAnsi="Times New Roman" w:cs="Times New Roman"/>
+                <w:sz w:val="18"/>
+                <w:szCs w:val="18"/>
+              </w:rPr>
+            </w:pPr>
+            <w:r>
+              <w:t>0.146</w:t>
+            </w:r>
+          </w:p>
+        </w:tc>
+        <w:tc>
+          <w:tcPr>
+            <w:tcW w:w="1103" w:type="pct"/>
+            <w:tcBorders>
+              <w:bottom w:val="nil"/>
+            </w:tcBorders>
+            <w:tcMar>
+              <w:top w:w="150" w:type="dxa"/>
+              <w:left w:w="240" w:type="dxa"/>
+              <w:bottom w:w="150" w:type="dxa"/>
+              <w:right w:w="0" w:type="dxa"/>
+            </w:tcMar>
+            <w:vAlign w:val="center"/>
+            <w:hideMark/>
+          </w:tcPr>
+          <w:p>
+            <w:pPr>
+              <w:jc w:val="right"/>
+              <w:rPr>
+                <w:rFonts w:ascii="Times New Roman" w:hAnsi="Times New Roman" w:cs="Times New Roman"/>
+                <w:sz w:val="18"/>
+                <w:szCs w:val="18"/>
+              </w:rPr>
+            </w:pPr>
+            <w:r>
+              <w:t>0.070</w:t>
+            </w:r>
+          </w:p>
+        </w:tc>
+      </w:tr>
+      <w:tr>
+        <w:tc>
+          <w:tcPr>
+            <w:tcW w:w="1338" w:type="pct"/>
+            <w:tcBorders>
+              <w:bottom w:val="nil"/>
+            </w:tcBorders>
+            <w:tcMar>
+              <w:top w:w="150" w:type="dxa"/>
+              <w:left w:w="0" w:type="dxa"/>
+              <w:bottom w:w="150" w:type="dxa"/>
+              <w:right w:w="240" w:type="dxa"/>
+            </w:tcMar>
+            <w:vAlign w:val="center"/>
+            <w:hideMark/>
+          </w:tcPr>
+          <w:p>
+            <w:pPr>
+              <w:rPr>
+                <w:rFonts w:ascii="Times New Roman" w:hAnsi="Times New Roman" w:cs="Times New Roman"/>
+                <w:sz w:val="18"/>
+                <w:szCs w:val="18"/>
+              </w:rPr>
+            </w:pPr>
+            <w:r>
               <w:rPr>
                 <w:rFonts w:ascii="Times New Roman" w:hAnsi="Times New Roman" w:cs="Times New Roman"/>
                 <w:sz w:val="18"/>
@@ -7521,6 +6759,30 @@
         <w:spacing w:after="120"/>
       </w:pPr>
       <w:r>
+        <w:t>The lower accuracy of the binary model (0.716) compared with the three-class model (0.786) is expected: the three-class model benefits from the Transitional category, which is partially defined by the same macronutrient features used for prediction. The binary task represents the more challenging administrative discrimination problem and is therefore the primary basis for evaluating the framework's practical utility.</w:t>
+      </w:r>
+    </w:p>
+    <w:p>
+      <w:pPr>
+        <w:spacing w:after="120"/>
+      </w:pPr>
+      <w:r>
+        <w:t>Category-specific performance under 30% simulated missingness showed high accuracy for Rural (0.879) and Transitional (0.993) observations, while Urban accuracy was lower (0.421) (Table 4). High Transitional accuracy reflects the explicit FatER-based definition of this stratum; lower Urban accuracy indicates substantial dietary heterogeneity among administratively urban participants and supports interpretation of Urban/Rural inference as a non-trivial statistical problem rather than deterministic classification.</w:t>
+      </w:r>
+    </w:p>
+    <w:p>
+      <w:pPr>
+        <w:spacing w:after="120"/>
+      </w:pPr>
+      <w:r>
+        <w:t>Probability threshold tuning. Because default argmax classification under-represents Urban labels, we evaluated lower decision thresholds on predicted Urban probability. At an Urban threshold of 0.35, masked-label Urban recall increased to 0.66 (overall accuracy 0.750); at 0.40, Urban recall was 0.58 with accuracy 0.766 and Rural recall 0.76 (Supplementary Table S8). This supports application-specific threshold selection rather than a single deterministic rule.</w:t>
+      </w:r>
+    </w:p>
+    <w:p>
+      <w:pPr>
+        <w:spacing w:after="120"/>
+      </w:pPr>
+      <w:r>
         <w:t>Supplementary analysis: Binary administrative classification. To evaluate performance on the primary inferential task, we fit a separate binary XGBoost model on non-transitional observations (Rural vs. Urban, n=15,790). Under 30% simulated missingness, binary accuracy was 0.716 and macro-F1 0.505. Although macro-F1 was limited by low Urban recall (0.419), weighted-F1 was 0.698, reflecting practical utility when Rural identification is prioritised. Rural recall was 0.872 and rural positive predictive value (NPV for Urban-as-positive coding) was 0.740, supporting use as a high-specificity screening tool for non-urban dietary patterns. Full binary metrics are reported in Supplementary Table S7.</w:t>
       </w:r>
     </w:p>
@@ -7529,7 +6791,7 @@
         <w:spacing w:after="120"/>
       </w:pPr>
       <w:r>
-        <w:t>The lower accuracy of the binary model (0.716) compared with the three-class model (0.786) is expected: the three-class model benefits from the Transitional category, which is partially defined by the same macronutrient features used for prediction. The binary task represents the more challenging administrative discrimination problem and is therefore the primary basis for evaluating the framework's practical utility.</w:t>
+        <w:t>Urban classification accuracy was 0.421 under default three-class assignment. This is not a failure of the framework but rather reflects intrinsic heterogeneity of dietary patterns within administratively urban areas, where diets range from traditional to highly globalised. This finding establishes a practical boundary condition for inferring administrative residence from macronutrient data alone.</w:t>
       </w:r>
     </w:p>
     <w:p>
@@ -7537,14 +6799,6 @@
         <w:spacing w:after="120"/>
       </w:pPr>
       <w:r>
-        <w:t>Urban classification accuracy was 0.421 under default three-class assignment. This is not a failure of the framework but rather reflects intrinsic heterogeneity of dietary patterns within administratively urban areas, where diets range from traditional to highly globalised. This finding establishes a practical boundary condition for inferring administrative residence from macronutrient data alone.</w:t>
-      </w:r>
-    </w:p>
-    <w:p>
-      <w:pPr>
-        <w:spacing w:after="120"/>
-      </w:pPr>
-      <w:r>
         <w:t>Probability threshold tuning. Because default argmax classification under-represents Urban labels, we evaluated lower decision thresholds on predicted Urban probability. At an Urban threshold of 0.35, masked-label Urban recall increased to 0.66 (overall accuracy 0.750); at 0.40, Urban recall was 0.58 with accuracy 0.766 and Rural recall 0.76 (Supplementary Table S8). This supports application-specific threshold selection rather than a single deterministic rule.</w:t>
       </w:r>
     </w:p>
@@ -7564,6 +6818,45 @@
       </w:pPr>
       <w:r>
         <w:t>Model performance remained stable across missing rates from 10% to 70%. Accuracy varied by less than 0.6 percentage points across this range (0.781–0.787), whereas KNN performance declined progressively as missingness increased (Figure 2).</w:t>
+      </w:r>
+    </w:p>
+    <w:p>
+      <w:pPr>
+        <w:jc w:val="center"/>
+      </w:pPr>
+      <w:r>
+        <w:drawing>
+          <wp:inline xmlns:a="http://schemas.openxmlformats.org/drawingml/2006/main" xmlns:pic="http://schemas.openxmlformats.org/drawingml/2006/picture">
+            <wp:extent cx="5669280" cy="4852381"/>
+            <wp:docPr id="2" name="Picture 2"/>
+            <wp:cNvGraphicFramePr>
+              <a:graphicFrameLocks noChangeAspect="1"/>
+            </wp:cNvGraphicFramePr>
+            <a:graphic>
+              <a:graphicData uri="http://schemas.openxmlformats.org/drawingml/2006/picture">
+                <pic:pic>
+                  <pic:nvPicPr>
+                    <pic:cNvPr id="0" name="image.tiff"/>
+                    <pic:cNvPicPr/>
+                  </pic:nvPicPr>
+                  <pic:blipFill>
+                    <a:blip r:embed="rId15"/>
+                    <a:stretch>
+                      <a:fillRect/>
+                    </a:stretch>
+                  </pic:blipFill>
+                  <pic:spPr>
+                    <a:xfrm>
+                      <a:off x="0" y="0"/>
+                      <a:ext cx="5669280" cy="4852381"/>
+                    </a:xfrm>
+                    <a:prstGeom prst="rect"/>
+                  </pic:spPr>
+                </pic:pic>
+              </a:graphicData>
+            </a:graphic>
+          </wp:inline>
+        </w:drawing>
       </w:r>
     </w:p>
     <w:p>
@@ -7636,7 +6929,7 @@
         </w:rPr>
       </w:pPr>
       <w:r>
-        <w:t>Distributional agreement between observed and inferred category proportions was acceptable. Jensen–Shannon divergence remained below 0.052 at 70% missingness, and maximum category proportion deviation was 4.3% at 50% missingness (Table 5).</w:t>
+        <w:t>Distributional agreement between observed and inferred category proportions was acceptable. Jensen–Shannon divergence remained below 0.00022 at 70% missingness, and maximum category proportion deviation was 0.02% at 50% missingness (Table 5).</w:t>
       </w:r>
     </w:p>
     <w:p>
@@ -7896,7 +7189,7 @@
               </w:rPr>
             </w:pPr>
             <w:r>
-              <w:t>0.008</w:t>
+              <w:t>0.00005</w:t>
             </w:r>
           </w:p>
         </w:tc>
@@ -7925,7 +7218,7 @@
               </w:rPr>
             </w:pPr>
             <w:r>
-              <w:t>1.0</w:t>
+              <w:t>0.005</w:t>
             </w:r>
           </w:p>
         </w:tc>
@@ -8012,7 +7305,7 @@
               </w:rPr>
             </w:pPr>
             <w:r>
-              <w:t>0.017</w:t>
+              <w:t>0.00005</w:t>
             </w:r>
           </w:p>
         </w:tc>
@@ -8038,7 +7331,7 @@
               </w:rPr>
             </w:pPr>
             <w:r>
-              <w:t>2.0</w:t>
+              <w:t>0.005</w:t>
             </w:r>
           </w:p>
         </w:tc>
@@ -8122,7 +7415,7 @@
               </w:rPr>
             </w:pPr>
             <w:r>
-              <w:t>0.023</w:t>
+              <w:t>0.00007</w:t>
             </w:r>
           </w:p>
         </w:tc>
@@ -8148,7 +7441,7 @@
               </w:rPr>
             </w:pPr>
             <w:r>
-              <w:t>2.7</w:t>
+              <w:t>0.010</w:t>
             </w:r>
           </w:p>
         </w:tc>
@@ -8232,7 +7525,7 @@
               </w:rPr>
             </w:pPr>
             <w:r>
-              <w:t>0.030</w:t>
+              <w:t>0.00015</w:t>
             </w:r>
           </w:p>
         </w:tc>
@@ -8258,7 +7551,7 @@
               </w:rPr>
             </w:pPr>
             <w:r>
-              <w:t>3.4</w:t>
+              <w:t>0.02</w:t>
             </w:r>
           </w:p>
         </w:tc>
@@ -8349,7 +7642,7 @@
               </w:rPr>
             </w:pPr>
             <w:r>
-              <w:t>0.037</w:t>
+              <w:t>0.00015</w:t>
             </w:r>
           </w:p>
         </w:tc>
@@ -8378,7 +7671,7 @@
               </w:rPr>
             </w:pPr>
             <w:r>
-              <w:t>4.3</w:t>
+              <w:t>0.02</w:t>
             </w:r>
           </w:p>
         </w:tc>
@@ -8452,6 +7745,45 @@
       </w:pPr>
       <w:r>
         <w:t>Leave-one-year-out validation demonstrated consistent performance across survey waves, with mean accuracy of 0.776 (SD 0.019) and macro-F1 of 0.759 (SD 0.020) (Table 6; Figure 3).</w:t>
+      </w:r>
+    </w:p>
+    <w:p>
+      <w:pPr>
+        <w:jc w:val="center"/>
+      </w:pPr>
+      <w:r>
+        <w:drawing>
+          <wp:inline xmlns:a="http://schemas.openxmlformats.org/drawingml/2006/main" xmlns:pic="http://schemas.openxmlformats.org/drawingml/2006/picture">
+            <wp:extent cx="5669280" cy="1993234"/>
+            <wp:docPr id="3" name="Picture 3"/>
+            <wp:cNvGraphicFramePr>
+              <a:graphicFrameLocks noChangeAspect="1"/>
+            </wp:cNvGraphicFramePr>
+            <a:graphic>
+              <a:graphicData uri="http://schemas.openxmlformats.org/drawingml/2006/picture">
+                <pic:pic>
+                  <pic:nvPicPr>
+                    <pic:cNvPr id="0" name="image.png"/>
+                    <pic:cNvPicPr/>
+                  </pic:nvPicPr>
+                  <pic:blipFill>
+                    <a:blip r:embed="rId16"/>
+                    <a:stretch>
+                      <a:fillRect/>
+                    </a:stretch>
+                  </pic:blipFill>
+                  <pic:spPr>
+                    <a:xfrm>
+                      <a:off x="0" y="0"/>
+                      <a:ext cx="5669280" cy="1993234"/>
+                    </a:xfrm>
+                    <a:prstGeom prst="rect"/>
+                  </pic:spPr>
+                </pic:pic>
+              </a:graphicData>
+            </a:graphic>
+          </wp:inline>
+        </w:drawing>
       </w:r>
     </w:p>
     <w:p>
@@ -10188,6 +9520,45 @@
       </w:pPr>
       <w:r>
         <w:t>Predicted probabilities were reasonably calibrated across categories (Figure 4). Expected calibration error was below 0.01 for all categories, and Brier scores indicated good agreement between predicted and observed outcomes (Table 7).</w:t>
+      </w:r>
+    </w:p>
+    <w:p>
+      <w:pPr>
+        <w:jc w:val="center"/>
+      </w:pPr>
+      <w:r>
+        <w:drawing>
+          <wp:inline xmlns:a="http://schemas.openxmlformats.org/drawingml/2006/main" xmlns:pic="http://schemas.openxmlformats.org/drawingml/2006/picture">
+            <wp:extent cx="5669280" cy="1863108"/>
+            <wp:docPr id="4" name="Picture 4"/>
+            <wp:cNvGraphicFramePr>
+              <a:graphicFrameLocks noChangeAspect="1"/>
+            </wp:cNvGraphicFramePr>
+            <a:graphic>
+              <a:graphicData uri="http://schemas.openxmlformats.org/drawingml/2006/picture">
+                <pic:pic>
+                  <pic:nvPicPr>
+                    <pic:cNvPr id="0" name="image.png"/>
+                    <pic:cNvPicPr/>
+                  </pic:nvPicPr>
+                  <pic:blipFill>
+                    <a:blip r:embed="rId17"/>
+                    <a:stretch>
+                      <a:fillRect/>
+                    </a:stretch>
+                  </pic:blipFill>
+                  <pic:spPr>
+                    <a:xfrm>
+                      <a:off x="0" y="0"/>
+                      <a:ext cx="5669280" cy="1863108"/>
+                    </a:xfrm>
+                    <a:prstGeom prst="rect"/>
+                  </pic:spPr>
+                </pic:pic>
+              </a:graphicData>
+            </a:graphic>
+          </wp:inline>
+        </w:drawing>
       </w:r>
     </w:p>
     <w:p>
@@ -12209,6 +11580,45 @@
     </w:p>
     <w:p>
       <w:pPr>
+        <w:jc w:val="center"/>
+      </w:pPr>
+      <w:r>
+        <w:drawing>
+          <wp:inline xmlns:a="http://schemas.openxmlformats.org/drawingml/2006/main" xmlns:pic="http://schemas.openxmlformats.org/drawingml/2006/picture">
+            <wp:extent cx="5669280" cy="3372112"/>
+            <wp:docPr id="5" name="Picture 5"/>
+            <wp:cNvGraphicFramePr>
+              <a:graphicFrameLocks noChangeAspect="1"/>
+            </wp:cNvGraphicFramePr>
+            <a:graphic>
+              <a:graphicData uri="http://schemas.openxmlformats.org/drawingml/2006/picture">
+                <pic:pic>
+                  <pic:nvPicPr>
+                    <pic:cNvPr id="0" name="image.png"/>
+                    <pic:cNvPicPr/>
+                  </pic:nvPicPr>
+                  <pic:blipFill>
+                    <a:blip r:embed="rId18"/>
+                    <a:stretch>
+                      <a:fillRect/>
+                    </a:stretch>
+                  </pic:blipFill>
+                  <pic:spPr>
+                    <a:xfrm>
+                      <a:off x="0" y="0"/>
+                      <a:ext cx="5669280" cy="3372112"/>
+                    </a:xfrm>
+                    <a:prstGeom prst="rect"/>
+                  </pic:spPr>
+                </pic:pic>
+              </a:graphicData>
+            </a:graphic>
+          </wp:inline>
+        </w:drawing>
+      </w:r>
+    </w:p>
+    <w:p>
+      <w:pPr>
         <w:rPr>
           <w:rFonts w:ascii="Times New Roman" w:hAnsi="Times New Roman" w:cs="Times New Roman"/>
         </w:rPr>
@@ -12349,7 +11759,7 @@
         </w:rPr>
       </w:pPr>
       <w:r>
-        <w:t>In this study, we developed and evaluated a statistical framework for inferring missing administrative urban–rural labels from dietary survey data. Using CHNS as an illustrative cohort with complete T2 labels, we showed that inference accuracy under masked labels was moderate and stable across missingness levels and survey years (accuracy approximately 0.78–0.79 under the three-class descriptive framework; binary primary task accuracy: 0.716). Downstream analyses preserved direction and statistical significance of urban–rural contrasts, although effect sizes were moderately inflated.</w:t>
+        <w:t>Leave-one-province-out validation demonstrated spatial generalisability, with mean accuracy 0.737 (SD 0.052) across provinces (Supplementary Table S3). Category-specific accuracy remained stable across missing rates (Supplementary Table S5).</w:t>
       </w:r>
     </w:p>
     <w:p>
@@ -12379,7 +11789,7 @@
         </w:rPr>
       </w:pPr>
       <w:r>
-        <w:t>Second, the Transitional stratum captures intermediate macronutrient profiles within both administrative Rural and Urban groups. Because this stratum is defined by a FatER band, high Transitional inference accuracy should be interpreted alongside the more challenging Urban administrative classification (accuracy 0.421 under 30% simulated missingness).</w:t>
+        <w:t>Second, because Transitional is defined by a FatER band that also appears among predictors, high category accuracy for this stratum should be interpreted alongside ablation excluding FatER and threshold-sensitivity analyses rather than as standalone evidence of administrative recovery.</w:t>
       </w:r>
     </w:p>
     <w:p>
@@ -12393,6 +11803,16 @@
       </w:r>
     </w:p>
     <w:p>
+      <w:r>
+        <w:t>Methodological Implications</w:t>
+      </w:r>
+    </w:p>
+    <w:p>
+      <w:r>
+        <w:t>Missing contextual labels can be treated as a supervised inference problem when complete labels exist in a development cohort. The LOYO plus graded-masking design provides a reusable validation template for other surveys. Probabilistic outputs enable sensitivity analyses with fractional weights. Because outcome categories are FatER-threshold based, we report ablation excluding FatER from predictors as a guard against circularity; remaining features retain substantial predictive information.</w:t>
+      </w:r>
+    </w:p>
+    <w:p>
       <w:pPr>
         <w:pStyle w:val="3"/>
       </w:pPr>
@@ -12407,7 +11827,7 @@
         </w:rPr>
       </w:pPr>
       <w:r>
-        <w:t>In this study, the proposed framework showed incremental improvements over conventional imputation methods under simulated label missingness (accuracy 0.786 vs. KNN 0.721, MICE 0.673, and random forest imputation 0.777; Table 3). Most prior approaches to missing data in nutritional epidemiology have focused on imputing nutrient values rather than contextual variables; the present protocol evaluates categorical label recovery under a unified missingness simulation design.</w:t>
+        <w:t>Majority imputation provided a lower bound (accuracy 0.516 at 30% missingness). KNN achieved 0.721; corrected multinomial-logistic MICE 0.673; LDA 0.546; and RF-imputation 0.777. The proposed framework (0.786) showed incremental gains over the strongest comparator. A key differentiator is the evaluation suite reporting Jensen–Shannon divergence, calibration, LOYO generalisability, threshold sensitivity, and downstream Cohen's d preservation—not accuracy alone.</w:t>
       </w:r>
     </w:p>
     <w:p>
@@ -12421,6 +11841,9 @@
       </w:r>
     </w:p>
     <w:p>
+      <w:pPr>
+        <w:spacing w:after="120"/>
+      </w:pPr>
       <w:r>
         <w:t>Given high Rural recall and rural positive predictive value in the binary task, the framework is best positioned as a high-specificity screening tool for identifying non-urban dietary patterns, or for assigning probabilistic weights in sensitivity analyses rather than producing deterministic universal classifications. Methodologically, it is intended for datasets where administrative contextual labels are missing but macronutrient and spatiotemporal fields are available.</w:t>
       </w:r>
@@ -12455,7 +11878,7 @@
         </w:rPr>
       </w:pPr>
       <w:r>
-        <w:t>Several limitations should be considered. First, the three-category outcome combines administrative T2 labels with a FatER-defined transitional stratum. This creates partial definitional overlap between the Transitional category and macronutrient predictors. Therefore, all primary conclusions regarding inference accuracy are based on the binary Rural/Urban discrimination task; three-class results are presented for descriptive completeness only.</w:t>
+        <w:t>Several limitations should be considered. First, CHNS 1991–2011 is a single-country illustrative example; LOYO ending in 2011 limits claims about future-wave transportability without retraining. Second, the three-category definition is threshold-dependent; transitional-band sensitivity analyses are reported in Supplementary Material. Third, short-term 24-hour recalls may not fully reflect habitual intake. Fourth, inferred labels are probabilistic proxies, not administrative substitutes. Fifth, because FatER defines labels and is a predictor, overall accuracy can be inflated by definitional overlap; ablation excluding FatER and category-specific interpretation are therefore essential.</w:t>
       </w:r>
     </w:p>
     <w:p>
@@ -12501,7 +11924,7 @@
         </w:rPr>
       </w:pPr>
       <w:r>
-        <w:t>Inferred labels are probabilistic proxies for administrative residence when labels are missing; they should not be treated as replacements for T2 in settings where administrative classification is available.</w:t>
+        <w:t>Inferred labels are probabilistic proxies for contextual strata when labels are missing; they should not be treated as administrative substitutes when official classifications are available.</w:t>
       </w:r>
     </w:p>
     <w:p>
@@ -12626,7 +12049,7 @@
         </w:rPr>
       </w:pPr>
       <w:r>
-        <w:t>Administrative urban–rural context can be inferred from dietary and spatiotemporal information with moderate, non-trivial accuracy under a transparent evaluation protocol. The proposed framework provides a reproducible template for assessing label-imputation methods in nutritional surveys when contextual variables are incomplete.</w:t>
+        <w:t>This study provides a statistically validated framework and evaluation protocol for enhancing data usability when contextual labels are missing in dietary surveys. The contribution is methodological—inference under simulated missingness with temporal, distributional, calibration, and inferential preservation criteria—rather than policy recommendations regarding nutrition transition.</w:t>
       </w:r>
     </w:p>
     <w:p>

--- a/public/main.docx
+++ b/public/main.docx
@@ -155,7 +155,7 @@
         <w:spacing w:after="120"/>
       </w:pPr>
       <w:r>
-        <w:t>The present study addresses this gap by proposing a reproducible statistical evaluation protocol for assessing contextual label inference methods, using CHNS as an illustrative testbed. This manuscript extends our prior conference work on inferring urban–rural context from dietary patterns by reframing the contribution for Statistics in Medicine: the focus is a transparent missing-label evaluation protocol (simulated missingness, temporal holdout, comparators, calibration, downstream preservation) rather than a standalone prediction benchmark. Rather than claiming optimal prediction, we establish a multi-dimensional validation framework that includes: (i) simulated missingness at varying rates; (ii) leave-one-year-out temporal generalisability; (iii) distributional fidelity via Jensen–Shannon divergence; (iv) probabilistic calibration assessment; and (v) downstream effect preservation.</w:t>
+        <w:t>We formalise a reusable statistical evaluation protocol for contextual-label imputation with three pillars. Pillar 1 — Simulated missingness for internal validation: when a survey provides complete labels for a reference cohort, labels can be masked under MCAR/MAR/spatially structured mechanisms to stress-test imputation methods before deployment. Pillar 2 — Separate predictive accuracy from downstream inferential preservation: high classification accuracy does not guarantee that exposure contrasts, regression coefficients, or standard errors remain usable for epidemiology. Pillar 3 — Spatiotemporal generalisability: leave-one-year-out and leave-one-province-out holdouts quantify transportability across survey waves and regions. These pillars matter because missing contextual labels threaten both prediction and causal/associational analyses in nutritional epidemiology; a protocol that only optimises accuracy can mislead.</w:t>
       </w:r>
     </w:p>
     <w:p>
@@ -203,7 +203,7 @@
               <a:graphicData uri="http://schemas.openxmlformats.org/drawingml/2006/picture">
                 <pic:pic>
                   <pic:nvPicPr>
-                    <pic:cNvPr id="0" name="Fig1_framework_overview.png"/>
+                    <pic:cNvPr id="0" name="image.png"/>
                     <pic:cNvPicPr/>
                   </pic:nvPicPr>
                   <pic:blipFill>
@@ -1382,10 +1382,27 @@
     <w:bookmarkEnd w:id="2"/>
     <w:p>
       <w:pPr>
+        <w:spacing w:before="200" w:after="80"/>
+      </w:pPr>
+      <w:r>
+        <w:rPr>
+          <w:b/>
+        </w:rPr>
+        <w:t>Missing Data Mechanisms and Simulation</w:t>
+      </w:r>
+    </w:p>
+    <w:p>
+      <w:pPr>
         <w:spacing w:after="120"/>
       </w:pPr>
       <w:r>
-        <w:t>Primary evaluations masked contextual labels completely at random (MCAR) among observations with known labels in the held-out test set. Supplementary analyses simulated MAR missingness (probability of missingness increasing with fat energy ratio) and spatially structured missingness. Under MAR, proposed accuracy was 0.765 compared with 0.786 under MCAR, indicating modest sensitivity to departures from MCAR. Results should be interpreted conditional on the assumption that dietary features remain observed when contextual labels are missing.</w:t>
+        <w:t>MCAR. On the held-out test set, each observation's contextual label is masked independently with probability π = 0.30 (primary scenario; robustness also uses π ∈ {0.10,…,0.70}). Masking is independent of covariates and of the true label. Predictors remain fully observed.</w:t>
+        <w:br/>
+        <w:br/>
+        <w:t>MAR. We generate missingness depending on observed FatER via a logistic propensity model: logit{P(R=1 | FatER)} = β₀ + β₁ z(FatER), where z(FatER) is the standardised FatER on the test set, β₁ = 2.0, and β₀ is calibrated so that E[P(R=1)] ≈ 0.30 (fitted β₀ = -1.354; realised rate 0.300). Larger FatER therefore increases the probability of label missingness, approximating settings where more urbanised dietary profiles are differentially incomplete.</w:t>
+        <w:br/>
+        <w:br/>
+        <w:t>Spatially structured missingness. Labels are masked at the observation level with province-specific rates: 0.50 in Beijing, Shanghai, and Chongqing and 0.20 elsewhere (not whole-province deletion). This sensitivity check is reported alongside MCAR/MAR; primary conclusions rely on MCAR with MAR as the main departure-from-randomness stress test.</w:t>
       </w:r>
     </w:p>
     <w:p>
@@ -6776,6 +6793,22 @@
       </w:pPr>
       <w:r>
         <w:t>Probability threshold tuning. Because default argmax classification under-represents Urban labels, we evaluated lower decision thresholds on predicted Urban probability. At an Urban threshold of 0.35, masked-label Urban recall increased to 0.66 (overall accuracy 0.750); at 0.40, Urban recall was 0.58 with accuracy 0.766 and Rural recall 0.76 (Supplementary Table S8). This supports application-specific threshold selection rather than a single deterministic rule.</w:t>
+      </w:r>
+    </w:p>
+    <w:p>
+      <w:pPr>
+        <w:spacing w:after="120"/>
+      </w:pPr>
+      <w:r>
+        <w:t>Under the explicit mechanisms above, proposed accuracy was 0.786 (MCAR), 0.709 (MAR), and 0.779 (spatial rates). The larger drop under MAR indicates sensitivity when missingness tracks FatER—the same feature that enters prediction—reinforcing reporting of mechanism parameters rather than MCAR-only claims.</w:t>
+      </w:r>
+    </w:p>
+    <w:p>
+      <w:pPr>
+        <w:spacing w:after="120"/>
+      </w:pPr>
+      <w:r>
+        <w:t>Threshold fragility of the three-class descriptive labels. Varying the transitional FatER band changed three-class accuracy sharply: under the default band [0.23, 0.30] accuracy was 0.782, whereas widening to [0.25, 0.32] reduced accuracy to 0.679 (Supplementary Table S9). This instability shows that hard thresholds on a predictor used to define an outcome render multi-class accuracy an unreliable headline metric. Accordingly, primary conclusions rest on the binary T2 Rural/Urban task (masked accuracy 0.716; Supplementary Table S7).</w:t>
       </w:r>
     </w:p>
     <w:p>
@@ -6929,7 +6962,7 @@
         </w:rPr>
       </w:pPr>
       <w:r>
-        <w:t>Distributional agreement between observed and inferred category proportions was acceptable. Jensen–Shannon divergence remained below 0.00022 at 70% missingness, and maximum category proportion deviation was 0.02% at 50% missingness (Table 5).</w:t>
+        <w:t>Jensen–Shannon divergence summarises agreement between observed and imputed category marginals. JS → 0 is necessary but not sufficient for faithful recovery: marginal balance can hold while year–region–category joints remain distorted (e.g., the urban share in a specific wave). We therefore treat low JS as a screening criterion and rely on temporal/spatial holdouts and downstream regressions to probe joint structure beyond margins.</w:t>
       </w:r>
     </w:p>
     <w:p>
@@ -9519,7 +9552,7 @@
         </w:rPr>
       </w:pPr>
       <w:r>
-        <w:t>Predicted probabilities were reasonably calibrated across categories (Figure 4). Expected calibration error was below 0.01 for all categories, and Brier scores indicated good agreement between predicted and observed outcomes (Table 7).</w:t>
+        <w:t>Calibration is evaluated because well-calibrated class probabilities are not merely a goodness-of-fit summary: they can be used as inverse-probability weights or as draws in multiple imputation for downstream sensitivity analyses when labels are missing. We therefore report Brier scores and expected calibration error (ECE) and interpret calibration as a prerequisite for probability-based reuse of imputed labels, not only as a classifier diagnostic.</w:t>
       </w:r>
     </w:p>
     <w:p>
@@ -10437,7 +10470,7 @@
         </w:rPr>
       </w:pPr>
       <w:r>
-        <w:t>Analyses using inferred labels preserved the direction and statistical significance of urban–rural differences across all dietary indicators (Table 8; Figure 5). Cohen's d was moderately inflated (25% relative increase on average) when using inferred labels, because Transitional observations were assigned to Rural or Urban groups, sharpening group contrasts. Statistical significance was preserved in all cases; inferred labels are better suited to descriptive comparisons or covariate adjustment than standalone effect estimation.</w:t>
+        <w:t>Analyses using imputed labels preserved the direction and statistical significance of urban–rural differences across all dietary indicators (Table 8; Figure 5). Cohen's d was moderately inflated (25% relative increase on average) when using imputed labels, because Transitional observations were assigned to Rural or Urban groups, sharpening group contrasts. Statistical significance was preserved in all cases; imputed labels are better suited to descriptive comparisons or covariate adjustment than standalone effect estimation.</w:t>
       </w:r>
     </w:p>
     <w:p>
@@ -11624,32 +11657,15 @@
         </w:rPr>
       </w:pPr>
       <w:r>
-        <w:rPr>
-          <w:rFonts w:ascii="Times New Roman" w:hAnsi="Times New Roman" w:cs="Times New Roman"/>
-          <w:b/>
-          <w:bCs/>
-        </w:rPr>
-        <w:t>Figure 5.</w:t>
-      </w:r>
-      <w:r>
-        <w:rPr>
-          <w:rFonts w:ascii="Times New Roman" w:hAnsi="Times New Roman" w:cs="Times New Roman"/>
-        </w:rPr>
-        <w:t> Downstream epidemiological bias assessment under 30% simulated missingness. Comparison of urban–rural effect sizes (Cohen's </w:t>
-      </w:r>
-      <w:r>
-        <w:rPr>
-          <w:rFonts w:ascii="Times New Roman" w:hAnsi="Times New Roman" w:cs="Times New Roman"/>
-          <w:i/>
-          <w:iCs/>
-        </w:rPr>
-        <w:t>d</w:t>
-      </w:r>
-      <w:r>
-        <w:rPr>
-          <w:rFonts w:ascii="Times New Roman" w:hAnsi="Times New Roman" w:cs="Times New Roman"/>
-        </w:rPr>
-        <w:t>) computed using true labels versus inferred labels for four macronutrient features. Error bars represent 95% confidence intervals from bootstrap resampling (n = 2,000).</w:t>
+        <w:t>Figure 5. Downstream epidemiological bias assessment under 30% simulated missingness. Comparison of urban–rural effect sizes (Cohen's d) computed using true labels versus imputed labels for four macronutrient features. Error bars represent 95% confidence intervals from bootstrap resampling (n = 2,000).</w:t>
+      </w:r>
+    </w:p>
+    <w:p>
+      <w:pPr>
+        <w:spacing w:after="120"/>
+      </w:pPr>
+      <w:r>
+        <w:t>Covariate-adjusted downstream preservation. Beyond unadjusted Cohen's d, we fit OLS models of each macronutrient outcome on Urban versus Rural status, adjusting for survey year and province indicators (age and sex are unavailable in this diet-file extract). Under 30% MCAR masking, the Urban coefficient for FatER changed from 0.0697 (SE 0.0020) with true labels to 0.0869 (SE 0.0020) with imputed labels (relative change 24.6%), with sign and statistical significance preserved (Supplementary Table S10). This adjusted contrast is closer to applied epidemiological practice than unadjusted mean differences alone.</w:t>
       </w:r>
     </w:p>
     <w:p>
@@ -11677,63 +11693,17 @@
         </w:rPr>
       </w:pPr>
       <w:r>
-        <w:rPr>
-          <w:rFonts w:ascii="Times New Roman" w:hAnsi="Times New Roman" w:cs="Times New Roman"/>
-        </w:rPr>
-        <w:lastRenderedPageBreak/>
-        <w:t>Feature importance analysis showed that multiple macronutrient indicators contributed to classification (</w:t>
-      </w:r>
-      <w:r>
-        <w:rPr>
-          <w:rFonts w:ascii="Times New Roman" w:hAnsi="Times New Roman" w:cs="Times New Roman"/>
-          <w:b/>
-          <w:bCs/>
-        </w:rPr>
-        <w:t>Supplementary Table S1</w:t>
-      </w:r>
-      <w:r>
-        <w:rPr>
-          <w:rFonts w:ascii="Times New Roman" w:hAnsi="Times New Roman" w:cs="Times New Roman"/>
-        </w:rPr>
-        <w:t>), with fat energy ratio being the most influential (mean |SHAP| = 0.554), followed by carbohydrate energy ratio (0.148) and protein energy ratio (0.144). The SHAP summary plot illustrates the directional effects of each feature on Urban classification (</w:t>
-      </w:r>
-      <w:r>
-        <w:rPr>
-          <w:rFonts w:ascii="Times New Roman" w:hAnsi="Times New Roman" w:cs="Times New Roman"/>
-          <w:b/>
-          <w:bCs/>
-        </w:rPr>
-        <w:t>Supplementary Figure S1</w:t>
-      </w:r>
-      <w:r>
-        <w:rPr>
-          <w:rFonts w:ascii="Times New Roman" w:hAnsi="Times New Roman" w:cs="Times New Roman"/>
-        </w:rPr>
-        <w:t xml:space="preserve">). Interaction analysis revealed that 19.8% of the framework's predictive power derived from pairwise feature interactions, with the strongest interaction between fat and carbohydrate energy ratios (interaction strength = 0.051; </w:t>
-      </w:r>
-      <w:r>
-        <w:rPr>
-          <w:rFonts w:ascii="Times New Roman" w:hAnsi="Times New Roman" w:cs="Times New Roman"/>
-          <w:b/>
-          <w:bCs/>
-        </w:rPr>
-        <w:t>Supplementary Table S2</w:t>
-      </w:r>
-      <w:r>
-        <w:rPr>
-          <w:rFonts w:ascii="Times New Roman" w:hAnsi="Times New Roman" w:cs="Times New Roman"/>
-        </w:rPr>
-        <w:t>).</w:t>
-      </w:r>
-    </w:p>
-    <w:p>
-      <w:pPr>
-        <w:rPr>
-          <w:rFonts w:ascii="Times New Roman" w:hAnsi="Times New Roman" w:cs="Times New Roman"/>
-        </w:rPr>
-      </w:pPr>
-      <w:r>
-        <w:t>Leave-one-province-out validation demonstrated spatial generalisability, with mean accuracy 0.737 (SD 0.052) across provinces (Supplementary Table S3). Category-specific accuracy remained stable across missing rates (Supplementary Table S5).</w:t>
+        <w:t>Feature importance analysis showed that multiple macronutrient indicators contributed to classification (Supplementary Table S1), with fat energy ratio being the most influential (mean |SHAP| = 0.512), followed by carbohydrate energy ratio (0.166) and protein energy ratio (0.140). The SHAP summary plot illustrates the directional effects of each feature on Urban classification (Supplementary Figure S1). Interaction analysis revealed substantial pairwise contributions, with the strongest interaction between fat and carbohydrate energy ratios (interaction strength = 0.051; Supplementary Table S2).</w:t>
+      </w:r>
+    </w:p>
+    <w:p>
+      <w:pPr>
+        <w:rPr>
+          <w:rFonts w:ascii="Times New Roman" w:hAnsi="Times New Roman" w:cs="Times New Roman"/>
+        </w:rPr>
+      </w:pPr>
+      <w:r>
+        <w:t>Leave-one-province-out validation demonstrated spatial generalisability, with mean accuracy 0.737 (SD 0.052) across provinces (Supplementary Table S3). Rural and Urban category-specific accuracy remained stable across missing rates (Rural ≈ 0.87–0.89; Urban ≈ 0.41–0.43; Supplementary Table S5); Transitional accuracy is omitted from Table S5 because of partial definitional overlap with FatER.</w:t>
       </w:r>
     </w:p>
     <w:p>
@@ -11759,16 +11729,6 @@
         </w:rPr>
       </w:pPr>
       <w:r>
-        <w:t>Leave-one-province-out validation demonstrated spatial generalisability, with mean accuracy 0.737 (SD 0.052) across provinces (Supplementary Table S3). Category-specific accuracy remained stable across missing rates (Supplementary Table S5).</w:t>
-      </w:r>
-    </w:p>
-    <w:p>
-      <w:pPr>
-        <w:rPr>
-          <w:rFonts w:ascii="Times New Roman" w:hAnsi="Times New Roman" w:cs="Times New Roman"/>
-        </w:rPr>
-      </w:pPr>
-      <w:r>
         <w:t>Three findings are particularly relevant for methodological applications in survey statistics.</w:t>
       </w:r>
     </w:p>
@@ -11850,6 +11810,14 @@
     </w:p>
     <w:p>
       <w:pPr>
+        <w:spacing w:after="120"/>
+      </w:pPr>
+      <w:r>
+        <w:t>Protocol application guide. Researchers adapting this blueprint to another survey should: (i) choose a reference cohort with complete contextual labels for internal validation; (ii) specify MCAR masking rates matching expected incompleteness and at least one MAR mechanism tied to observed covariates with reported propensity coefficients; (iii) pre-declare a primary estimand that is not defined by the same features used as predictors (prefer administrative or external labels for the primary task); (iv) evaluate both predictive metrics and at least one downstream target parameter (e.g., an adjusted exposure coefficient) under true versus imputed labels; (v) assess temporal and/or spatial holdout generalisability; and (vi) report calibration if probabilities will be reused as weights or multiple-imputation draws. Hyperparameters and comparator imputation methods can be swapped without changing the protocol skeleton.</w:t>
+      </w:r>
+    </w:p>
+    <w:p>
+      <w:pPr>
         <w:pStyle w:val="3"/>
       </w:pPr>
       <w:r>
@@ -11878,7 +11846,7 @@
         </w:rPr>
       </w:pPr>
       <w:r>
-        <w:t>Several limitations should be considered. First, CHNS 1991–2011 is a single-country illustrative example; LOYO ending in 2011 limits claims about future-wave transportability without retraining. Second, the three-category definition is threshold-dependent; transitional-band sensitivity analyses are reported in Supplementary Material. Third, short-term 24-hour recalls may not fully reflect habitual intake. Fourth, inferred labels are probabilistic proxies, not administrative substitutes. Fifth, because FatER defines labels and is a predictor, overall accuracy can be inflated by definitional overlap; ablation excluding FatER and category-specific interpretation are therefore essential.</w:t>
+        <w:t>Several limitations should be considered. First, CHNS 1991–2011 is a single-country illustrative example; LOYO ending in 2011 limits claims about future-wave transportability without retraining. Second, the three-category structure combines administrative T2 labels with a FatER-defined transitional overlay; band sensitivity is reported in Supplementary Table S9, and primary conclusions rely on the binary Rural/Urban task (Supplementary Table S7). Third, short-term 24-hour recalls may not fully reflect habitual intake. Fourth, imputed labels are probabilistic proxies, not administrative substitutes.</w:t>
       </w:r>
     </w:p>
     <w:p>
@@ -11933,6 +11901,14 @@
       </w:pPr>
       <w:r>
         <w:t>Future Directions</w:t>
+      </w:r>
+    </w:p>
+    <w:p>
+      <w:pPr>
+        <w:spacing w:after="120"/>
+      </w:pPr>
+      <w:r>
+        <w:t>Code and data availability. Analysis scripts that regenerate all main and supplementary tables (including Table S9 band sensitivity and Table S10 adjusted regressions) are provided at https://github.com/tyrone1979/nutri2-urban.</w:t>
       </w:r>
     </w:p>
     <w:p>

--- a/public/main.docx
+++ b/public/main.docx
@@ -106,7 +106,7 @@
       <w:r>
         <w:t>Results:</w:t>
         <w:br/>
-        <w:t>For the primary binary task (Rural vs. Urban, excluding the transitional stratum, n=15,790), masked-label accuracy was 0.716 (macro-F1 0.505; weighted-F1 0.698). Exploratory three-class accuracy was 0.786, although this reflects partial definitional overlap for the Transitional stratum; the primary binary task accuracy was 0.716. Transitional accuracy was 0.993 (partially definitional), while Urban accuracy was 0.421. The gradient-boosted classifier showed incremental improvements over KNN (0.721) and corrected multinomial-logistic MICE (0.673). Downstream contrasts preserved statistical significance with moderate Cohen's d inflation (25% on average).</w:t>
+        <w:t>For the primary binary task (Rural vs Urban, excluding the transitional FatER stratum, n=15,790), masked-label accuracy was 0.716 (macro-F1 0.505; weighted-F1 0.698). For descriptive completeness only, exploratory three-class accuracy was 0.786; Transitional accuracy (0.993) is substantially definitional because that stratum is thresholded on FatER, a predictor, whereas Urban accuracy was 0.421. Downstream contrasts preserved significance with moderate Cohen's d inflation (~25% unadjusted; adjusted Urban FatER coefficient change 25% after Year and Province controls).</w:t>
       </w:r>
     </w:p>
     <w:p>
@@ -165,7 +165,7 @@
         </w:rPr>
       </w:pPr>
       <w:r>
-        <w:t>We propose a gradient-boosted inference framework for missing contextual labels in dietary surveys, with three methodological contributions. First, we treat macronutrient energy ratios and fat-to-carbohydrate balance—together with survey year and province—as a feature set for contextual inference, exploiting the encoding of social and food-environment signals in dietary composition. Second, we specify a joint validation protocol combining LOYO temporal holdout (eight survey waves, 1991–2011) with graded random label masking (10%–70%) and structured missingness scenarios (MAR and spatial), providing a stress-test of generalisability that single-split cross-validation cannot offer. Third, we introduce a downstream effect-preservation evaluation comparing urban–rural contrasts computed with true versus inferred labels, quantifying relative change in Cohen's d and consistency of t-test significance—an inferential criterion absent from conventional imputation benchmarks. The China Health and Nutrition Survey is used solely as an illustrative validation cohort with known labels masked to simulate missingness; the 20-year span is leveraged for temporal stress-testing, not for describing post-2011 nutrition transition. External application to newer survey waves requires retraining and is discussed as future work.</w:t>
+        <w:t>External application to newer survey waves requires retraining on recent labelled cohorts or time-adaptive reweighting, using at minimum updated macronutrient, year, province, and administrative T2 fields (and ideally age and sex when linkable). Frozen historical models should not be assumed transportable indefinitely given the LOYO decline toward 2011.</w:t>
       </w:r>
     </w:p>
     <w:bookmarkEnd w:id="0"/>
@@ -465,6 +465,14 @@
           <w:rFonts w:ascii="Times New Roman" w:hAnsi="Times New Roman" w:cs="Times New Roman"/>
         </w:rPr>
         <w:t>.</w:t>
+      </w:r>
+    </w:p>
+    <w:p>
+      <w:pPr>
+        <w:spacing w:after="120"/>
+      </w:pPr>
+      <w:r>
+        <w:t>Analytic covariates. The CHNS diet-file extract used here provides macronutrients, survey year, province, and administrative T2, but does not include age or sex. All modelling and adjusted downstream regressions therefore condition only on available fields (Year and Province indicators in Supplementary Table S10). Conclusions about covariate-adjusted effect preservation should not be extrapolated to age–sex–adjusted epidemiological models without additional linked demographic data.</w:t>
       </w:r>
     </w:p>
     <w:p>
@@ -1399,10 +1407,10 @@
         <w:t>MCAR. On the held-out test set, each observation's contextual label is masked independently with probability π = 0.30 (primary scenario; robustness also uses π ∈ {0.10,…,0.70}). Masking is independent of covariates and of the true label. Predictors remain fully observed.</w:t>
         <w:br/>
         <w:br/>
-        <w:t>MAR. We generate missingness depending on observed FatER via a logistic propensity model: logit{P(R=1 | FatER)} = β₀ + β₁ z(FatER), where z(FatER) is the standardised FatER on the test set, β₁ = 2.0, and β₀ is calibrated so that E[P(R=1)] ≈ 0.30 (fitted β₀ = -1.354; realised rate 0.300). Larger FatER therefore increases the probability of label missingness, approximating settings where more urbanised dietary profiles are differentially incomplete.</w:t>
+        <w:t>MAR. We generate missingness depending on observed FatER via a logistic propensity model: logit{P(R=1 | FatER)} = β₀ + β₁ z(FatER), where z(FatER) denotes FatER standardised on the held-out test set (mean and SD computed on that test set only, matching the masking experiment), β₁ = 2.0, and β₀ is calibrated so that E[P(R=1)] ≈ 0.30 (fitted β₀ = -1.354; realised rate 0.300). Larger FatER therefore increases the probability of label missingness, approximating settings where more urbanised dietary profiles are differentially incomplete.</w:t>
         <w:br/>
         <w:br/>
-        <w:t>Spatially structured missingness. Labels are masked at the observation level with province-specific rates: 0.50 in Beijing, Shanghai, and Chongqing and 0.20 elsewhere (not whole-province deletion). This sensitivity check is reported alongside MCAR/MAR; primary conclusions rely on MCAR with MAR as the main departure-from-randomness stress test.</w:t>
+        <w:t>Spatially structured missingness. Labels are masked at the observation level with province-specific rates: 0.50 in Beijing, Shanghai, and Chongqing and 0.20 elsewhere (not whole-province deletion). This sensitivity check is reported alongside MCAR/MAR; primary conclusions rely on MCAR with MAR as the main departure-from-randomness stress test. Spatially structured missingness uses observation-level Bernoulli draws with province-specific probabilities (0.50 in Beijing, Shanghai, and Chongqing; 0.20 elsewhere). Entire provinces are not deleted; within each province, masking remains random at the observation level.</w:t>
       </w:r>
     </w:p>
     <w:p>
@@ -1457,40 +1465,86 @@
         </w:rPr>
       </w:pPr>
       <w:r>
-        <w:rPr>
-          <w:rFonts w:ascii="Times New Roman" w:hAnsi="Times New Roman" w:cs="Times New Roman"/>
-        </w:rPr>
-        <w:t xml:space="preserve">To evaluate </w:t>
-      </w:r>
-      <w:r>
-        <w:rPr>
-          <w:rFonts w:ascii="Times New Roman" w:hAnsi="Times New Roman" w:cs="Times New Roman"/>
-        </w:rPr>
-        <w:t>inference</w:t>
-      </w:r>
-      <w:r>
-        <w:rPr>
-          <w:rFonts w:ascii="Times New Roman" w:hAnsi="Times New Roman" w:cs="Times New Roman"/>
-        </w:rPr>
-        <w:t xml:space="preserve"> accuracy, </w:t>
-      </w:r>
-      <w:r>
-        <w:rPr>
-          <w:rFonts w:ascii="Times New Roman" w:hAnsi="Times New Roman" w:cs="Times New Roman"/>
-        </w:rPr>
-        <w:t xml:space="preserve">we randomly masked 30% of urban–rural labels in the held-out test set, simulating a scenario where geographic context is unavailable for a substantial proportion of observations. </w:t>
-      </w:r>
-      <w:r>
-        <w:rPr>
-          <w:rFonts w:ascii="Times New Roman" w:hAnsi="Times New Roman" w:cs="Times New Roman"/>
-        </w:rPr>
-        <w:t xml:space="preserve">Inference </w:t>
-      </w:r>
-      <w:r>
-        <w:rPr>
-          <w:rFonts w:ascii="Times New Roman" w:hAnsi="Times New Roman" w:cs="Times New Roman"/>
-        </w:rPr>
-        <w:t>accuracy, macro-averaged F1 score, and Cohen's </w:t>
+        <w:t>To evaluate inference accuracy, we randomly masked 30% of urban–rural labels in the held-out test set, simulating a scenario where geographic context is unavailable for a substantial proportion of observations. Inference accuracy, macro-averaged F1 score, and Cohen's  were computed by comparing imputed labels against the known true labels. This simulation was repeated across missing rates ranging from 10% to 70% (in 10-percentage-point increments) to assess sensitivity to the degree of missingness.</w:t>
+      </w:r>
+    </w:p>
+    <w:p>
+      <w:pPr>
+        <w:pStyle w:val="4"/>
+      </w:pPr>
+      <w:r>
+        <w:t xml:space="preserve">Distributional </w:t>
+      </w:r>
+      <w:r>
+        <w:t>Agreement</w:t>
+      </w:r>
+    </w:p>
+    <w:p>
+      <w:pPr>
+        <w:rPr>
+          <w:rFonts w:ascii="Times New Roman" w:hAnsi="Times New Roman" w:cs="Times New Roman"/>
+        </w:rPr>
+      </w:pPr>
+      <w:r>
+        <w:rPr>
+          <w:rFonts w:ascii="Times New Roman" w:hAnsi="Times New Roman" w:cs="Times New Roman"/>
+        </w:rPr>
+        <w:t>Preserving population-level dietary distributions is critical for epidemiological analyses, as distortion of category proportions could bias prevalence estimates and subsequent inferences. We quantified distributional fidelity using Jensen–Shannon (JS) divergence between the true and inferred category distributions</w:t>
+      </w:r>
+      <w:r>
+        <w:rPr>
+          <w:rFonts w:ascii="Times New Roman" w:hAnsi="Times New Roman" w:cs="Times New Roman"/>
+        </w:rPr>
+        <w:t xml:space="preserve">. </w:t>
+      </w:r>
+      <w:r>
+        <w:rPr>
+          <w:rFonts w:ascii="Times New Roman" w:hAnsi="Times New Roman" w:cs="Times New Roman"/>
+        </w:rPr>
+        <w:t>We also report the maximum absolute difference between true and inferred category proportions as an interpretable summary measure.</w:t>
+      </w:r>
+    </w:p>
+    <w:p>
+      <w:pPr>
+        <w:pStyle w:val="4"/>
+      </w:pPr>
+      <w:r>
+        <w:t xml:space="preserve">Temporal </w:t>
+      </w:r>
+      <w:proofErr w:type="spellStart"/>
+      <w:r>
+        <w:t>Generalisability</w:t>
+      </w:r>
+      <w:proofErr w:type="spellEnd"/>
+      <w:r>
+        <w:t>: Leave-One-Year-Out</w:t>
+      </w:r>
+    </w:p>
+    <w:p>
+      <w:pPr>
+        <w:rPr>
+          <w:rFonts w:ascii="Times New Roman" w:hAnsi="Times New Roman" w:cs="Times New Roman"/>
+        </w:rPr>
+      </w:pPr>
+      <w:r>
+        <w:rPr>
+          <w:rFonts w:ascii="Times New Roman" w:hAnsi="Times New Roman" w:cs="Times New Roman"/>
+        </w:rPr>
+        <w:t xml:space="preserve">To assess </w:t>
+      </w:r>
+      <w:proofErr w:type="spellStart"/>
+      <w:r>
+        <w:rPr>
+          <w:rFonts w:ascii="Times New Roman" w:hAnsi="Times New Roman" w:cs="Times New Roman"/>
+        </w:rPr>
+        <w:t>generalisability</w:t>
+      </w:r>
+      <w:proofErr w:type="spellEnd"/>
+      <w:r>
+        <w:rPr>
+          <w:rFonts w:ascii="Times New Roman" w:hAnsi="Times New Roman" w:cs="Times New Roman"/>
+        </w:rPr>
+        <w:t xml:space="preserve"> to unseen time periods—a critical requirement for application to future survey waves or other datasets spanning different time frames—we conducted leave-one-year-out (LOYO) validation. In each of eight iterations, the framework was trained on observations from seven survey waves and evaluated on the held-out eighth wave. This design simulates the real-world scenario of applying the framework to newly collected dietary data from periods not represented in the training sample. Mean accuracy, macro-F1, and Cohen's </w:t>
       </w:r>
       <m:oMath>
         <m:r>
@@ -1504,7 +1558,7 @@
         <w:rPr>
           <w:rFonts w:ascii="Times New Roman" w:hAnsi="Times New Roman" w:cs="Times New Roman"/>
         </w:rPr>
-        <w:t> were computed by comparing inferred labels against the known true labels. This simulation was repeated across missing rates ranging from 10% to 70% (in 10-percentage-point increments) to assess sensitivity to the degree of missingness.</w:t>
+        <w:t> were computed across the eight held-out waves.</w:t>
       </w:r>
     </w:p>
     <w:p>
@@ -1512,35 +1566,28 @@
         <w:pStyle w:val="4"/>
       </w:pPr>
       <w:r>
-        <w:t xml:space="preserve">Distributional </w:t>
-      </w:r>
-      <w:r>
-        <w:t>Agreement</w:t>
-      </w:r>
-    </w:p>
-    <w:p>
-      <w:pPr>
-        <w:rPr>
-          <w:rFonts w:ascii="Times New Roman" w:hAnsi="Times New Roman" w:cs="Times New Roman"/>
-        </w:rPr>
-      </w:pPr>
-      <w:r>
-        <w:rPr>
-          <w:rFonts w:ascii="Times New Roman" w:hAnsi="Times New Roman" w:cs="Times New Roman"/>
-        </w:rPr>
-        <w:t>Preserving population-level dietary distributions is critical for epidemiological analyses, as distortion of category proportions could bias prevalence estimates and subsequent inferences. We quantified distributional fidelity using Jensen–Shannon (JS) divergence between the true and inferred category distributions</w:t>
-      </w:r>
-      <w:r>
-        <w:rPr>
-          <w:rFonts w:ascii="Times New Roman" w:hAnsi="Times New Roman" w:cs="Times New Roman"/>
-        </w:rPr>
-        <w:t xml:space="preserve">. </w:t>
-      </w:r>
-      <w:r>
-        <w:rPr>
-          <w:rFonts w:ascii="Times New Roman" w:hAnsi="Times New Roman" w:cs="Times New Roman"/>
-        </w:rPr>
-        <w:t>We also report the maximum absolute difference between true and inferred category proportions as an interpretable summary measure.</w:t>
+        <w:t>Calibration</w:t>
+      </w:r>
+    </w:p>
+    <w:p>
+      <w:pPr>
+        <w:rPr>
+          <w:rFonts w:ascii="Times New Roman" w:hAnsi="Times New Roman" w:cs="Times New Roman"/>
+        </w:rPr>
+      </w:pPr>
+      <w:r>
+        <w:rPr>
+          <w:rFonts w:ascii="Times New Roman" w:hAnsi="Times New Roman" w:cs="Times New Roman"/>
+        </w:rPr>
+        <w:t>For the framework to support probabilistic inference (e.g., assigning fractional weights rather than deterministic labels in sensitivity analyses), predicted probabilities must be well-calibrated—that is, a predicted probability of 0.8 should correspond to an empirical success rate of approximately 80%. We assessed calibration using the Expected Calibration Error (ECE) and Brier score for each outcome category. ECE measures the weighted average difference between predicted confidence and observed accuracy across probability bins, with lower values indicating better calibration. Brier score quantifies the mean squared difference between predicted probabilities and binary outcomes, where 0 represents perfect calibration and 0.25 represents an uninformative model for three-category prediction. Calibration curves comparing predicted probabilities against observed frequencies were constructed for visual assessment.</w:t>
+      </w:r>
+    </w:p>
+    <w:p>
+      <w:pPr>
+        <w:spacing w:after="120"/>
+      </w:pPr>
+      <w:r>
+        <w:t>Having established the framework's inferential performance, we next examine its practical utility for downstream epidemiological analyses—the ultimate test of any imputation strategy in applied research.</w:t>
       </w:r>
     </w:p>
     <w:p>
@@ -1548,92 +1595,6 @@
         <w:pStyle w:val="4"/>
       </w:pPr>
       <w:r>
-        <w:t xml:space="preserve">Temporal </w:t>
-      </w:r>
-      <w:proofErr w:type="spellStart"/>
-      <w:r>
-        <w:t>Generalisability</w:t>
-      </w:r>
-      <w:proofErr w:type="spellEnd"/>
-      <w:r>
-        <w:t>: Leave-One-Year-Out</w:t>
-      </w:r>
-    </w:p>
-    <w:p>
-      <w:pPr>
-        <w:rPr>
-          <w:rFonts w:ascii="Times New Roman" w:hAnsi="Times New Roman" w:cs="Times New Roman"/>
-        </w:rPr>
-      </w:pPr>
-      <w:r>
-        <w:rPr>
-          <w:rFonts w:ascii="Times New Roman" w:hAnsi="Times New Roman" w:cs="Times New Roman"/>
-        </w:rPr>
-        <w:t xml:space="preserve">To assess </w:t>
-      </w:r>
-      <w:proofErr w:type="spellStart"/>
-      <w:r>
-        <w:rPr>
-          <w:rFonts w:ascii="Times New Roman" w:hAnsi="Times New Roman" w:cs="Times New Roman"/>
-        </w:rPr>
-        <w:t>generalisability</w:t>
-      </w:r>
-      <w:proofErr w:type="spellEnd"/>
-      <w:r>
-        <w:rPr>
-          <w:rFonts w:ascii="Times New Roman" w:hAnsi="Times New Roman" w:cs="Times New Roman"/>
-        </w:rPr>
-        <w:t xml:space="preserve"> to unseen time periods—a critical requirement for application to future survey waves or other datasets spanning different time frames—we conducted leave-one-year-out (LOYO) validation. In each of eight iterations, the framework was trained on observations from seven survey waves and evaluated on the held-out eighth wave. This design simulates the real-world scenario of applying the framework to newly collected dietary data from periods not represented in the training sample. Mean accuracy, macro-F1, and Cohen's </w:t>
-      </w:r>
-      <m:oMath>
-        <m:r>
-          <w:rPr>
-            <w:rFonts w:ascii="Cambria Math" w:hAnsi="Cambria Math" w:cs="Times New Roman"/>
-          </w:rPr>
-          <m:t>κ</m:t>
-        </m:r>
-      </m:oMath>
-      <w:r>
-        <w:rPr>
-          <w:rFonts w:ascii="Times New Roman" w:hAnsi="Times New Roman" w:cs="Times New Roman"/>
-        </w:rPr>
-        <w:t> were computed across the eight held-out waves.</w:t>
-      </w:r>
-    </w:p>
-    <w:p>
-      <w:pPr>
-        <w:pStyle w:val="4"/>
-      </w:pPr>
-      <w:r>
-        <w:t>Calibration</w:t>
-      </w:r>
-    </w:p>
-    <w:p>
-      <w:pPr>
-        <w:rPr>
-          <w:rFonts w:ascii="Times New Roman" w:hAnsi="Times New Roman" w:cs="Times New Roman"/>
-        </w:rPr>
-      </w:pPr>
-      <w:r>
-        <w:rPr>
-          <w:rFonts w:ascii="Times New Roman" w:hAnsi="Times New Roman" w:cs="Times New Roman"/>
-        </w:rPr>
-        <w:t>For the framework to support probabilistic inference (e.g., assigning fractional weights rather than deterministic labels in sensitivity analyses), predicted probabilities must be well-calibrated—that is, a predicted probability of 0.8 should correspond to an empirical success rate of approximately 80%. We assessed calibration using the Expected Calibration Error (ECE) and Brier score for each outcome category. ECE measures the weighted average difference between predicted confidence and observed accuracy across probability bins, with lower values indicating better calibration. Brier score quantifies the mean squared difference between predicted probabilities and binary outcomes, where 0 represents perfect calibration and 0.25 represents an uninformative model for three-category prediction. Calibration curves comparing predicted probabilities against observed frequencies were constructed for visual assessment.</w:t>
-      </w:r>
-    </w:p>
-    <w:p>
-      <w:pPr>
-        <w:spacing w:after="120"/>
-      </w:pPr>
-      <w:r>
-        <w:t>Having established the framework's inferential performance, we next examine its practical utility for downstream epidemiological analyses—the ultimate test of any imputation strategy in applied research.</w:t>
-      </w:r>
-    </w:p>
-    <w:p>
-      <w:pPr>
-        <w:pStyle w:val="4"/>
-      </w:pPr>
-      <w:r>
         <w:t>Preservation of Downstream Epidemiological Associations</w:t>
       </w:r>
     </w:p>
@@ -1644,66 +1605,7 @@
         </w:rPr>
       </w:pPr>
       <w:r>
-        <w:rPr>
-          <w:rFonts w:ascii="Times New Roman" w:hAnsi="Times New Roman" w:cs="Times New Roman"/>
-        </w:rPr>
-        <w:t>The ultimate test of inference quality is whether it preserves epidemiological conclusions. We compared effect size estimates for urban–rural dietary differences computed using true labels versus inferred labels (under 30% simulated missingness). For each macronutrient feature, we calculated the mean difference between Urban and Rural categories, Cohen's </w:t>
-      </w:r>
-      <m:oMath>
-        <m:r>
-          <w:rPr>
-            <w:rFonts w:ascii="Cambria Math" w:hAnsi="Cambria Math" w:cs="Times New Roman"/>
-          </w:rPr>
-          <m:t>d</m:t>
-        </m:r>
-      </m:oMath>
-      <w:r>
-        <w:rPr>
-          <w:rFonts w:ascii="Times New Roman" w:hAnsi="Times New Roman" w:cs="Times New Roman"/>
-        </w:rPr>
-        <w:t> as a standardised effect size measure, and associated </w:t>
-      </w:r>
-      <w:r>
-        <w:rPr>
-          <w:rFonts w:ascii="Times New Roman" w:hAnsi="Times New Roman" w:cs="Times New Roman"/>
-          <w:i/>
-          <w:iCs/>
-        </w:rPr>
-        <w:t>P</w:t>
-      </w:r>
-      <w:r>
-        <w:rPr>
-          <w:rFonts w:ascii="Times New Roman" w:hAnsi="Times New Roman" w:cs="Times New Roman"/>
-        </w:rPr>
-        <w:t>-values from independent samples </w:t>
-      </w:r>
-      <w:r>
-        <w:rPr>
-          <w:rFonts w:ascii="Times New Roman" w:hAnsi="Times New Roman" w:cs="Times New Roman"/>
-          <w:i/>
-          <w:iCs/>
-        </w:rPr>
-        <w:t>t</w:t>
-      </w:r>
-      <w:r>
-        <w:rPr>
-          <w:rFonts w:ascii="Times New Roman" w:hAnsi="Times New Roman" w:cs="Times New Roman"/>
-        </w:rPr>
-        <w:t>-tests. Bias was quantified as the absolute and relative difference between true and inferred effect sizes. Consistency of statistical significance (whether both analyses yielded </w:t>
-      </w:r>
-      <w:r>
-        <w:rPr>
-          <w:rFonts w:ascii="Times New Roman" w:hAnsi="Times New Roman" w:cs="Times New Roman"/>
-          <w:i/>
-          <w:iCs/>
-        </w:rPr>
-        <w:t>P</w:t>
-      </w:r>
-      <w:r>
-        <w:rPr>
-          <w:rFonts w:ascii="Times New Roman" w:hAnsi="Times New Roman" w:cs="Times New Roman"/>
-        </w:rPr>
-        <w:t> &lt; 0.05 with the same direction of effect) was recorded as a binary indicator of inferential preservation.</w:t>
+        <w:t>The ultimate test of inference quality is whether it preserves epidemiological conclusions. We compared effect size estimates for urban–rural dietary differences computed using true labels versus imputed labels (under 30% simulated missingness). For each macronutrient feature, we calculated the mean difference between Urban and Rural categories, Cohen's  as a standardised effect size measure, and associated P-values from independent samples t-tests. Bias was quantified as the absolute and relative difference between true and inferred effect sizes. Consistency of statistical significance (whether both analyses yielded P &lt; 0.05 with the same direction of effect) was recorded as a binary indicator of inferential preservation.</w:t>
       </w:r>
     </w:p>
     <w:p>
@@ -4699,12 +4601,20 @@
     </w:p>
     <w:p>
       <w:pPr>
-        <w:rPr>
-          <w:rFonts w:ascii="Times New Roman" w:hAnsi="Times New Roman" w:cs="Times New Roman"/>
-        </w:rPr>
-      </w:pPr>
-      <w:r>
-        <w:t>Under 30% simulated missingness, the proposed framework achieved three-class accuracy 0.786 and macro-F1 0.770 (Table 3). It is important to note that Transitional accuracy is partially definitional due to the FatER-based label construction; therefore, the remainder of this section focuses on the binary administrative discrimination task (Rural vs. Urban), which avoids circularity.</w:t>
+        <w:spacing w:after="120"/>
+      </w:pPr>
+      <w:r>
+        <w:t>Note on Table 2. Under the T2-plus-overlay definition, Rural excludes FatER ∈ [23%, 30%] but still includes administrative rural observations with FatER &gt; 30% (urbanised diets) and FatER &lt; 23%. Consequently the Rural FatER mean can sit near 0.25 without any Rural observation lying inside the transitional band; the mean reflects a mixture of traditional and urbanised rural diets, not definitional leakage of the transitional stratum.</w:t>
+      </w:r>
+    </w:p>
+    <w:p>
+      <w:pPr>
+        <w:rPr>
+          <w:rFonts w:ascii="Times New Roman" w:hAnsi="Times New Roman" w:cs="Times New Roman"/>
+        </w:rPr>
+      </w:pPr>
+      <w:r>
+        <w:t>Under 30% simulated missingness, the proposed framework achieved three-class accuracy 0.786 and macro-F1 0.770 (Table 3). It is important to note that Transitional accuracy is substantially definitional due to the FatER-based label construction; therefore, the remainder of this section focuses on the binary administrative discrimination task (Rural vs. Urban), which avoids circularity.</w:t>
       </w:r>
     </w:p>
     <w:p>
@@ -4724,24 +4634,7 @@
         </w:rPr>
       </w:pPr>
       <w:r>
-        <w:rPr>
-          <w:rFonts w:ascii="Times New Roman" w:hAnsi="Times New Roman" w:cs="Times New Roman"/>
-          <w:b/>
-          <w:bCs/>
-        </w:rPr>
-        <w:t xml:space="preserve">Table 3. </w:t>
-      </w:r>
-      <w:r>
-        <w:rPr>
-          <w:rFonts w:ascii="Times New Roman" w:hAnsi="Times New Roman" w:cs="Times New Roman"/>
-        </w:rPr>
-        <w:t>Inference</w:t>
-      </w:r>
-      <w:r>
-        <w:rPr>
-          <w:rFonts w:ascii="Times New Roman" w:hAnsi="Times New Roman" w:cs="Times New Roman"/>
-        </w:rPr>
-        <w:t xml:space="preserve"> Performance Comparison (30% Missing Rate)</w:t>
+        <w:t>Table 3. Inference Performance Comparison (30% Missing Rate) Note: Transitional accuracy is substantially definitional (FatER-threshold overlay).</w:t>
       </w:r>
     </w:p>
     <w:tbl>
@@ -5864,30 +5757,7 @@
         </w:rPr>
       </w:pPr>
       <w:r>
-        <w:rPr>
-          <w:rFonts w:ascii="Times New Roman" w:hAnsi="Times New Roman" w:cs="Times New Roman"/>
-          <w:b/>
-          <w:bCs/>
-        </w:rPr>
-        <w:t xml:space="preserve">Table 4. </w:t>
-      </w:r>
-      <w:r>
-        <w:rPr>
-          <w:rFonts w:ascii="Times New Roman" w:hAnsi="Times New Roman" w:cs="Times New Roman"/>
-        </w:rPr>
-        <w:t xml:space="preserve">Category-Specific </w:t>
-      </w:r>
-      <w:r>
-        <w:rPr>
-          <w:rFonts w:ascii="Times New Roman" w:hAnsi="Times New Roman" w:cs="Times New Roman"/>
-        </w:rPr>
-        <w:t xml:space="preserve">Inference </w:t>
-      </w:r>
-      <w:r>
-        <w:rPr>
-          <w:rFonts w:ascii="Times New Roman" w:hAnsi="Times New Roman" w:cs="Times New Roman"/>
-        </w:rPr>
-        <w:t>Accuracy (30% Missing Rate)</w:t>
+        <w:t>Table 4. Category-Specific Inference Accuracy (30% Missing Rate) Note: Transitional accuracy is substantially definitional (FatER-threshold overlay).</w:t>
       </w:r>
     </w:p>
     <w:tbl>
@@ -6808,7 +6678,23 @@
         <w:spacing w:after="120"/>
       </w:pPr>
       <w:r>
-        <w:t>Threshold fragility of the three-class descriptive labels. Varying the transitional FatER band changed three-class accuracy sharply: under the default band [0.23, 0.30] accuracy was 0.782, whereas widening to [0.25, 0.32] reduced accuracy to 0.679 (Supplementary Table S9). This instability shows that hard thresholds on a predictor used to define an outcome render multi-class accuracy an unreliable headline metric. Accordingly, primary conclusions rest on the binary T2 Rural/Urban task (masked accuracy 0.716; Supplementary Table S7).</w:t>
+        <w:t>Selection implications of the binary primary task. Excluding Transitional observations (FatER 23–30%) removes the dietary overlap region between administrative Rural and Urban profiles and can inflate apparent separability. Under 30% MCAR masking, primary binary accuracy was 0.728 (n=15,790). When Transitional labels were retained but collapsed to binary using true T2, masked accuracy remained similar (0.721; n=20,386). Random 50/50 assignment of Transitional labels reduced accuracy to 0.667 (Supplementary Table S11). Thus the headline binary figure should be interpreted as performance on the non-overlap administrative stratum; external validity to populations that retain transitional diets requires the T2-collapse or noise-injection benchmarks, not the exclusion-only estimate alone.</w:t>
+      </w:r>
+    </w:p>
+    <w:p>
+      <w:pPr>
+        <w:spacing w:after="120"/>
+      </w:pPr>
+      <w:r>
+        <w:t>MAR propensity slope sensitivity. Holding the realised missing rate near 30%, we varied β₁ ∈ {1.0, 1.5, 2.0, 2.5}. Proposed three-class masked accuracy declined monotonically from 0.741 (β₁=1.0) to 0.701 (β₁=2.5) (Supplementary Table S12). The primary choice β₁=2.0 (accuracy 0.709) is therefore a mid-range stress test of FatER-dependent missingness rather than a uniquely optimised value; empirical calibration of β₁ to external incomplete surveys remains future work when such incomplete labels exist.</w:t>
+      </w:r>
+    </w:p>
+    <w:p>
+      <w:pPr>
+        <w:spacing w:after="120"/>
+      </w:pPr>
+      <w:r>
+        <w:t>Threshold fragility of the three-class descriptive labels. Varying the transitional FatER band changed three-class accuracy sharply: under the default band [0.23, 0.30] accuracy was 0.782, whereas widening to [0.25, 0.32] reduced accuracy to 0.679 (Supplementary Table S9). This large swing, driven solely by a 2-percentage-point shift in a threshold applied to a predictor variable, renders the three-class accuracy fundamentally non-interpretable as a measure of model performance and provides the decisive justification for focusing all primary conclusions on the binary Rural/Urban task (masked accuracy 0.716; Supplementary Table S7).</w:t>
       </w:r>
     </w:p>
     <w:p>
@@ -10470,7 +10356,7 @@
         </w:rPr>
       </w:pPr>
       <w:r>
-        <w:t>Analyses using imputed labels preserved the direction and statistical significance of urban–rural differences across all dietary indicators (Table 8; Figure 5). Cohen's d was moderately inflated (25% relative increase on average) when using imputed labels, because Transitional observations were assigned to Rural or Urban groups, sharpening group contrasts. Statistical significance was preserved in all cases; imputed labels are better suited to descriptive comparisons or covariate adjustment than standalone effect estimation.</w:t>
+        <w:t>Analyses using imputed labels preserved the direction and statistical significance of urban–rural differences across all dietary indicators (Table 8; Figure 5). Cohen's d was moderately inflated (25% relative increase on average) when using imputed labels, because Transitional observations were assigned to Rural or Urban groups, sharpening group contrasts. In measurement-error terms, this behaves like non-differential misclassification of the contextual exposure with respect to the dietary outcomes: reassignment changes group means and increases between-group separation, thereby inflating effect sizes even when outcome measurement is unchanged. Statistical significance was preserved in all cases; imputed labels are better suited to descriptive comparisons or covariate adjustment than standalone effect estimation.</w:t>
       </w:r>
     </w:p>
     <w:p>
@@ -11670,6 +11556,14 @@
     </w:p>
     <w:p>
       <w:pPr>
+        <w:spacing w:after="120"/>
+      </w:pPr>
+      <w:r>
+        <w:t>Hyperparameter stability. Perturbing max_depth ∈ {3,4,5}, learning_rate ∈ {0.04,0.05,0.06}, and subsample ∈ {0.72,0.90,1.00} (28 settings) yielded mean masked accuracy 0.782 (SD 0.001); the largest absolute deviation from the baseline configuration was 0.29 percentage points (Supplementary Table S13). Within this neighbourhood, performance is stable for protocol reuse.</w:t>
+      </w:r>
+    </w:p>
+    <w:p>
+      <w:pPr>
         <w:pStyle w:val="3"/>
       </w:pPr>
       <w:r>
@@ -11703,7 +11597,7 @@
         </w:rPr>
       </w:pPr>
       <w:r>
-        <w:t>Leave-one-province-out validation demonstrated spatial generalisability, with mean accuracy 0.737 (SD 0.052) across provinces (Supplementary Table S3). Rural and Urban category-specific accuracy remained stable across missing rates (Rural ≈ 0.87–0.89; Urban ≈ 0.41–0.43; Supplementary Table S5); Transitional accuracy is omitted from Table S5 because of partial definitional overlap with FatER.</w:t>
+        <w:t>Leave-one-province-out validation demonstrated spatial generalisability, with mean accuracy 0.737 (SD 0.052) across provinces (Supplementary Table S3). Rural and Urban category-specific accuracy remained stable across missing rates (Rural ≈ 0.87–0.89; Urban ≈ 0.41–0.43; Supplementary Table S5); Transitional accuracy is omitted from Table S5 because of substantial definitional overlap with FatER.</w:t>
       </w:r>
     </w:p>
     <w:p>
@@ -11813,7 +11707,23 @@
         <w:spacing w:after="120"/>
       </w:pPr>
       <w:r>
-        <w:t>Protocol application guide. Researchers adapting this blueprint to another survey should: (i) choose a reference cohort with complete contextual labels for internal validation; (ii) specify MCAR masking rates matching expected incompleteness and at least one MAR mechanism tied to observed covariates with reported propensity coefficients; (iii) pre-declare a primary estimand that is not defined by the same features used as predictors (prefer administrative or external labels for the primary task); (iv) evaluate both predictive metrics and at least one downstream target parameter (e.g., an adjusted exposure coefficient) under true versus imputed labels; (v) assess temporal and/or spatial holdout generalisability; and (vi) report calibration if probabilities will be reused as weights or multiple-imputation draws. Hyperparameters and comparator imputation methods can be swapped without changing the protocol skeleton.</w:t>
+        <w:t>Temporal transportability is not flat. Leave-one-year-out accuracy peaked near 1993 (0.795) and declined to 0.740 when 2011 was held out (Table 6)—about a 5.5 percentage-point drop—despite an acceptable overall mean. This pattern indicates mild temporal drift: dietary–residence associations evolve, so applications to newer waves should retrain on recent labelled cohorts or use time-adaptive reweighting rather than freezing a single historical model.</w:t>
+      </w:r>
+    </w:p>
+    <w:p>
+      <w:pPr>
+        <w:spacing w:after="120"/>
+      </w:pPr>
+      <w:r>
+        <w:t>Downstream effect preservation in the main text emphasises unadjusted Cohen's d (Table 8) for transparency with prior descriptive contrasts. Covariate-adjusted Urban coefficients (Year + Province; Supplementary Table S10) showed similar directional preservation with relative coefficient change of 25% for FatER. Because age and sex are unavailable in this extract, these adjusted results do not replace age–sex–adjusted epidemiological practice; they demonstrate protocol behaviour under the richest adjustment set available here.</w:t>
+      </w:r>
+    </w:p>
+    <w:p>
+      <w:pPr>
+        <w:spacing w:after="120"/>
+      </w:pPr>
+      <w:r>
+        <w:t>Protocol application guide. Researchers adapting this blueprint to another survey should: (i) choose a reference cohort with complete contextual labels for internal validation; (ii) specify MCAR masking rates matching expected incompleteness and at least one MAR mechanism tied to observed covariates with reported propensity coefficients, and report the resulting realized missing rate alongside the propensity coefficient (e.g., β₁ = 2.0 yielded a realized rate of 30%); (iii) pre-declare a primary estimand that is not defined by the same features used as predictors—external or administrative labels are strongly preferred as the primary target variable to minimise definitional overlap of the kind encountered when transitional strata are thresholded on predictors; (iv) evaluate both predictive metrics and at least one downstream target parameter (e.g., an adjusted exposure coefficient) under true versus imputed labels; (v) assess temporal and/or spatial holdout generalisability; and (vi) report calibration if probabilities will be reused as weights or multiple-imputation draws. Hyperparameters and comparator imputation methods can be swapped without changing the protocol skeleton.</w:t>
       </w:r>
     </w:p>
     <w:p>
@@ -11821,7 +11731,10 @@
         <w:pStyle w:val="3"/>
       </w:pPr>
       <w:r>
-        <w:t>### Strengths</w:t>
+        <w:rPr>
+          <w:b/>
+        </w:rPr>
+        <w:t>Strengths</w:t>
       </w:r>
     </w:p>
     <w:p>
@@ -11836,7 +11749,10 @@
     </w:p>
     <w:p>
       <w:r>
-        <w:t>### Limitations</w:t>
+        <w:rPr>
+          <w:b/>
+        </w:rPr>
+        <w:t>Limitations</w:t>
       </w:r>
     </w:p>
     <w:p>
@@ -11856,16 +11772,6 @@
         </w:rPr>
       </w:pPr>
       <w:r>
-        <w:t>Second, the framework was developed using data from a single country. Although internal validation suggests robustness across time and regions within China, external validation in other populations is needed.</w:t>
-      </w:r>
-    </w:p>
-    <w:p>
-      <w:pPr>
-        <w:rPr>
-          <w:rFonts w:ascii="Times New Roman" w:hAnsi="Times New Roman" w:cs="Times New Roman"/>
-        </w:rPr>
-      </w:pPr>
-      <w:r>
         <w:rPr>
           <w:rFonts w:ascii="Times New Roman" w:hAnsi="Times New Roman" w:cs="Times New Roman"/>
         </w:rPr>
@@ -11892,7 +11798,7 @@
         </w:rPr>
       </w:pPr>
       <w:r>
-        <w:t>Inferred labels are probabilistic proxies for contextual strata when labels are missing; they should not be treated as administrative substitutes when official classifications are available.</w:t>
+        <w:t>Imputed labels are probabilistic proxies for contextual strata when labels are missing; they should not be treated as administrative substitutes when official classifications are available.</w:t>
       </w:r>
     </w:p>
     <w:p>
